--- a/zht/docx/116.content.docx
+++ b/zht/docx/116.content.docx
@@ -149,27 +149,7 @@
         <w:rPr>
           <w:lang w:val="zh_TW" w:bidi="zh_TW"/>
         </w:rPr>
-        <w:t>tu</w:t>
-      </w:r>
-      <w:r>
-        <w:rPr>
-          <w:lang w:val="zh_TW" w:bidi="zh_TW"/>
-        </w:rPr>
-      </w:r>
-    </w:p>
-    <w:p>
-      <w:pPr/>
-      <w:r>
-        <w:rPr>
-          <w:lang w:val="zh_TW" w:bidi="zh_TW"/>
-        </w:rPr>
-      </w:r>
-      <w:r>
-        <w:rPr>
-          <w:i/>
-          <w:lang w:val="zh_TW" w:bidi="zh_TW"/>
-        </w:rPr>
-        <w:t>土地</w:t>
+        <w:t>shang</w:t>
       </w:r>
       <w:r>
         <w:rPr>
@@ -232,7 +212,7 @@
         <w:rPr>
           <w:lang w:val="zh_TW" w:bidi="zh_TW"/>
         </w:rPr>
-        <w:t>土地</w:t>
+        <w:t>商人</w:t>
       </w:r>
       <w:r>
         <w:rPr>
@@ -251,21 +231,7 @@
         <w:rPr>
           <w:lang w:val="zh_TW" w:bidi="zh_TW"/>
         </w:rPr>
-        <w:t>人與土地的關係是舊約聖經中的重要主題。在創世記裡，地與旱地被造，成為人居住並與神相交的地方。人被賦予管理大地、治理動物的任務，好使自己的需要得以滿足，並將榮耀歸給造物主。然而，自從人墮落之後，他們不僅與神和彼此隔絕，也與他們所居住的土地隔絕。他們被趕出伊甸園，大地也受咒詛。他們不得不汗流滿面地勞苦，才能制服土地並維持生計，因為收成被荊棘和蒺藜所阻。</w:t>
-      </w:r>
-    </w:p>
-    <w:p>
-      <w:pPr/>
-      <w:r>
-        <w:rPr>
-          <w:lang w:val="zh_TW" w:bidi="zh_TW"/>
-        </w:rPr>
-      </w:r>
-      <w:r>
-        <w:rPr>
-          <w:lang w:val="zh_TW" w:bidi="zh_TW"/>
-        </w:rPr>
-        <w:t>該隱殺了他的弟弟之後，受到刑罰，要承受更嚴重的土地咒詛。神告訴他，即使他辛苦勞作，土地也不會為他效力，迫使他漂流無定。該隱失去永久的居所，被剝奪享受安息與昌盛的機會。該隱因為犯罪，無法實現他對「歸屬之地」的渴望。（</w:t>
+        <w:t>為了獲利而從事貨物買賣的人。人們早期使用以物易物的貿易制度，後來逐漸演變成由專業商人促成貨物的交換。起初，人們以銀子作為支付方式（</w:t>
       </w:r>
       <w:hyperlink r:id="rId13">
         <w:r>
@@ -276,28 +242,14 @@
             <w:color w:val="0000EE"/>
             <w:u w:val="single"/>
           </w:rPr>
-          <w:t>創4:12</w:t>
+          <w:t>創23:16</w:t>
         </w:r>
       </w:hyperlink>
       <w:r>
         <w:rPr>
           <w:lang w:val="zh_TW" w:bidi="zh_TW"/>
         </w:rPr>
-        <w:t>）。</w:t>
-      </w:r>
-    </w:p>
-    <w:p>
-      <w:pPr/>
-      <w:r>
-        <w:rPr>
-          <w:lang w:val="zh_TW" w:bidi="zh_TW"/>
-        </w:rPr>
-      </w:r>
-      <w:r>
-        <w:rPr>
-          <w:lang w:val="zh_TW" w:bidi="zh_TW"/>
-        </w:rPr>
-        <w:t>洪水之後，神因著審判極其邪惡的人而毀滅世界，但人又再一次惹動神的忿怒；人建造巴別塔，是要在不依靠神的情況下高舉人的能力。於是神介入，使人的語言混亂，並「使眾人分散在全地上」（</w:t>
+        <w:t>），之後又發展為使用錢幣或其它交換媒介。商人既在本地交易，也跟列邦貿易往來，他們與亞蘭人（</w:t>
       </w:r>
       <w:hyperlink r:id="rId14">
         <w:r>
@@ -308,14 +260,14 @@
             <w:color w:val="0000EE"/>
             <w:u w:val="single"/>
           </w:rPr>
-          <w:t>11:9</w:t>
+          <w:t>王上20:34</w:t>
         </w:r>
       </w:hyperlink>
       <w:r>
         <w:rPr>
           <w:lang w:val="zh_TW" w:bidi="zh_TW"/>
         </w:rPr>
-        <w:t>）。</w:t>
+        <w:t>；</w:t>
       </w:r>
       <w:hyperlink r:id="rId15">
         <w:r>
@@ -326,39 +278,14 @@
             <w:color w:val="0000EE"/>
             <w:u w:val="single"/>
           </w:rPr>
-          <w:t>創世記一至十一章</w:t>
+          <w:t>結27:16–18</w:t>
         </w:r>
       </w:hyperlink>
       <w:r>
         <w:rPr>
           <w:lang w:val="zh_TW" w:bidi="zh_TW"/>
         </w:rPr>
-        <w:t>的敘事呈現出一個連續的脈絡：人因著罪與悖逆，不斷失去土地，並承受隨之而來的匱乏。</w:t>
-      </w:r>
-    </w:p>
-    <w:p>
-      <w:pPr>
-        <w:pStyle w:val="Heading3"/>
-      </w:pPr>
-      <w:r>
-        <w:rPr>
-          <w:lang w:val="zh_TW" w:bidi="zh_TW"/>
-        </w:rPr>
-        <w:t>土地與亞伯拉罕之約</w:t>
-      </w:r>
-    </w:p>
-    <w:p>
-      <w:pPr/>
-      <w:r>
-        <w:rPr>
-          <w:lang w:val="zh_TW" w:bidi="zh_TW"/>
-        </w:rPr>
-      </w:r>
-      <w:r>
-        <w:rPr>
-          <w:lang w:val="zh_TW" w:bidi="zh_TW"/>
-        </w:rPr>
-        <w:t>在亞伯拉罕的時代，神介入人類歷史，為一群分別出來歸於自己的人，預備一個特別的家園。在這裡，聖經中首次提到應許之地的主題。神對亞伯拉罕說：「你要離開本地、本族、父家，往我所要指示你的地去。我必叫你成為大國」（</w:t>
+        <w:t>）、迦南人和腓尼基人（</w:t>
       </w:r>
       <w:hyperlink r:id="rId16">
         <w:r>
@@ -369,14 +296,32 @@
             <w:color w:val="0000EE"/>
             <w:u w:val="single"/>
           </w:rPr>
-          <w:t>創12:1–2</w:t>
+          <w:t>賽23:2</w:t>
         </w:r>
       </w:hyperlink>
       <w:r>
         <w:rPr>
           <w:lang w:val="zh_TW" w:bidi="zh_TW"/>
         </w:rPr>
-        <w:t>）。這個應許在</w:t>
+        <w:t>、</w:t>
+      </w:r>
+      <w:hyperlink r:id="rId16">
+        <w:r>
+          <w:rPr>
+            <w:lang w:val="zh_TW" w:bidi="zh_TW"/>
+          </w:rPr>
+          <w:rPr>
+            <w:color w:val="0000EE"/>
+            <w:u w:val="single"/>
+          </w:rPr>
+          <w:t>8</w:t>
+        </w:r>
+      </w:hyperlink>
+      <w:r>
+        <w:rPr>
+          <w:lang w:val="zh_TW" w:bidi="zh_TW"/>
+        </w:rPr>
+        <w:t>）、亞述人（</w:t>
       </w:r>
       <w:hyperlink r:id="rId17">
         <w:r>
@@ -387,14 +332,14 @@
             <w:color w:val="0000EE"/>
             <w:u w:val="single"/>
           </w:rPr>
-          <w:t>創十二章7節</w:t>
+          <w:t>鴻3:16</w:t>
         </w:r>
       </w:hyperlink>
       <w:r>
         <w:rPr>
           <w:lang w:val="zh_TW" w:bidi="zh_TW"/>
         </w:rPr>
-        <w:t>，</w:t>
+        <w:t>）、巴比倫人、波斯人、希臘人和羅馬人交易。有些商人會遠行各地營商（</w:t>
       </w:r>
       <w:hyperlink r:id="rId18">
         <w:r>
@@ -405,14 +350,14 @@
             <w:color w:val="0000EE"/>
             <w:u w:val="single"/>
           </w:rPr>
-          <w:t>十三章14至18節</w:t>
+          <w:t>尼13:16–20</w:t>
         </w:r>
       </w:hyperlink>
       <w:r>
         <w:rPr>
           <w:lang w:val="zh_TW" w:bidi="zh_TW"/>
         </w:rPr>
-        <w:t>，</w:t>
+        <w:t>）。居於曠野的族群則以商隊形式，在多處地方販賣他們的貨物（</w:t>
       </w:r>
       <w:hyperlink r:id="rId19">
         <w:r>
@@ -423,7 +368,25 @@
             <w:color w:val="0000EE"/>
             <w:u w:val="single"/>
           </w:rPr>
-          <w:t>十五章7至21節</w:t>
+          <w:t>結27:15</w:t>
+        </w:r>
+      </w:hyperlink>
+      <w:r>
+        <w:rPr>
+          <w:lang w:val="zh_TW" w:bidi="zh_TW"/>
+        </w:rPr>
+        <w:t>、</w:t>
+      </w:r>
+      <w:hyperlink r:id="rId19">
+        <w:r>
+          <w:rPr>
+            <w:lang w:val="zh_TW" w:bidi="zh_TW"/>
+          </w:rPr>
+          <w:rPr>
+            <w:color w:val="0000EE"/>
+            <w:u w:val="single"/>
+          </w:rPr>
+          <w:t>20–23</w:t>
         </w:r>
       </w:hyperlink>
       <w:r>
@@ -441,14 +404,32 @@
             <w:color w:val="0000EE"/>
             <w:u w:val="single"/>
           </w:rPr>
-          <w:t>十七章7至8節</w:t>
+          <w:t>38:13</w:t>
         </w:r>
       </w:hyperlink>
       <w:r>
         <w:rPr>
           <w:lang w:val="zh_TW" w:bidi="zh_TW"/>
         </w:rPr>
-        <w:t>中進一步擴展。神告訴亞伯拉罕，他的後裔要以迦南地「永遠為業」（</w:t>
+        <w:t>）。商人通常在市集進行買賣，也會設立店鋪經營交易（</w:t>
+      </w:r>
+      <w:hyperlink r:id="rId14">
+        <w:r>
+          <w:rPr>
+            <w:lang w:val="zh_TW" w:bidi="zh_TW"/>
+          </w:rPr>
+          <w:rPr>
+            <w:color w:val="0000EE"/>
+            <w:u w:val="single"/>
+          </w:rPr>
+          <w:t>王上20:34</w:t>
+        </w:r>
+      </w:hyperlink>
+      <w:r>
+        <w:rPr>
+          <w:lang w:val="zh_TW" w:bidi="zh_TW"/>
+        </w:rPr>
+        <w:t>；</w:t>
       </w:r>
       <w:hyperlink r:id="rId21">
         <w:r>
@@ -459,28 +440,14 @@
             <w:color w:val="0000EE"/>
             <w:u w:val="single"/>
           </w:rPr>
-          <w:t>17:8</w:t>
+          <w:t>尼3:31</w:t>
         </w:r>
       </w:hyperlink>
       <w:r>
         <w:rPr>
           <w:lang w:val="zh_TW" w:bidi="zh_TW"/>
         </w:rPr>
-        <w:t>）。</w:t>
-      </w:r>
-    </w:p>
-    <w:p>
-      <w:pPr/>
-      <w:r>
-        <w:rPr>
-          <w:lang w:val="zh_TW" w:bidi="zh_TW"/>
-        </w:rPr>
-      </w:r>
-      <w:r>
-        <w:rPr>
-          <w:lang w:val="zh_TW" w:bidi="zh_TW"/>
-        </w:rPr>
-        <w:t>舊約聖經的敘事隨後追溯亞伯拉罕的後裔，經由以撒和雅各，並記載雅各的家族遷往埃及，在那裡大約經過四百年，他們成為強大而人數眾多的民族。在這段時期，神再次重申關於迦南地要歸屬的應許（</w:t>
+        <w:t>，</w:t>
       </w:r>
       <w:hyperlink r:id="rId22">
         <w:r>
@@ -491,9 +458,15 @@
             <w:color w:val="0000EE"/>
             <w:u w:val="single"/>
           </w:rPr>
-          <w:t>創28:15，</w:t>
+          <w:t>13:19–20</w:t>
         </w:r>
       </w:hyperlink>
+      <w:r>
+        <w:rPr>
+          <w:lang w:val="zh_TW" w:bidi="zh_TW"/>
+        </w:rPr>
+        <w:t>）。貨物則會存放在庫房中（</w:t>
+      </w:r>
       <w:hyperlink r:id="rId23">
         <w:r>
           <w:rPr>
@@ -503,9 +476,15 @@
             <w:color w:val="0000EE"/>
             <w:u w:val="single"/>
           </w:rPr>
-          <w:t>35:11–12，</w:t>
+          <w:t>創41:49</w:t>
         </w:r>
       </w:hyperlink>
+      <w:r>
+        <w:rPr>
+          <w:lang w:val="zh_TW" w:bidi="zh_TW"/>
+        </w:rPr>
+        <w:t>；</w:t>
+      </w:r>
       <w:hyperlink r:id="rId24">
         <w:r>
           <w:rPr>
@@ -515,9 +494,15 @@
             <w:color w:val="0000EE"/>
             <w:u w:val="single"/>
           </w:rPr>
-          <w:t>46:3–4，</w:t>
+          <w:t>王上9:19</w:t>
         </w:r>
       </w:hyperlink>
+      <w:r>
+        <w:rPr>
+          <w:lang w:val="zh_TW" w:bidi="zh_TW"/>
+        </w:rPr>
+        <w:t>）。雅各的眾子曾在埃及通商（</w:t>
+      </w:r>
       <w:hyperlink r:id="rId25">
         <w:r>
           <w:rPr>
@@ -527,39 +512,14 @@
             <w:color w:val="0000EE"/>
             <w:u w:val="single"/>
           </w:rPr>
-          <w:t>50:24</w:t>
+          <w:t>創43:11</w:t>
         </w:r>
       </w:hyperlink>
       <w:r>
         <w:rPr>
           <w:lang w:val="zh_TW" w:bidi="zh_TW"/>
         </w:rPr>
-        <w:t>），並且不斷擺在亞伯拉罕後裔面前，作為神立約應許中不可或缺的一部分。</w:t>
-      </w:r>
-    </w:p>
-    <w:p>
-      <w:pPr>
-        <w:pStyle w:val="Heading3"/>
-      </w:pPr>
-      <w:r>
-        <w:rPr>
-          <w:lang w:val="zh_TW" w:bidi="zh_TW"/>
-        </w:rPr>
-        <w:t>土地與摩西之約</w:t>
-      </w:r>
-    </w:p>
-    <w:p>
-      <w:pPr/>
-      <w:r>
-        <w:rPr>
-          <w:lang w:val="zh_TW" w:bidi="zh_TW"/>
-        </w:rPr>
-      </w:r>
-      <w:r>
-        <w:rPr>
-          <w:lang w:val="zh_TW" w:bidi="zh_TW"/>
-        </w:rPr>
-        <w:t>當神呼召摩西帶領以色列人出埃及時，祂將摩西的使命與祂對列祖成就的應許連繫在一起：「我也記念我的約……我要以你們為我的百姓，我也要作你們的神……我起誓應許給亞伯拉罕、以撒、雅各的那地，我要把你們領進去，將那地賜給你們為業」（</w:t>
+        <w:t>）。所羅門作王的時代，貿易活動大大擴展（</w:t>
       </w:r>
       <w:hyperlink r:id="rId26">
         <w:r>
@@ -570,14 +530,14 @@
             <w:color w:val="0000EE"/>
             <w:u w:val="single"/>
           </w:rPr>
-          <w:t>出6:5–8</w:t>
+          <w:t>王上9:26–27</w:t>
         </w:r>
       </w:hyperlink>
       <w:r>
         <w:rPr>
           <w:lang w:val="zh_TW" w:bidi="zh_TW"/>
         </w:rPr>
-        <w:t>）。神拯救以色列人出埃及，有兩個原因：第一，是要以色列人在西奈山成為神的約民；第二，是要以色列人承受神應許他們列祖的地。然而，至關重要的是，隨著摩西之約的建立，以色列人能否繼續擁有那地，已取決於他們是否順服。如果以色列人違背約中的義務，他們就要招來咒詛，其中最嚴厲的，便是被趕逐出應許之地（</w:t>
+        <w:t>，</w:t>
       </w:r>
       <w:hyperlink r:id="rId27">
         <w:r>
@@ -588,14 +548,14 @@
             <w:color w:val="0000EE"/>
             <w:u w:val="single"/>
           </w:rPr>
-          <w:t>利26:32–33</w:t>
+          <w:t>10:28</w:t>
         </w:r>
       </w:hyperlink>
       <w:r>
         <w:rPr>
           <w:lang w:val="zh_TW" w:bidi="zh_TW"/>
         </w:rPr>
-        <w:t>）。這並不表示神會完全或永遠棄絕祂的百姓與那地，因為神也應許說，當祂的百姓悔改時，「我就要記念我與雅各所立的約……並要記念這地」（</w:t>
+        <w:t>）。猶大人在被擄期間，於巴比倫地參與貿易活動，並且有許多人後來沒有歸回巴勒斯坦。商人也在耶路撒冷協助尼希米重建城牆（</w:t>
       </w:r>
       <w:hyperlink r:id="rId28">
         <w:r>
@@ -606,7 +566,7 @@
             <w:color w:val="0000EE"/>
             <w:u w:val="single"/>
           </w:rPr>
-          <w:t>利26:42</w:t>
+          <w:t>尼3:31–32</w:t>
         </w:r>
       </w:hyperlink>
       <w:r>
@@ -614,633 +574,6 @@
           <w:lang w:val="zh_TW" w:bidi="zh_TW"/>
         </w:rPr>
         <w:t>）。</w:t>
-      </w:r>
-    </w:p>
-    <w:p>
-      <w:pPr/>
-      <w:r>
-        <w:rPr>
-          <w:lang w:val="zh_TW" w:bidi="zh_TW"/>
-        </w:rPr>
-      </w:r>
-      <w:r>
-        <w:rPr>
-          <w:lang w:val="zh_TW" w:bidi="zh_TW"/>
-        </w:rPr>
-        <w:t>在大衛作王期間，有關土地的應許至少已經部分應驗。雖然約書亞帶領百姓進入那地時，應許已經開始成就，但那時的疆界並未達到神對亞伯拉罕所應許的範圍（</w:t>
-      </w:r>
-      <w:hyperlink r:id="rId29">
-        <w:r>
-          <w:rPr>
-            <w:lang w:val="zh_TW" w:bidi="zh_TW"/>
-          </w:rPr>
-          <w:rPr>
-            <w:color w:val="0000EE"/>
-            <w:u w:val="single"/>
-          </w:rPr>
-          <w:t>創15:18</w:t>
-        </w:r>
-      </w:hyperlink>
-      <w:r>
-        <w:rPr>
-          <w:lang w:val="zh_TW" w:bidi="zh_TW"/>
-        </w:rPr>
-        <w:t>），而且許多已佔領的地方仍有舊居民的抵抗勢力（</w:t>
-      </w:r>
-      <w:hyperlink r:id="rId30">
-        <w:r>
-          <w:rPr>
-            <w:lang w:val="zh_TW" w:bidi="zh_TW"/>
-          </w:rPr>
-          <w:rPr>
-            <w:color w:val="0000EE"/>
-            <w:u w:val="single"/>
-          </w:rPr>
-          <w:t>書13:1–6</w:t>
-        </w:r>
-      </w:hyperlink>
-      <w:r>
-        <w:rPr>
-          <w:lang w:val="zh_TW" w:bidi="zh_TW"/>
-        </w:rPr>
-        <w:t>；</w:t>
-      </w:r>
-      <w:hyperlink r:id="rId31">
-        <w:r>
-          <w:rPr>
-            <w:lang w:val="zh_TW" w:bidi="zh_TW"/>
-          </w:rPr>
-          <w:rPr>
-            <w:color w:val="0000EE"/>
-            <w:u w:val="single"/>
-          </w:rPr>
-          <w:t>士1章</w:t>
-        </w:r>
-      </w:hyperlink>
-      <w:r>
-        <w:rPr>
-          <w:lang w:val="zh_TW" w:bidi="zh_TW"/>
-        </w:rPr>
-        <w:t>）。直到大衛的時代，他們才完全奪取這地，如同起初所應許的一樣。（</w:t>
-      </w:r>
-      <w:hyperlink r:id="rId32">
-        <w:r>
-          <w:rPr>
-            <w:lang w:val="zh_TW" w:bidi="zh_TW"/>
-          </w:rPr>
-          <w:rPr>
-            <w:color w:val="0000EE"/>
-            <w:u w:val="single"/>
-          </w:rPr>
-          <w:t>撒下8章</w:t>
-        </w:r>
-      </w:hyperlink>
-      <w:r>
-        <w:rPr>
-          <w:lang w:val="zh_TW" w:bidi="zh_TW"/>
-        </w:rPr>
-        <w:t>；</w:t>
-      </w:r>
-      <w:hyperlink r:id="rId33">
-        <w:r>
-          <w:rPr>
-            <w:lang w:val="zh_TW" w:bidi="zh_TW"/>
-          </w:rPr>
-          <w:rPr>
-            <w:color w:val="0000EE"/>
-            <w:u w:val="single"/>
-          </w:rPr>
-          <w:t>王上4:21、24</w:t>
-        </w:r>
-      </w:hyperlink>
-      <w:r>
-        <w:rPr>
-          <w:lang w:val="zh_TW" w:bidi="zh_TW"/>
-        </w:rPr>
-        <w:t>）。</w:t>
-      </w:r>
-    </w:p>
-    <w:p>
-      <w:pPr/>
-      <w:r>
-        <w:rPr>
-          <w:lang w:val="zh_TW" w:bidi="zh_TW"/>
-        </w:rPr>
-      </w:r>
-      <w:r>
-        <w:rPr>
-          <w:lang w:val="zh_TW" w:bidi="zh_TW"/>
-        </w:rPr>
-        <w:t>所羅門獻殿時，再一次強調君王要遵守律法，以及約中的順服與承受土地之間的關聯。（</w:t>
-      </w:r>
-      <w:hyperlink r:id="rId34">
-        <w:r>
-          <w:rPr>
-            <w:lang w:val="zh_TW" w:bidi="zh_TW"/>
-          </w:rPr>
-          <w:rPr>
-            <w:color w:val="0000EE"/>
-            <w:u w:val="single"/>
-          </w:rPr>
-          <w:t>王上9:4–9</w:t>
-        </w:r>
-      </w:hyperlink>
-      <w:r>
-        <w:rPr>
-          <w:lang w:val="zh_TW" w:bidi="zh_TW"/>
-        </w:rPr>
-        <w:t>）。百姓不順服神便會失去土地，也使聖殿毀壞。</w:t>
-      </w:r>
-    </w:p>
-    <w:p>
-      <w:pPr/>
-      <w:r>
-        <w:rPr>
-          <w:lang w:val="zh_TW" w:bidi="zh_TW"/>
-        </w:rPr>
-      </w:r>
-      <w:r>
-        <w:rPr>
-          <w:lang w:val="zh_TW" w:bidi="zh_TW"/>
-        </w:rPr>
-        <w:t>分裂王國時期的歷史，大多是百姓與君王共同背約的歷史。耶和華一再藉著先知警告他們，這樣的不順服只會導致被逐出那地，但他們充耳不聞（</w:t>
-      </w:r>
-      <w:hyperlink r:id="rId35">
-        <w:r>
-          <w:rPr>
-            <w:lang w:val="zh_TW" w:bidi="zh_TW"/>
-          </w:rPr>
-          <w:rPr>
-            <w:color w:val="0000EE"/>
-            <w:u w:val="single"/>
-          </w:rPr>
-          <w:t>賽6:11–12</w:t>
-        </w:r>
-      </w:hyperlink>
-      <w:r>
-        <w:rPr>
-          <w:lang w:val="zh_TW" w:bidi="zh_TW"/>
-        </w:rPr>
-        <w:t>；</w:t>
-      </w:r>
-      <w:hyperlink r:id="rId36">
-        <w:r>
-          <w:rPr>
-            <w:lang w:val="zh_TW" w:bidi="zh_TW"/>
-          </w:rPr>
-          <w:rPr>
-            <w:color w:val="0000EE"/>
-            <w:u w:val="single"/>
-          </w:rPr>
-          <w:t>摩5:27，</w:t>
-        </w:r>
-      </w:hyperlink>
-      <w:hyperlink r:id="rId37">
-        <w:r>
-          <w:rPr>
-            <w:lang w:val="zh_TW" w:bidi="zh_TW"/>
-          </w:rPr>
-          <w:rPr>
-            <w:color w:val="0000EE"/>
-            <w:u w:val="single"/>
-          </w:rPr>
-          <w:t>7:17</w:t>
-        </w:r>
-      </w:hyperlink>
-      <w:r>
-        <w:rPr>
-          <w:lang w:val="zh_TW" w:bidi="zh_TW"/>
-        </w:rPr>
-        <w:t>；</w:t>
-      </w:r>
-      <w:hyperlink r:id="rId38">
-        <w:r>
-          <w:rPr>
-            <w:lang w:val="zh_TW" w:bidi="zh_TW"/>
-          </w:rPr>
-          <w:rPr>
-            <w:color w:val="0000EE"/>
-            <w:u w:val="single"/>
-          </w:rPr>
-          <w:t>何9:17</w:t>
-        </w:r>
-      </w:hyperlink>
-      <w:r>
-        <w:rPr>
-          <w:lang w:val="zh_TW" w:bidi="zh_TW"/>
-        </w:rPr>
-        <w:t>）。君王一次又一次證明自己不配擔任這職分。</w:t>
-      </w:r>
-    </w:p>
-    <w:p>
-      <w:pPr/>
-      <w:r>
-        <w:rPr>
-          <w:lang w:val="zh_TW" w:bidi="zh_TW"/>
-        </w:rPr>
-      </w:r>
-      <w:r>
-        <w:rPr>
-          <w:lang w:val="zh_TW" w:bidi="zh_TW"/>
-        </w:rPr>
-        <w:t>當百姓執意行惡時，耶利米宣告尼布甲尼撒要成為耶和華的器皿，把他們趕出那地（</w:t>
-      </w:r>
-      <w:hyperlink r:id="rId39">
-        <w:r>
-          <w:rPr>
-            <w:lang w:val="zh_TW" w:bidi="zh_TW"/>
-          </w:rPr>
-          <w:rPr>
-            <w:color w:val="0000EE"/>
-            <w:u w:val="single"/>
-          </w:rPr>
-          <w:t>耶21:2，</w:t>
-        </w:r>
-      </w:hyperlink>
-      <w:hyperlink r:id="rId40">
-        <w:r>
-          <w:rPr>
-            <w:lang w:val="zh_TW" w:bidi="zh_TW"/>
-          </w:rPr>
-          <w:rPr>
-            <w:color w:val="0000EE"/>
-            <w:u w:val="single"/>
-          </w:rPr>
-          <w:t>22:25，</w:t>
-        </w:r>
-      </w:hyperlink>
-      <w:hyperlink r:id="rId41">
-        <w:r>
-          <w:rPr>
-            <w:lang w:val="zh_TW" w:bidi="zh_TW"/>
-          </w:rPr>
-          <w:rPr>
-            <w:color w:val="0000EE"/>
-            <w:u w:val="single"/>
-          </w:rPr>
-          <w:t>25:8–9，</w:t>
-        </w:r>
-      </w:hyperlink>
-      <w:hyperlink r:id="rId42">
-        <w:r>
-          <w:rPr>
-            <w:lang w:val="zh_TW" w:bidi="zh_TW"/>
-          </w:rPr>
-          <w:rPr>
-            <w:color w:val="0000EE"/>
-            <w:u w:val="single"/>
-          </w:rPr>
-          <w:t>27:6，</w:t>
-        </w:r>
-      </w:hyperlink>
-      <w:hyperlink r:id="rId43">
-        <w:r>
-          <w:rPr>
-            <w:lang w:val="zh_TW" w:bidi="zh_TW"/>
-          </w:rPr>
-          <w:rPr>
-            <w:color w:val="0000EE"/>
-            <w:u w:val="single"/>
-          </w:rPr>
-          <w:t>28:14，</w:t>
-        </w:r>
-      </w:hyperlink>
-      <w:hyperlink r:id="rId44">
-        <w:r>
-          <w:rPr>
-            <w:lang w:val="zh_TW" w:bidi="zh_TW"/>
-          </w:rPr>
-          <w:rPr>
-            <w:color w:val="0000EE"/>
-            <w:u w:val="single"/>
-          </w:rPr>
-          <w:t>29:21</w:t>
-        </w:r>
-      </w:hyperlink>
-      <w:r>
-        <w:rPr>
-          <w:lang w:val="zh_TW" w:bidi="zh_TW"/>
-        </w:rPr>
-        <w:t>）。然而，耶利米與其他先知也把眼光放在被擄以後，宣告將來會復興與歸回應許之地（</w:t>
-      </w:r>
-      <w:hyperlink r:id="rId45">
-        <w:r>
-          <w:rPr>
-            <w:lang w:val="zh_TW" w:bidi="zh_TW"/>
-          </w:rPr>
-          <w:rPr>
-            <w:color w:val="0000EE"/>
-            <w:u w:val="single"/>
-          </w:rPr>
-          <w:t>耶32:6–25</w:t>
-        </w:r>
-      </w:hyperlink>
-      <w:r>
-        <w:rPr>
-          <w:lang w:val="zh_TW" w:bidi="zh_TW"/>
-        </w:rPr>
-        <w:t>）。在歷史上，這些事實際成就於波斯王塞魯士大帝統治時期（公元前538年），並記載在以斯拉記和尼希米記中。</w:t>
-      </w:r>
-    </w:p>
-    <w:p>
-      <w:pPr/>
-      <w:r>
-        <w:rPr>
-          <w:lang w:val="zh_TW" w:bidi="zh_TW"/>
-        </w:rPr>
-      </w:r>
-      <w:r>
-        <w:rPr>
-          <w:lang w:val="zh_TW" w:bidi="zh_TW"/>
-        </w:rPr>
-        <w:t>在解釋時出現的難題，就是要尋找某些有關被擄歸回的預言，如何得到充分的應驗（參</w:t>
-      </w:r>
-      <w:hyperlink r:id="rId46">
-        <w:r>
-          <w:rPr>
-            <w:lang w:val="zh_TW" w:bidi="zh_TW"/>
-          </w:rPr>
-          <w:rPr>
-            <w:color w:val="0000EE"/>
-            <w:u w:val="single"/>
-          </w:rPr>
-          <w:t>結37章</w:t>
-        </w:r>
-      </w:hyperlink>
-      <w:r>
-        <w:rPr>
-          <w:lang w:val="zh_TW" w:bidi="zh_TW"/>
-        </w:rPr>
-        <w:t>；</w:t>
-      </w:r>
-      <w:hyperlink r:id="rId47">
-        <w:r>
-          <w:rPr>
-            <w:lang w:val="zh_TW" w:bidi="zh_TW"/>
-          </w:rPr>
-          <w:rPr>
-            <w:color w:val="0000EE"/>
-            <w:u w:val="single"/>
-          </w:rPr>
-          <w:t>摩9:14–15</w:t>
-        </w:r>
-      </w:hyperlink>
-      <w:r>
-        <w:rPr>
-          <w:lang w:val="zh_TW" w:bidi="zh_TW"/>
-        </w:rPr>
-        <w:t>），因為這些預言描繪的是在一位大衛後裔君王統治下，以色列將大大昌盛，並且永遠得享那地為業。兩約之間似乎並不能成為這些預言的合理應驗。</w:t>
-      </w:r>
-    </w:p>
-    <w:p>
-      <w:pPr>
-        <w:pStyle w:val="Heading3"/>
-      </w:pPr>
-      <w:r>
-        <w:rPr>
-          <w:lang w:val="zh_TW" w:bidi="zh_TW"/>
-        </w:rPr>
-        <w:t>土地與新約</w:t>
-      </w:r>
-    </w:p>
-    <w:p>
-      <w:pPr/>
-      <w:r>
-        <w:rPr>
-          <w:lang w:val="zh_TW" w:bidi="zh_TW"/>
-        </w:rPr>
-      </w:r>
-      <w:r>
-        <w:rPr>
-          <w:lang w:val="zh_TW" w:bidi="zh_TW"/>
-        </w:rPr>
-        <w:t>在新約聖經裡，「土地」的主題不再那麼突出，並且多半被賦予屬靈的象徵意義。希伯來書的作者暗示，亞伯拉罕明白這土地的應許並不只是地理上的成就，而是指向更高且更令人滿足的天家。亞伯拉看透了世界上一切事物的不完全與暫時性，所以眼光超越了土地應許在今世的成就，仰望那有根基的城，就是神所經營所建造的（</w:t>
-      </w:r>
-      <w:hyperlink r:id="rId48">
-        <w:r>
-          <w:rPr>
-            <w:lang w:val="zh_TW" w:bidi="zh_TW"/>
-          </w:rPr>
-          <w:rPr>
-            <w:color w:val="0000EE"/>
-            <w:u w:val="single"/>
-          </w:rPr>
-          <w:t>來11:10</w:t>
-        </w:r>
-      </w:hyperlink>
-      <w:r>
-        <w:rPr>
-          <w:lang w:val="zh_TW" w:bidi="zh_TW"/>
-        </w:rPr>
-        <w:t>），並且尋求一個「更美的家鄉，就是在天上的」（</w:t>
-      </w:r>
-      <w:hyperlink r:id="rId49">
-        <w:r>
-          <w:rPr>
-            <w:lang w:val="zh_TW" w:bidi="zh_TW"/>
-          </w:rPr>
-          <w:rPr>
-            <w:color w:val="0000EE"/>
-            <w:u w:val="single"/>
-          </w:rPr>
-          <w:t>16節</w:t>
-        </w:r>
-      </w:hyperlink>
-      <w:r>
-        <w:rPr>
-          <w:lang w:val="zh_TW" w:bidi="zh_TW"/>
-        </w:rPr>
-        <w:t>）。在新約聖經中，以色列所得的土地應許與進入迦南，被理解為預表將來神子民要進入的天上安息（</w:t>
-      </w:r>
-      <w:hyperlink r:id="rId50">
-        <w:r>
-          <w:rPr>
-            <w:lang w:val="zh_TW" w:bidi="zh_TW"/>
-          </w:rPr>
-          <w:rPr>
-            <w:color w:val="0000EE"/>
-            <w:u w:val="single"/>
-          </w:rPr>
-          <w:t>來3–4章</w:t>
-        </w:r>
-      </w:hyperlink>
-      <w:r>
-        <w:rPr>
-          <w:lang w:val="zh_TW" w:bidi="zh_TW"/>
-        </w:rPr>
-        <w:t>）。或許，這也解釋了舊約聖經為何強調以色列人遵行神律法與承受土地之間的關聯。當以色列人未能活出聖潔，他們就失去預表蒙福的資格，因此不得進入那地，或被逐出那地。新約聖經顯明，神的旨意是為祂的子民預備一個永恆的家鄉。在那裡，神這位君王直接而公義地掌權，萬事都順服祂的旨意，死亡與罪惡被廢去，祂子民一切的需要都要完全得著滿足（</w:t>
-      </w:r>
-      <w:hyperlink r:id="rId51">
-        <w:r>
-          <w:rPr>
-            <w:lang w:val="zh_TW" w:bidi="zh_TW"/>
-          </w:rPr>
-          <w:rPr>
-            <w:color w:val="0000EE"/>
-            <w:u w:val="single"/>
-          </w:rPr>
-          <w:t>來11:13–16</w:t>
-        </w:r>
-      </w:hyperlink>
-      <w:r>
-        <w:rPr>
-          <w:lang w:val="zh_TW" w:bidi="zh_TW"/>
-        </w:rPr>
-        <w:t>；</w:t>
-      </w:r>
-      <w:hyperlink r:id="rId52">
-        <w:r>
-          <w:rPr>
-            <w:lang w:val="zh_TW" w:bidi="zh_TW"/>
-          </w:rPr>
-          <w:rPr>
-            <w:color w:val="0000EE"/>
-            <w:u w:val="single"/>
-          </w:rPr>
-          <w:t>啟21章</w:t>
-        </w:r>
-      </w:hyperlink>
-      <w:r>
-        <w:rPr>
-          <w:lang w:val="zh_TW" w:bidi="zh_TW"/>
-        </w:rPr>
-        <w:t>）。</w:t>
-      </w:r>
-    </w:p>
-    <w:p>
-      <w:pPr/>
-      <w:r>
-        <w:rPr>
-          <w:lang w:val="zh_TW" w:bidi="zh_TW"/>
-        </w:rPr>
-      </w:r>
-      <w:r>
-        <w:rPr>
-          <w:lang w:val="zh_TW" w:bidi="zh_TW"/>
-        </w:rPr>
-        <w:t>一些人認為，舊約有關土地的應許僅具有預表性的意義。因著基督道成肉身的光照，凡聖經中有關將來那地的應許，都要在教會裡得著屬靈層面得著應驗。如今教會就是新的以色列，承受舊約聖經應許的後嗣。因為神的國如今是一個屬靈的現實，所以若仍期待舊約中有關以色列歸回那地、並在大衛之子基督的統治下，進入和平與昌盛時期的預言，在將來會有實際的應驗，就被視為誤解舊約（參</w:t>
-      </w:r>
-      <w:hyperlink r:id="rId53">
-        <w:r>
-          <w:rPr>
-            <w:lang w:val="zh_TW" w:bidi="zh_TW"/>
-          </w:rPr>
-          <w:rPr>
-            <w:color w:val="0000EE"/>
-            <w:u w:val="single"/>
-          </w:rPr>
-          <w:t>賽2:1–5，</w:t>
-        </w:r>
-      </w:hyperlink>
-      <w:hyperlink r:id="rId54">
-        <w:r>
-          <w:rPr>
-            <w:lang w:val="zh_TW" w:bidi="zh_TW"/>
-          </w:rPr>
-          <w:rPr>
-            <w:color w:val="0000EE"/>
-            <w:u w:val="single"/>
-          </w:rPr>
-          <w:t>11:6–11；</w:t>
-        </w:r>
-      </w:hyperlink>
-      <w:hyperlink r:id="rId46">
-        <w:r>
-          <w:rPr>
-            <w:lang w:val="zh_TW" w:bidi="zh_TW"/>
-          </w:rPr>
-          <w:rPr>
-            <w:color w:val="0000EE"/>
-            <w:u w:val="single"/>
-          </w:rPr>
-          <w:t>結37；</w:t>
-        </w:r>
-      </w:hyperlink>
-      <w:hyperlink r:id="rId47">
-        <w:r>
-          <w:rPr>
-            <w:lang w:val="zh_TW" w:bidi="zh_TW"/>
-          </w:rPr>
-          <w:rPr>
-            <w:color w:val="0000EE"/>
-            <w:u w:val="single"/>
-          </w:rPr>
-          <w:t>摩9:14–15</w:t>
-        </w:r>
-      </w:hyperlink>
-      <w:r>
-        <w:rPr>
-          <w:lang w:val="zh_TW" w:bidi="zh_TW"/>
-        </w:rPr>
-        <w:t>）。住在基督裡，就被看作是對舊約時代有形地理應許的充分應驗。</w:t>
-      </w:r>
-    </w:p>
-    <w:p>
-      <w:pPr/>
-      <w:r>
-        <w:rPr>
-          <w:lang w:val="zh_TW" w:bidi="zh_TW"/>
-        </w:rPr>
-      </w:r>
-      <w:r>
-        <w:rPr>
-          <w:lang w:val="zh_TW" w:bidi="zh_TW"/>
-        </w:rPr>
-        <w:t>另一些人雖然不否認這些舊約現實具有預表性的意義，但他們認為有關土地的應許，仍然在其原本的具體、地理層面上有效。他們指出，保羅在</w:t>
-      </w:r>
-      <w:hyperlink r:id="rId55">
-        <w:r>
-          <w:rPr>
-            <w:lang w:val="zh_TW" w:bidi="zh_TW"/>
-          </w:rPr>
-          <w:rPr>
-            <w:color w:val="0000EE"/>
-            <w:u w:val="single"/>
-          </w:rPr>
-          <w:t>羅馬書九至十一章</w:t>
-        </w:r>
-      </w:hyperlink>
-      <w:r>
-        <w:rPr>
-          <w:lang w:val="zh_TW" w:bidi="zh_TW"/>
-        </w:rPr>
-        <w:t>論證，以色列民族仍有未來。雖然以色列在歷史中不斷不順服神，最終更拒絕彌賽亞，但神的揀選與呼召是不可廢棄的，以色列仍要被接回到那棵他們先前被折下的橄欖樹上。路加福音記載，耶路撒冷要被外邦人踐踏，直到外邦人的日期滿足（</w:t>
-      </w:r>
-      <w:hyperlink r:id="rId56">
-        <w:r>
-          <w:rPr>
-            <w:lang w:val="zh_TW" w:bidi="zh_TW"/>
-          </w:rPr>
-          <w:rPr>
-            <w:color w:val="0000EE"/>
-            <w:u w:val="single"/>
-          </w:rPr>
-          <w:t>路21:24</w:t>
-        </w:r>
-      </w:hyperlink>
-      <w:r>
-        <w:rPr>
-          <w:lang w:val="zh_TW" w:bidi="zh_TW"/>
-        </w:rPr>
-        <w:t>），表明將來必有一個時期，耶路撒冷要再度歸於猶太民族。然而，這並不必然意味著今日的以色列國，就是直接應驗舊約應許的歸回。舊約顯明，歸回的契機要出於信心（</w:t>
-      </w:r>
-      <w:hyperlink r:id="rId57">
-        <w:r>
-          <w:rPr>
-            <w:lang w:val="zh_TW" w:bidi="zh_TW"/>
-          </w:rPr>
-          <w:rPr>
-            <w:color w:val="0000EE"/>
-            <w:u w:val="single"/>
-          </w:rPr>
-          <w:t>申30:1–16</w:t>
-        </w:r>
-      </w:hyperlink>
-      <w:r>
-        <w:rPr>
-          <w:lang w:val="zh_TW" w:bidi="zh_TW"/>
-        </w:rPr>
-        <w:t>）；以色列人今天回到故土，卻仍舊不信神。同時，猶太民族在歷世歷代中的奇妙保存，以及近代以色列國的重建，也許可以理解為預示或徵象，舊約土地的應許將來會更完全成就。</w:t>
       </w:r>
       <w:r>
         <w:rPr>

--- a/zht/docx/116.content.docx
+++ b/zht/docx/116.content.docx
@@ -19,7 +19,7 @@
         <w:rPr>
           <w:lang w:val="zh_TW" w:bidi="zh_TW"/>
         </w:rPr>
-        <w:t>Resource: 聖經詞典 (Tyndale)</w:t>
+        <w:t>Resource: Tyndale Open Bible Dictionary</w:t>
       </w:r>
       <w:r>
         <w:rPr>
@@ -112,7 +112,7 @@
         <w:rPr>
           <w:lang w:val="zh_TW" w:bidi="zh_TW"/>
         </w:rPr>
-        <w:t>聖經詞典 (Tyndale)</w:t>
+        <w:t>Tyndale Open Bible Dictionary</w:t>
       </w:r>
     </w:p>
     <w:p>
@@ -149,7 +149,7 @@
         <w:rPr>
           <w:lang w:val="zh_TW" w:bidi="zh_TW"/>
         </w:rPr>
-        <w:t>shang</w:t>
+        <w:t>rou</w:t>
       </w:r>
       <w:r>
         <w:rPr>
@@ -212,7 +212,7 @@
         <w:rPr>
           <w:lang w:val="zh_TW" w:bidi="zh_TW"/>
         </w:rPr>
-        <w:t>商人</w:t>
+        <w:t>肉體</w:t>
       </w:r>
       <w:r>
         <w:rPr>
@@ -231,7 +231,32 @@
         <w:rPr>
           <w:lang w:val="zh_TW" w:bidi="zh_TW"/>
         </w:rPr>
-        <w:t>為了獲利而從事貨物買賣的人。人們早期使用以物易物的貿易制度，後來逐漸演變成由專業商人促成貨物的交換。起初，人們以銀子作為支付方式（</w:t>
+        <w:t>身體：人類的肉身存在；人的整體生命；人屬肉體的本性。</w:t>
+      </w:r>
+    </w:p>
+    <w:p>
+      <w:pPr>
+        <w:pStyle w:val="Heading3"/>
+      </w:pPr>
+      <w:r>
+        <w:rPr>
+          <w:lang w:val="zh_TW" w:bidi="zh_TW"/>
+        </w:rPr>
+        <w:t>在舊約聖經中</w:t>
+      </w:r>
+    </w:p>
+    <w:p>
+      <w:pPr/>
+      <w:r>
+        <w:rPr>
+          <w:lang w:val="zh_TW" w:bidi="zh_TW"/>
+        </w:rPr>
+      </w:r>
+      <w:r>
+        <w:rPr>
+          <w:lang w:val="zh_TW" w:bidi="zh_TW"/>
+        </w:rPr>
+        <w:t>這個字詞常用來指身體的物質部分，無論是指人（</w:t>
       </w:r>
       <w:hyperlink r:id="rId13">
         <w:r>
@@ -242,14 +267,14 @@
             <w:color w:val="0000EE"/>
             <w:u w:val="single"/>
           </w:rPr>
-          <w:t>創23:16</w:t>
-        </w:r>
-      </w:hyperlink>
-      <w:r>
-        <w:rPr>
-          <w:lang w:val="zh_TW" w:bidi="zh_TW"/>
-        </w:rPr>
-        <w:t>），之後又發展為使用錢幣或其它交換媒介。商人既在本地交易，也跟列邦貿易往來，他們與亞蘭人（</w:t>
+          <w:t>創40:19</w:t>
+        </w:r>
+      </w:hyperlink>
+      <w:r>
+        <w:rPr>
+          <w:lang w:val="zh_TW" w:bidi="zh_TW"/>
+        </w:rPr>
+        <w:t>）或動物（</w:t>
       </w:r>
       <w:hyperlink r:id="rId14">
         <w:r>
@@ -260,7 +285,806 @@
             <w:color w:val="0000EE"/>
             <w:u w:val="single"/>
           </w:rPr>
-          <w:t>王上20:34</w:t>
+          <w:t>利6:27</w:t>
+        </w:r>
+      </w:hyperlink>
+      <w:r>
+        <w:rPr>
+          <w:lang w:val="zh_TW" w:bidi="zh_TW"/>
+        </w:rPr>
+        <w:t>）。然而，「肉體」在舊約聖經中有多種不同的意思。有時它代表整個身體（</w:t>
+      </w:r>
+      <w:hyperlink r:id="rId15">
+        <w:r>
+          <w:rPr>
+            <w:lang w:val="zh_TW" w:bidi="zh_TW"/>
+          </w:rPr>
+          <w:rPr>
+            <w:color w:val="0000EE"/>
+            <w:u w:val="single"/>
+          </w:rPr>
+          <w:t>箴14:30</w:t>
+        </w:r>
+      </w:hyperlink>
+      <w:r>
+        <w:rPr>
+          <w:lang w:val="zh_TW" w:bidi="zh_TW"/>
+        </w:rPr>
+        <w:t>），其含義進一步延伸為整個人本身（「我的肉身也要安然居住」</w:t>
+      </w:r>
+      <w:hyperlink r:id="rId16">
+        <w:r>
+          <w:rPr>
+            <w:lang w:val="zh_TW" w:bidi="zh_TW"/>
+          </w:rPr>
+          <w:rPr>
+            <w:color w:val="0000EE"/>
+            <w:u w:val="single"/>
+          </w:rPr>
+          <w:t>詩16:9</w:t>
+        </w:r>
+      </w:hyperlink>
+      <w:r>
+        <w:rPr>
+          <w:lang w:val="zh_TW" w:bidi="zh_TW"/>
+        </w:rPr>
+        <w:t>）。這個觀念也引入了兩人（男女）在婚姻中的聯合，被稱為「成為一體」（</w:t>
+      </w:r>
+      <w:hyperlink r:id="rId17">
+        <w:r>
+          <w:rPr>
+            <w:lang w:val="zh_TW" w:bidi="zh_TW"/>
+          </w:rPr>
+          <w:rPr>
+            <w:color w:val="0000EE"/>
+            <w:u w:val="single"/>
+          </w:rPr>
+          <w:t>創2:24</w:t>
+        </w:r>
+      </w:hyperlink>
+      <w:r>
+        <w:rPr>
+          <w:lang w:val="zh_TW" w:bidi="zh_TW"/>
+        </w:rPr>
+        <w:t>），同樣地，一個人也可對親屬說：「我是你們的骨肉」（</w:t>
+      </w:r>
+      <w:hyperlink r:id="rId18">
+        <w:r>
+          <w:rPr>
+            <w:lang w:val="zh_TW" w:bidi="zh_TW"/>
+          </w:rPr>
+          <w:rPr>
+            <w:color w:val="0000EE"/>
+            <w:u w:val="single"/>
+          </w:rPr>
+          <w:t>士9:2</w:t>
+        </w:r>
+      </w:hyperlink>
+      <w:r>
+        <w:rPr>
+          <w:lang w:val="zh_TW" w:bidi="zh_TW"/>
+        </w:rPr>
+        <w:t>）。「肉體」作為整個人的觀念，引申出「凡有血氣的」這種說法，並用來指全人類，有時甚至包括動物界。</w:t>
+      </w:r>
+    </w:p>
+    <w:p>
+      <w:pPr/>
+      <w:r>
+        <w:rPr>
+          <w:lang w:val="zh_TW" w:bidi="zh_TW"/>
+        </w:rPr>
+      </w:r>
+      <w:r>
+        <w:rPr>
+          <w:lang w:val="zh_TW" w:bidi="zh_TW"/>
+        </w:rPr>
+        <w:t>或許，「肉體」在舊約聖經中最具特色的用法，是用來表達人相對於神的軟弱與有限。「人既屬乎血氣，我的靈就不永遠住在他裡面」（</w:t>
+      </w:r>
+      <w:hyperlink r:id="rId19">
+        <w:r>
+          <w:rPr>
+            <w:lang w:val="zh_TW" w:bidi="zh_TW"/>
+          </w:rPr>
+          <w:rPr>
+            <w:color w:val="0000EE"/>
+            <w:u w:val="single"/>
+          </w:rPr>
+          <w:t>創6:3</w:t>
+        </w:r>
+      </w:hyperlink>
+      <w:r>
+        <w:rPr>
+          <w:lang w:val="zh_TW" w:bidi="zh_TW"/>
+        </w:rPr>
+        <w:t>）。在</w:t>
+      </w:r>
+      <w:hyperlink r:id="rId20">
+        <w:r>
+          <w:rPr>
+            <w:lang w:val="zh_TW" w:bidi="zh_TW"/>
+          </w:rPr>
+          <w:rPr>
+            <w:color w:val="0000EE"/>
+            <w:u w:val="single"/>
+          </w:rPr>
+          <w:t>詩篇七十八篇39節</w:t>
+        </w:r>
+      </w:hyperlink>
+      <w:r>
+        <w:rPr>
+          <w:lang w:val="zh_TW" w:bidi="zh_TW"/>
+        </w:rPr>
+        <w:t>中，神將人的罪歸因於他們只是血氣之人。在</w:t>
+      </w:r>
+      <w:hyperlink r:id="rId21">
+        <w:r>
+          <w:rPr>
+            <w:lang w:val="zh_TW" w:bidi="zh_TW"/>
+          </w:rPr>
+          <w:rPr>
+            <w:color w:val="0000EE"/>
+            <w:u w:val="single"/>
+          </w:rPr>
+          <w:t>歷代志下三十二章8節</w:t>
+        </w:r>
+      </w:hyperlink>
+      <w:r>
+        <w:rPr>
+          <w:lang w:val="zh_TW" w:bidi="zh_TW"/>
+        </w:rPr>
+        <w:t>中，亞述王的「肉臂」（意即他的軟弱）與全能的神形成對比。信靠神的人毋須懼怕「血氣」能作甚麼（</w:t>
+      </w:r>
+      <w:hyperlink r:id="rId22">
+        <w:r>
+          <w:rPr>
+            <w:lang w:val="zh_TW" w:bidi="zh_TW"/>
+          </w:rPr>
+          <w:rPr>
+            <w:color w:val="0000EE"/>
+            <w:u w:val="single"/>
+          </w:rPr>
+          <w:t>詩56:4</w:t>
+        </w:r>
+      </w:hyperlink>
+      <w:r>
+        <w:rPr>
+          <w:lang w:val="zh_TW" w:bidi="zh_TW"/>
+        </w:rPr>
+        <w:t>），但倚靠人的血肉而不倚靠神的人必受咒詛（</w:t>
+      </w:r>
+      <w:hyperlink r:id="rId23">
+        <w:r>
+          <w:rPr>
+            <w:lang w:val="zh_TW" w:bidi="zh_TW"/>
+          </w:rPr>
+          <w:rPr>
+            <w:color w:val="0000EE"/>
+            <w:u w:val="single"/>
+          </w:rPr>
+          <w:t>耶17:5</w:t>
+        </w:r>
+      </w:hyperlink>
+      <w:r>
+        <w:rPr>
+          <w:lang w:val="zh_TW" w:bidi="zh_TW"/>
+        </w:rPr>
+        <w:t>）。在</w:t>
+      </w:r>
+      <w:hyperlink r:id="rId24">
+        <w:r>
+          <w:rPr>
+            <w:lang w:val="zh_TW" w:bidi="zh_TW"/>
+          </w:rPr>
+          <w:rPr>
+            <w:color w:val="0000EE"/>
+            <w:u w:val="single"/>
+          </w:rPr>
+          <w:t>以賽亞書三十一章3節</w:t>
+        </w:r>
+      </w:hyperlink>
+      <w:r>
+        <w:rPr>
+          <w:lang w:val="zh_TW" w:bidi="zh_TW"/>
+        </w:rPr>
+        <w:t>中，血氣與靈相對，如同軟弱與能力的對比。</w:t>
+      </w:r>
+    </w:p>
+    <w:p>
+      <w:pPr/>
+      <w:r>
+        <w:rPr>
+          <w:lang w:val="zh_TW" w:bidi="zh_TW"/>
+        </w:rPr>
+      </w:r>
+      <w:r>
+        <w:rPr>
+          <w:lang w:val="zh_TW" w:bidi="zh_TW"/>
+        </w:rPr>
+        <w:t>然而，舊約聖經從未將「肉體」視為罪惡。肉體是神用地上的塵土所造（</w:t>
+      </w:r>
+      <w:hyperlink r:id="rId25">
+        <w:r>
+          <w:rPr>
+            <w:lang w:val="zh_TW" w:bidi="zh_TW"/>
+          </w:rPr>
+          <w:rPr>
+            <w:color w:val="0000EE"/>
+            <w:u w:val="single"/>
+          </w:rPr>
+          <w:t>創2:7</w:t>
+        </w:r>
+      </w:hyperlink>
+      <w:r>
+        <w:rPr>
+          <w:lang w:val="zh_TW" w:bidi="zh_TW"/>
+        </w:rPr>
+        <w:t>），既然出於神的創造，本質上就是美好的。</w:t>
+      </w:r>
+    </w:p>
+    <w:p>
+      <w:pPr>
+        <w:pStyle w:val="Heading3"/>
+      </w:pPr>
+      <w:r>
+        <w:rPr>
+          <w:lang w:val="zh_TW" w:bidi="zh_TW"/>
+        </w:rPr>
+        <w:t>在新約聖經中</w:t>
+      </w:r>
+    </w:p>
+    <w:p>
+      <w:pPr/>
+      <w:r>
+        <w:rPr>
+          <w:lang w:val="zh_TW" w:bidi="zh_TW"/>
+        </w:rPr>
+      </w:r>
+      <w:r>
+        <w:rPr>
+          <w:lang w:val="zh_TW" w:bidi="zh_TW"/>
+        </w:rPr>
+        <w:t>保羅賦予「肉體」（希臘文</w:t>
+      </w:r>
+      <w:r>
+        <w:rPr>
+          <w:i/>
+          <w:lang w:val="zh_TW" w:bidi="zh_TW"/>
+        </w:rPr>
+        <w:t>sarx</w:t>
+      </w:r>
+      <w:r>
+        <w:rPr>
+          <w:lang w:val="zh_TW" w:bidi="zh_TW"/>
+        </w:rPr>
+        <w:t>）多重且常具獨特性的含義。</w:t>
+      </w:r>
+    </w:p>
+    <w:p>
+      <w:pPr>
+        <w:pStyle w:val="Heading4"/>
+      </w:pPr>
+      <w:r>
+        <w:rPr>
+          <w:lang w:val="zh_TW" w:bidi="zh_TW"/>
+        </w:rPr>
+        <w:t>肉體作為身體的物質部分</w:t>
+      </w:r>
+    </w:p>
+    <w:p>
+      <w:pPr/>
+      <w:r>
+        <w:rPr>
+          <w:lang w:val="zh_TW" w:bidi="zh_TW"/>
+        </w:rPr>
+      </w:r>
+      <w:r>
+        <w:rPr>
+          <w:lang w:val="zh_TW" w:bidi="zh_TW"/>
+        </w:rPr>
+        <w:t>「肉體」經常用來指構成人體的組織。聖經中提到不同種類的肉體——「人」、「獸」、「鳥」、「魚」（</w:t>
+      </w:r>
+      <w:hyperlink r:id="rId26">
+        <w:r>
+          <w:rPr>
+            <w:lang w:val="zh_TW" w:bidi="zh_TW"/>
+          </w:rPr>
+          <w:rPr>
+            <w:color w:val="0000EE"/>
+            <w:u w:val="single"/>
+          </w:rPr>
+          <w:t>林前15:39</w:t>
+        </w:r>
+      </w:hyperlink>
+      <w:r>
+        <w:rPr>
+          <w:lang w:val="zh_TW" w:bidi="zh_TW"/>
+        </w:rPr>
+        <w:t>）。人在肉體中會經歷痛苦與患難（</w:t>
+      </w:r>
+      <w:hyperlink r:id="rId27">
+        <w:r>
+          <w:rPr>
+            <w:lang w:val="zh_TW" w:bidi="zh_TW"/>
+          </w:rPr>
+          <w:rPr>
+            <w:color w:val="0000EE"/>
+            <w:u w:val="single"/>
+          </w:rPr>
+          <w:t>林後12:7</w:t>
+        </w:r>
+      </w:hyperlink>
+      <w:r>
+        <w:rPr>
+          <w:lang w:val="zh_TW" w:bidi="zh_TW"/>
+        </w:rPr>
+        <w:t>），割禮也是在肉身上行的（</w:t>
+      </w:r>
+      <w:hyperlink r:id="rId28">
+        <w:r>
+          <w:rPr>
+            <w:lang w:val="zh_TW" w:bidi="zh_TW"/>
+          </w:rPr>
+          <w:rPr>
+            <w:color w:val="0000EE"/>
+            <w:u w:val="single"/>
+          </w:rPr>
+          <w:t>羅2:28</w:t>
+        </w:r>
+      </w:hyperlink>
+      <w:r>
+        <w:rPr>
+          <w:lang w:val="zh_TW" w:bidi="zh_TW"/>
+        </w:rPr>
+        <w:t>）。這些經文中的「肉體」並非指罪性，而是指會朽壞、不能承受神國的有限之體（</w:t>
+      </w:r>
+      <w:hyperlink r:id="rId29">
+        <w:r>
+          <w:rPr>
+            <w:lang w:val="zh_TW" w:bidi="zh_TW"/>
+          </w:rPr>
+          <w:rPr>
+            <w:color w:val="0000EE"/>
+            <w:u w:val="single"/>
+          </w:rPr>
+          <w:t>林前15:50</w:t>
+        </w:r>
+      </w:hyperlink>
+      <w:r>
+        <w:rPr>
+          <w:lang w:val="zh_TW" w:bidi="zh_TW"/>
+        </w:rPr>
+        <w:t>）。耶穌的身體也是真實的肉身（</w:t>
+      </w:r>
+      <w:hyperlink r:id="rId30">
+        <w:r>
+          <w:rPr>
+            <w:lang w:val="zh_TW" w:bidi="zh_TW"/>
+          </w:rPr>
+          <w:rPr>
+            <w:color w:val="0000EE"/>
+            <w:u w:val="single"/>
+          </w:rPr>
+          <w:t>西1:22</w:t>
+        </w:r>
+      </w:hyperlink>
+      <w:r>
+        <w:rPr>
+          <w:lang w:val="zh_TW" w:bidi="zh_TW"/>
+        </w:rPr>
+        <w:t>）。</w:t>
+      </w:r>
+    </w:p>
+    <w:p>
+      <w:pPr>
+        <w:pStyle w:val="Heading4"/>
+      </w:pPr>
+      <w:r>
+        <w:rPr>
+          <w:lang w:val="zh_TW" w:bidi="zh_TW"/>
+        </w:rPr>
+        <w:t>肉體作為整個身體</w:t>
+      </w:r>
+    </w:p>
+    <w:p>
+      <w:pPr/>
+      <w:r>
+        <w:rPr>
+          <w:lang w:val="zh_TW" w:bidi="zh_TW"/>
+        </w:rPr>
+      </w:r>
+      <w:r>
+        <w:rPr>
+          <w:lang w:val="zh_TW" w:bidi="zh_TW"/>
+        </w:rPr>
+        <w:t>由於語義的自然延伸，「肉體」有時會以部分代表全體，不僅指身體的肉質部分，也可代表整個身體。因此，保羅可以說「我身子雖不在你們那裡」（</w:t>
+      </w:r>
+      <w:hyperlink r:id="rId31">
+        <w:r>
+          <w:rPr>
+            <w:lang w:val="zh_TW" w:bidi="zh_TW"/>
+          </w:rPr>
+          <w:rPr>
+            <w:color w:val="0000EE"/>
+            <w:u w:val="single"/>
+          </w:rPr>
+          <w:t>林前5:3</w:t>
+        </w:r>
+      </w:hyperlink>
+      <w:r>
+        <w:rPr>
+          <w:lang w:val="zh_TW" w:bidi="zh_TW"/>
+        </w:rPr>
+        <w:t>），或說「我身子雖與你們相離」（</w:t>
+      </w:r>
+      <w:hyperlink r:id="rId32">
+        <w:r>
+          <w:rPr>
+            <w:lang w:val="zh_TW" w:bidi="zh_TW"/>
+          </w:rPr>
+          <w:rPr>
+            <w:color w:val="0000EE"/>
+            <w:u w:val="single"/>
+          </w:rPr>
+          <w:t>西2:5</w:t>
+        </w:r>
+      </w:hyperlink>
+      <w:r>
+        <w:rPr>
+          <w:lang w:val="zh_TW" w:bidi="zh_TW"/>
+        </w:rPr>
+        <w:t>）。保羅也說，耶穌的生命可以在我們的身體上或在我們必死的肉身上顯明出來（</w:t>
+      </w:r>
+      <w:hyperlink r:id="rId33">
+        <w:r>
+          <w:rPr>
+            <w:lang w:val="zh_TW" w:bidi="zh_TW"/>
+          </w:rPr>
+          <w:rPr>
+            <w:color w:val="0000EE"/>
+            <w:u w:val="single"/>
+          </w:rPr>
+          <w:t>林後4:10–11</w:t>
+        </w:r>
+      </w:hyperlink>
+      <w:r>
+        <w:rPr>
+          <w:lang w:val="zh_TW" w:bidi="zh_TW"/>
+        </w:rPr>
+        <w:t>）。又如：「與娼妓聯合的，便是與她成為一體嗎？因為主說：『二人要成為一體』」（</w:t>
+      </w:r>
+      <w:hyperlink r:id="rId34">
+        <w:r>
+          <w:rPr>
+            <w:lang w:val="zh_TW" w:bidi="zh_TW"/>
+          </w:rPr>
+          <w:rPr>
+            <w:color w:val="0000EE"/>
+            <w:u w:val="single"/>
+          </w:rPr>
+          <w:t>林前6:16</w:t>
+        </w:r>
+      </w:hyperlink>
+      <w:r>
+        <w:rPr>
+          <w:lang w:val="zh_TW" w:bidi="zh_TW"/>
+        </w:rPr>
+        <w:t>）。</w:t>
+      </w:r>
+    </w:p>
+    <w:p>
+      <w:pPr>
+        <w:pStyle w:val="Heading4"/>
+      </w:pPr>
+      <w:r>
+        <w:rPr>
+          <w:lang w:val="zh_TW" w:bidi="zh_TW"/>
+        </w:rPr>
+        <w:t>肉體作為與人的出身有關的概念</w:t>
+      </w:r>
+    </w:p>
+    <w:p>
+      <w:pPr/>
+      <w:r>
+        <w:rPr>
+          <w:lang w:val="zh_TW" w:bidi="zh_TW"/>
+        </w:rPr>
+      </w:r>
+      <w:r>
+        <w:rPr>
+          <w:lang w:val="zh_TW" w:bidi="zh_TW"/>
+        </w:rPr>
+        <w:t>承襲舊約聖經的用法，保羅使用「肉體」一詞，不僅指身體的組成或身體本身，更具體地指由肉體構成的人。在這種用法中，「肉體」一詞可指人的血緣關係、肉身出身，以及使人彼此相連的天然聯繫。保羅提到他「骨肉之親」的同胞，就是猶太人。（</w:t>
+      </w:r>
+      <w:hyperlink r:id="rId35">
+        <w:r>
+          <w:rPr>
+            <w:lang w:val="zh_TW" w:bidi="zh_TW"/>
+          </w:rPr>
+          <w:rPr>
+            <w:color w:val="0000EE"/>
+            <w:u w:val="single"/>
+          </w:rPr>
+          <w:t>羅9:3</w:t>
+        </w:r>
+      </w:hyperlink>
+      <w:r>
+        <w:rPr>
+          <w:lang w:val="zh_TW" w:bidi="zh_TW"/>
+        </w:rPr>
+        <w:t>），甚至以「我骨肉」（</w:t>
+      </w:r>
+      <w:hyperlink r:id="rId36">
+        <w:r>
+          <w:rPr>
+            <w:lang w:val="zh_TW" w:bidi="zh_TW"/>
+          </w:rPr>
+          <w:rPr>
+            <w:color w:val="0000EE"/>
+            <w:u w:val="single"/>
+          </w:rPr>
+          <w:t>11:14</w:t>
+        </w:r>
+      </w:hyperlink>
+      <w:r>
+        <w:rPr>
+          <w:lang w:val="zh_TW" w:bidi="zh_TW"/>
+        </w:rPr>
+        <w:t>）作為這些同胞的同義詞。「肉身所生的兒女」（</w:t>
+      </w:r>
+      <w:hyperlink r:id="rId37">
+        <w:r>
+          <w:rPr>
+            <w:lang w:val="zh_TW" w:bidi="zh_TW"/>
+          </w:rPr>
+          <w:rPr>
+            <w:color w:val="0000EE"/>
+            <w:u w:val="single"/>
+          </w:rPr>
+          <w:t>9:8</w:t>
+        </w:r>
+      </w:hyperlink>
+      <w:r>
+        <w:rPr>
+          <w:lang w:val="zh_TW" w:bidi="zh_TW"/>
+        </w:rPr>
+        <w:t>）是指按自然生育而生的人，與那些因神介入而得生的人形成對比。基督按肉體說，是從大衛後裔生的（</w:t>
+      </w:r>
+      <w:hyperlink r:id="rId38">
+        <w:r>
+          <w:rPr>
+            <w:lang w:val="zh_TW" w:bidi="zh_TW"/>
+          </w:rPr>
+          <w:rPr>
+            <w:color w:val="0000EE"/>
+            <w:u w:val="single"/>
+          </w:rPr>
+          <w:t>1:3</w:t>
+        </w:r>
+      </w:hyperlink>
+      <w:r>
+        <w:rPr>
+          <w:lang w:val="zh_TW" w:bidi="zh_TW"/>
+        </w:rPr>
+        <w:t>）。「按肉體」這個片語不僅指祂身體生命的來源，更指祂整個人性的存在，包括祂的身體與祂作為人的靈。</w:t>
+      </w:r>
+    </w:p>
+    <w:p>
+      <w:pPr>
+        <w:pStyle w:val="Heading4"/>
+      </w:pPr>
+      <w:r>
+        <w:rPr>
+          <w:lang w:val="zh_TW" w:bidi="zh_TW"/>
+        </w:rPr>
+        <w:t>肉體作為人的存在</w:t>
+      </w:r>
+    </w:p>
+    <w:p>
+      <w:pPr/>
+      <w:r>
+        <w:rPr>
+          <w:lang w:val="zh_TW" w:bidi="zh_TW"/>
+        </w:rPr>
+      </w:r>
+      <w:r>
+        <w:rPr>
+          <w:lang w:val="zh_TW" w:bidi="zh_TW"/>
+        </w:rPr>
+        <w:t>「肉體」的另一種用法就是單純指人的存在。只要人還活在身體中，就可說是「在肉身之中」。因此，保羅可以說他「在肉身」所活的生命是憑著信神的兒子而活（</w:t>
+      </w:r>
+      <w:hyperlink r:id="rId39">
+        <w:r>
+          <w:rPr>
+            <w:lang w:val="zh_TW" w:bidi="zh_TW"/>
+          </w:rPr>
+          <w:rPr>
+            <w:color w:val="0000EE"/>
+            <w:u w:val="single"/>
+          </w:rPr>
+          <w:t>加2:20</w:t>
+        </w:r>
+      </w:hyperlink>
+      <w:r>
+        <w:rPr>
+          <w:lang w:val="zh_TW" w:bidi="zh_TW"/>
+        </w:rPr>
+        <w:t>）。保羅在提到耶穌地上的事工時說，祂「以自己的身體」廢掉猶太人和外邦人之間的冤仇（</w:t>
+      </w:r>
+      <w:hyperlink r:id="rId40">
+        <w:r>
+          <w:rPr>
+            <w:lang w:val="zh_TW" w:bidi="zh_TW"/>
+          </w:rPr>
+          <w:rPr>
+            <w:color w:val="0000EE"/>
+            <w:u w:val="single"/>
+          </w:rPr>
+          <w:t>弗2:15</w:t>
+        </w:r>
+      </w:hyperlink>
+      <w:r>
+        <w:rPr>
+          <w:lang w:val="zh_TW" w:bidi="zh_TW"/>
+        </w:rPr>
+        <w:t>）。彼得也用同樣的意思說，耶穌「按著肉體」被治死（</w:t>
+      </w:r>
+      <w:hyperlink r:id="rId41">
+        <w:r>
+          <w:rPr>
+            <w:lang w:val="zh_TW" w:bidi="zh_TW"/>
+          </w:rPr>
+          <w:rPr>
+            <w:color w:val="0000EE"/>
+            <w:u w:val="single"/>
+          </w:rPr>
+          <w:t>彼前3:18</w:t>
+        </w:r>
+      </w:hyperlink>
+      <w:r>
+        <w:rPr>
+          <w:lang w:val="zh_TW" w:bidi="zh_TW"/>
+        </w:rPr>
+        <w:t>）。約翰也這樣說：「耶穌基督是成了肉身來的」（</w:t>
+      </w:r>
+      <w:hyperlink r:id="rId42">
+        <w:r>
+          <w:rPr>
+            <w:lang w:val="zh_TW" w:bidi="zh_TW"/>
+          </w:rPr>
+          <w:rPr>
+            <w:color w:val="0000EE"/>
+            <w:u w:val="single"/>
+          </w:rPr>
+          <w:t>約一4:2</w:t>
+        </w:r>
+      </w:hyperlink>
+      <w:r>
+        <w:rPr>
+          <w:lang w:val="zh_TW" w:bidi="zh_TW"/>
+        </w:rPr>
+        <w:t>）。這種用法最明顯地體現在約翰福音的宣告：「道成了肉身，住在我們中間」（</w:t>
+      </w:r>
+      <w:hyperlink r:id="rId43">
+        <w:r>
+          <w:rPr>
+            <w:lang w:val="zh_TW" w:bidi="zh_TW"/>
+          </w:rPr>
+          <w:rPr>
+            <w:color w:val="0000EE"/>
+            <w:u w:val="single"/>
+          </w:rPr>
+          <w:t>約1:14</w:t>
+        </w:r>
+      </w:hyperlink>
+      <w:r>
+        <w:rPr>
+          <w:lang w:val="zh_TW" w:bidi="zh_TW"/>
+        </w:rPr>
+        <w:t>）。</w:t>
+      </w:r>
+    </w:p>
+    <w:p>
+      <w:pPr>
+        <w:pStyle w:val="Heading4"/>
+      </w:pPr>
+      <w:r>
+        <w:rPr>
+          <w:lang w:val="zh_TW" w:bidi="zh_TW"/>
+        </w:rPr>
+        <w:t>肉體作為外在呈現上的人類存在</w:t>
+      </w:r>
+    </w:p>
+    <w:p>
+      <w:pPr/>
+      <w:r>
+        <w:rPr>
+          <w:lang w:val="zh_TW" w:bidi="zh_TW"/>
+        </w:rPr>
+      </w:r>
+      <w:r>
+        <w:rPr>
+          <w:lang w:val="zh_TW" w:bidi="zh_TW"/>
+        </w:rPr>
+        <w:t>「肉體」的含義也超越了人的肉身生命，並包括對人類存在至關重要的其它層面。因此，「靠著肉體」（</w:t>
+      </w:r>
+      <w:hyperlink r:id="rId44">
+        <w:r>
+          <w:rPr>
+            <w:lang w:val="zh_TW" w:bidi="zh_TW"/>
+          </w:rPr>
+          <w:rPr>
+            <w:color w:val="0000EE"/>
+            <w:u w:val="single"/>
+          </w:rPr>
+          <w:t>腓3:3</w:t>
+        </w:r>
+      </w:hyperlink>
+      <w:r>
+        <w:rPr>
+          <w:lang w:val="zh_TW" w:bidi="zh_TW"/>
+        </w:rPr>
+        <w:t>）並不是指倚靠身體，而是指倚靠整個屬於人外在存在領域的各種因素。這包括保羅的猶太血統、他嚴謹的宗教訓練、他的熱心，以及他在猶太宗教界中的地位。「憑著肉體自誇」（</w:t>
+      </w:r>
+      <w:hyperlink r:id="rId45">
+        <w:r>
+          <w:rPr>
+            <w:lang w:val="zh_TW" w:bidi="zh_TW"/>
+          </w:rPr>
+          <w:rPr>
+            <w:color w:val="0000EE"/>
+            <w:u w:val="single"/>
+          </w:rPr>
+          <w:t>林後11:18</w:t>
+        </w:r>
+      </w:hyperlink>
+      <w:r>
+        <w:rPr>
+          <w:lang w:val="zh_TW" w:bidi="zh_TW"/>
+        </w:rPr>
+        <w:t>，譯註：和合本譯為：憑著血氣自誇）這個片語在某些譯本中譯為「憑著他們的人類成就自誇」。在「肉體」中有外貌的體面幾乎等同於在世上有顯赫的地位（</w:t>
+      </w:r>
+      <w:hyperlink r:id="rId46">
+        <w:r>
+          <w:rPr>
+            <w:lang w:val="zh_TW" w:bidi="zh_TW"/>
+          </w:rPr>
+          <w:rPr>
+            <w:color w:val="0000EE"/>
+            <w:u w:val="single"/>
+          </w:rPr>
+          <w:t>加6:11–14</w:t>
+        </w:r>
+      </w:hyperlink>
+      <w:r>
+        <w:rPr>
+          <w:lang w:val="zh_TW" w:bidi="zh_TW"/>
+        </w:rPr>
+        <w:t>）。那些主張行割禮的猶太派基督徒堅持此舉，是為了在人看來能有宗教上的成就感，從而找到誇口的理由。但這些外在的區別與誇口的根據對保羅已不再有吸引力，因為在他眼中，世界已如同釘在十字架上，而他自己對世界也同樣如此。</w:t>
+      </w:r>
+    </w:p>
+    <w:p>
+      <w:pPr/>
+      <w:r>
+        <w:rPr>
+          <w:lang w:val="zh_TW" w:bidi="zh_TW"/>
+        </w:rPr>
+      </w:r>
+      <w:r>
+        <w:rPr>
+          <w:lang w:val="zh_TW" w:bidi="zh_TW"/>
+        </w:rPr>
+        <w:t>「肉體」一詞也可用來指外在人際關係，例如形容僕人與主人之間的社會關係（</w:t>
+      </w:r>
+      <w:hyperlink r:id="rId47">
+        <w:r>
+          <w:rPr>
+            <w:lang w:val="zh_TW" w:bidi="zh_TW"/>
+          </w:rPr>
+          <w:rPr>
+            <w:color w:val="0000EE"/>
+            <w:u w:val="single"/>
+          </w:rPr>
+          <w:t>弗6:5</w:t>
         </w:r>
       </w:hyperlink>
       <w:r>
@@ -269,160 +1093,16 @@
         </w:rPr>
         <w:t>；</w:t>
       </w:r>
-      <w:hyperlink r:id="rId15">
-        <w:r>
-          <w:rPr>
-            <w:lang w:val="zh_TW" w:bidi="zh_TW"/>
-          </w:rPr>
-          <w:rPr>
-            <w:color w:val="0000EE"/>
-            <w:u w:val="single"/>
-          </w:rPr>
-          <w:t>結27:16–18</w:t>
-        </w:r>
-      </w:hyperlink>
-      <w:r>
-        <w:rPr>
-          <w:lang w:val="zh_TW" w:bidi="zh_TW"/>
-        </w:rPr>
-        <w:t>）、迦南人和腓尼基人（</w:t>
-      </w:r>
-      <w:hyperlink r:id="rId16">
-        <w:r>
-          <w:rPr>
-            <w:lang w:val="zh_TW" w:bidi="zh_TW"/>
-          </w:rPr>
-          <w:rPr>
-            <w:color w:val="0000EE"/>
-            <w:u w:val="single"/>
-          </w:rPr>
-          <w:t>賽23:2</w:t>
-        </w:r>
-      </w:hyperlink>
-      <w:r>
-        <w:rPr>
-          <w:lang w:val="zh_TW" w:bidi="zh_TW"/>
-        </w:rPr>
-        <w:t>、</w:t>
-      </w:r>
-      <w:hyperlink r:id="rId16">
-        <w:r>
-          <w:rPr>
-            <w:lang w:val="zh_TW" w:bidi="zh_TW"/>
-          </w:rPr>
-          <w:rPr>
-            <w:color w:val="0000EE"/>
-            <w:u w:val="single"/>
-          </w:rPr>
-          <w:t>8</w:t>
-        </w:r>
-      </w:hyperlink>
-      <w:r>
-        <w:rPr>
-          <w:lang w:val="zh_TW" w:bidi="zh_TW"/>
-        </w:rPr>
-        <w:t>）、亞述人（</w:t>
-      </w:r>
-      <w:hyperlink r:id="rId17">
-        <w:r>
-          <w:rPr>
-            <w:lang w:val="zh_TW" w:bidi="zh_TW"/>
-          </w:rPr>
-          <w:rPr>
-            <w:color w:val="0000EE"/>
-            <w:u w:val="single"/>
-          </w:rPr>
-          <w:t>鴻3:16</w:t>
-        </w:r>
-      </w:hyperlink>
-      <w:r>
-        <w:rPr>
-          <w:lang w:val="zh_TW" w:bidi="zh_TW"/>
-        </w:rPr>
-        <w:t>）、巴比倫人、波斯人、希臘人和羅馬人交易。有些商人會遠行各地營商（</w:t>
-      </w:r>
-      <w:hyperlink r:id="rId18">
-        <w:r>
-          <w:rPr>
-            <w:lang w:val="zh_TW" w:bidi="zh_TW"/>
-          </w:rPr>
-          <w:rPr>
-            <w:color w:val="0000EE"/>
-            <w:u w:val="single"/>
-          </w:rPr>
-          <w:t>尼13:16–20</w:t>
-        </w:r>
-      </w:hyperlink>
-      <w:r>
-        <w:rPr>
-          <w:lang w:val="zh_TW" w:bidi="zh_TW"/>
-        </w:rPr>
-        <w:t>）。居於曠野的族群則以商隊形式，在多處地方販賣他們的貨物（</w:t>
-      </w:r>
-      <w:hyperlink r:id="rId19">
-        <w:r>
-          <w:rPr>
-            <w:lang w:val="zh_TW" w:bidi="zh_TW"/>
-          </w:rPr>
-          <w:rPr>
-            <w:color w:val="0000EE"/>
-            <w:u w:val="single"/>
-          </w:rPr>
-          <w:t>結27:15</w:t>
-        </w:r>
-      </w:hyperlink>
-      <w:r>
-        <w:rPr>
-          <w:lang w:val="zh_TW" w:bidi="zh_TW"/>
-        </w:rPr>
-        <w:t>、</w:t>
-      </w:r>
-      <w:hyperlink r:id="rId19">
-        <w:r>
-          <w:rPr>
-            <w:lang w:val="zh_TW" w:bidi="zh_TW"/>
-          </w:rPr>
-          <w:rPr>
-            <w:color w:val="0000EE"/>
-            <w:u w:val="single"/>
-          </w:rPr>
-          <w:t>20–23</w:t>
-        </w:r>
-      </w:hyperlink>
-      <w:r>
-        <w:rPr>
-          <w:lang w:val="zh_TW" w:bidi="zh_TW"/>
-        </w:rPr>
-        <w:t>，</w:t>
-      </w:r>
-      <w:hyperlink r:id="rId20">
-        <w:r>
-          <w:rPr>
-            <w:lang w:val="zh_TW" w:bidi="zh_TW"/>
-          </w:rPr>
-          <w:rPr>
-            <w:color w:val="0000EE"/>
-            <w:u w:val="single"/>
-          </w:rPr>
-          <w:t>38:13</w:t>
-        </w:r>
-      </w:hyperlink>
-      <w:r>
-        <w:rPr>
-          <w:lang w:val="zh_TW" w:bidi="zh_TW"/>
-        </w:rPr>
-        <w:t>）。商人通常在市集進行買賣，也會設立店鋪經營交易（</w:t>
-      </w:r>
-      <w:hyperlink r:id="rId14">
-        <w:r>
-          <w:rPr>
-            <w:lang w:val="zh_TW" w:bidi="zh_TW"/>
-          </w:rPr>
-          <w:rPr>
-            <w:color w:val="0000EE"/>
-            <w:u w:val="single"/>
-          </w:rPr>
-          <w:t>王上20:34</w:t>
+      <w:hyperlink r:id="rId48">
+        <w:r>
+          <w:rPr>
+            <w:lang w:val="zh_TW" w:bidi="zh_TW"/>
+          </w:rPr>
+          <w:rPr>
+            <w:color w:val="0000EE"/>
+            <w:u w:val="single"/>
+          </w:rPr>
+          <w:t>西3:22</w:t>
         </w:r>
       </w:hyperlink>
       <w:r>
@@ -431,149 +1111,886 @@
         </w:rPr>
         <w:t>；</w:t>
       </w:r>
-      <w:hyperlink r:id="rId21">
-        <w:r>
-          <w:rPr>
-            <w:lang w:val="zh_TW" w:bidi="zh_TW"/>
-          </w:rPr>
-          <w:rPr>
-            <w:color w:val="0000EE"/>
-            <w:u w:val="single"/>
-          </w:rPr>
-          <w:t>尼3:31</w:t>
-        </w:r>
-      </w:hyperlink>
-      <w:r>
-        <w:rPr>
-          <w:lang w:val="zh_TW" w:bidi="zh_TW"/>
-        </w:rPr>
-        <w:t>，</w:t>
-      </w:r>
-      <w:hyperlink r:id="rId22">
-        <w:r>
-          <w:rPr>
-            <w:lang w:val="zh_TW" w:bidi="zh_TW"/>
-          </w:rPr>
-          <w:rPr>
-            <w:color w:val="0000EE"/>
-            <w:u w:val="single"/>
-          </w:rPr>
-          <w:t>13:19–20</w:t>
-        </w:r>
-      </w:hyperlink>
-      <w:r>
-        <w:rPr>
-          <w:lang w:val="zh_TW" w:bidi="zh_TW"/>
-        </w:rPr>
-        <w:t>）。貨物則會存放在庫房中（</w:t>
-      </w:r>
-      <w:hyperlink r:id="rId23">
-        <w:r>
-          <w:rPr>
-            <w:lang w:val="zh_TW" w:bidi="zh_TW"/>
-          </w:rPr>
-          <w:rPr>
-            <w:color w:val="0000EE"/>
-            <w:u w:val="single"/>
-          </w:rPr>
-          <w:t>創41:49</w:t>
-        </w:r>
-      </w:hyperlink>
+      <w:hyperlink r:id="rId49">
+        <w:r>
+          <w:rPr>
+            <w:lang w:val="zh_TW" w:bidi="zh_TW"/>
+          </w:rPr>
+          <w:rPr>
+            <w:color w:val="0000EE"/>
+            <w:u w:val="single"/>
+          </w:rPr>
+          <w:t>門1:16</w:t>
+        </w:r>
+      </w:hyperlink>
+      <w:r>
+        <w:rPr>
+          <w:lang w:val="zh_TW" w:bidi="zh_TW"/>
+        </w:rPr>
+        <w:t>）。「在肉體中」也可用來描述婚姻關係的領域，這其中涉及一些困難的問題（</w:t>
+      </w:r>
+      <w:hyperlink r:id="rId50">
+        <w:r>
+          <w:rPr>
+            <w:lang w:val="zh_TW" w:bidi="zh_TW"/>
+          </w:rPr>
+          <w:rPr>
+            <w:color w:val="0000EE"/>
+            <w:u w:val="single"/>
+          </w:rPr>
+          <w:t>林前7:28</w:t>
+        </w:r>
+      </w:hyperlink>
+      <w:r>
+        <w:rPr>
+          <w:lang w:val="zh_TW" w:bidi="zh_TW"/>
+        </w:rPr>
+        <w:t>）。</w:t>
+      </w:r>
+    </w:p>
+    <w:p>
+      <w:pPr/>
+      <w:r>
+        <w:rPr>
+          <w:lang w:val="zh_TW" w:bidi="zh_TW"/>
+        </w:rPr>
+      </w:r>
+      <w:r>
+        <w:rPr>
+          <w:lang w:val="zh_TW" w:bidi="zh_TW"/>
+        </w:rPr>
+        <w:t>這種用法有助於理解一處原本難解的經文：「所以，我們從今以後，不憑著外貌認人了。雖然憑著外貌認過基督，如今卻不再這樣認他了」（</w:t>
+      </w:r>
+      <w:hyperlink r:id="rId51">
+        <w:r>
+          <w:rPr>
+            <w:lang w:val="zh_TW" w:bidi="zh_TW"/>
+          </w:rPr>
+          <w:rPr>
+            <w:color w:val="0000EE"/>
+            <w:u w:val="single"/>
+          </w:rPr>
+          <w:t>林後5:16</w:t>
+        </w:r>
+      </w:hyperlink>
+      <w:r>
+        <w:rPr>
+          <w:lang w:val="zh_TW" w:bidi="zh_TW"/>
+        </w:rPr>
+        <w:t>）。有英文譯本將其中的片語譯為「按人的觀點（from a human point of view）」，這樣的翻譯是正確的。這節經文的意思並不是說保羅曾在耶路撒冷聽過或見過耶穌，並因此「憑著肉體」（譯註：和合本譯為「憑著外貌」）認識祂。「憑著肉體」修飾的是「認」這個動詞，而不是「基督」這個名詞。保羅在歸信以前，「憑著肉體」認識人，也就是按世俗、人性的標準來判斷人。按「肉體」認識基督，就是以純粹人類的眼光看待祂。作為一個猶太人，保羅當時認為耶穌只是一個自以為是的彌賽亞假冒者。根據猶太人的觀念，彌賽亞應當作為大衛的王在地上掌權，拯救以色列民，並懲罰被厭惡的外邦人。然而，保羅放棄了這種錯誤的人性看法，轉而真正認識基督——那位成為肉身的神的兒子，是一切信祂之人的救主。成為基督徒之後，保羅不再憑著肉體來判斷別人。</w:t>
+      </w:r>
+    </w:p>
+    <w:p>
+      <w:pPr>
+        <w:pStyle w:val="Heading4"/>
+      </w:pPr>
+      <w:r>
+        <w:rPr>
+          <w:lang w:val="zh_TW" w:bidi="zh_TW"/>
+        </w:rPr>
+        <w:t>肉體作為墮落的人性</w:t>
+      </w:r>
+    </w:p>
+    <w:p>
+      <w:pPr/>
+      <w:r>
+        <w:rPr>
+          <w:lang w:val="zh_TW" w:bidi="zh_TW"/>
+        </w:rPr>
+      </w:r>
+      <w:r>
+        <w:rPr>
+          <w:lang w:val="zh_TW" w:bidi="zh_TW"/>
+        </w:rPr>
+        <w:t>當保羅說「血肉之體不能承受神的國」（</w:t>
+      </w:r>
+      <w:hyperlink r:id="rId29">
+        <w:r>
+          <w:rPr>
+            <w:lang w:val="zh_TW" w:bidi="zh_TW"/>
+          </w:rPr>
+          <w:rPr>
+            <w:color w:val="0000EE"/>
+            <w:u w:val="single"/>
+          </w:rPr>
+          <w:t>林前15:50</w:t>
+        </w:r>
+      </w:hyperlink>
+      <w:r>
+        <w:rPr>
+          <w:lang w:val="zh_TW" w:bidi="zh_TW"/>
+        </w:rPr>
+        <w:t>）時，他的意思並不是說人無法承受神的國，而是說墮落的人性無法承受；正如後一句所說：「必朽壞的不能承受不朽壞的。」軟弱、墮落、會朽壞的身體不能承受神的國，必須經歷改變，「這必朽壞的總要變成不朽壞的，這必死的總要變成不死的」（</w:t>
+      </w:r>
+      <w:hyperlink r:id="rId52">
+        <w:r>
+          <w:rPr>
+            <w:lang w:val="zh_TW" w:bidi="zh_TW"/>
+          </w:rPr>
+          <w:rPr>
+            <w:color w:val="0000EE"/>
+            <w:u w:val="single"/>
+          </w:rPr>
+          <w:t>林前15:53</w:t>
+        </w:r>
+      </w:hyperlink>
+      <w:r>
+        <w:rPr>
+          <w:lang w:val="zh_TW" w:bidi="zh_TW"/>
+        </w:rPr>
+        <w:t>）。這並不是靈魂或心靈的得救，而是將一種身體轉換成另一種，能夠承受神最終榮耀國度的身體。</w:t>
+      </w:r>
+    </w:p>
+    <w:p>
+      <w:pPr/>
+      <w:r>
+        <w:rPr>
+          <w:lang w:val="zh_TW" w:bidi="zh_TW"/>
+        </w:rPr>
+      </w:r>
+      <w:r>
+        <w:rPr>
+          <w:lang w:val="zh_TW" w:bidi="zh_TW"/>
+        </w:rPr>
+        <w:t>當彼得承認耶穌的彌賽亞身分時，耶穌回答說：「這不是屬血肉的指示你的，乃是我在天上的父指示的」（</w:t>
+      </w:r>
+      <w:hyperlink r:id="rId53">
+        <w:r>
+          <w:rPr>
+            <w:lang w:val="zh_TW" w:bidi="zh_TW"/>
+          </w:rPr>
+          <w:rPr>
+            <w:color w:val="0000EE"/>
+            <w:u w:val="single"/>
+          </w:rPr>
+          <w:t>太16:17</w:t>
+        </w:r>
+      </w:hyperlink>
+      <w:r>
+        <w:rPr>
+          <w:lang w:val="zh_TW" w:bidi="zh_TW"/>
+        </w:rPr>
+        <w:t>）。這節經文的意思很清楚：對耶穌彌賽亞身分的認識並非人理性的推論，而是唯有藉著神的啟示才能得著的真知識。</w:t>
+      </w:r>
+    </w:p>
+    <w:p>
+      <w:pPr>
+        <w:pStyle w:val="Heading4"/>
+      </w:pPr>
+      <w:r>
+        <w:rPr>
+          <w:lang w:val="zh_TW" w:bidi="zh_TW"/>
+        </w:rPr>
+        <w:t>肉體作為罪惡的人性</w:t>
+      </w:r>
+    </w:p>
+    <w:p>
+      <w:pPr/>
+      <w:r>
+        <w:rPr>
+          <w:lang w:val="zh_TW" w:bidi="zh_TW"/>
+        </w:rPr>
+      </w:r>
+      <w:r>
+        <w:rPr>
+          <w:lang w:val="zh_TW" w:bidi="zh_TW"/>
+        </w:rPr>
+        <w:t>還有一組帶有明顯保羅風格的倫理用法。其中最重要的特點是：人在神面前不僅被看為墮落與軟弱的，同時也是墮落並帶有罪性的。肉體在這裡與被神的靈更新的人的靈相對，若沒有聖靈的幫助，人就不能討神喜悅。最生動的例子出現在</w:t>
+      </w:r>
+      <w:hyperlink r:id="rId54">
+        <w:r>
+          <w:rPr>
+            <w:lang w:val="zh_TW" w:bidi="zh_TW"/>
+          </w:rPr>
+          <w:rPr>
+            <w:color w:val="0000EE"/>
+            <w:u w:val="single"/>
+          </w:rPr>
+          <w:t>羅馬書八章</w:t>
+        </w:r>
+      </w:hyperlink>
+      <w:r>
+        <w:rPr>
+          <w:lang w:val="zh_TW" w:bidi="zh_TW"/>
+        </w:rPr>
+        <w:t>的第一部分，保羅在那裡明確對比「在肉體裡」的人和「在聖靈裡」的人。「在聖靈裡」並不是指進入一種入神（ecstasy）的狀態，而是指一個人生活在由神的靈所掌管的屬靈範圍中。「在肉體裡」的人，也就是未重生的人，不能討神喜悅。這裡有兩個彼此對立、互不相容的領域：「在肉體裡」與「在聖靈裡」。而「在聖靈裡」意味著有神的聖靈內住，也就是成為一個重生的人。</w:t>
+      </w:r>
+    </w:p>
+    <w:p>
+      <w:pPr/>
+      <w:r>
+        <w:rPr>
+          <w:lang w:val="zh_TW" w:bidi="zh_TW"/>
+        </w:rPr>
+      </w:r>
+      <w:r>
+        <w:rPr>
+          <w:lang w:val="zh_TW" w:bidi="zh_TW"/>
+        </w:rPr>
+        <w:t>在</w:t>
+      </w:r>
+      <w:hyperlink r:id="rId55">
+        <w:r>
+          <w:rPr>
+            <w:lang w:val="zh_TW" w:bidi="zh_TW"/>
+          </w:rPr>
+          <w:rPr>
+            <w:color w:val="0000EE"/>
+            <w:u w:val="single"/>
+          </w:rPr>
+          <w:t>羅馬書七至八章</w:t>
+        </w:r>
+      </w:hyperlink>
+      <w:r>
+        <w:rPr>
+          <w:lang w:val="zh_TW" w:bidi="zh_TW"/>
+        </w:rPr>
+        <w:t>中，保羅清楚指出，未重生的人無法按著神的要求去愛祂、事奉祂，因此不能討祂喜悅。律法也無法使人真正成為義人，因為肉體是軟弱的（</w:t>
+      </w:r>
+      <w:hyperlink r:id="rId56">
+        <w:r>
+          <w:rPr>
+            <w:lang w:val="zh_TW" w:bidi="zh_TW"/>
+          </w:rPr>
+          <w:rPr>
+            <w:color w:val="0000EE"/>
+            <w:u w:val="single"/>
+          </w:rPr>
+          <w:t>8:2</w:t>
+        </w:r>
+      </w:hyperlink>
+      <w:r>
+        <w:rPr>
+          <w:lang w:val="zh_TW" w:bidi="zh_TW"/>
+        </w:rPr>
+        <w:t>）。體貼肉體的就是死，體貼聖靈的乃是生命（</w:t>
+      </w:r>
+      <w:hyperlink r:id="rId57">
+        <w:r>
+          <w:rPr>
+            <w:lang w:val="zh_TW" w:bidi="zh_TW"/>
+          </w:rPr>
+          <w:rPr>
+            <w:color w:val="0000EE"/>
+            <w:u w:val="single"/>
+          </w:rPr>
+          <w:t>8:6</w:t>
+        </w:r>
+      </w:hyperlink>
+      <w:r>
+        <w:rPr>
+          <w:lang w:val="zh_TW" w:bidi="zh_TW"/>
+        </w:rPr>
+        <w:t>）。保羅在別處說：「我也知道，在我裡頭，就是我肉體之中，沒有良善」（</w:t>
+      </w:r>
+      <w:hyperlink r:id="rId58">
+        <w:r>
+          <w:rPr>
+            <w:lang w:val="zh_TW" w:bidi="zh_TW"/>
+          </w:rPr>
+          <w:rPr>
+            <w:color w:val="0000EE"/>
+            <w:u w:val="single"/>
+          </w:rPr>
+          <w:t>7:18</w:t>
+        </w:r>
+      </w:hyperlink>
+      <w:r>
+        <w:rPr>
+          <w:lang w:val="zh_TW" w:bidi="zh_TW"/>
+        </w:rPr>
+        <w:t>）。這裡的「肉體」並不是指人的身體，因為人的身體是聖靈的殿（</w:t>
+      </w:r>
+      <w:hyperlink r:id="rId59">
+        <w:r>
+          <w:rPr>
+            <w:lang w:val="zh_TW" w:bidi="zh_TW"/>
+          </w:rPr>
+          <w:rPr>
+            <w:color w:val="0000EE"/>
+            <w:u w:val="single"/>
+          </w:rPr>
+          <w:t>林前6:19</w:t>
+        </w:r>
+      </w:hyperlink>
+      <w:r>
+        <w:rPr>
+          <w:lang w:val="zh_TW" w:bidi="zh_TW"/>
+        </w:rPr>
+        <w:t>），是基督的肢體（</w:t>
+      </w:r>
+      <w:hyperlink r:id="rId60">
+        <w:r>
+          <w:rPr>
+            <w:lang w:val="zh_TW" w:bidi="zh_TW"/>
+          </w:rPr>
+          <w:rPr>
+            <w:color w:val="0000EE"/>
+            <w:u w:val="single"/>
+          </w:rPr>
+          <w:t>6:15</w:t>
+        </w:r>
+      </w:hyperlink>
+      <w:r>
+        <w:rPr>
+          <w:lang w:val="zh_TW" w:bidi="zh_TW"/>
+        </w:rPr>
+        <w:t>），並且應當成為榮耀神的器皿（</w:t>
+      </w:r>
+      <w:hyperlink r:id="rId61">
+        <w:r>
+          <w:rPr>
+            <w:lang w:val="zh_TW" w:bidi="zh_TW"/>
+          </w:rPr>
+          <w:rPr>
+            <w:color w:val="0000EE"/>
+            <w:u w:val="single"/>
+          </w:rPr>
+          <w:t>6:20</w:t>
+        </w:r>
+      </w:hyperlink>
+      <w:r>
+        <w:rPr>
+          <w:lang w:val="zh_TW" w:bidi="zh_TW"/>
+        </w:rPr>
+        <w:t>）。因此，保羅所指的「肉體」，乃是指那未重生的本性，在其中並沒有神所要求的良善。</w:t>
+      </w:r>
+    </w:p>
+    <w:p>
+      <w:pPr/>
+      <w:r>
+        <w:rPr>
+          <w:lang w:val="zh_TW" w:bidi="zh_TW"/>
+        </w:rPr>
+      </w:r>
+      <w:r>
+        <w:rPr>
+          <w:lang w:val="zh_TW" w:bidi="zh_TW"/>
+        </w:rPr>
+        <w:t>雖然保羅鮮明地對比了「在肉體裡」（指未重生）與「在聖靈裡」（指已重生）的差異，但當一個人重生、進入「在聖靈裡」的狀態時，他就不再「在肉體裡」，然而肉體仍在他裡面。事實上，信徒內裡仍存在著肉體與聖靈之間的爭戰。保羅對那些「在聖靈裡」的人說：「因為情慾和聖靈相爭， 聖靈和情慾相爭，這兩個是彼此相敵，使你們不能做所願意做的」（</w:t>
+      </w:r>
+      <w:hyperlink r:id="rId62">
+        <w:r>
+          <w:rPr>
+            <w:lang w:val="zh_TW" w:bidi="zh_TW"/>
+          </w:rPr>
+          <w:rPr>
+            <w:color w:val="0000EE"/>
+            <w:u w:val="single"/>
+          </w:rPr>
+          <w:t>加5:17</w:t>
+        </w:r>
+      </w:hyperlink>
+      <w:r>
+        <w:rPr>
+          <w:lang w:val="zh_TW" w:bidi="zh_TW"/>
+        </w:rPr>
+        <w:t>）。由於基督徒的生活是這兩種對立原則之間的戰場，人就不可能成為自己所期望的那樣完全。</w:t>
+      </w:r>
+    </w:p>
+    <w:p>
+      <w:pPr/>
+      <w:r>
+        <w:rPr>
+          <w:lang w:val="zh_TW" w:bidi="zh_TW"/>
+        </w:rPr>
+      </w:r>
+      <w:r>
+        <w:rPr>
+          <w:lang w:val="zh_TW" w:bidi="zh_TW"/>
+        </w:rPr>
+        <w:t>同樣的情況也出現在</w:t>
+      </w:r>
+      <w:hyperlink r:id="rId63">
+        <w:r>
+          <w:rPr>
+            <w:lang w:val="zh_TW" w:bidi="zh_TW"/>
+          </w:rPr>
+          <w:rPr>
+            <w:color w:val="0000EE"/>
+            <w:u w:val="single"/>
+          </w:rPr>
+          <w:t>哥林多前書二章14節至三章3節</w:t>
+        </w:r>
+      </w:hyperlink>
+      <w:r>
+        <w:rPr>
+          <w:lang w:val="zh_TW" w:bidi="zh_TW"/>
+        </w:rPr>
+        <w:t>，保羅在那裡將人分為三類：「屬血氣的」（</w:t>
+      </w:r>
+      <w:hyperlink r:id="rId64">
+        <w:r>
+          <w:rPr>
+            <w:lang w:val="zh_TW" w:bidi="zh_TW"/>
+          </w:rPr>
+          <w:rPr>
+            <w:color w:val="0000EE"/>
+            <w:u w:val="single"/>
+          </w:rPr>
+          <w:t>2:14</w:t>
+        </w:r>
+      </w:hyperlink>
+      <w:r>
+        <w:rPr>
+          <w:lang w:val="zh_TW" w:bidi="zh_TW"/>
+        </w:rPr>
+        <w:t>），「屬肉體」，即屬肉體的人（</w:t>
+      </w:r>
+      <w:hyperlink r:id="rId65">
+        <w:r>
+          <w:rPr>
+            <w:lang w:val="zh_TW" w:bidi="zh_TW"/>
+          </w:rPr>
+          <w:rPr>
+            <w:color w:val="0000EE"/>
+            <w:u w:val="single"/>
+          </w:rPr>
+          <w:t>3:1、3</w:t>
+        </w:r>
+      </w:hyperlink>
+      <w:r>
+        <w:rPr>
+          <w:lang w:val="zh_TW" w:bidi="zh_TW"/>
+        </w:rPr>
+        <w:t>），以及「屬靈的」（</w:t>
+      </w:r>
+      <w:hyperlink r:id="rId66">
+        <w:r>
+          <w:rPr>
+            <w:lang w:val="zh_TW" w:bidi="zh_TW"/>
+          </w:rPr>
+          <w:rPr>
+            <w:color w:val="0000EE"/>
+            <w:u w:val="single"/>
+          </w:rPr>
+          <w:t>3:1</w:t>
+        </w:r>
+      </w:hyperlink>
+      <w:r>
+        <w:rPr>
+          <w:lang w:val="zh_TW" w:bidi="zh_TW"/>
+        </w:rPr>
+        <w:t>）。「屬血氣的人」指尚未重生的人；那些「屬肉體」的人（</w:t>
+      </w:r>
+      <w:hyperlink r:id="rId67">
+        <w:r>
+          <w:rPr>
+            <w:lang w:val="zh_TW" w:bidi="zh_TW"/>
+          </w:rPr>
+          <w:rPr>
+            <w:color w:val="0000EE"/>
+            <w:u w:val="single"/>
+          </w:rPr>
+          <w:t>羅8:9</w:t>
+        </w:r>
+      </w:hyperlink>
+      <w:r>
+        <w:rPr>
+          <w:lang w:val="zh_TW" w:bidi="zh_TW"/>
+        </w:rPr>
+        <w:t>），一生都停留在人的層面上，因此無法明白屬神的事。「屬靈的」則是生命受神的靈掌管的人，他們的生活中顯明出聖靈的果子（</w:t>
+      </w:r>
+      <w:hyperlink r:id="rId68">
+        <w:r>
+          <w:rPr>
+            <w:lang w:val="zh_TW" w:bidi="zh_TW"/>
+          </w:rPr>
+          <w:rPr>
+            <w:color w:val="0000EE"/>
+            <w:u w:val="single"/>
+          </w:rPr>
+          <w:t>加5:22–23</w:t>
+        </w:r>
+      </w:hyperlink>
+      <w:r>
+        <w:rPr>
+          <w:lang w:val="zh_TW" w:bidi="zh_TW"/>
+        </w:rPr>
+        <w:t>）。在這兩類人之間，還有第三類——「屬肉體」，也就是在基督裡的嬰孩。他們既然「在基督裡」，就必然「在聖靈裡」，但他們的生活卻未能「順著聖靈而行」。由於他們是屬靈生命尚幼的信徒，雖然神的靈住在他們裡面，但聖靈並未能完全掌權，他們仍然「照著世人的樣子行」（</w:t>
+      </w:r>
+      <w:hyperlink r:id="rId69">
+        <w:r>
+          <w:rPr>
+            <w:lang w:val="zh_TW" w:bidi="zh_TW"/>
+          </w:rPr>
+          <w:rPr>
+            <w:color w:val="0000EE"/>
+            <w:u w:val="single"/>
+          </w:rPr>
+          <w:t>林前3:3</w:t>
+        </w:r>
+      </w:hyperlink>
+      <w:r>
+        <w:rPr>
+          <w:lang w:val="zh_TW" w:bidi="zh_TW"/>
+        </w:rPr>
+        <w:t>），在嫉妒與紛爭中顯出屬肉體的行為。</w:t>
+      </w:r>
+    </w:p>
+    <w:p>
+      <w:pPr>
+        <w:pStyle w:val="Heading4"/>
+      </w:pPr>
+      <w:r>
+        <w:rPr>
+          <w:lang w:val="zh_TW" w:bidi="zh_TW"/>
+        </w:rPr>
+        <w:t>肉體的行為</w:t>
+      </w:r>
+    </w:p>
+    <w:p>
+      <w:pPr/>
+      <w:r>
+        <w:rPr>
+          <w:lang w:val="zh_TW" w:bidi="zh_TW"/>
+        </w:rPr>
+      </w:r>
+      <w:r>
+        <w:rPr>
+          <w:lang w:val="zh_TW" w:bidi="zh_TW"/>
+        </w:rPr>
+        <w:t>在</w:t>
+      </w:r>
+      <w:hyperlink r:id="rId70">
+        <w:r>
+          <w:rPr>
+            <w:lang w:val="zh_TW" w:bidi="zh_TW"/>
+          </w:rPr>
+          <w:rPr>
+            <w:color w:val="0000EE"/>
+            <w:u w:val="single"/>
+          </w:rPr>
+          <w:t>加拉太書五章19至23節</w:t>
+        </w:r>
+      </w:hyperlink>
+      <w:r>
+        <w:rPr>
+          <w:lang w:val="zh_TW" w:bidi="zh_TW"/>
+        </w:rPr>
+        <w:t>中，保羅對比屬肉體的生活與屬聖靈的生活：「情慾的事都是顯而易見的，就如姦淫、污穢、邪蕩、拜偶像、邪術、仇恨、爭競、忌恨、惱怒、結黨、紛爭、異端、嫉妒、醉酒、荒宴等類」（</w:t>
+      </w:r>
+      <w:hyperlink r:id="rId71">
+        <w:r>
+          <w:rPr>
+            <w:lang w:val="zh_TW" w:bidi="zh_TW"/>
+          </w:rPr>
+          <w:rPr>
+            <w:color w:val="0000EE"/>
+            <w:u w:val="single"/>
+          </w:rPr>
+          <w:t>加5:19–21</w:t>
+        </w:r>
+      </w:hyperlink>
+      <w:r>
+        <w:rPr>
+          <w:lang w:val="zh_TW" w:bidi="zh_TW"/>
+        </w:rPr>
+        <w:t>）。這份清單中值得注意的是，其中有些罪與肉身及性慾有關，但也有屬宗教的罪（如拜偶像、行邪術）。此外，還有一些是屬「心靈」或性情上的罪，如仇恨、爭競、嫉妒、惱怒、紛爭。「結黨」與「異端」這兩個字詞在此並非指神學上的錯謬，而是指分裂、對立的心態。這清楚證明，對保羅而言，「肉體」並非單指身體，而是包括整個人——連同其內在的態度與性情。</w:t>
+      </w:r>
+    </w:p>
+    <w:p>
+      <w:pPr>
+        <w:pStyle w:val="Heading4"/>
+      </w:pPr>
+      <w:r>
+        <w:rPr>
+          <w:lang w:val="zh_TW" w:bidi="zh_TW"/>
+        </w:rPr>
+        <w:t>勝過肉體</w:t>
+      </w:r>
+    </w:p>
+    <w:p>
+      <w:pPr/>
+      <w:r>
+        <w:rPr>
+          <w:lang w:val="zh_TW" w:bidi="zh_TW"/>
+        </w:rPr>
+      </w:r>
+      <w:r>
+        <w:rPr>
+          <w:lang w:val="zh_TW" w:bidi="zh_TW"/>
+        </w:rPr>
+        <w:t>雖然信徒內在仍存在聖靈與肉體的爭戰，但保羅指出，聖靈有得勝之道。就身體而言，「肉體」是在成聖的範圍之內（</w:t>
+      </w:r>
+      <w:hyperlink r:id="rId72">
+        <w:r>
+          <w:rPr>
+            <w:lang w:val="zh_TW" w:bidi="zh_TW"/>
+          </w:rPr>
+          <w:rPr>
+            <w:color w:val="0000EE"/>
+            <w:u w:val="single"/>
+          </w:rPr>
+          <w:t>帖前5:23</w:t>
+        </w:r>
+      </w:hyperlink>
+      <w:r>
+        <w:rPr>
+          <w:lang w:val="zh_TW" w:bidi="zh_TW"/>
+        </w:rPr>
+        <w:t>），但就未重生的人性而言，這樣的肉體只能被治死。</w:t>
+      </w:r>
+    </w:p>
+    <w:p>
+      <w:pPr/>
+      <w:r>
+        <w:rPr>
+          <w:lang w:val="zh_TW" w:bidi="zh_TW"/>
+        </w:rPr>
+      </w:r>
+      <w:r>
+        <w:rPr>
+          <w:lang w:val="zh_TW" w:bidi="zh_TW"/>
+        </w:rPr>
+        <w:t>這就是所謂客觀與主觀之間的張力。因為在基督裡已經發生了一些事（客觀的事實），因此必然會產生一些屬靈的結果（主觀的經歷）。依據保羅的觀點，「肉體」已經在基督的死中被治死。凡屬基督的人，已經把肉體連同邪情私慾同釘在十字架上（</w:t>
+      </w:r>
+      <w:hyperlink r:id="rId73">
+        <w:r>
+          <w:rPr>
+            <w:lang w:val="zh_TW" w:bidi="zh_TW"/>
+          </w:rPr>
+          <w:rPr>
+            <w:color w:val="0000EE"/>
+            <w:u w:val="single"/>
+          </w:rPr>
+          <w:t>加5:24</w:t>
+        </w:r>
+      </w:hyperlink>
+      <w:r>
+        <w:rPr>
+          <w:lang w:val="zh_TW" w:bidi="zh_TW"/>
+        </w:rPr>
+        <w:t>）。保羅在別處也說：「我已經與基督同釘十字架」（</w:t>
+      </w:r>
+      <w:hyperlink r:id="rId39">
+        <w:r>
+          <w:rPr>
+            <w:lang w:val="zh_TW" w:bidi="zh_TW"/>
+          </w:rPr>
+          <w:rPr>
+            <w:color w:val="0000EE"/>
+            <w:u w:val="single"/>
+          </w:rPr>
+          <w:t>2:20</w:t>
+        </w:r>
+      </w:hyperlink>
+      <w:r>
+        <w:rPr>
+          <w:lang w:val="zh_TW" w:bidi="zh_TW"/>
+        </w:rPr>
+        <w:t>），又說：「我們的舊人和他同釘十字架」（</w:t>
+      </w:r>
+      <w:hyperlink r:id="rId74">
+        <w:r>
+          <w:rPr>
+            <w:lang w:val="zh_TW" w:bidi="zh_TW"/>
+          </w:rPr>
+          <w:rPr>
+            <w:color w:val="0000EE"/>
+            <w:u w:val="single"/>
+          </w:rPr>
+          <w:t>羅6:6</w:t>
+        </w:r>
+      </w:hyperlink>
+      <w:r>
+        <w:rPr>
+          <w:lang w:val="zh_TW" w:bidi="zh_TW"/>
+        </w:rPr>
+        <w:t>）。這些經文顯明，「肉體」與「舊人」在某種意義上是相同的。這種相同的概念也在保羅有關「同釘十字架」的教導中得到進一步印證，因為當保羅說「肉體同釘十字架」時，他的意思與他在羅馬書中所說的是一致的：「我們在罪上死了的人豈可仍在罪中活著呢？豈不知我們這受洗歸入基督耶穌的人是受洗歸入他的死嗎？所以，我們藉著洗禮歸入死，和他一同埋葬」（</w:t>
+      </w:r>
+      <w:hyperlink r:id="rId75">
+        <w:r>
+          <w:rPr>
+            <w:lang w:val="zh_TW" w:bidi="zh_TW"/>
+          </w:rPr>
+          <w:rPr>
+            <w:color w:val="0000EE"/>
+            <w:u w:val="single"/>
+          </w:rPr>
+          <w:t>1–4</w:t>
+        </w:r>
+      </w:hyperlink>
+      <w:r>
+        <w:rPr>
+          <w:lang w:val="zh_TW" w:bidi="zh_TW"/>
+        </w:rPr>
+        <w:t>節）。這表明我這個人親身在基督裡與祂同死。</w:t>
+      </w:r>
+    </w:p>
+    <w:p>
+      <w:pPr/>
+      <w:r>
+        <w:rPr>
+          <w:lang w:val="zh_TW" w:bidi="zh_TW"/>
+        </w:rPr>
+      </w:r>
+      <w:r>
+        <w:rPr>
+          <w:lang w:val="zh_TW" w:bidi="zh_TW"/>
+        </w:rPr>
+        <w:t>這種「肉體同釘十字架與同死」並非是自動發生的事，而是必須藉著信心而實際應用的真理。這涉及兩個方面：首先，信徒必須承認肉體已與基督同釘十字架。「這樣，你們向罪也當看自己是死的；向神在基督耶穌裡，卻當看自己是活的。」（</w:t>
+      </w:r>
+      <w:hyperlink r:id="rId76">
+        <w:r>
+          <w:rPr>
+            <w:lang w:val="zh_TW" w:bidi="zh_TW"/>
+          </w:rPr>
+          <w:rPr>
+            <w:color w:val="0000EE"/>
+            <w:u w:val="single"/>
+          </w:rPr>
+          <w:t>羅6:11</w:t>
+        </w:r>
+      </w:hyperlink>
+      <w:r>
+        <w:rPr>
+          <w:lang w:val="zh_TW" w:bidi="zh_TW"/>
+        </w:rPr>
+        <w:t>）。除非一個人確實已與基督同死、同釘十字架，他就不能真實地看自己「向罪是死的」。但既然這事在信主得救的那一刻已經發生，就可以在日常生活中實際活出來。那些與基督同死的人，應當「治死身體的惡行」（</w:t>
+      </w:r>
+      <w:hyperlink r:id="rId77">
+        <w:r>
+          <w:rPr>
+            <w:lang w:val="zh_TW" w:bidi="zh_TW"/>
+          </w:rPr>
+          <w:rPr>
+            <w:color w:val="0000EE"/>
+            <w:u w:val="single"/>
+          </w:rPr>
+          <w:t>8:13</w:t>
+        </w:r>
+      </w:hyperlink>
+      <w:r>
+        <w:rPr>
+          <w:lang w:val="zh_TW" w:bidi="zh_TW"/>
+        </w:rPr>
+        <w:t>）。這裡的「身體」是指「肉體」行事的工具，也就是那屬於未重生本性的感官生活。那些從死入生的人，應當把自己的肢體獻給神，作義的器具（</w:t>
+      </w:r>
+      <w:hyperlink r:id="rId78">
+        <w:r>
+          <w:rPr>
+            <w:lang w:val="zh_TW" w:bidi="zh_TW"/>
+          </w:rPr>
+          <w:rPr>
+            <w:color w:val="0000EE"/>
+            <w:u w:val="single"/>
+          </w:rPr>
+          <w:t>6:13</w:t>
+        </w:r>
+      </w:hyperlink>
+      <w:r>
+        <w:rPr>
+          <w:lang w:val="zh_TW" w:bidi="zh_TW"/>
+        </w:rPr>
+        <w:t>）。凡與基督同死的人，應當「治死」一切屬地的事——淫亂、污穢、貪婪等（</w:t>
+      </w:r>
+      <w:hyperlink r:id="rId79">
+        <w:r>
+          <w:rPr>
+            <w:lang w:val="zh_TW" w:bidi="zh_TW"/>
+          </w:rPr>
+          <w:rPr>
+            <w:color w:val="0000EE"/>
+            <w:u w:val="single"/>
+          </w:rPr>
+          <w:t>西3:5</w:t>
+        </w:r>
+      </w:hyperlink>
+      <w:r>
+        <w:rPr>
+          <w:lang w:val="zh_TW" w:bidi="zh_TW"/>
+        </w:rPr>
+        <w:t>）。既然已經脫去舊人、穿上新人，信徒就應當在生活中表現出憐憫、恩慈、謙卑等美德。</w:t>
+      </w:r>
+    </w:p>
+    <w:p>
+      <w:pPr/>
+      <w:r>
+        <w:rPr>
+          <w:lang w:val="zh_TW" w:bidi="zh_TW"/>
+        </w:rPr>
+      </w:r>
+      <w:r>
+        <w:rPr>
+          <w:lang w:val="zh_TW" w:bidi="zh_TW"/>
+        </w:rPr>
+        <w:t>勝過肉體，有時被形容為在聖靈裡行事。「你們當順著聖靈而行，就不放縱肉體的情慾了」（</w:t>
+      </w:r>
+      <w:hyperlink r:id="rId80">
+        <w:r>
+          <w:rPr>
+            <w:lang w:val="zh_TW" w:bidi="zh_TW"/>
+          </w:rPr>
+          <w:rPr>
+            <w:color w:val="0000EE"/>
+            <w:u w:val="single"/>
+          </w:rPr>
+          <w:t>加5:16</w:t>
+        </w:r>
+      </w:hyperlink>
+      <w:r>
+        <w:rPr>
+          <w:lang w:val="zh_TW" w:bidi="zh_TW"/>
+        </w:rPr>
+        <w:t>；參</w:t>
+      </w:r>
+      <w:hyperlink r:id="rId81">
+        <w:r>
+          <w:rPr>
+            <w:lang w:val="zh_TW" w:bidi="zh_TW"/>
+          </w:rPr>
+          <w:rPr>
+            <w:color w:val="0000EE"/>
+            <w:u w:val="single"/>
+          </w:rPr>
+          <w:t>羅8:4</w:t>
+        </w:r>
+      </w:hyperlink>
+      <w:r>
+        <w:rPr>
+          <w:lang w:val="zh_TW" w:bidi="zh_TW"/>
+        </w:rPr>
+        <w:t>）。順著聖靈而行的意思，就是在每一刻都讓聖靈掌管生命。</w:t>
+      </w:r>
+    </w:p>
+    <w:p>
+      <w:pPr/>
+      <w:r>
+        <w:rPr>
+          <w:lang w:val="zh_TW" w:bidi="zh_TW"/>
+        </w:rPr>
+      </w:r>
+      <w:r>
+        <w:rPr>
+          <w:i/>
+          <w:lang w:val="zh_TW" w:bidi="zh_TW"/>
+        </w:rPr>
+        <w:t>另見</w:t>
+      </w:r>
+      <w:r>
+        <w:rPr>
+          <w:lang w:val="zh_TW" w:bidi="zh_TW"/>
+        </w:rPr>
+        <w:t>身體</w:t>
+      </w:r>
       <w:r>
         <w:rPr>
           <w:lang w:val="zh_TW" w:bidi="zh_TW"/>
         </w:rPr>
         <w:t>；</w:t>
       </w:r>
-      <w:hyperlink r:id="rId24">
-        <w:r>
-          <w:rPr>
-            <w:lang w:val="zh_TW" w:bidi="zh_TW"/>
-          </w:rPr>
-          <w:rPr>
-            <w:color w:val="0000EE"/>
-            <w:u w:val="single"/>
-          </w:rPr>
-          <w:t>王上9:19</w:t>
-        </w:r>
-      </w:hyperlink>
-      <w:r>
-        <w:rPr>
-          <w:lang w:val="zh_TW" w:bidi="zh_TW"/>
-        </w:rPr>
-        <w:t>）。雅各的眾子曾在埃及通商（</w:t>
-      </w:r>
-      <w:hyperlink r:id="rId25">
-        <w:r>
-          <w:rPr>
-            <w:lang w:val="zh_TW" w:bidi="zh_TW"/>
-          </w:rPr>
-          <w:rPr>
-            <w:color w:val="0000EE"/>
-            <w:u w:val="single"/>
-          </w:rPr>
-          <w:t>創43:11</w:t>
-        </w:r>
-      </w:hyperlink>
-      <w:r>
-        <w:rPr>
-          <w:lang w:val="zh_TW" w:bidi="zh_TW"/>
-        </w:rPr>
-        <w:t>）。所羅門作王的時代，貿易活動大大擴展（</w:t>
-      </w:r>
-      <w:hyperlink r:id="rId26">
-        <w:r>
-          <w:rPr>
-            <w:lang w:val="zh_TW" w:bidi="zh_TW"/>
-          </w:rPr>
-          <w:rPr>
-            <w:color w:val="0000EE"/>
-            <w:u w:val="single"/>
-          </w:rPr>
-          <w:t>王上9:26–27</w:t>
-        </w:r>
-      </w:hyperlink>
-      <w:r>
-        <w:rPr>
-          <w:lang w:val="zh_TW" w:bidi="zh_TW"/>
-        </w:rPr>
-        <w:t>，</w:t>
-      </w:r>
-      <w:hyperlink r:id="rId27">
-        <w:r>
-          <w:rPr>
-            <w:lang w:val="zh_TW" w:bidi="zh_TW"/>
-          </w:rPr>
-          <w:rPr>
-            <w:color w:val="0000EE"/>
-            <w:u w:val="single"/>
-          </w:rPr>
-          <w:t>10:28</w:t>
-        </w:r>
-      </w:hyperlink>
-      <w:r>
-        <w:rPr>
-          <w:lang w:val="zh_TW" w:bidi="zh_TW"/>
-        </w:rPr>
-        <w:t>）。猶大人在被擄期間，於巴比倫地參與貿易活動，並且有許多人後來沒有歸回巴勒斯坦。商人也在耶路撒冷協助尼希米重建城牆（</w:t>
-      </w:r>
-      <w:hyperlink r:id="rId28">
-        <w:r>
-          <w:rPr>
-            <w:lang w:val="zh_TW" w:bidi="zh_TW"/>
-          </w:rPr>
-          <w:rPr>
-            <w:color w:val="0000EE"/>
-            <w:u w:val="single"/>
-          </w:rPr>
-          <w:t>尼3:31–32</w:t>
-        </w:r>
-      </w:hyperlink>
-      <w:r>
-        <w:rPr>
-          <w:lang w:val="zh_TW" w:bidi="zh_TW"/>
-        </w:rPr>
-        <w:t>）。</w:t>
+      <w:r>
+        <w:rPr>
+          <w:lang w:val="zh_TW" w:bidi="zh_TW"/>
+        </w:rPr>
+        <w:t>罪</w:t>
+      </w:r>
+      <w:r>
+        <w:rPr>
+          <w:lang w:val="zh_TW" w:bidi="zh_TW"/>
+        </w:rPr>
+        <w:t>。</w:t>
       </w:r>
       <w:r>
         <w:rPr>

--- a/zht/docx/116.content.docx
+++ b/zht/docx/116.content.docx
@@ -149,7 +149,7 @@
         <w:rPr>
           <w:lang w:val="zh_TW" w:bidi="zh_TW"/>
         </w:rPr>
-        <w:t>rou</w:t>
+        <w:t>rao</w:t>
       </w:r>
       <w:r>
         <w:rPr>
@@ -212,7 +212,7 @@
         <w:rPr>
           <w:lang w:val="zh_TW" w:bidi="zh_TW"/>
         </w:rPr>
-        <w:t>肉體</w:t>
+        <w:t>饒恕</w:t>
       </w:r>
       <w:r>
         <w:rPr>
@@ -231,18 +231,43 @@
         <w:rPr>
           <w:lang w:val="zh_TW" w:bidi="zh_TW"/>
         </w:rPr>
-        <w:t>身體：人類的肉身存在；人的整體生命；人屬肉體的本性。</w:t>
-      </w:r>
-    </w:p>
-    <w:p>
-      <w:pPr>
-        <w:pStyle w:val="Heading3"/>
-      </w:pPr>
-      <w:r>
-        <w:rPr>
-          <w:lang w:val="zh_TW" w:bidi="zh_TW"/>
-        </w:rPr>
-        <w:t>在舊約聖經中</w:t>
+        <w:t>饒恕，涉及修復破裂的關係；不再對錯誤和冒犯感到怨恨。饒恕主要是神的行為，祂赦免罪人免受審判，並使他們免於因犯罪而受到神的懲罰。由於只有神是聖潔的，只有神能夠赦免罪（</w:t>
+      </w:r>
+      <w:hyperlink r:id="rId13">
+        <w:r>
+          <w:rPr>
+            <w:lang w:val="zh_TW" w:bidi="zh_TW"/>
+          </w:rPr>
+          <w:rPr>
+            <w:color w:val="0000EE"/>
+            <w:u w:val="single"/>
+          </w:rPr>
+          <w:t>可2:7</w:t>
+        </w:r>
+      </w:hyperlink>
+      <w:r>
+        <w:rPr>
+          <w:lang w:val="zh_TW" w:bidi="zh_TW"/>
+        </w:rPr>
+        <w:t>；</w:t>
+      </w:r>
+      <w:hyperlink r:id="rId14">
+        <w:r>
+          <w:rPr>
+            <w:lang w:val="zh_TW" w:bidi="zh_TW"/>
+          </w:rPr>
+          <w:rPr>
+            <w:color w:val="0000EE"/>
+            <w:u w:val="single"/>
+          </w:rPr>
+          <w:t>路5:21</w:t>
+        </w:r>
+      </w:hyperlink>
+      <w:r>
+        <w:rPr>
+          <w:lang w:val="zh_TW" w:bidi="zh_TW"/>
+        </w:rPr>
+        <w:t>）。饒恕也是一種人類行為，延伸到對鄰舍的饒恕——這是人們意識到並接受神饒恕的表現。因此，饒恕是基督教獨有的教義。</w:t>
       </w:r>
     </w:p>
     <w:p>
@@ -256,115 +281,18 @@
         <w:rPr>
           <w:lang w:val="zh_TW" w:bidi="zh_TW"/>
         </w:rPr>
-        <w:t>這個字詞常用來指身體的物質部分，無論是指人（</w:t>
-      </w:r>
-      <w:hyperlink r:id="rId13">
-        <w:r>
-          <w:rPr>
-            <w:lang w:val="zh_TW" w:bidi="zh_TW"/>
-          </w:rPr>
-          <w:rPr>
-            <w:color w:val="0000EE"/>
-            <w:u w:val="single"/>
-          </w:rPr>
-          <w:t>創40:19</w:t>
-        </w:r>
-      </w:hyperlink>
-      <w:r>
-        <w:rPr>
-          <w:lang w:val="zh_TW" w:bidi="zh_TW"/>
-        </w:rPr>
-        <w:t>）或動物（</w:t>
-      </w:r>
-      <w:hyperlink r:id="rId14">
-        <w:r>
-          <w:rPr>
-            <w:lang w:val="zh_TW" w:bidi="zh_TW"/>
-          </w:rPr>
-          <w:rPr>
-            <w:color w:val="0000EE"/>
-            <w:u w:val="single"/>
-          </w:rPr>
-          <w:t>利6:27</w:t>
-        </w:r>
-      </w:hyperlink>
-      <w:r>
-        <w:rPr>
-          <w:lang w:val="zh_TW" w:bidi="zh_TW"/>
-        </w:rPr>
-        <w:t>）。然而，「肉體」在舊約聖經中有多種不同的意思。有時它代表整個身體（</w:t>
-      </w:r>
-      <w:hyperlink r:id="rId15">
-        <w:r>
-          <w:rPr>
-            <w:lang w:val="zh_TW" w:bidi="zh_TW"/>
-          </w:rPr>
-          <w:rPr>
-            <w:color w:val="0000EE"/>
-            <w:u w:val="single"/>
-          </w:rPr>
-          <w:t>箴14:30</w:t>
-        </w:r>
-      </w:hyperlink>
-      <w:r>
-        <w:rPr>
-          <w:lang w:val="zh_TW" w:bidi="zh_TW"/>
-        </w:rPr>
-        <w:t>），其含義進一步延伸為整個人本身（「我的肉身也要安然居住」</w:t>
-      </w:r>
-      <w:hyperlink r:id="rId16">
-        <w:r>
-          <w:rPr>
-            <w:lang w:val="zh_TW" w:bidi="zh_TW"/>
-          </w:rPr>
-          <w:rPr>
-            <w:color w:val="0000EE"/>
-            <w:u w:val="single"/>
-          </w:rPr>
-          <w:t>詩16:9</w:t>
-        </w:r>
-      </w:hyperlink>
-      <w:r>
-        <w:rPr>
-          <w:lang w:val="zh_TW" w:bidi="zh_TW"/>
-        </w:rPr>
-        <w:t>）。這個觀念也引入了兩人（男女）在婚姻中的聯合，被稱為「成為一體」（</w:t>
-      </w:r>
-      <w:hyperlink r:id="rId17">
-        <w:r>
-          <w:rPr>
-            <w:lang w:val="zh_TW" w:bidi="zh_TW"/>
-          </w:rPr>
-          <w:rPr>
-            <w:color w:val="0000EE"/>
-            <w:u w:val="single"/>
-          </w:rPr>
-          <w:t>創2:24</w:t>
-        </w:r>
-      </w:hyperlink>
-      <w:r>
-        <w:rPr>
-          <w:lang w:val="zh_TW" w:bidi="zh_TW"/>
-        </w:rPr>
-        <w:t>），同樣地，一個人也可對親屬說：「我是你們的骨肉」（</w:t>
-      </w:r>
-      <w:hyperlink r:id="rId18">
-        <w:r>
-          <w:rPr>
-            <w:lang w:val="zh_TW" w:bidi="zh_TW"/>
-          </w:rPr>
-          <w:rPr>
-            <w:color w:val="0000EE"/>
-            <w:u w:val="single"/>
-          </w:rPr>
-          <w:t>士9:2</w:t>
-        </w:r>
-      </w:hyperlink>
-      <w:r>
-        <w:rPr>
-          <w:lang w:val="zh_TW" w:bidi="zh_TW"/>
-        </w:rPr>
-        <w:t>）。「肉體」作為整個人的觀念，引申出「凡有血氣的」這種說法，並用來指全人類，有時甚至包括動物界。</w:t>
+        <w:t>在其他宗教中，饒恕並不具有同樣的力量。在萬物有靈論（animism）中，人與神之間沒有個人的關係意識。在印度教中，每個人都必須承擔業力（Karma）的必然後果，並在輪迴中不斷償還。佛教同樣沒有一位饒恕的神。伊斯蘭教中雖然有饒恕的觀念，但沒有與個人有關係的神或父神。即使在猶太教中，饒恕的經歷也是有限的，然而新約中對饒恕的發展，為舊約的教導增添了更深的層次。</w:t>
+      </w:r>
+    </w:p>
+    <w:p>
+      <w:pPr>
+        <w:pStyle w:val="Heading3"/>
+      </w:pPr>
+      <w:r>
+        <w:rPr>
+          <w:lang w:val="zh_TW" w:bidi="zh_TW"/>
+        </w:rPr>
+        <w:t>舊約中關於饒恕的表達</w:t>
       </w:r>
     </w:p>
     <w:p>
@@ -378,9 +306,22 @@
         <w:rPr>
           <w:lang w:val="zh_TW" w:bidi="zh_TW"/>
         </w:rPr>
-        <w:t>或許，「肉體」在舊約聖經中最具特色的用法，是用來表達人相對於神的軟弱與有限。「人既屬乎血氣，我的靈就不永遠住在他裡面」（</w:t>
-      </w:r>
-      <w:hyperlink r:id="rId19">
+        <w:t>關於饒恕的概念是以各種不同的隱喻來表達的。命令是nasa</w:t>
+      </w:r>
+      <w:r>
+        <w:rPr>
+          <w:i/>
+          <w:lang w:val="zh_TW" w:bidi="zh_TW"/>
+        </w:rPr>
+        <w:t>，</w:t>
+      </w:r>
+      <w:r>
+        <w:rPr>
+          <w:lang w:val="zh_TW" w:bidi="zh_TW"/>
+        </w:rPr>
+        <w:t>意為「送走」，就像替罪羊被送到曠野去承擔以色列人的罪一樣。它也被解釋為「憐憫」（</w:t>
+      </w:r>
+      <w:hyperlink r:id="rId15">
         <w:r>
           <w:rPr>
             <w:lang w:val="zh_TW" w:bidi="zh_TW"/>
@@ -389,16 +330,16 @@
             <w:color w:val="0000EE"/>
             <w:u w:val="single"/>
           </w:rPr>
-          <w:t>創6:3</w:t>
+          <w:t>利4:20</w:t>
         </w:r>
       </w:hyperlink>
       <w:r>
         <w:rPr>
           <w:lang w:val="zh_TW" w:bidi="zh_TW"/>
         </w:rPr>
-        <w:t>）。在</w:t>
-      </w:r>
-      <w:hyperlink r:id="rId20">
+        <w:t>；</w:t>
+      </w:r>
+      <w:hyperlink r:id="rId16">
         <w:r>
           <w:rPr>
             <w:lang w:val="zh_TW" w:bidi="zh_TW"/>
@@ -407,16 +348,16 @@
             <w:color w:val="0000EE"/>
             <w:u w:val="single"/>
           </w:rPr>
-          <w:t>詩篇七十八篇39節</w:t>
+          <w:t>王上8:30、34</w:t>
         </w:r>
       </w:hyperlink>
       <w:r>
         <w:rPr>
           <w:lang w:val="zh_TW" w:bidi="zh_TW"/>
         </w:rPr>
-        <w:t>中，神將人的罪歸因於他們只是血氣之人。在</w:t>
-      </w:r>
-      <w:hyperlink r:id="rId21">
+        <w:t>；</w:t>
+      </w:r>
+      <w:hyperlink r:id="rId17">
         <w:r>
           <w:rPr>
             <w:lang w:val="zh_TW" w:bidi="zh_TW"/>
@@ -425,16 +366,10 @@
             <w:color w:val="0000EE"/>
             <w:u w:val="single"/>
           </w:rPr>
-          <w:t>歷代志下三十二章8節</w:t>
+          <w:t>詩86:5，</w:t>
         </w:r>
       </w:hyperlink>
-      <w:r>
-        <w:rPr>
-          <w:lang w:val="zh_TW" w:bidi="zh_TW"/>
-        </w:rPr>
-        <w:t>中，亞述王的「肉臂」（意即他的軟弱）與全能的神形成對比。信靠神的人毋須懼怕「血氣」能作甚麼（</w:t>
-      </w:r>
-      <w:hyperlink r:id="rId22">
+      <w:hyperlink r:id="rId18">
         <w:r>
           <w:rPr>
             <w:lang w:val="zh_TW" w:bidi="zh_TW"/>
@@ -443,16 +378,16 @@
             <w:color w:val="0000EE"/>
             <w:u w:val="single"/>
           </w:rPr>
-          <w:t>詩56:4</w:t>
+          <w:t>103:3</w:t>
         </w:r>
       </w:hyperlink>
       <w:r>
         <w:rPr>
           <w:lang w:val="zh_TW" w:bidi="zh_TW"/>
         </w:rPr>
-        <w:t>），但倚靠人的血肉而不倚靠神的人必受咒詛（</w:t>
-      </w:r>
-      <w:hyperlink r:id="rId23">
+        <w:t>）。希伯來文kapar通常用於贖罪，意思是「遮蓋」，就像獻祭是為了遮蓋敬拜者的不足（</w:t>
+      </w:r>
+      <w:hyperlink r:id="rId19">
         <w:r>
           <w:rPr>
             <w:lang w:val="zh_TW" w:bidi="zh_TW"/>
@@ -461,16 +396,16 @@
             <w:color w:val="0000EE"/>
             <w:u w:val="single"/>
           </w:rPr>
-          <w:t>耶17:5</w:t>
+          <w:t>出29:36</w:t>
         </w:r>
       </w:hyperlink>
       <w:r>
         <w:rPr>
           <w:lang w:val="zh_TW" w:bidi="zh_TW"/>
         </w:rPr>
-        <w:t>）。在</w:t>
-      </w:r>
-      <w:hyperlink r:id="rId24">
+        <w:t>；</w:t>
+      </w:r>
+      <w:hyperlink r:id="rId20">
         <w:r>
           <w:rPr>
             <w:lang w:val="zh_TW" w:bidi="zh_TW"/>
@@ -479,14 +414,207 @@
             <w:color w:val="0000EE"/>
             <w:u w:val="single"/>
           </w:rPr>
-          <w:t>以賽亞書三十一章3節</w:t>
+          <w:t>申21:8</w:t>
         </w:r>
       </w:hyperlink>
       <w:r>
         <w:rPr>
           <w:lang w:val="zh_TW" w:bidi="zh_TW"/>
         </w:rPr>
-        <w:t>中，血氣與靈相對，如同軟弱與能力的對比。</w:t>
+        <w:t>；</w:t>
+      </w:r>
+      <w:hyperlink r:id="rId21">
+        <w:r>
+          <w:rPr>
+            <w:lang w:val="zh_TW" w:bidi="zh_TW"/>
+          </w:rPr>
+          <w:rPr>
+            <w:color w:val="0000EE"/>
+            <w:u w:val="single"/>
+          </w:rPr>
+          <w:t>耶18:23</w:t>
+        </w:r>
+      </w:hyperlink>
+      <w:r>
+        <w:rPr>
+          <w:lang w:val="zh_TW" w:bidi="zh_TW"/>
+        </w:rPr>
+        <w:t>；</w:t>
+      </w:r>
+      <w:hyperlink r:id="rId22">
+        <w:r>
+          <w:rPr>
+            <w:lang w:val="zh_TW" w:bidi="zh_TW"/>
+          </w:rPr>
+          <w:rPr>
+            <w:color w:val="0000EE"/>
+            <w:u w:val="single"/>
+          </w:rPr>
+          <w:t>結43:20</w:t>
+        </w:r>
+      </w:hyperlink>
+      <w:r>
+        <w:rPr>
+          <w:lang w:val="zh_TW" w:bidi="zh_TW"/>
+        </w:rPr>
+        <w:t>，</w:t>
+      </w:r>
+      <w:hyperlink r:id="rId23">
+        <w:r>
+          <w:rPr>
+            <w:lang w:val="zh_TW" w:bidi="zh_TW"/>
+          </w:rPr>
+          <w:rPr>
+            <w:color w:val="0000EE"/>
+            <w:u w:val="single"/>
+          </w:rPr>
+          <w:t>45:20</w:t>
+        </w:r>
+      </w:hyperlink>
+      <w:r>
+        <w:rPr>
+          <w:lang w:val="zh_TW" w:bidi="zh_TW"/>
+        </w:rPr>
+        <w:t>）。salah的同源詞總是指神的饒恕行為（</w:t>
+      </w:r>
+      <w:hyperlink r:id="rId24">
+        <w:r>
+          <w:rPr>
+            <w:lang w:val="zh_TW" w:bidi="zh_TW"/>
+          </w:rPr>
+          <w:rPr>
+            <w:color w:val="0000EE"/>
+            <w:u w:val="single"/>
+          </w:rPr>
+          <w:t>民30:5、8、12</w:t>
+        </w:r>
+      </w:hyperlink>
+      <w:r>
+        <w:rPr>
+          <w:lang w:val="zh_TW" w:bidi="zh_TW"/>
+        </w:rPr>
+        <w:t>；</w:t>
+      </w:r>
+      <w:hyperlink r:id="rId17">
+        <w:r>
+          <w:rPr>
+            <w:lang w:val="zh_TW" w:bidi="zh_TW"/>
+          </w:rPr>
+          <w:rPr>
+            <w:color w:val="0000EE"/>
+            <w:u w:val="single"/>
+          </w:rPr>
+          <w:t>詩86:5</w:t>
+        </w:r>
+      </w:hyperlink>
+      <w:r>
+        <w:rPr>
+          <w:lang w:val="zh_TW" w:bidi="zh_TW"/>
+        </w:rPr>
+        <w:t>，</w:t>
+      </w:r>
+      <w:hyperlink r:id="rId25">
+        <w:r>
+          <w:rPr>
+            <w:lang w:val="zh_TW" w:bidi="zh_TW"/>
+          </w:rPr>
+          <w:rPr>
+            <w:color w:val="0000EE"/>
+            <w:u w:val="single"/>
+          </w:rPr>
+          <w:t>130:4</w:t>
+        </w:r>
+      </w:hyperlink>
+      <w:r>
+        <w:rPr>
+          <w:lang w:val="zh_TW" w:bidi="zh_TW"/>
+        </w:rPr>
+        <w:t>；</w:t>
+      </w:r>
+      <w:hyperlink r:id="rId26">
+        <w:r>
+          <w:rPr>
+            <w:lang w:val="zh_TW" w:bidi="zh_TW"/>
+          </w:rPr>
+          <w:rPr>
+            <w:color w:val="0000EE"/>
+            <w:u w:val="single"/>
+          </w:rPr>
+          <w:t>但9:9</w:t>
+        </w:r>
+      </w:hyperlink>
+      <w:r>
+        <w:rPr>
+          <w:lang w:val="zh_TW" w:bidi="zh_TW"/>
+        </w:rPr>
+        <w:t>）。神會放過罪，將其除去。另一個表達是maha</w:t>
+      </w:r>
+      <w:r>
+        <w:rPr>
+          <w:i/>
+          <w:lang w:val="zh_TW" w:bidi="zh_TW"/>
+        </w:rPr>
+        <w:t>，</w:t>
+      </w:r>
+      <w:r>
+        <w:rPr>
+          <w:lang w:val="zh_TW" w:bidi="zh_TW"/>
+        </w:rPr>
+        <w:t>意為「塗抹（wipe away）」（</w:t>
+      </w:r>
+      <w:hyperlink r:id="rId27">
+        <w:r>
+          <w:rPr>
+            <w:lang w:val="zh_TW" w:bidi="zh_TW"/>
+          </w:rPr>
+          <w:rPr>
+            <w:color w:val="0000EE"/>
+            <w:u w:val="single"/>
+          </w:rPr>
+          <w:t>詩51:1、7</w:t>
+        </w:r>
+      </w:hyperlink>
+      <w:r>
+        <w:rPr>
+          <w:lang w:val="zh_TW" w:bidi="zh_TW"/>
+        </w:rPr>
+        <w:t>；</w:t>
+      </w:r>
+      <w:hyperlink r:id="rId28">
+        <w:r>
+          <w:rPr>
+            <w:lang w:val="zh_TW" w:bidi="zh_TW"/>
+          </w:rPr>
+          <w:rPr>
+            <w:color w:val="0000EE"/>
+            <w:u w:val="single"/>
+          </w:rPr>
+          <w:t>賽43:25</w:t>
+        </w:r>
+      </w:hyperlink>
+      <w:r>
+        <w:rPr>
+          <w:lang w:val="zh_TW" w:bidi="zh_TW"/>
+        </w:rPr>
+        <w:t>，</w:t>
+      </w:r>
+      <w:hyperlink r:id="rId29">
+        <w:r>
+          <w:rPr>
+            <w:lang w:val="zh_TW" w:bidi="zh_TW"/>
+          </w:rPr>
+          <w:rPr>
+            <w:color w:val="0000EE"/>
+            <w:u w:val="single"/>
+          </w:rPr>
+          <w:t>44:22</w:t>
+        </w:r>
+      </w:hyperlink>
+      <w:r>
+        <w:rPr>
+          <w:lang w:val="zh_TW" w:bidi="zh_TW"/>
+        </w:rPr>
+        <w:t>）。</w:t>
       </w:r>
     </w:p>
     <w:p>
@@ -500,9 +628,9 @@
         <w:rPr>
           <w:lang w:val="zh_TW" w:bidi="zh_TW"/>
         </w:rPr>
-        <w:t>然而，舊約聖經從未將「肉體」視為罪惡。肉體是神用地上的塵土所造（</w:t>
-      </w:r>
-      <w:hyperlink r:id="rId25">
+        <w:t>舊約教導我們，神是寬恕的神（</w:t>
+      </w:r>
+      <w:hyperlink r:id="rId30">
         <w:r>
           <w:rPr>
             <w:lang w:val="zh_TW" w:bidi="zh_TW"/>
@@ -511,25 +639,194 @@
             <w:color w:val="0000EE"/>
             <w:u w:val="single"/>
           </w:rPr>
-          <w:t>創2:7</w:t>
+          <w:t>出34:6–7</w:t>
         </w:r>
       </w:hyperlink>
       <w:r>
         <w:rPr>
           <w:lang w:val="zh_TW" w:bidi="zh_TW"/>
         </w:rPr>
-        <w:t>），既然出於神的創造，本質上就是美好的。</w:t>
-      </w:r>
-    </w:p>
-    <w:p>
-      <w:pPr>
-        <w:pStyle w:val="Heading3"/>
-      </w:pPr>
-      <w:r>
-        <w:rPr>
-          <w:lang w:val="zh_TW" w:bidi="zh_TW"/>
-        </w:rPr>
-        <w:t>在新約聖經中</w:t>
+        <w:t>；</w:t>
+      </w:r>
+      <w:hyperlink r:id="rId31">
+        <w:r>
+          <w:rPr>
+            <w:lang w:val="zh_TW" w:bidi="zh_TW"/>
+          </w:rPr>
+          <w:rPr>
+            <w:color w:val="0000EE"/>
+            <w:u w:val="single"/>
+          </w:rPr>
+          <w:t>尼9:17</w:t>
+        </w:r>
+      </w:hyperlink>
+      <w:r>
+        <w:rPr>
+          <w:lang w:val="zh_TW" w:bidi="zh_TW"/>
+        </w:rPr>
+        <w:t>；</w:t>
+      </w:r>
+      <w:hyperlink r:id="rId26">
+        <w:r>
+          <w:rPr>
+            <w:lang w:val="zh_TW" w:bidi="zh_TW"/>
+          </w:rPr>
+          <w:rPr>
+            <w:color w:val="0000EE"/>
+            <w:u w:val="single"/>
+          </w:rPr>
+          <w:t>但9:9</w:t>
+        </w:r>
+      </w:hyperlink>
+      <w:r>
+        <w:rPr>
+          <w:lang w:val="zh_TW" w:bidi="zh_TW"/>
+        </w:rPr>
+        <w:t>），但祂也是公義的，並會懲罰罪惡。許多經文記載，當適當的條件未滿足，或犯下嚴重罪行時，神拒絕饒恕（</w:t>
+      </w:r>
+      <w:hyperlink r:id="rId32">
+        <w:r>
+          <w:rPr>
+            <w:lang w:val="zh_TW" w:bidi="zh_TW"/>
+          </w:rPr>
+          <w:rPr>
+            <w:color w:val="0000EE"/>
+            <w:u w:val="single"/>
+          </w:rPr>
+          <w:t>申29:20</w:t>
+        </w:r>
+      </w:hyperlink>
+      <w:r>
+        <w:rPr>
+          <w:lang w:val="zh_TW" w:bidi="zh_TW"/>
+        </w:rPr>
+        <w:t>；</w:t>
+      </w:r>
+      <w:hyperlink r:id="rId33">
+        <w:r>
+          <w:rPr>
+            <w:lang w:val="zh_TW" w:bidi="zh_TW"/>
+          </w:rPr>
+          <w:rPr>
+            <w:color w:val="0000EE"/>
+            <w:u w:val="single"/>
+          </w:rPr>
+          <w:t>王下24:4</w:t>
+        </w:r>
+      </w:hyperlink>
+      <w:r>
+        <w:rPr>
+          <w:lang w:val="zh_TW" w:bidi="zh_TW"/>
+        </w:rPr>
+        <w:t>；</w:t>
+      </w:r>
+      <w:hyperlink r:id="rId34">
+        <w:r>
+          <w:rPr>
+            <w:lang w:val="zh_TW" w:bidi="zh_TW"/>
+          </w:rPr>
+          <w:rPr>
+            <w:color w:val="0000EE"/>
+            <w:u w:val="single"/>
+          </w:rPr>
+          <w:t>耶5:7</w:t>
+        </w:r>
+      </w:hyperlink>
+      <w:r>
+        <w:rPr>
+          <w:lang w:val="zh_TW" w:bidi="zh_TW"/>
+        </w:rPr>
+        <w:t>）。饒恕根植於神的品格，但祂的饒恕從不是無區別的，因為人們也必須悔改。舊約使用生動的比喻來表明神饒恕宏大的程度。罪被「投於深海」（</w:t>
+      </w:r>
+      <w:hyperlink r:id="rId35">
+        <w:r>
+          <w:rPr>
+            <w:lang w:val="zh_TW" w:bidi="zh_TW"/>
+          </w:rPr>
+          <w:rPr>
+            <w:color w:val="0000EE"/>
+            <w:u w:val="single"/>
+          </w:rPr>
+          <w:t>彌7:19</w:t>
+        </w:r>
+      </w:hyperlink>
+      <w:r>
+        <w:rPr>
+          <w:lang w:val="zh_TW" w:bidi="zh_TW"/>
+        </w:rPr>
+        <w:t>），罪被移除就像「東離西有多遠」（</w:t>
+      </w:r>
+      <w:hyperlink r:id="rId36">
+        <w:r>
+          <w:rPr>
+            <w:lang w:val="zh_TW" w:bidi="zh_TW"/>
+          </w:rPr>
+          <w:rPr>
+            <w:color w:val="0000EE"/>
+            <w:u w:val="single"/>
+          </w:rPr>
+          <w:t>詩103:12</w:t>
+        </w:r>
+      </w:hyperlink>
+      <w:r>
+        <w:rPr>
+          <w:lang w:val="zh_TW" w:bidi="zh_TW"/>
+        </w:rPr>
+        <w:t>），扔在神的背後（</w:t>
+      </w:r>
+      <w:hyperlink r:id="rId37">
+        <w:r>
+          <w:rPr>
+            <w:lang w:val="zh_TW" w:bidi="zh_TW"/>
+          </w:rPr>
+          <w:rPr>
+            <w:color w:val="0000EE"/>
+            <w:u w:val="single"/>
+          </w:rPr>
+          <w:t>賽38:17</w:t>
+        </w:r>
+      </w:hyperlink>
+      <w:r>
+        <w:rPr>
+          <w:lang w:val="zh_TW" w:bidi="zh_TW"/>
+        </w:rPr>
+        <w:t>），「不再記念」（</w:t>
+      </w:r>
+      <w:hyperlink r:id="rId38">
+        <w:r>
+          <w:rPr>
+            <w:lang w:val="zh_TW" w:bidi="zh_TW"/>
+          </w:rPr>
+          <w:rPr>
+            <w:color w:val="0000EE"/>
+            <w:u w:val="single"/>
+          </w:rPr>
+          <w:t>耶31:34</w:t>
+        </w:r>
+      </w:hyperlink>
+      <w:r>
+        <w:rPr>
+          <w:lang w:val="zh_TW" w:bidi="zh_TW"/>
+        </w:rPr>
+        <w:t>）。罪的污點和污垢被漂白成白色（</w:t>
+      </w:r>
+      <w:hyperlink r:id="rId39">
+        <w:r>
+          <w:rPr>
+            <w:lang w:val="zh_TW" w:bidi="zh_TW"/>
+          </w:rPr>
+          <w:rPr>
+            <w:color w:val="0000EE"/>
+            <w:u w:val="single"/>
+          </w:rPr>
+          <w:t>賽1:18</w:t>
+        </w:r>
+      </w:hyperlink>
+      <w:r>
+        <w:rPr>
+          <w:lang w:val="zh_TW" w:bidi="zh_TW"/>
+        </w:rPr>
+        <w:t>）。像重擔一樣壓迫著人的罪，被永遠解除和赦免。</w:t>
       </w:r>
     </w:p>
     <w:p>
@@ -543,31 +840,18 @@
         <w:rPr>
           <w:lang w:val="zh_TW" w:bidi="zh_TW"/>
         </w:rPr>
-        <w:t>保羅賦予「肉體」（希臘文</w:t>
-      </w:r>
-      <w:r>
-        <w:rPr>
-          <w:i/>
-          <w:lang w:val="zh_TW" w:bidi="zh_TW"/>
-        </w:rPr>
-        <w:t>sarx</w:t>
-      </w:r>
-      <w:r>
-        <w:rPr>
-          <w:lang w:val="zh_TW" w:bidi="zh_TW"/>
-        </w:rPr>
-        <w:t>）多重且常具獨特性的含義。</w:t>
+        <w:t>舊約中饒恕的動力，在於使人從過去中釋放出來。過去的行為和罪行並未被否認，但再也不會成為束縛。饒恕帶來自由。</w:t>
       </w:r>
     </w:p>
     <w:p>
       <w:pPr>
-        <w:pStyle w:val="Heading4"/>
-      </w:pPr>
-      <w:r>
-        <w:rPr>
-          <w:lang w:val="zh_TW" w:bidi="zh_TW"/>
-        </w:rPr>
-        <w:t>肉體作為身體的物質部分</w:t>
+        <w:pStyle w:val="Heading3"/>
+      </w:pPr>
+      <w:r>
+        <w:rPr>
+          <w:lang w:val="zh_TW" w:bidi="zh_TW"/>
+        </w:rPr>
+        <w:t>新約中的饒恕</w:t>
       </w:r>
     </w:p>
     <w:p>
@@ -581,9 +865,9 @@
         <w:rPr>
           <w:lang w:val="zh_TW" w:bidi="zh_TW"/>
         </w:rPr>
-        <w:t>「肉體」經常用來指構成人體的組織。聖經中提到不同種類的肉體——「人」、「獸」、「鳥」、「魚」（</w:t>
-      </w:r>
-      <w:hyperlink r:id="rId26">
+        <w:t>在新約中，當基督為我們死時，神饒恕了我們的罪，這更加強化了神白白饒恕這一概念。每個人都是無力償還的欠債者（</w:t>
+      </w:r>
+      <w:hyperlink r:id="rId40">
         <w:r>
           <w:rPr>
             <w:lang w:val="zh_TW" w:bidi="zh_TW"/>
@@ -592,16 +876,16 @@
             <w:color w:val="0000EE"/>
             <w:u w:val="single"/>
           </w:rPr>
-          <w:t>林前15:39</w:t>
+          <w:t>太18:23–35</w:t>
         </w:r>
       </w:hyperlink>
       <w:r>
         <w:rPr>
           <w:lang w:val="zh_TW" w:bidi="zh_TW"/>
         </w:rPr>
-        <w:t>）。人在肉體中會經歷痛苦與患難（</w:t>
-      </w:r>
-      <w:hyperlink r:id="rId27">
+        <w:t>），沒有償還的希望。我們都是罪人，無法遵守律法或拯救自己（</w:t>
+      </w:r>
+      <w:hyperlink r:id="rId41">
         <w:r>
           <w:rPr>
             <w:lang w:val="zh_TW" w:bidi="zh_TW"/>
@@ -610,16 +894,16 @@
             <w:color w:val="0000EE"/>
             <w:u w:val="single"/>
           </w:rPr>
-          <w:t>林後12:7</w:t>
+          <w:t>可10:26–27</w:t>
         </w:r>
       </w:hyperlink>
       <w:r>
         <w:rPr>
           <w:lang w:val="zh_TW" w:bidi="zh_TW"/>
         </w:rPr>
-        <w:t>），割禮也是在肉身上行的（</w:t>
-      </w:r>
-      <w:hyperlink r:id="rId28">
+        <w:t>）。這突顯了新約的教導，即唯有在基督裡才有饒恕。只有祂有權赦免罪（</w:t>
+      </w:r>
+      <w:hyperlink r:id="rId42">
         <w:r>
           <w:rPr>
             <w:lang w:val="zh_TW" w:bidi="zh_TW"/>
@@ -628,16 +912,16 @@
             <w:color w:val="0000EE"/>
             <w:u w:val="single"/>
           </w:rPr>
-          <w:t>羅2:28</w:t>
+          <w:t>2:5–10</w:t>
         </w:r>
       </w:hyperlink>
       <w:r>
         <w:rPr>
           <w:lang w:val="zh_TW" w:bidi="zh_TW"/>
         </w:rPr>
-        <w:t>）。這些經文中的「肉體」並非指罪性，而是指會朽壞、不能承受神國的有限之體（</w:t>
-      </w:r>
-      <w:hyperlink r:id="rId29">
+        <w:t>），是祂的死具有救贖的意義（</w:t>
+      </w:r>
+      <w:hyperlink r:id="rId43">
         <w:r>
           <w:rPr>
             <w:lang w:val="zh_TW" w:bidi="zh_TW"/>
@@ -646,16 +930,16 @@
             <w:color w:val="0000EE"/>
             <w:u w:val="single"/>
           </w:rPr>
-          <w:t>林前15:50</w:t>
+          <w:t>太26:28</w:t>
         </w:r>
       </w:hyperlink>
       <w:r>
         <w:rPr>
           <w:lang w:val="zh_TW" w:bidi="zh_TW"/>
         </w:rPr>
-        <w:t>）。耶穌的身體也是真實的肉身（</w:t>
-      </w:r>
-      <w:hyperlink r:id="rId30">
+        <w:t>；</w:t>
+      </w:r>
+      <w:hyperlink r:id="rId44">
         <w:r>
           <w:rPr>
             <w:lang w:val="zh_TW" w:bidi="zh_TW"/>
@@ -664,25 +948,122 @@
             <w:color w:val="0000EE"/>
             <w:u w:val="single"/>
           </w:rPr>
-          <w:t>西1:22</w:t>
+          <w:t>可10:45</w:t>
         </w:r>
       </w:hyperlink>
       <w:r>
         <w:rPr>
           <w:lang w:val="zh_TW" w:bidi="zh_TW"/>
         </w:rPr>
+        <w:t>），祂的寶血是新約的基礎（</w:t>
+      </w:r>
+      <w:hyperlink r:id="rId45">
+        <w:r>
+          <w:rPr>
+            <w:lang w:val="zh_TW" w:bidi="zh_TW"/>
+          </w:rPr>
+          <w:rPr>
+            <w:color w:val="0000EE"/>
+            <w:u w:val="single"/>
+          </w:rPr>
+          <w:t>林前11:25</w:t>
+        </w:r>
+      </w:hyperlink>
+      <w:r>
+        <w:rPr>
+          <w:lang w:val="zh_TW" w:bidi="zh_TW"/>
+        </w:rPr>
+        <w:t>）。唯有藉著祂，才能進入真正的饒恕經歷（</w:t>
+      </w:r>
+      <w:hyperlink r:id="rId46">
+        <w:r>
+          <w:rPr>
+            <w:lang w:val="zh_TW" w:bidi="zh_TW"/>
+          </w:rPr>
+          <w:rPr>
+            <w:color w:val="0000EE"/>
+            <w:u w:val="single"/>
+          </w:rPr>
+          <w:t>來9:15、22</w:t>
+        </w:r>
+      </w:hyperlink>
+      <w:r>
+        <w:rPr>
+          <w:lang w:val="zh_TW" w:bidi="zh_TW"/>
+        </w:rPr>
+        <w:t>）。因此，饒恕與耶穌基督的宣告密不可分（</w:t>
+      </w:r>
+      <w:hyperlink r:id="rId47">
+        <w:r>
+          <w:rPr>
+            <w:lang w:val="zh_TW" w:bidi="zh_TW"/>
+          </w:rPr>
+          <w:rPr>
+            <w:color w:val="0000EE"/>
+            <w:u w:val="single"/>
+          </w:rPr>
+          <w:t>徒13:38</w:t>
+        </w:r>
+      </w:hyperlink>
+      <w:r>
+        <w:rPr>
+          <w:lang w:val="zh_TW" w:bidi="zh_TW"/>
+        </w:rPr>
+        <w:t>；</w:t>
+      </w:r>
+      <w:hyperlink r:id="rId48">
+        <w:r>
+          <w:rPr>
+            <w:lang w:val="zh_TW" w:bidi="zh_TW"/>
+          </w:rPr>
+          <w:rPr>
+            <w:color w:val="0000EE"/>
+            <w:u w:val="single"/>
+          </w:rPr>
+          <w:t>弗1:7</w:t>
+        </w:r>
+      </w:hyperlink>
+      <w:r>
+        <w:rPr>
+          <w:lang w:val="zh_TW" w:bidi="zh_TW"/>
+        </w:rPr>
+        <w:t>；</w:t>
+      </w:r>
+      <w:hyperlink r:id="rId49">
+        <w:r>
+          <w:rPr>
+            <w:lang w:val="zh_TW" w:bidi="zh_TW"/>
+          </w:rPr>
+          <w:rPr>
+            <w:color w:val="0000EE"/>
+            <w:u w:val="single"/>
+          </w:rPr>
+          <w:t>西1:14</w:t>
+        </w:r>
+      </w:hyperlink>
+      <w:r>
+        <w:rPr>
+          <w:lang w:val="zh_TW" w:bidi="zh_TW"/>
+        </w:rPr>
+        <w:t>；</w:t>
+      </w:r>
+      <w:hyperlink r:id="rId50">
+        <w:r>
+          <w:rPr>
+            <w:lang w:val="zh_TW" w:bidi="zh_TW"/>
+          </w:rPr>
+          <w:rPr>
+            <w:color w:val="0000EE"/>
+            <w:u w:val="single"/>
+          </w:rPr>
+          <w:t>約一2:12</w:t>
+        </w:r>
+      </w:hyperlink>
+      <w:r>
+        <w:rPr>
+          <w:lang w:val="zh_TW" w:bidi="zh_TW"/>
+        </w:rPr>
         <w:t>）。</w:t>
-      </w:r>
-    </w:p>
-    <w:p>
-      <w:pPr>
-        <w:pStyle w:val="Heading4"/>
-      </w:pPr>
-      <w:r>
-        <w:rPr>
-          <w:lang w:val="zh_TW" w:bidi="zh_TW"/>
-        </w:rPr>
-        <w:t>肉體作為整個身體</w:t>
       </w:r>
     </w:p>
     <w:p>
@@ -696,9 +1077,9 @@
         <w:rPr>
           <w:lang w:val="zh_TW" w:bidi="zh_TW"/>
         </w:rPr>
-        <w:t>由於語義的自然延伸，「肉體」有時會以部分代表全體，不僅指身體的肉質部分，也可代表整個身體。因此，保羅可以說「我身子雖不在你們那裡」（</w:t>
-      </w:r>
-      <w:hyperlink r:id="rId31">
+        <w:t>新約中還有其它獨特的饒恕概念。希臘文charizomai的意思是「赦免罪」，在保羅的著作中被獨特地發展為神的恩典赦免（</w:t>
+      </w:r>
+      <w:hyperlink r:id="rId51">
         <w:r>
           <w:rPr>
             <w:lang w:val="zh_TW" w:bidi="zh_TW"/>
@@ -707,16 +1088,16 @@
             <w:color w:val="0000EE"/>
             <w:u w:val="single"/>
           </w:rPr>
-          <w:t>林前5:3</w:t>
+          <w:t>林後2:7</w:t>
         </w:r>
       </w:hyperlink>
       <w:r>
         <w:rPr>
           <w:lang w:val="zh_TW" w:bidi="zh_TW"/>
         </w:rPr>
-        <w:t>），或說「我身子雖與你們相離」（</w:t>
-      </w:r>
-      <w:hyperlink r:id="rId32">
+        <w:t>，</w:t>
+      </w:r>
+      <w:hyperlink r:id="rId52">
         <w:r>
           <w:rPr>
             <w:lang w:val="zh_TW" w:bidi="zh_TW"/>
@@ -725,16 +1106,16 @@
             <w:color w:val="0000EE"/>
             <w:u w:val="single"/>
           </w:rPr>
-          <w:t>西2:5</w:t>
+          <w:t>12:13</w:t>
         </w:r>
       </w:hyperlink>
       <w:r>
         <w:rPr>
           <w:lang w:val="zh_TW" w:bidi="zh_TW"/>
         </w:rPr>
-        <w:t>）。保羅也說，耶穌的生命可以在我們的身體上或在我們必死的肉身上顯明出來（</w:t>
-      </w:r>
-      <w:hyperlink r:id="rId33">
+        <w:t>；</w:t>
+      </w:r>
+      <w:hyperlink r:id="rId53">
         <w:r>
           <w:rPr>
             <w:lang w:val="zh_TW" w:bidi="zh_TW"/>
@@ -743,16 +1124,10 @@
             <w:color w:val="0000EE"/>
             <w:u w:val="single"/>
           </w:rPr>
-          <w:t>林後4:10–11</w:t>
+          <w:t>弗4:32；</w:t>
         </w:r>
       </w:hyperlink>
-      <w:r>
-        <w:rPr>
-          <w:lang w:val="zh_TW" w:bidi="zh_TW"/>
-        </w:rPr>
-        <w:t>）。又如：「與娼妓聯合的，便是與她成為一體嗎？因為主說：『二人要成為一體』」（</w:t>
-      </w:r>
-      <w:hyperlink r:id="rId34">
+      <w:hyperlink r:id="rId54">
         <w:r>
           <w:rPr>
             <w:lang w:val="zh_TW" w:bidi="zh_TW"/>
@@ -761,25 +1136,86 @@
             <w:color w:val="0000EE"/>
             <w:u w:val="single"/>
           </w:rPr>
-          <w:t>林前6:16</w:t>
+          <w:t>西2:13</w:t>
         </w:r>
       </w:hyperlink>
       <w:r>
         <w:rPr>
           <w:lang w:val="zh_TW" w:bidi="zh_TW"/>
         </w:rPr>
-        <w:t>）。</w:t>
-      </w:r>
-    </w:p>
-    <w:p>
-      <w:pPr>
-        <w:pStyle w:val="Heading4"/>
-      </w:pPr>
-      <w:r>
-        <w:rPr>
-          <w:lang w:val="zh_TW" w:bidi="zh_TW"/>
-        </w:rPr>
-        <w:t>肉體作為與人的出身有關的概念</w:t>
+        <w:t>，</w:t>
+      </w:r>
+      <w:hyperlink r:id="rId55">
+        <w:r>
+          <w:rPr>
+            <w:lang w:val="zh_TW" w:bidi="zh_TW"/>
+          </w:rPr>
+          <w:rPr>
+            <w:color w:val="0000EE"/>
+            <w:u w:val="single"/>
+          </w:rPr>
+          <w:t>3:13</w:t>
+        </w:r>
+      </w:hyperlink>
+      <w:r>
+        <w:rPr>
+          <w:lang w:val="zh_TW" w:bidi="zh_TW"/>
+        </w:rPr>
+        <w:t>）。罪被視為一種債務，而aphesis表示債務的清償（「把它除掉〔putting it away〕」——見</w:t>
+      </w:r>
+      <w:hyperlink r:id="rId56">
+        <w:r>
+          <w:rPr>
+            <w:lang w:val="zh_TW" w:bidi="zh_TW"/>
+          </w:rPr>
+          <w:rPr>
+            <w:color w:val="0000EE"/>
+            <w:u w:val="single"/>
+          </w:rPr>
+          <w:t>路6:37</w:t>
+        </w:r>
+      </w:hyperlink>
+      <w:r>
+        <w:rPr>
+          <w:lang w:val="zh_TW" w:bidi="zh_TW"/>
+        </w:rPr>
+        <w:t>）。饒恕也被視為赦免，paresis（「略過（passing over）」）。神沒有按照罪應得的全部報應來審判（</w:t>
+      </w:r>
+      <w:hyperlink r:id="rId57">
+        <w:r>
+          <w:rPr>
+            <w:lang w:val="zh_TW" w:bidi="zh_TW"/>
+          </w:rPr>
+          <w:rPr>
+            <w:color w:val="0000EE"/>
+            <w:u w:val="single"/>
+          </w:rPr>
+          <w:t>徒14:16</w:t>
+        </w:r>
+      </w:hyperlink>
+      <w:r>
+        <w:rPr>
+          <w:lang w:val="zh_TW" w:bidi="zh_TW"/>
+        </w:rPr>
+        <w:t>，</w:t>
+      </w:r>
+      <w:hyperlink r:id="rId58">
+        <w:r>
+          <w:rPr>
+            <w:lang w:val="zh_TW" w:bidi="zh_TW"/>
+          </w:rPr>
+          <w:rPr>
+            <w:color w:val="0000EE"/>
+            <w:u w:val="single"/>
+          </w:rPr>
+          <w:t>17:30</w:t>
+        </w:r>
+      </w:hyperlink>
+      <w:r>
+        <w:rPr>
+          <w:lang w:val="zh_TW" w:bidi="zh_TW"/>
+        </w:rPr>
+        <w:t>），而是顯示了憐憫。</w:t>
       </w:r>
     </w:p>
     <w:p>
@@ -793,9 +1229,9 @@
         <w:rPr>
           <w:lang w:val="zh_TW" w:bidi="zh_TW"/>
         </w:rPr>
-        <w:t>承襲舊約聖經的用法，保羅使用「肉體」一詞，不僅指身體的組成或身體本身，更具體地指由肉體構成的人。在這種用法中，「肉體」一詞可指人的血緣關係、肉身出身，以及使人彼此相連的天然聯繫。保羅提到他「骨肉之親」的同胞，就是猶太人。（</w:t>
-      </w:r>
-      <w:hyperlink r:id="rId35">
+        <w:t>然而，新約提到兩個饒恕的限制。一個是不得赦免的罪（</w:t>
+      </w:r>
+      <w:hyperlink r:id="rId59">
         <w:r>
           <w:rPr>
             <w:lang w:val="zh_TW" w:bidi="zh_TW"/>
@@ -804,16 +1240,16 @@
             <w:color w:val="0000EE"/>
             <w:u w:val="single"/>
           </w:rPr>
-          <w:t>羅9:3</w:t>
+          <w:t>太12:31–32</w:t>
         </w:r>
       </w:hyperlink>
       <w:r>
         <w:rPr>
           <w:lang w:val="zh_TW" w:bidi="zh_TW"/>
         </w:rPr>
-        <w:t>），甚至以「我骨肉」（</w:t>
-      </w:r>
-      <w:hyperlink r:id="rId36">
+        <w:t>；</w:t>
+      </w:r>
+      <w:hyperlink r:id="rId60">
         <w:r>
           <w:rPr>
             <w:lang w:val="zh_TW" w:bidi="zh_TW"/>
@@ -822,16 +1258,16 @@
             <w:color w:val="0000EE"/>
             <w:u w:val="single"/>
           </w:rPr>
-          <w:t>11:14</w:t>
+          <w:t>可3:28–30</w:t>
         </w:r>
       </w:hyperlink>
       <w:r>
         <w:rPr>
           <w:lang w:val="zh_TW" w:bidi="zh_TW"/>
         </w:rPr>
-        <w:t>）作為這些同胞的同義詞。「肉身所生的兒女」（</w:t>
-      </w:r>
-      <w:hyperlink r:id="rId37">
+        <w:t>；</w:t>
+      </w:r>
+      <w:hyperlink r:id="rId61">
         <w:r>
           <w:rPr>
             <w:lang w:val="zh_TW" w:bidi="zh_TW"/>
@@ -840,16 +1276,16 @@
             <w:color w:val="0000EE"/>
             <w:u w:val="single"/>
           </w:rPr>
-          <w:t>9:8</w:t>
+          <w:t>路12:10</w:t>
         </w:r>
       </w:hyperlink>
       <w:r>
         <w:rPr>
           <w:lang w:val="zh_TW" w:bidi="zh_TW"/>
         </w:rPr>
-        <w:t>）是指按自然生育而生的人，與那些因神介入而得生的人形成對比。基督按肉體說，是從大衛後裔生的（</w:t>
-      </w:r>
-      <w:hyperlink r:id="rId38">
+        <w:t>）。在這方面，基督提到那些像法利賽人一樣，在道德判斷上如此扭曲，以至於無法區分撒但的作行和基督的善行的人。另一種是「褻瀆聖靈的罪」，即「至於死的罪」（</w:t>
+      </w:r>
+      <w:hyperlink r:id="rId62">
         <w:r>
           <w:rPr>
             <w:lang w:val="zh_TW" w:bidi="zh_TW"/>
@@ -858,25 +1294,14 @@
             <w:color w:val="0000EE"/>
             <w:u w:val="single"/>
           </w:rPr>
-          <w:t>1:3</w:t>
+          <w:t>約一5:16</w:t>
         </w:r>
       </w:hyperlink>
       <w:r>
         <w:rPr>
           <w:lang w:val="zh_TW" w:bidi="zh_TW"/>
         </w:rPr>
-        <w:t>）。「按肉體」這個片語不僅指祂身體生命的來源，更指祂整個人性的存在，包括祂的身體與祂作為人的靈。</w:t>
-      </w:r>
-    </w:p>
-    <w:p>
-      <w:pPr>
-        <w:pStyle w:val="Heading4"/>
-      </w:pPr>
-      <w:r>
-        <w:rPr>
-          <w:lang w:val="zh_TW" w:bidi="zh_TW"/>
-        </w:rPr>
-        <w:t>肉體作為人的存在</w:t>
+        <w:t>）。這種罪並未具體定義，但其本質似乎是持續拒絕神的恩典。</w:t>
       </w:r>
     </w:p>
     <w:p>
@@ -890,9 +1315,9 @@
         <w:rPr>
           <w:lang w:val="zh_TW" w:bidi="zh_TW"/>
         </w:rPr>
-        <w:t>「肉體」的另一種用法就是單純指人的存在。只要人還活在身體中，就可說是「在肉身之中」。因此，保羅可以說他「在肉身」所活的生命是憑著信神的兒子而活（</w:t>
-      </w:r>
-      <w:hyperlink r:id="rId39">
+        <w:t>新約中的饒恕倫理強調，悔改是饒恕的條件（</w:t>
+      </w:r>
+      <w:hyperlink r:id="rId63">
         <w:r>
           <w:rPr>
             <w:lang w:val="zh_TW" w:bidi="zh_TW"/>
@@ -901,16 +1326,16 @@
             <w:color w:val="0000EE"/>
             <w:u w:val="single"/>
           </w:rPr>
-          <w:t>加2:20</w:t>
+          <w:t>林後7:10</w:t>
         </w:r>
       </w:hyperlink>
       <w:r>
         <w:rPr>
           <w:lang w:val="zh_TW" w:bidi="zh_TW"/>
         </w:rPr>
-        <w:t>）。保羅在提到耶穌地上的事工時說，祂「以自己的身體」廢掉猶太人和外邦人之間的冤仇（</w:t>
-      </w:r>
-      <w:hyperlink r:id="rId40">
+        <w:t>），還包括需要饒恕他人（</w:t>
+      </w:r>
+      <w:hyperlink r:id="rId64">
         <w:r>
           <w:rPr>
             <w:lang w:val="zh_TW" w:bidi="zh_TW"/>
@@ -919,16 +1344,16 @@
             <w:color w:val="0000EE"/>
             <w:u w:val="single"/>
           </w:rPr>
-          <w:t>弗2:15</w:t>
+          <w:t>太6:14–15</w:t>
         </w:r>
       </w:hyperlink>
       <w:r>
         <w:rPr>
           <w:lang w:val="zh_TW" w:bidi="zh_TW"/>
         </w:rPr>
-        <w:t>）。彼得也用同樣的意思說，耶穌「按著肉體」被治死（</w:t>
-      </w:r>
-      <w:hyperlink r:id="rId41">
+        <w:t>）。如果在接受饒恕的同時不饒恕他人，這顯然表明悔改並不徹底。主多次在比喻中強調，願意饒恕他人是真正悔改的標誌（</w:t>
+      </w:r>
+      <w:hyperlink r:id="rId40">
         <w:r>
           <w:rPr>
             <w:lang w:val="zh_TW" w:bidi="zh_TW"/>
@@ -937,16 +1362,16 @@
             <w:color w:val="0000EE"/>
             <w:u w:val="single"/>
           </w:rPr>
-          <w:t>彼前3:18</w:t>
+          <w:t>太18:23–35</w:t>
         </w:r>
       </w:hyperlink>
       <w:r>
         <w:rPr>
           <w:lang w:val="zh_TW" w:bidi="zh_TW"/>
         </w:rPr>
-        <w:t>）。約翰也這樣說：「耶穌基督是成了肉身來的」（</w:t>
-      </w:r>
-      <w:hyperlink r:id="rId42">
+        <w:t>；</w:t>
+      </w:r>
+      <w:hyperlink r:id="rId56">
         <w:r>
           <w:rPr>
             <w:lang w:val="zh_TW" w:bidi="zh_TW"/>
@@ -955,16 +1380,16 @@
             <w:color w:val="0000EE"/>
             <w:u w:val="single"/>
           </w:rPr>
-          <w:t>約一4:2</w:t>
+          <w:t>路6:37</w:t>
         </w:r>
       </w:hyperlink>
       <w:r>
         <w:rPr>
           <w:lang w:val="zh_TW" w:bidi="zh_TW"/>
         </w:rPr>
-        <w:t>）。這種用法最明顯地體現在約翰福音的宣告：「道成了肉身，住在我們中間」（</w:t>
-      </w:r>
-      <w:hyperlink r:id="rId43">
+        <w:t>）。因此，基督教導我們，饒恕是一種責任，沒有任何限制。必須毫無保留地饒恕，甚至要到70個7次（</w:t>
+      </w:r>
+      <w:hyperlink r:id="rId65">
         <w:r>
           <w:rPr>
             <w:lang w:val="zh_TW" w:bidi="zh_TW"/>
@@ -973,25 +1398,32 @@
             <w:color w:val="0000EE"/>
             <w:u w:val="single"/>
           </w:rPr>
-          <w:t>約1:14</w:t>
+          <w:t>太18:21–22</w:t>
         </w:r>
       </w:hyperlink>
       <w:r>
         <w:rPr>
           <w:lang w:val="zh_TW" w:bidi="zh_TW"/>
         </w:rPr>
+        <w:t>）。饒恕是信徒之間相互關係的一部分：既然所有人都依賴於神的饒恕，那麼所有人也都必須彼此饒恕。「主怎樣饒恕了你們，你們也要怎樣饒恕人」（</w:t>
+      </w:r>
+      <w:hyperlink r:id="rId55">
+        <w:r>
+          <w:rPr>
+            <w:lang w:val="zh_TW" w:bidi="zh_TW"/>
+          </w:rPr>
+          <w:rPr>
+            <w:color w:val="0000EE"/>
+            <w:u w:val="single"/>
+          </w:rPr>
+          <w:t>西3:13</w:t>
+        </w:r>
+      </w:hyperlink>
+      <w:r>
+        <w:rPr>
+          <w:lang w:val="zh_TW" w:bidi="zh_TW"/>
+        </w:rPr>
         <w:t>）。</w:t>
-      </w:r>
-    </w:p>
-    <w:p>
-      <w:pPr>
-        <w:pStyle w:val="Heading4"/>
-      </w:pPr>
-      <w:r>
-        <w:rPr>
-          <w:lang w:val="zh_TW" w:bidi="zh_TW"/>
-        </w:rPr>
-        <w:t>肉體作為外在呈現上的人類存在</w:t>
       </w:r>
     </w:p>
     <w:p>
@@ -1003,988 +1435,34 @@
       </w:r>
       <w:r>
         <w:rPr>
-          <w:lang w:val="zh_TW" w:bidi="zh_TW"/>
-        </w:rPr>
-        <w:t>「肉體」的含義也超越了人的肉身生命，並包括對人類存在至關重要的其它層面。因此，「靠著肉體」（</w:t>
-      </w:r>
-      <w:hyperlink r:id="rId44">
-        <w:r>
-          <w:rPr>
-            <w:lang w:val="zh_TW" w:bidi="zh_TW"/>
-          </w:rPr>
-          <w:rPr>
-            <w:color w:val="0000EE"/>
-            <w:u w:val="single"/>
-          </w:rPr>
-          <w:t>腓3:3</w:t>
-        </w:r>
-      </w:hyperlink>
-      <w:r>
-        <w:rPr>
-          <w:lang w:val="zh_TW" w:bidi="zh_TW"/>
-        </w:rPr>
-        <w:t>）並不是指倚靠身體，而是指倚靠整個屬於人外在存在領域的各種因素。這包括保羅的猶太血統、他嚴謹的宗教訓練、他的熱心，以及他在猶太宗教界中的地位。「憑著肉體自誇」（</w:t>
-      </w:r>
-      <w:hyperlink r:id="rId45">
-        <w:r>
-          <w:rPr>
-            <w:lang w:val="zh_TW" w:bidi="zh_TW"/>
-          </w:rPr>
-          <w:rPr>
-            <w:color w:val="0000EE"/>
-            <w:u w:val="single"/>
-          </w:rPr>
-          <w:t>林後11:18</w:t>
-        </w:r>
-      </w:hyperlink>
-      <w:r>
-        <w:rPr>
-          <w:lang w:val="zh_TW" w:bidi="zh_TW"/>
-        </w:rPr>
-        <w:t>，譯註：和合本譯為：憑著血氣自誇）這個片語在某些譯本中譯為「憑著他們的人類成就自誇」。在「肉體」中有外貌的體面幾乎等同於在世上有顯赫的地位（</w:t>
-      </w:r>
-      <w:hyperlink r:id="rId46">
-        <w:r>
-          <w:rPr>
-            <w:lang w:val="zh_TW" w:bidi="zh_TW"/>
-          </w:rPr>
-          <w:rPr>
-            <w:color w:val="0000EE"/>
-            <w:u w:val="single"/>
-          </w:rPr>
-          <w:t>加6:11–14</w:t>
-        </w:r>
-      </w:hyperlink>
-      <w:r>
-        <w:rPr>
-          <w:lang w:val="zh_TW" w:bidi="zh_TW"/>
-        </w:rPr>
-        <w:t>）。那些主張行割禮的猶太派基督徒堅持此舉，是為了在人看來能有宗教上的成就感，從而找到誇口的理由。但這些外在的區別與誇口的根據對保羅已不再有吸引力，因為在他眼中，世界已如同釘在十字架上，而他自己對世界也同樣如此。</w:t>
-      </w:r>
-    </w:p>
-    <w:p>
-      <w:pPr/>
-      <w:r>
-        <w:rPr>
-          <w:lang w:val="zh_TW" w:bidi="zh_TW"/>
-        </w:rPr>
-      </w:r>
-      <w:r>
-        <w:rPr>
-          <w:lang w:val="zh_TW" w:bidi="zh_TW"/>
-        </w:rPr>
-        <w:t>「肉體」一詞也可用來指外在人際關係，例如形容僕人與主人之間的社會關係（</w:t>
-      </w:r>
-      <w:hyperlink r:id="rId47">
-        <w:r>
-          <w:rPr>
-            <w:lang w:val="zh_TW" w:bidi="zh_TW"/>
-          </w:rPr>
-          <w:rPr>
-            <w:color w:val="0000EE"/>
-            <w:u w:val="single"/>
-          </w:rPr>
-          <w:t>弗6:5</w:t>
-        </w:r>
-      </w:hyperlink>
+          <w:i/>
+          <w:lang w:val="zh_TW" w:bidi="zh_TW"/>
+        </w:rPr>
+        <w:t>另見</w:t>
+      </w:r>
+      <w:r>
+        <w:rPr>
+          <w:lang w:val="zh_TW" w:bidi="zh_TW"/>
+        </w:rPr>
+        <w:t xml:space="preserve"> </w:t>
+      </w:r>
+      <w:r>
+        <w:rPr>
+          <w:lang w:val="zh_TW" w:bidi="zh_TW"/>
+        </w:rPr>
+        <w:t>承認</w:t>
+      </w:r>
       <w:r>
         <w:rPr>
           <w:lang w:val="zh_TW" w:bidi="zh_TW"/>
         </w:rPr>
         <w:t>；</w:t>
       </w:r>
-      <w:hyperlink r:id="rId48">
-        <w:r>
-          <w:rPr>
-            <w:lang w:val="zh_TW" w:bidi="zh_TW"/>
-          </w:rPr>
-          <w:rPr>
-            <w:color w:val="0000EE"/>
-            <w:u w:val="single"/>
-          </w:rPr>
-          <w:t>西3:22</w:t>
-        </w:r>
-      </w:hyperlink>
-      <w:r>
-        <w:rPr>
-          <w:lang w:val="zh_TW" w:bidi="zh_TW"/>
-        </w:rPr>
-        <w:t>；</w:t>
-      </w:r>
-      <w:hyperlink r:id="rId49">
-        <w:r>
-          <w:rPr>
-            <w:lang w:val="zh_TW" w:bidi="zh_TW"/>
-          </w:rPr>
-          <w:rPr>
-            <w:color w:val="0000EE"/>
-            <w:u w:val="single"/>
-          </w:rPr>
-          <w:t>門1:16</w:t>
-        </w:r>
-      </w:hyperlink>
-      <w:r>
-        <w:rPr>
-          <w:lang w:val="zh_TW" w:bidi="zh_TW"/>
-        </w:rPr>
-        <w:t>）。「在肉體中」也可用來描述婚姻關係的領域，這其中涉及一些困難的問題（</w:t>
-      </w:r>
-      <w:hyperlink r:id="rId50">
-        <w:r>
-          <w:rPr>
-            <w:lang w:val="zh_TW" w:bidi="zh_TW"/>
-          </w:rPr>
-          <w:rPr>
-            <w:color w:val="0000EE"/>
-            <w:u w:val="single"/>
-          </w:rPr>
-          <w:t>林前7:28</w:t>
-        </w:r>
-      </w:hyperlink>
-      <w:r>
-        <w:rPr>
-          <w:lang w:val="zh_TW" w:bidi="zh_TW"/>
-        </w:rPr>
-        <w:t>）。</w:t>
-      </w:r>
-    </w:p>
-    <w:p>
-      <w:pPr/>
-      <w:r>
-        <w:rPr>
-          <w:lang w:val="zh_TW" w:bidi="zh_TW"/>
-        </w:rPr>
-      </w:r>
-      <w:r>
-        <w:rPr>
-          <w:lang w:val="zh_TW" w:bidi="zh_TW"/>
-        </w:rPr>
-        <w:t>這種用法有助於理解一處原本難解的經文：「所以，我們從今以後，不憑著外貌認人了。雖然憑著外貌認過基督，如今卻不再這樣認他了」（</w:t>
-      </w:r>
-      <w:hyperlink r:id="rId51">
-        <w:r>
-          <w:rPr>
-            <w:lang w:val="zh_TW" w:bidi="zh_TW"/>
-          </w:rPr>
-          <w:rPr>
-            <w:color w:val="0000EE"/>
-            <w:u w:val="single"/>
-          </w:rPr>
-          <w:t>林後5:16</w:t>
-        </w:r>
-      </w:hyperlink>
-      <w:r>
-        <w:rPr>
-          <w:lang w:val="zh_TW" w:bidi="zh_TW"/>
-        </w:rPr>
-        <w:t>）。有英文譯本將其中的片語譯為「按人的觀點（from a human point of view）」，這樣的翻譯是正確的。這節經文的意思並不是說保羅曾在耶路撒冷聽過或見過耶穌，並因此「憑著肉體」（譯註：和合本譯為「憑著外貌」）認識祂。「憑著肉體」修飾的是「認」這個動詞，而不是「基督」這個名詞。保羅在歸信以前，「憑著肉體」認識人，也就是按世俗、人性的標準來判斷人。按「肉體」認識基督，就是以純粹人類的眼光看待祂。作為一個猶太人，保羅當時認為耶穌只是一個自以為是的彌賽亞假冒者。根據猶太人的觀念，彌賽亞應當作為大衛的王在地上掌權，拯救以色列民，並懲罰被厭惡的外邦人。然而，保羅放棄了這種錯誤的人性看法，轉而真正認識基督——那位成為肉身的神的兒子，是一切信祂之人的救主。成為基督徒之後，保羅不再憑著肉體來判斷別人。</w:t>
-      </w:r>
-    </w:p>
-    <w:p>
-      <w:pPr>
-        <w:pStyle w:val="Heading4"/>
-      </w:pPr>
-      <w:r>
-        <w:rPr>
-          <w:lang w:val="zh_TW" w:bidi="zh_TW"/>
-        </w:rPr>
-        <w:t>肉體作為墮落的人性</w:t>
-      </w:r>
-    </w:p>
-    <w:p>
-      <w:pPr/>
-      <w:r>
-        <w:rPr>
-          <w:lang w:val="zh_TW" w:bidi="zh_TW"/>
-        </w:rPr>
-      </w:r>
-      <w:r>
-        <w:rPr>
-          <w:lang w:val="zh_TW" w:bidi="zh_TW"/>
-        </w:rPr>
-        <w:t>當保羅說「血肉之體不能承受神的國」（</w:t>
-      </w:r>
-      <w:hyperlink r:id="rId29">
-        <w:r>
-          <w:rPr>
-            <w:lang w:val="zh_TW" w:bidi="zh_TW"/>
-          </w:rPr>
-          <w:rPr>
-            <w:color w:val="0000EE"/>
-            <w:u w:val="single"/>
-          </w:rPr>
-          <w:t>林前15:50</w:t>
-        </w:r>
-      </w:hyperlink>
-      <w:r>
-        <w:rPr>
-          <w:lang w:val="zh_TW" w:bidi="zh_TW"/>
-        </w:rPr>
-        <w:t>）時，他的意思並不是說人無法承受神的國，而是說墮落的人性無法承受；正如後一句所說：「必朽壞的不能承受不朽壞的。」軟弱、墮落、會朽壞的身體不能承受神的國，必須經歷改變，「這必朽壞的總要變成不朽壞的，這必死的總要變成不死的」（</w:t>
-      </w:r>
-      <w:hyperlink r:id="rId52">
-        <w:r>
-          <w:rPr>
-            <w:lang w:val="zh_TW" w:bidi="zh_TW"/>
-          </w:rPr>
-          <w:rPr>
-            <w:color w:val="0000EE"/>
-            <w:u w:val="single"/>
-          </w:rPr>
-          <w:t>林前15:53</w:t>
-        </w:r>
-      </w:hyperlink>
-      <w:r>
-        <w:rPr>
-          <w:lang w:val="zh_TW" w:bidi="zh_TW"/>
-        </w:rPr>
-        <w:t>）。這並不是靈魂或心靈的得救，而是將一種身體轉換成另一種，能夠承受神最終榮耀國度的身體。</w:t>
-      </w:r>
-    </w:p>
-    <w:p>
-      <w:pPr/>
-      <w:r>
-        <w:rPr>
-          <w:lang w:val="zh_TW" w:bidi="zh_TW"/>
-        </w:rPr>
-      </w:r>
-      <w:r>
-        <w:rPr>
-          <w:lang w:val="zh_TW" w:bidi="zh_TW"/>
-        </w:rPr>
-        <w:t>當彼得承認耶穌的彌賽亞身分時，耶穌回答說：「這不是屬血肉的指示你的，乃是我在天上的父指示的」（</w:t>
-      </w:r>
-      <w:hyperlink r:id="rId53">
-        <w:r>
-          <w:rPr>
-            <w:lang w:val="zh_TW" w:bidi="zh_TW"/>
-          </w:rPr>
-          <w:rPr>
-            <w:color w:val="0000EE"/>
-            <w:u w:val="single"/>
-          </w:rPr>
-          <w:t>太16:17</w:t>
-        </w:r>
-      </w:hyperlink>
-      <w:r>
-        <w:rPr>
-          <w:lang w:val="zh_TW" w:bidi="zh_TW"/>
-        </w:rPr>
-        <w:t>）。這節經文的意思很清楚：對耶穌彌賽亞身分的認識並非人理性的推論，而是唯有藉著神的啟示才能得著的真知識。</w:t>
-      </w:r>
-    </w:p>
-    <w:p>
-      <w:pPr>
-        <w:pStyle w:val="Heading4"/>
-      </w:pPr>
-      <w:r>
-        <w:rPr>
-          <w:lang w:val="zh_TW" w:bidi="zh_TW"/>
-        </w:rPr>
-        <w:t>肉體作為罪惡的人性</w:t>
-      </w:r>
-    </w:p>
-    <w:p>
-      <w:pPr/>
-      <w:r>
-        <w:rPr>
-          <w:lang w:val="zh_TW" w:bidi="zh_TW"/>
-        </w:rPr>
-      </w:r>
-      <w:r>
-        <w:rPr>
-          <w:lang w:val="zh_TW" w:bidi="zh_TW"/>
-        </w:rPr>
-        <w:t>還有一組帶有明顯保羅風格的倫理用法。其中最重要的特點是：人在神面前不僅被看為墮落與軟弱的，同時也是墮落並帶有罪性的。肉體在這裡與被神的靈更新的人的靈相對，若沒有聖靈的幫助，人就不能討神喜悅。最生動的例子出現在</w:t>
-      </w:r>
-      <w:hyperlink r:id="rId54">
-        <w:r>
-          <w:rPr>
-            <w:lang w:val="zh_TW" w:bidi="zh_TW"/>
-          </w:rPr>
-          <w:rPr>
-            <w:color w:val="0000EE"/>
-            <w:u w:val="single"/>
-          </w:rPr>
-          <w:t>羅馬書八章</w:t>
-        </w:r>
-      </w:hyperlink>
-      <w:r>
-        <w:rPr>
-          <w:lang w:val="zh_TW" w:bidi="zh_TW"/>
-        </w:rPr>
-        <w:t>的第一部分，保羅在那裡明確對比「在肉體裡」的人和「在聖靈裡」的人。「在聖靈裡」並不是指進入一種入神（ecstasy）的狀態，而是指一個人生活在由神的靈所掌管的屬靈範圍中。「在肉體裡」的人，也就是未重生的人，不能討神喜悅。這裡有兩個彼此對立、互不相容的領域：「在肉體裡」與「在聖靈裡」。而「在聖靈裡」意味著有神的聖靈內住，也就是成為一個重生的人。</w:t>
-      </w:r>
-    </w:p>
-    <w:p>
-      <w:pPr/>
-      <w:r>
-        <w:rPr>
-          <w:lang w:val="zh_TW" w:bidi="zh_TW"/>
-        </w:rPr>
-      </w:r>
-      <w:r>
-        <w:rPr>
-          <w:lang w:val="zh_TW" w:bidi="zh_TW"/>
-        </w:rPr>
-        <w:t>在</w:t>
-      </w:r>
-      <w:hyperlink r:id="rId55">
-        <w:r>
-          <w:rPr>
-            <w:lang w:val="zh_TW" w:bidi="zh_TW"/>
-          </w:rPr>
-          <w:rPr>
-            <w:color w:val="0000EE"/>
-            <w:u w:val="single"/>
-          </w:rPr>
-          <w:t>羅馬書七至八章</w:t>
-        </w:r>
-      </w:hyperlink>
-      <w:r>
-        <w:rPr>
-          <w:lang w:val="zh_TW" w:bidi="zh_TW"/>
-        </w:rPr>
-        <w:t>中，保羅清楚指出，未重生的人無法按著神的要求去愛祂、事奉祂，因此不能討祂喜悅。律法也無法使人真正成為義人，因為肉體是軟弱的（</w:t>
-      </w:r>
-      <w:hyperlink r:id="rId56">
-        <w:r>
-          <w:rPr>
-            <w:lang w:val="zh_TW" w:bidi="zh_TW"/>
-          </w:rPr>
-          <w:rPr>
-            <w:color w:val="0000EE"/>
-            <w:u w:val="single"/>
-          </w:rPr>
-          <w:t>8:2</w:t>
-        </w:r>
-      </w:hyperlink>
-      <w:r>
-        <w:rPr>
-          <w:lang w:val="zh_TW" w:bidi="zh_TW"/>
-        </w:rPr>
-        <w:t>）。體貼肉體的就是死，體貼聖靈的乃是生命（</w:t>
-      </w:r>
-      <w:hyperlink r:id="rId57">
-        <w:r>
-          <w:rPr>
-            <w:lang w:val="zh_TW" w:bidi="zh_TW"/>
-          </w:rPr>
-          <w:rPr>
-            <w:color w:val="0000EE"/>
-            <w:u w:val="single"/>
-          </w:rPr>
-          <w:t>8:6</w:t>
-        </w:r>
-      </w:hyperlink>
-      <w:r>
-        <w:rPr>
-          <w:lang w:val="zh_TW" w:bidi="zh_TW"/>
-        </w:rPr>
-        <w:t>）。保羅在別處說：「我也知道，在我裡頭，就是我肉體之中，沒有良善」（</w:t>
-      </w:r>
-      <w:hyperlink r:id="rId58">
-        <w:r>
-          <w:rPr>
-            <w:lang w:val="zh_TW" w:bidi="zh_TW"/>
-          </w:rPr>
-          <w:rPr>
-            <w:color w:val="0000EE"/>
-            <w:u w:val="single"/>
-          </w:rPr>
-          <w:t>7:18</w:t>
-        </w:r>
-      </w:hyperlink>
-      <w:r>
-        <w:rPr>
-          <w:lang w:val="zh_TW" w:bidi="zh_TW"/>
-        </w:rPr>
-        <w:t>）。這裡的「肉體」並不是指人的身體，因為人的身體是聖靈的殿（</w:t>
-      </w:r>
-      <w:hyperlink r:id="rId59">
-        <w:r>
-          <w:rPr>
-            <w:lang w:val="zh_TW" w:bidi="zh_TW"/>
-          </w:rPr>
-          <w:rPr>
-            <w:color w:val="0000EE"/>
-            <w:u w:val="single"/>
-          </w:rPr>
-          <w:t>林前6:19</w:t>
-        </w:r>
-      </w:hyperlink>
-      <w:r>
-        <w:rPr>
-          <w:lang w:val="zh_TW" w:bidi="zh_TW"/>
-        </w:rPr>
-        <w:t>），是基督的肢體（</w:t>
-      </w:r>
-      <w:hyperlink r:id="rId60">
-        <w:r>
-          <w:rPr>
-            <w:lang w:val="zh_TW" w:bidi="zh_TW"/>
-          </w:rPr>
-          <w:rPr>
-            <w:color w:val="0000EE"/>
-            <w:u w:val="single"/>
-          </w:rPr>
-          <w:t>6:15</w:t>
-        </w:r>
-      </w:hyperlink>
-      <w:r>
-        <w:rPr>
-          <w:lang w:val="zh_TW" w:bidi="zh_TW"/>
-        </w:rPr>
-        <w:t>），並且應當成為榮耀神的器皿（</w:t>
-      </w:r>
-      <w:hyperlink r:id="rId61">
-        <w:r>
-          <w:rPr>
-            <w:lang w:val="zh_TW" w:bidi="zh_TW"/>
-          </w:rPr>
-          <w:rPr>
-            <w:color w:val="0000EE"/>
-            <w:u w:val="single"/>
-          </w:rPr>
-          <w:t>6:20</w:t>
-        </w:r>
-      </w:hyperlink>
-      <w:r>
-        <w:rPr>
-          <w:lang w:val="zh_TW" w:bidi="zh_TW"/>
-        </w:rPr>
-        <w:t>）。因此，保羅所指的「肉體」，乃是指那未重生的本性，在其中並沒有神所要求的良善。</w:t>
-      </w:r>
-    </w:p>
-    <w:p>
-      <w:pPr/>
-      <w:r>
-        <w:rPr>
-          <w:lang w:val="zh_TW" w:bidi="zh_TW"/>
-        </w:rPr>
-      </w:r>
-      <w:r>
-        <w:rPr>
-          <w:lang w:val="zh_TW" w:bidi="zh_TW"/>
-        </w:rPr>
-        <w:t>雖然保羅鮮明地對比了「在肉體裡」（指未重生）與「在聖靈裡」（指已重生）的差異，但當一個人重生、進入「在聖靈裡」的狀態時，他就不再「在肉體裡」，然而肉體仍在他裡面。事實上，信徒內裡仍存在著肉體與聖靈之間的爭戰。保羅對那些「在聖靈裡」的人說：「因為情慾和聖靈相爭， 聖靈和情慾相爭，這兩個是彼此相敵，使你們不能做所願意做的」（</w:t>
-      </w:r>
-      <w:hyperlink r:id="rId62">
-        <w:r>
-          <w:rPr>
-            <w:lang w:val="zh_TW" w:bidi="zh_TW"/>
-          </w:rPr>
-          <w:rPr>
-            <w:color w:val="0000EE"/>
-            <w:u w:val="single"/>
-          </w:rPr>
-          <w:t>加5:17</w:t>
-        </w:r>
-      </w:hyperlink>
-      <w:r>
-        <w:rPr>
-          <w:lang w:val="zh_TW" w:bidi="zh_TW"/>
-        </w:rPr>
-        <w:t>）。由於基督徒的生活是這兩種對立原則之間的戰場，人就不可能成為自己所期望的那樣完全。</w:t>
-      </w:r>
-    </w:p>
-    <w:p>
-      <w:pPr/>
-      <w:r>
-        <w:rPr>
-          <w:lang w:val="zh_TW" w:bidi="zh_TW"/>
-        </w:rPr>
-      </w:r>
-      <w:r>
-        <w:rPr>
-          <w:lang w:val="zh_TW" w:bidi="zh_TW"/>
-        </w:rPr>
-        <w:t>同樣的情況也出現在</w:t>
-      </w:r>
-      <w:hyperlink r:id="rId63">
-        <w:r>
-          <w:rPr>
-            <w:lang w:val="zh_TW" w:bidi="zh_TW"/>
-          </w:rPr>
-          <w:rPr>
-            <w:color w:val="0000EE"/>
-            <w:u w:val="single"/>
-          </w:rPr>
-          <w:t>哥林多前書二章14節至三章3節</w:t>
-        </w:r>
-      </w:hyperlink>
-      <w:r>
-        <w:rPr>
-          <w:lang w:val="zh_TW" w:bidi="zh_TW"/>
-        </w:rPr>
-        <w:t>，保羅在那裡將人分為三類：「屬血氣的」（</w:t>
-      </w:r>
-      <w:hyperlink r:id="rId64">
-        <w:r>
-          <w:rPr>
-            <w:lang w:val="zh_TW" w:bidi="zh_TW"/>
-          </w:rPr>
-          <w:rPr>
-            <w:color w:val="0000EE"/>
-            <w:u w:val="single"/>
-          </w:rPr>
-          <w:t>2:14</w:t>
-        </w:r>
-      </w:hyperlink>
-      <w:r>
-        <w:rPr>
-          <w:lang w:val="zh_TW" w:bidi="zh_TW"/>
-        </w:rPr>
-        <w:t>），「屬肉體」，即屬肉體的人（</w:t>
-      </w:r>
-      <w:hyperlink r:id="rId65">
-        <w:r>
-          <w:rPr>
-            <w:lang w:val="zh_TW" w:bidi="zh_TW"/>
-          </w:rPr>
-          <w:rPr>
-            <w:color w:val="0000EE"/>
-            <w:u w:val="single"/>
-          </w:rPr>
-          <w:t>3:1、3</w:t>
-        </w:r>
-      </w:hyperlink>
-      <w:r>
-        <w:rPr>
-          <w:lang w:val="zh_TW" w:bidi="zh_TW"/>
-        </w:rPr>
-        <w:t>），以及「屬靈的」（</w:t>
-      </w:r>
-      <w:hyperlink r:id="rId66">
-        <w:r>
-          <w:rPr>
-            <w:lang w:val="zh_TW" w:bidi="zh_TW"/>
-          </w:rPr>
-          <w:rPr>
-            <w:color w:val="0000EE"/>
-            <w:u w:val="single"/>
-          </w:rPr>
-          <w:t>3:1</w:t>
-        </w:r>
-      </w:hyperlink>
-      <w:r>
-        <w:rPr>
-          <w:lang w:val="zh_TW" w:bidi="zh_TW"/>
-        </w:rPr>
-        <w:t>）。「屬血氣的人」指尚未重生的人；那些「屬肉體」的人（</w:t>
-      </w:r>
-      <w:hyperlink r:id="rId67">
-        <w:r>
-          <w:rPr>
-            <w:lang w:val="zh_TW" w:bidi="zh_TW"/>
-          </w:rPr>
-          <w:rPr>
-            <w:color w:val="0000EE"/>
-            <w:u w:val="single"/>
-          </w:rPr>
-          <w:t>羅8:9</w:t>
-        </w:r>
-      </w:hyperlink>
-      <w:r>
-        <w:rPr>
-          <w:lang w:val="zh_TW" w:bidi="zh_TW"/>
-        </w:rPr>
-        <w:t>），一生都停留在人的層面上，因此無法明白屬神的事。「屬靈的」則是生命受神的靈掌管的人，他們的生活中顯明出聖靈的果子（</w:t>
-      </w:r>
-      <w:hyperlink r:id="rId68">
-        <w:r>
-          <w:rPr>
-            <w:lang w:val="zh_TW" w:bidi="zh_TW"/>
-          </w:rPr>
-          <w:rPr>
-            <w:color w:val="0000EE"/>
-            <w:u w:val="single"/>
-          </w:rPr>
-          <w:t>加5:22–23</w:t>
-        </w:r>
-      </w:hyperlink>
-      <w:r>
-        <w:rPr>
-          <w:lang w:val="zh_TW" w:bidi="zh_TW"/>
-        </w:rPr>
-        <w:t>）。在這兩類人之間，還有第三類——「屬肉體」，也就是在基督裡的嬰孩。他們既然「在基督裡」，就必然「在聖靈裡」，但他們的生活卻未能「順著聖靈而行」。由於他們是屬靈生命尚幼的信徒，雖然神的靈住在他們裡面，但聖靈並未能完全掌權，他們仍然「照著世人的樣子行」（</w:t>
-      </w:r>
-      <w:hyperlink r:id="rId69">
-        <w:r>
-          <w:rPr>
-            <w:lang w:val="zh_TW" w:bidi="zh_TW"/>
-          </w:rPr>
-          <w:rPr>
-            <w:color w:val="0000EE"/>
-            <w:u w:val="single"/>
-          </w:rPr>
-          <w:t>林前3:3</w:t>
-        </w:r>
-      </w:hyperlink>
-      <w:r>
-        <w:rPr>
-          <w:lang w:val="zh_TW" w:bidi="zh_TW"/>
-        </w:rPr>
-        <w:t>），在嫉妒與紛爭中顯出屬肉體的行為。</w:t>
-      </w:r>
-    </w:p>
-    <w:p>
-      <w:pPr>
-        <w:pStyle w:val="Heading4"/>
-      </w:pPr>
-      <w:r>
-        <w:rPr>
-          <w:lang w:val="zh_TW" w:bidi="zh_TW"/>
-        </w:rPr>
-        <w:t>肉體的行為</w:t>
-      </w:r>
-    </w:p>
-    <w:p>
-      <w:pPr/>
-      <w:r>
-        <w:rPr>
-          <w:lang w:val="zh_TW" w:bidi="zh_TW"/>
-        </w:rPr>
-      </w:r>
-      <w:r>
-        <w:rPr>
-          <w:lang w:val="zh_TW" w:bidi="zh_TW"/>
-        </w:rPr>
-        <w:t>在</w:t>
-      </w:r>
-      <w:hyperlink r:id="rId70">
-        <w:r>
-          <w:rPr>
-            <w:lang w:val="zh_TW" w:bidi="zh_TW"/>
-          </w:rPr>
-          <w:rPr>
-            <w:color w:val="0000EE"/>
-            <w:u w:val="single"/>
-          </w:rPr>
-          <w:t>加拉太書五章19至23節</w:t>
-        </w:r>
-      </w:hyperlink>
-      <w:r>
-        <w:rPr>
-          <w:lang w:val="zh_TW" w:bidi="zh_TW"/>
-        </w:rPr>
-        <w:t>中，保羅對比屬肉體的生活與屬聖靈的生活：「情慾的事都是顯而易見的，就如姦淫、污穢、邪蕩、拜偶像、邪術、仇恨、爭競、忌恨、惱怒、結黨、紛爭、異端、嫉妒、醉酒、荒宴等類」（</w:t>
-      </w:r>
-      <w:hyperlink r:id="rId71">
-        <w:r>
-          <w:rPr>
-            <w:lang w:val="zh_TW" w:bidi="zh_TW"/>
-          </w:rPr>
-          <w:rPr>
-            <w:color w:val="0000EE"/>
-            <w:u w:val="single"/>
-          </w:rPr>
-          <w:t>加5:19–21</w:t>
-        </w:r>
-      </w:hyperlink>
-      <w:r>
-        <w:rPr>
-          <w:lang w:val="zh_TW" w:bidi="zh_TW"/>
-        </w:rPr>
-        <w:t>）。這份清單中值得注意的是，其中有些罪與肉身及性慾有關，但也有屬宗教的罪（如拜偶像、行邪術）。此外，還有一些是屬「心靈」或性情上的罪，如仇恨、爭競、嫉妒、惱怒、紛爭。「結黨」與「異端」這兩個字詞在此並非指神學上的錯謬，而是指分裂、對立的心態。這清楚證明，對保羅而言，「肉體」並非單指身體，而是包括整個人——連同其內在的態度與性情。</w:t>
-      </w:r>
-    </w:p>
-    <w:p>
-      <w:pPr>
-        <w:pStyle w:val="Heading4"/>
-      </w:pPr>
-      <w:r>
-        <w:rPr>
-          <w:lang w:val="zh_TW" w:bidi="zh_TW"/>
-        </w:rPr>
-        <w:t>勝過肉體</w:t>
-      </w:r>
-    </w:p>
-    <w:p>
-      <w:pPr/>
-      <w:r>
-        <w:rPr>
-          <w:lang w:val="zh_TW" w:bidi="zh_TW"/>
-        </w:rPr>
-      </w:r>
-      <w:r>
-        <w:rPr>
-          <w:lang w:val="zh_TW" w:bidi="zh_TW"/>
-        </w:rPr>
-        <w:t>雖然信徒內在仍存在聖靈與肉體的爭戰，但保羅指出，聖靈有得勝之道。就身體而言，「肉體」是在成聖的範圍之內（</w:t>
-      </w:r>
-      <w:hyperlink r:id="rId72">
-        <w:r>
-          <w:rPr>
-            <w:lang w:val="zh_TW" w:bidi="zh_TW"/>
-          </w:rPr>
-          <w:rPr>
-            <w:color w:val="0000EE"/>
-            <w:u w:val="single"/>
-          </w:rPr>
-          <w:t>帖前5:23</w:t>
-        </w:r>
-      </w:hyperlink>
-      <w:r>
-        <w:rPr>
-          <w:lang w:val="zh_TW" w:bidi="zh_TW"/>
-        </w:rPr>
-        <w:t>），但就未重生的人性而言，這樣的肉體只能被治死。</w:t>
-      </w:r>
-    </w:p>
-    <w:p>
-      <w:pPr/>
-      <w:r>
-        <w:rPr>
-          <w:lang w:val="zh_TW" w:bidi="zh_TW"/>
-        </w:rPr>
-      </w:r>
-      <w:r>
-        <w:rPr>
-          <w:lang w:val="zh_TW" w:bidi="zh_TW"/>
-        </w:rPr>
-        <w:t>這就是所謂客觀與主觀之間的張力。因為在基督裡已經發生了一些事（客觀的事實），因此必然會產生一些屬靈的結果（主觀的經歷）。依據保羅的觀點，「肉體」已經在基督的死中被治死。凡屬基督的人，已經把肉體連同邪情私慾同釘在十字架上（</w:t>
-      </w:r>
-      <w:hyperlink r:id="rId73">
-        <w:r>
-          <w:rPr>
-            <w:lang w:val="zh_TW" w:bidi="zh_TW"/>
-          </w:rPr>
-          <w:rPr>
-            <w:color w:val="0000EE"/>
-            <w:u w:val="single"/>
-          </w:rPr>
-          <w:t>加5:24</w:t>
-        </w:r>
-      </w:hyperlink>
-      <w:r>
-        <w:rPr>
-          <w:lang w:val="zh_TW" w:bidi="zh_TW"/>
-        </w:rPr>
-        <w:t>）。保羅在別處也說：「我已經與基督同釘十字架」（</w:t>
-      </w:r>
-      <w:hyperlink r:id="rId39">
-        <w:r>
-          <w:rPr>
-            <w:lang w:val="zh_TW" w:bidi="zh_TW"/>
-          </w:rPr>
-          <w:rPr>
-            <w:color w:val="0000EE"/>
-            <w:u w:val="single"/>
-          </w:rPr>
-          <w:t>2:20</w:t>
-        </w:r>
-      </w:hyperlink>
-      <w:r>
-        <w:rPr>
-          <w:lang w:val="zh_TW" w:bidi="zh_TW"/>
-        </w:rPr>
-        <w:t>），又說：「我們的舊人和他同釘十字架」（</w:t>
-      </w:r>
-      <w:hyperlink r:id="rId74">
-        <w:r>
-          <w:rPr>
-            <w:lang w:val="zh_TW" w:bidi="zh_TW"/>
-          </w:rPr>
-          <w:rPr>
-            <w:color w:val="0000EE"/>
-            <w:u w:val="single"/>
-          </w:rPr>
-          <w:t>羅6:6</w:t>
-        </w:r>
-      </w:hyperlink>
-      <w:r>
-        <w:rPr>
-          <w:lang w:val="zh_TW" w:bidi="zh_TW"/>
-        </w:rPr>
-        <w:t>）。這些經文顯明，「肉體」與「舊人」在某種意義上是相同的。這種相同的概念也在保羅有關「同釘十字架」的教導中得到進一步印證，因為當保羅說「肉體同釘十字架」時，他的意思與他在羅馬書中所說的是一致的：「我們在罪上死了的人豈可仍在罪中活著呢？豈不知我們這受洗歸入基督耶穌的人是受洗歸入他的死嗎？所以，我們藉著洗禮歸入死，和他一同埋葬」（</w:t>
-      </w:r>
-      <w:hyperlink r:id="rId75">
-        <w:r>
-          <w:rPr>
-            <w:lang w:val="zh_TW" w:bidi="zh_TW"/>
-          </w:rPr>
-          <w:rPr>
-            <w:color w:val="0000EE"/>
-            <w:u w:val="single"/>
-          </w:rPr>
-          <w:t>1–4</w:t>
-        </w:r>
-      </w:hyperlink>
-      <w:r>
-        <w:rPr>
-          <w:lang w:val="zh_TW" w:bidi="zh_TW"/>
-        </w:rPr>
-        <w:t>節）。這表明我這個人親身在基督裡與祂同死。</w:t>
-      </w:r>
-    </w:p>
-    <w:p>
-      <w:pPr/>
-      <w:r>
-        <w:rPr>
-          <w:lang w:val="zh_TW" w:bidi="zh_TW"/>
-        </w:rPr>
-      </w:r>
-      <w:r>
-        <w:rPr>
-          <w:lang w:val="zh_TW" w:bidi="zh_TW"/>
-        </w:rPr>
-        <w:t>這種「肉體同釘十字架與同死」並非是自動發生的事，而是必須藉著信心而實際應用的真理。這涉及兩個方面：首先，信徒必須承認肉體已與基督同釘十字架。「這樣，你們向罪也當看自己是死的；向神在基督耶穌裡，卻當看自己是活的。」（</w:t>
-      </w:r>
-      <w:hyperlink r:id="rId76">
-        <w:r>
-          <w:rPr>
-            <w:lang w:val="zh_TW" w:bidi="zh_TW"/>
-          </w:rPr>
-          <w:rPr>
-            <w:color w:val="0000EE"/>
-            <w:u w:val="single"/>
-          </w:rPr>
-          <w:t>羅6:11</w:t>
-        </w:r>
-      </w:hyperlink>
-      <w:r>
-        <w:rPr>
-          <w:lang w:val="zh_TW" w:bidi="zh_TW"/>
-        </w:rPr>
-        <w:t>）。除非一個人確實已與基督同死、同釘十字架，他就不能真實地看自己「向罪是死的」。但既然這事在信主得救的那一刻已經發生，就可以在日常生活中實際活出來。那些與基督同死的人，應當「治死身體的惡行」（</w:t>
-      </w:r>
-      <w:hyperlink r:id="rId77">
-        <w:r>
-          <w:rPr>
-            <w:lang w:val="zh_TW" w:bidi="zh_TW"/>
-          </w:rPr>
-          <w:rPr>
-            <w:color w:val="0000EE"/>
-            <w:u w:val="single"/>
-          </w:rPr>
-          <w:t>8:13</w:t>
-        </w:r>
-      </w:hyperlink>
-      <w:r>
-        <w:rPr>
-          <w:lang w:val="zh_TW" w:bidi="zh_TW"/>
-        </w:rPr>
-        <w:t>）。這裡的「身體」是指「肉體」行事的工具，也就是那屬於未重生本性的感官生活。那些從死入生的人，應當把自己的肢體獻給神，作義的器具（</w:t>
-      </w:r>
-      <w:hyperlink r:id="rId78">
-        <w:r>
-          <w:rPr>
-            <w:lang w:val="zh_TW" w:bidi="zh_TW"/>
-          </w:rPr>
-          <w:rPr>
-            <w:color w:val="0000EE"/>
-            <w:u w:val="single"/>
-          </w:rPr>
-          <w:t>6:13</w:t>
-        </w:r>
-      </w:hyperlink>
-      <w:r>
-        <w:rPr>
-          <w:lang w:val="zh_TW" w:bidi="zh_TW"/>
-        </w:rPr>
-        <w:t>）。凡與基督同死的人，應當「治死」一切屬地的事——淫亂、污穢、貪婪等（</w:t>
-      </w:r>
-      <w:hyperlink r:id="rId79">
-        <w:r>
-          <w:rPr>
-            <w:lang w:val="zh_TW" w:bidi="zh_TW"/>
-          </w:rPr>
-          <w:rPr>
-            <w:color w:val="0000EE"/>
-            <w:u w:val="single"/>
-          </w:rPr>
-          <w:t>西3:5</w:t>
-        </w:r>
-      </w:hyperlink>
-      <w:r>
-        <w:rPr>
-          <w:lang w:val="zh_TW" w:bidi="zh_TW"/>
-        </w:rPr>
-        <w:t>）。既然已經脫去舊人、穿上新人，信徒就應當在生活中表現出憐憫、恩慈、謙卑等美德。</w:t>
-      </w:r>
-    </w:p>
-    <w:p>
-      <w:pPr/>
-      <w:r>
-        <w:rPr>
-          <w:lang w:val="zh_TW" w:bidi="zh_TW"/>
-        </w:rPr>
-      </w:r>
-      <w:r>
-        <w:rPr>
-          <w:lang w:val="zh_TW" w:bidi="zh_TW"/>
-        </w:rPr>
-        <w:t>勝過肉體，有時被形容為在聖靈裡行事。「你們當順著聖靈而行，就不放縱肉體的情慾了」（</w:t>
-      </w:r>
-      <w:hyperlink r:id="rId80">
-        <w:r>
-          <w:rPr>
-            <w:lang w:val="zh_TW" w:bidi="zh_TW"/>
-          </w:rPr>
-          <w:rPr>
-            <w:color w:val="0000EE"/>
-            <w:u w:val="single"/>
-          </w:rPr>
-          <w:t>加5:16</w:t>
-        </w:r>
-      </w:hyperlink>
-      <w:r>
-        <w:rPr>
-          <w:lang w:val="zh_TW" w:bidi="zh_TW"/>
-        </w:rPr>
-        <w:t>；參</w:t>
-      </w:r>
-      <w:hyperlink r:id="rId81">
-        <w:r>
-          <w:rPr>
-            <w:lang w:val="zh_TW" w:bidi="zh_TW"/>
-          </w:rPr>
-          <w:rPr>
-            <w:color w:val="0000EE"/>
-            <w:u w:val="single"/>
-          </w:rPr>
-          <w:t>羅8:4</w:t>
-        </w:r>
-      </w:hyperlink>
-      <w:r>
-        <w:rPr>
-          <w:lang w:val="zh_TW" w:bidi="zh_TW"/>
-        </w:rPr>
-        <w:t>）。順著聖靈而行的意思，就是在每一刻都讓聖靈掌管生命。</w:t>
-      </w:r>
-    </w:p>
-    <w:p>
-      <w:pPr/>
-      <w:r>
-        <w:rPr>
-          <w:lang w:val="zh_TW" w:bidi="zh_TW"/>
-        </w:rPr>
-      </w:r>
-      <w:r>
-        <w:rPr>
-          <w:i/>
-          <w:lang w:val="zh_TW" w:bidi="zh_TW"/>
-        </w:rPr>
-        <w:t>另見</w:t>
-      </w:r>
-      <w:r>
-        <w:rPr>
-          <w:lang w:val="zh_TW" w:bidi="zh_TW"/>
-        </w:rPr>
-        <w:t>身體</w:t>
-      </w:r>
-      <w:r>
-        <w:rPr>
-          <w:lang w:val="zh_TW" w:bidi="zh_TW"/>
-        </w:rPr>
-        <w:t>；</w:t>
-      </w:r>
-      <w:r>
-        <w:rPr>
-          <w:lang w:val="zh_TW" w:bidi="zh_TW"/>
-        </w:rPr>
-        <w:t>罪</w:t>
+      <w:r>
+        <w:rPr>
+          <w:lang w:val="zh_TW" w:bidi="zh_TW"/>
+        </w:rPr>
+        <w:t>悔改</w:t>
       </w:r>
       <w:r>
         <w:rPr>

--- a/zht/docx/116.content.docx
+++ b/zht/docx/116.content.docx
@@ -149,7 +149,7 @@
         <w:rPr>
           <w:lang w:val="zh_TW" w:bidi="zh_TW"/>
         </w:rPr>
-        <w:t>rao</w:t>
+        <w:t>pa</w:t>
       </w:r>
       <w:r>
         <w:rPr>
@@ -212,12 +212,23 @@
         <w:rPr>
           <w:lang w:val="zh_TW" w:bidi="zh_TW"/>
         </w:rPr>
-        <w:t>饒恕</w:t>
+        <w:t>帕特魯細人</w:t>
       </w:r>
       <w:r>
         <w:rPr>
           <w:lang w:val="zh_TW" w:bidi="zh_TW"/>
         </w:rPr>
+      </w:r>
+    </w:p>
+    <w:p>
+      <w:pPr>
+        <w:pStyle w:val="Heading2"/>
+      </w:pPr>
+      <w:r>
+        <w:rPr>
+          <w:lang w:val="zh_TW" w:bidi="zh_TW"/>
+        </w:rPr>
+        <w:t>帕斯魯細人</w:t>
       </w:r>
     </w:p>
     <w:p>
@@ -231,7 +242,19 @@
         <w:rPr>
           <w:lang w:val="zh_TW" w:bidi="zh_TW"/>
         </w:rPr>
-        <w:t>饒恕，涉及修復破裂的關係；不再對錯誤和冒犯感到怨恨。饒恕主要是神的行為，祂赦免罪人免受審判，並使他們免於因犯罪而受到神的懲罰。由於只有神是聖潔的，只有神能夠赦免罪（</w:t>
+        <w:t>巴</w:t>
+      </w:r>
+      <w:r>
+        <w:rPr>
+          <w:lang w:val="zh_TW" w:bidi="zh_TW"/>
+        </w:rPr>
+        <w:t>忒</w:t>
+      </w:r>
+      <w:r>
+        <w:rPr>
+          <w:lang w:val="zh_TW" w:bidi="zh_TW"/>
+        </w:rPr>
+        <w:t>羅（Pathros）的居民，該地位於埃及南部（</w:t>
       </w:r>
       <w:hyperlink r:id="rId13">
         <w:r>
@@ -242,7 +265,7 @@
             <w:color w:val="0000EE"/>
             <w:u w:val="single"/>
           </w:rPr>
-          <w:t>可2:7</w:t>
+          <w:t>創10:14</w:t>
         </w:r>
       </w:hyperlink>
       <w:r>
@@ -260,354 +283,7 @@
             <w:color w:val="0000EE"/>
             <w:u w:val="single"/>
           </w:rPr>
-          <w:t>路5:21</w:t>
-        </w:r>
-      </w:hyperlink>
-      <w:r>
-        <w:rPr>
-          <w:lang w:val="zh_TW" w:bidi="zh_TW"/>
-        </w:rPr>
-        <w:t>）。饒恕也是一種人類行為，延伸到對鄰舍的饒恕——這是人們意識到並接受神饒恕的表現。因此，饒恕是基督教獨有的教義。</w:t>
-      </w:r>
-    </w:p>
-    <w:p>
-      <w:pPr/>
-      <w:r>
-        <w:rPr>
-          <w:lang w:val="zh_TW" w:bidi="zh_TW"/>
-        </w:rPr>
-      </w:r>
-      <w:r>
-        <w:rPr>
-          <w:lang w:val="zh_TW" w:bidi="zh_TW"/>
-        </w:rPr>
-        <w:t>在其他宗教中，饒恕並不具有同樣的力量。在萬物有靈論（animism）中，人與神之間沒有個人的關係意識。在印度教中，每個人都必須承擔業力（Karma）的必然後果，並在輪迴中不斷償還。佛教同樣沒有一位饒恕的神。伊斯蘭教中雖然有饒恕的觀念，但沒有與個人有關係的神或父神。即使在猶太教中，饒恕的經歷也是有限的，然而新約中對饒恕的發展，為舊約的教導增添了更深的層次。</w:t>
-      </w:r>
-    </w:p>
-    <w:p>
-      <w:pPr>
-        <w:pStyle w:val="Heading3"/>
-      </w:pPr>
-      <w:r>
-        <w:rPr>
-          <w:lang w:val="zh_TW" w:bidi="zh_TW"/>
-        </w:rPr>
-        <w:t>舊約中關於饒恕的表達</w:t>
-      </w:r>
-    </w:p>
-    <w:p>
-      <w:pPr/>
-      <w:r>
-        <w:rPr>
-          <w:lang w:val="zh_TW" w:bidi="zh_TW"/>
-        </w:rPr>
-      </w:r>
-      <w:r>
-        <w:rPr>
-          <w:lang w:val="zh_TW" w:bidi="zh_TW"/>
-        </w:rPr>
-        <w:t>關於饒恕的概念是以各種不同的隱喻來表達的。命令是nasa</w:t>
-      </w:r>
-      <w:r>
-        <w:rPr>
-          <w:i/>
-          <w:lang w:val="zh_TW" w:bidi="zh_TW"/>
-        </w:rPr>
-        <w:t>，</w:t>
-      </w:r>
-      <w:r>
-        <w:rPr>
-          <w:lang w:val="zh_TW" w:bidi="zh_TW"/>
-        </w:rPr>
-        <w:t>意為「送走」，就像替罪羊被送到曠野去承擔以色列人的罪一樣。它也被解釋為「憐憫」（</w:t>
-      </w:r>
-      <w:hyperlink r:id="rId15">
-        <w:r>
-          <w:rPr>
-            <w:lang w:val="zh_TW" w:bidi="zh_TW"/>
-          </w:rPr>
-          <w:rPr>
-            <w:color w:val="0000EE"/>
-            <w:u w:val="single"/>
-          </w:rPr>
-          <w:t>利4:20</w:t>
-        </w:r>
-      </w:hyperlink>
-      <w:r>
-        <w:rPr>
-          <w:lang w:val="zh_TW" w:bidi="zh_TW"/>
-        </w:rPr>
-        <w:t>；</w:t>
-      </w:r>
-      <w:hyperlink r:id="rId16">
-        <w:r>
-          <w:rPr>
-            <w:lang w:val="zh_TW" w:bidi="zh_TW"/>
-          </w:rPr>
-          <w:rPr>
-            <w:color w:val="0000EE"/>
-            <w:u w:val="single"/>
-          </w:rPr>
-          <w:t>王上8:30、34</w:t>
-        </w:r>
-      </w:hyperlink>
-      <w:r>
-        <w:rPr>
-          <w:lang w:val="zh_TW" w:bidi="zh_TW"/>
-        </w:rPr>
-        <w:t>；</w:t>
-      </w:r>
-      <w:hyperlink r:id="rId17">
-        <w:r>
-          <w:rPr>
-            <w:lang w:val="zh_TW" w:bidi="zh_TW"/>
-          </w:rPr>
-          <w:rPr>
-            <w:color w:val="0000EE"/>
-            <w:u w:val="single"/>
-          </w:rPr>
-          <w:t>詩86:5，</w:t>
-        </w:r>
-      </w:hyperlink>
-      <w:hyperlink r:id="rId18">
-        <w:r>
-          <w:rPr>
-            <w:lang w:val="zh_TW" w:bidi="zh_TW"/>
-          </w:rPr>
-          <w:rPr>
-            <w:color w:val="0000EE"/>
-            <w:u w:val="single"/>
-          </w:rPr>
-          <w:t>103:3</w:t>
-        </w:r>
-      </w:hyperlink>
-      <w:r>
-        <w:rPr>
-          <w:lang w:val="zh_TW" w:bidi="zh_TW"/>
-        </w:rPr>
-        <w:t>）。希伯來文kapar通常用於贖罪，意思是「遮蓋」，就像獻祭是為了遮蓋敬拜者的不足（</w:t>
-      </w:r>
-      <w:hyperlink r:id="rId19">
-        <w:r>
-          <w:rPr>
-            <w:lang w:val="zh_TW" w:bidi="zh_TW"/>
-          </w:rPr>
-          <w:rPr>
-            <w:color w:val="0000EE"/>
-            <w:u w:val="single"/>
-          </w:rPr>
-          <w:t>出29:36</w:t>
-        </w:r>
-      </w:hyperlink>
-      <w:r>
-        <w:rPr>
-          <w:lang w:val="zh_TW" w:bidi="zh_TW"/>
-        </w:rPr>
-        <w:t>；</w:t>
-      </w:r>
-      <w:hyperlink r:id="rId20">
-        <w:r>
-          <w:rPr>
-            <w:lang w:val="zh_TW" w:bidi="zh_TW"/>
-          </w:rPr>
-          <w:rPr>
-            <w:color w:val="0000EE"/>
-            <w:u w:val="single"/>
-          </w:rPr>
-          <w:t>申21:8</w:t>
-        </w:r>
-      </w:hyperlink>
-      <w:r>
-        <w:rPr>
-          <w:lang w:val="zh_TW" w:bidi="zh_TW"/>
-        </w:rPr>
-        <w:t>；</w:t>
-      </w:r>
-      <w:hyperlink r:id="rId21">
-        <w:r>
-          <w:rPr>
-            <w:lang w:val="zh_TW" w:bidi="zh_TW"/>
-          </w:rPr>
-          <w:rPr>
-            <w:color w:val="0000EE"/>
-            <w:u w:val="single"/>
-          </w:rPr>
-          <w:t>耶18:23</w:t>
-        </w:r>
-      </w:hyperlink>
-      <w:r>
-        <w:rPr>
-          <w:lang w:val="zh_TW" w:bidi="zh_TW"/>
-        </w:rPr>
-        <w:t>；</w:t>
-      </w:r>
-      <w:hyperlink r:id="rId22">
-        <w:r>
-          <w:rPr>
-            <w:lang w:val="zh_TW" w:bidi="zh_TW"/>
-          </w:rPr>
-          <w:rPr>
-            <w:color w:val="0000EE"/>
-            <w:u w:val="single"/>
-          </w:rPr>
-          <w:t>結43:20</w:t>
-        </w:r>
-      </w:hyperlink>
-      <w:r>
-        <w:rPr>
-          <w:lang w:val="zh_TW" w:bidi="zh_TW"/>
-        </w:rPr>
-        <w:t>，</w:t>
-      </w:r>
-      <w:hyperlink r:id="rId23">
-        <w:r>
-          <w:rPr>
-            <w:lang w:val="zh_TW" w:bidi="zh_TW"/>
-          </w:rPr>
-          <w:rPr>
-            <w:color w:val="0000EE"/>
-            <w:u w:val="single"/>
-          </w:rPr>
-          <w:t>45:20</w:t>
-        </w:r>
-      </w:hyperlink>
-      <w:r>
-        <w:rPr>
-          <w:lang w:val="zh_TW" w:bidi="zh_TW"/>
-        </w:rPr>
-        <w:t>）。salah的同源詞總是指神的饒恕行為（</w:t>
-      </w:r>
-      <w:hyperlink r:id="rId24">
-        <w:r>
-          <w:rPr>
-            <w:lang w:val="zh_TW" w:bidi="zh_TW"/>
-          </w:rPr>
-          <w:rPr>
-            <w:color w:val="0000EE"/>
-            <w:u w:val="single"/>
-          </w:rPr>
-          <w:t>民30:5、8、12</w:t>
-        </w:r>
-      </w:hyperlink>
-      <w:r>
-        <w:rPr>
-          <w:lang w:val="zh_TW" w:bidi="zh_TW"/>
-        </w:rPr>
-        <w:t>；</w:t>
-      </w:r>
-      <w:hyperlink r:id="rId17">
-        <w:r>
-          <w:rPr>
-            <w:lang w:val="zh_TW" w:bidi="zh_TW"/>
-          </w:rPr>
-          <w:rPr>
-            <w:color w:val="0000EE"/>
-            <w:u w:val="single"/>
-          </w:rPr>
-          <w:t>詩86:5</w:t>
-        </w:r>
-      </w:hyperlink>
-      <w:r>
-        <w:rPr>
-          <w:lang w:val="zh_TW" w:bidi="zh_TW"/>
-        </w:rPr>
-        <w:t>，</w:t>
-      </w:r>
-      <w:hyperlink r:id="rId25">
-        <w:r>
-          <w:rPr>
-            <w:lang w:val="zh_TW" w:bidi="zh_TW"/>
-          </w:rPr>
-          <w:rPr>
-            <w:color w:val="0000EE"/>
-            <w:u w:val="single"/>
-          </w:rPr>
-          <w:t>130:4</w:t>
-        </w:r>
-      </w:hyperlink>
-      <w:r>
-        <w:rPr>
-          <w:lang w:val="zh_TW" w:bidi="zh_TW"/>
-        </w:rPr>
-        <w:t>；</w:t>
-      </w:r>
-      <w:hyperlink r:id="rId26">
-        <w:r>
-          <w:rPr>
-            <w:lang w:val="zh_TW" w:bidi="zh_TW"/>
-          </w:rPr>
-          <w:rPr>
-            <w:color w:val="0000EE"/>
-            <w:u w:val="single"/>
-          </w:rPr>
-          <w:t>但9:9</w:t>
-        </w:r>
-      </w:hyperlink>
-      <w:r>
-        <w:rPr>
-          <w:lang w:val="zh_TW" w:bidi="zh_TW"/>
-        </w:rPr>
-        <w:t>）。神會放過罪，將其除去。另一個表達是maha</w:t>
-      </w:r>
-      <w:r>
-        <w:rPr>
-          <w:i/>
-          <w:lang w:val="zh_TW" w:bidi="zh_TW"/>
-        </w:rPr>
-        <w:t>，</w:t>
-      </w:r>
-      <w:r>
-        <w:rPr>
-          <w:lang w:val="zh_TW" w:bidi="zh_TW"/>
-        </w:rPr>
-        <w:t>意為「塗抹（wipe away）」（</w:t>
-      </w:r>
-      <w:hyperlink r:id="rId27">
-        <w:r>
-          <w:rPr>
-            <w:lang w:val="zh_TW" w:bidi="zh_TW"/>
-          </w:rPr>
-          <w:rPr>
-            <w:color w:val="0000EE"/>
-            <w:u w:val="single"/>
-          </w:rPr>
-          <w:t>詩51:1、7</w:t>
-        </w:r>
-      </w:hyperlink>
-      <w:r>
-        <w:rPr>
-          <w:lang w:val="zh_TW" w:bidi="zh_TW"/>
-        </w:rPr>
-        <w:t>；</w:t>
-      </w:r>
-      <w:hyperlink r:id="rId28">
-        <w:r>
-          <w:rPr>
-            <w:lang w:val="zh_TW" w:bidi="zh_TW"/>
-          </w:rPr>
-          <w:rPr>
-            <w:color w:val="0000EE"/>
-            <w:u w:val="single"/>
-          </w:rPr>
-          <w:t>賽43:25</w:t>
-        </w:r>
-      </w:hyperlink>
-      <w:r>
-        <w:rPr>
-          <w:lang w:val="zh_TW" w:bidi="zh_TW"/>
-        </w:rPr>
-        <w:t>，</w:t>
-      </w:r>
-      <w:hyperlink r:id="rId29">
-        <w:r>
-          <w:rPr>
-            <w:lang w:val="zh_TW" w:bidi="zh_TW"/>
-          </w:rPr>
-          <w:rPr>
-            <w:color w:val="0000EE"/>
-            <w:u w:val="single"/>
-          </w:rPr>
-          <w:t>44:22</w:t>
+          <w:t>代上1:12</w:t>
         </w:r>
       </w:hyperlink>
       <w:r>
@@ -616,853 +292,18 @@
         </w:rPr>
         <w:t>）。</w:t>
       </w:r>
-    </w:p>
-    <w:p>
-      <w:pPr/>
       <w:r>
         <w:rPr>
+          <w:i/>
           <w:lang w:val="zh_TW" w:bidi="zh_TW"/>
         </w:rPr>
+        <w:t>見</w:t>
       </w:r>
       <w:r>
         <w:rPr>
           <w:lang w:val="zh_TW" w:bidi="zh_TW"/>
         </w:rPr>
-        <w:t>舊約教導我們，神是寬恕的神（</w:t>
-      </w:r>
-      <w:hyperlink r:id="rId30">
-        <w:r>
-          <w:rPr>
-            <w:lang w:val="zh_TW" w:bidi="zh_TW"/>
-          </w:rPr>
-          <w:rPr>
-            <w:color w:val="0000EE"/>
-            <w:u w:val="single"/>
-          </w:rPr>
-          <w:t>出34:6–7</w:t>
-        </w:r>
-      </w:hyperlink>
-      <w:r>
-        <w:rPr>
-          <w:lang w:val="zh_TW" w:bidi="zh_TW"/>
-        </w:rPr>
-        <w:t>；</w:t>
-      </w:r>
-      <w:hyperlink r:id="rId31">
-        <w:r>
-          <w:rPr>
-            <w:lang w:val="zh_TW" w:bidi="zh_TW"/>
-          </w:rPr>
-          <w:rPr>
-            <w:color w:val="0000EE"/>
-            <w:u w:val="single"/>
-          </w:rPr>
-          <w:t>尼9:17</w:t>
-        </w:r>
-      </w:hyperlink>
-      <w:r>
-        <w:rPr>
-          <w:lang w:val="zh_TW" w:bidi="zh_TW"/>
-        </w:rPr>
-        <w:t>；</w:t>
-      </w:r>
-      <w:hyperlink r:id="rId26">
-        <w:r>
-          <w:rPr>
-            <w:lang w:val="zh_TW" w:bidi="zh_TW"/>
-          </w:rPr>
-          <w:rPr>
-            <w:color w:val="0000EE"/>
-            <w:u w:val="single"/>
-          </w:rPr>
-          <w:t>但9:9</w:t>
-        </w:r>
-      </w:hyperlink>
-      <w:r>
-        <w:rPr>
-          <w:lang w:val="zh_TW" w:bidi="zh_TW"/>
-        </w:rPr>
-        <w:t>），但祂也是公義的，並會懲罰罪惡。許多經文記載，當適當的條件未滿足，或犯下嚴重罪行時，神拒絕饒恕（</w:t>
-      </w:r>
-      <w:hyperlink r:id="rId32">
-        <w:r>
-          <w:rPr>
-            <w:lang w:val="zh_TW" w:bidi="zh_TW"/>
-          </w:rPr>
-          <w:rPr>
-            <w:color w:val="0000EE"/>
-            <w:u w:val="single"/>
-          </w:rPr>
-          <w:t>申29:20</w:t>
-        </w:r>
-      </w:hyperlink>
-      <w:r>
-        <w:rPr>
-          <w:lang w:val="zh_TW" w:bidi="zh_TW"/>
-        </w:rPr>
-        <w:t>；</w:t>
-      </w:r>
-      <w:hyperlink r:id="rId33">
-        <w:r>
-          <w:rPr>
-            <w:lang w:val="zh_TW" w:bidi="zh_TW"/>
-          </w:rPr>
-          <w:rPr>
-            <w:color w:val="0000EE"/>
-            <w:u w:val="single"/>
-          </w:rPr>
-          <w:t>王下24:4</w:t>
-        </w:r>
-      </w:hyperlink>
-      <w:r>
-        <w:rPr>
-          <w:lang w:val="zh_TW" w:bidi="zh_TW"/>
-        </w:rPr>
-        <w:t>；</w:t>
-      </w:r>
-      <w:hyperlink r:id="rId34">
-        <w:r>
-          <w:rPr>
-            <w:lang w:val="zh_TW" w:bidi="zh_TW"/>
-          </w:rPr>
-          <w:rPr>
-            <w:color w:val="0000EE"/>
-            <w:u w:val="single"/>
-          </w:rPr>
-          <w:t>耶5:7</w:t>
-        </w:r>
-      </w:hyperlink>
-      <w:r>
-        <w:rPr>
-          <w:lang w:val="zh_TW" w:bidi="zh_TW"/>
-        </w:rPr>
-        <w:t>）。饒恕根植於神的品格，但祂的饒恕從不是無區別的，因為人們也必須悔改。舊約使用生動的比喻來表明神饒恕宏大的程度。罪被「投於深海」（</w:t>
-      </w:r>
-      <w:hyperlink r:id="rId35">
-        <w:r>
-          <w:rPr>
-            <w:lang w:val="zh_TW" w:bidi="zh_TW"/>
-          </w:rPr>
-          <w:rPr>
-            <w:color w:val="0000EE"/>
-            <w:u w:val="single"/>
-          </w:rPr>
-          <w:t>彌7:19</w:t>
-        </w:r>
-      </w:hyperlink>
-      <w:r>
-        <w:rPr>
-          <w:lang w:val="zh_TW" w:bidi="zh_TW"/>
-        </w:rPr>
-        <w:t>），罪被移除就像「東離西有多遠」（</w:t>
-      </w:r>
-      <w:hyperlink r:id="rId36">
-        <w:r>
-          <w:rPr>
-            <w:lang w:val="zh_TW" w:bidi="zh_TW"/>
-          </w:rPr>
-          <w:rPr>
-            <w:color w:val="0000EE"/>
-            <w:u w:val="single"/>
-          </w:rPr>
-          <w:t>詩103:12</w:t>
-        </w:r>
-      </w:hyperlink>
-      <w:r>
-        <w:rPr>
-          <w:lang w:val="zh_TW" w:bidi="zh_TW"/>
-        </w:rPr>
-        <w:t>），扔在神的背後（</w:t>
-      </w:r>
-      <w:hyperlink r:id="rId37">
-        <w:r>
-          <w:rPr>
-            <w:lang w:val="zh_TW" w:bidi="zh_TW"/>
-          </w:rPr>
-          <w:rPr>
-            <w:color w:val="0000EE"/>
-            <w:u w:val="single"/>
-          </w:rPr>
-          <w:t>賽38:17</w:t>
-        </w:r>
-      </w:hyperlink>
-      <w:r>
-        <w:rPr>
-          <w:lang w:val="zh_TW" w:bidi="zh_TW"/>
-        </w:rPr>
-        <w:t>），「不再記念」（</w:t>
-      </w:r>
-      <w:hyperlink r:id="rId38">
-        <w:r>
-          <w:rPr>
-            <w:lang w:val="zh_TW" w:bidi="zh_TW"/>
-          </w:rPr>
-          <w:rPr>
-            <w:color w:val="0000EE"/>
-            <w:u w:val="single"/>
-          </w:rPr>
-          <w:t>耶31:34</w:t>
-        </w:r>
-      </w:hyperlink>
-      <w:r>
-        <w:rPr>
-          <w:lang w:val="zh_TW" w:bidi="zh_TW"/>
-        </w:rPr>
-        <w:t>）。罪的污點和污垢被漂白成白色（</w:t>
-      </w:r>
-      <w:hyperlink r:id="rId39">
-        <w:r>
-          <w:rPr>
-            <w:lang w:val="zh_TW" w:bidi="zh_TW"/>
-          </w:rPr>
-          <w:rPr>
-            <w:color w:val="0000EE"/>
-            <w:u w:val="single"/>
-          </w:rPr>
-          <w:t>賽1:18</w:t>
-        </w:r>
-      </w:hyperlink>
-      <w:r>
-        <w:rPr>
-          <w:lang w:val="zh_TW" w:bidi="zh_TW"/>
-        </w:rPr>
-        <w:t>）。像重擔一樣壓迫著人的罪，被永遠解除和赦免。</w:t>
-      </w:r>
-    </w:p>
-    <w:p>
-      <w:pPr/>
-      <w:r>
-        <w:rPr>
-          <w:lang w:val="zh_TW" w:bidi="zh_TW"/>
-        </w:rPr>
-      </w:r>
-      <w:r>
-        <w:rPr>
-          <w:lang w:val="zh_TW" w:bidi="zh_TW"/>
-        </w:rPr>
-        <w:t>舊約中饒恕的動力，在於使人從過去中釋放出來。過去的行為和罪行並未被否認，但再也不會成為束縛。饒恕帶來自由。</w:t>
-      </w:r>
-    </w:p>
-    <w:p>
-      <w:pPr>
-        <w:pStyle w:val="Heading3"/>
-      </w:pPr>
-      <w:r>
-        <w:rPr>
-          <w:lang w:val="zh_TW" w:bidi="zh_TW"/>
-        </w:rPr>
-        <w:t>新約中的饒恕</w:t>
-      </w:r>
-    </w:p>
-    <w:p>
-      <w:pPr/>
-      <w:r>
-        <w:rPr>
-          <w:lang w:val="zh_TW" w:bidi="zh_TW"/>
-        </w:rPr>
-      </w:r>
-      <w:r>
-        <w:rPr>
-          <w:lang w:val="zh_TW" w:bidi="zh_TW"/>
-        </w:rPr>
-        <w:t>在新約中，當基督為我們死時，神饒恕了我們的罪，這更加強化了神白白饒恕這一概念。每個人都是無力償還的欠債者（</w:t>
-      </w:r>
-      <w:hyperlink r:id="rId40">
-        <w:r>
-          <w:rPr>
-            <w:lang w:val="zh_TW" w:bidi="zh_TW"/>
-          </w:rPr>
-          <w:rPr>
-            <w:color w:val="0000EE"/>
-            <w:u w:val="single"/>
-          </w:rPr>
-          <w:t>太18:23–35</w:t>
-        </w:r>
-      </w:hyperlink>
-      <w:r>
-        <w:rPr>
-          <w:lang w:val="zh_TW" w:bidi="zh_TW"/>
-        </w:rPr>
-        <w:t>），沒有償還的希望。我們都是罪人，無法遵守律法或拯救自己（</w:t>
-      </w:r>
-      <w:hyperlink r:id="rId41">
-        <w:r>
-          <w:rPr>
-            <w:lang w:val="zh_TW" w:bidi="zh_TW"/>
-          </w:rPr>
-          <w:rPr>
-            <w:color w:val="0000EE"/>
-            <w:u w:val="single"/>
-          </w:rPr>
-          <w:t>可10:26–27</w:t>
-        </w:r>
-      </w:hyperlink>
-      <w:r>
-        <w:rPr>
-          <w:lang w:val="zh_TW" w:bidi="zh_TW"/>
-        </w:rPr>
-        <w:t>）。這突顯了新約的教導，即唯有在基督裡才有饒恕。只有祂有權赦免罪（</w:t>
-      </w:r>
-      <w:hyperlink r:id="rId42">
-        <w:r>
-          <w:rPr>
-            <w:lang w:val="zh_TW" w:bidi="zh_TW"/>
-          </w:rPr>
-          <w:rPr>
-            <w:color w:val="0000EE"/>
-            <w:u w:val="single"/>
-          </w:rPr>
-          <w:t>2:5–10</w:t>
-        </w:r>
-      </w:hyperlink>
-      <w:r>
-        <w:rPr>
-          <w:lang w:val="zh_TW" w:bidi="zh_TW"/>
-        </w:rPr>
-        <w:t>），是祂的死具有救贖的意義（</w:t>
-      </w:r>
-      <w:hyperlink r:id="rId43">
-        <w:r>
-          <w:rPr>
-            <w:lang w:val="zh_TW" w:bidi="zh_TW"/>
-          </w:rPr>
-          <w:rPr>
-            <w:color w:val="0000EE"/>
-            <w:u w:val="single"/>
-          </w:rPr>
-          <w:t>太26:28</w:t>
-        </w:r>
-      </w:hyperlink>
-      <w:r>
-        <w:rPr>
-          <w:lang w:val="zh_TW" w:bidi="zh_TW"/>
-        </w:rPr>
-        <w:t>；</w:t>
-      </w:r>
-      <w:hyperlink r:id="rId44">
-        <w:r>
-          <w:rPr>
-            <w:lang w:val="zh_TW" w:bidi="zh_TW"/>
-          </w:rPr>
-          <w:rPr>
-            <w:color w:val="0000EE"/>
-            <w:u w:val="single"/>
-          </w:rPr>
-          <w:t>可10:45</w:t>
-        </w:r>
-      </w:hyperlink>
-      <w:r>
-        <w:rPr>
-          <w:lang w:val="zh_TW" w:bidi="zh_TW"/>
-        </w:rPr>
-        <w:t>），祂的寶血是新約的基礎（</w:t>
-      </w:r>
-      <w:hyperlink r:id="rId45">
-        <w:r>
-          <w:rPr>
-            <w:lang w:val="zh_TW" w:bidi="zh_TW"/>
-          </w:rPr>
-          <w:rPr>
-            <w:color w:val="0000EE"/>
-            <w:u w:val="single"/>
-          </w:rPr>
-          <w:t>林前11:25</w:t>
-        </w:r>
-      </w:hyperlink>
-      <w:r>
-        <w:rPr>
-          <w:lang w:val="zh_TW" w:bidi="zh_TW"/>
-        </w:rPr>
-        <w:t>）。唯有藉著祂，才能進入真正的饒恕經歷（</w:t>
-      </w:r>
-      <w:hyperlink r:id="rId46">
-        <w:r>
-          <w:rPr>
-            <w:lang w:val="zh_TW" w:bidi="zh_TW"/>
-          </w:rPr>
-          <w:rPr>
-            <w:color w:val="0000EE"/>
-            <w:u w:val="single"/>
-          </w:rPr>
-          <w:t>來9:15、22</w:t>
-        </w:r>
-      </w:hyperlink>
-      <w:r>
-        <w:rPr>
-          <w:lang w:val="zh_TW" w:bidi="zh_TW"/>
-        </w:rPr>
-        <w:t>）。因此，饒恕與耶穌基督的宣告密不可分（</w:t>
-      </w:r>
-      <w:hyperlink r:id="rId47">
-        <w:r>
-          <w:rPr>
-            <w:lang w:val="zh_TW" w:bidi="zh_TW"/>
-          </w:rPr>
-          <w:rPr>
-            <w:color w:val="0000EE"/>
-            <w:u w:val="single"/>
-          </w:rPr>
-          <w:t>徒13:38</w:t>
-        </w:r>
-      </w:hyperlink>
-      <w:r>
-        <w:rPr>
-          <w:lang w:val="zh_TW" w:bidi="zh_TW"/>
-        </w:rPr>
-        <w:t>；</w:t>
-      </w:r>
-      <w:hyperlink r:id="rId48">
-        <w:r>
-          <w:rPr>
-            <w:lang w:val="zh_TW" w:bidi="zh_TW"/>
-          </w:rPr>
-          <w:rPr>
-            <w:color w:val="0000EE"/>
-            <w:u w:val="single"/>
-          </w:rPr>
-          <w:t>弗1:7</w:t>
-        </w:r>
-      </w:hyperlink>
-      <w:r>
-        <w:rPr>
-          <w:lang w:val="zh_TW" w:bidi="zh_TW"/>
-        </w:rPr>
-        <w:t>；</w:t>
-      </w:r>
-      <w:hyperlink r:id="rId49">
-        <w:r>
-          <w:rPr>
-            <w:lang w:val="zh_TW" w:bidi="zh_TW"/>
-          </w:rPr>
-          <w:rPr>
-            <w:color w:val="0000EE"/>
-            <w:u w:val="single"/>
-          </w:rPr>
-          <w:t>西1:14</w:t>
-        </w:r>
-      </w:hyperlink>
-      <w:r>
-        <w:rPr>
-          <w:lang w:val="zh_TW" w:bidi="zh_TW"/>
-        </w:rPr>
-        <w:t>；</w:t>
-      </w:r>
-      <w:hyperlink r:id="rId50">
-        <w:r>
-          <w:rPr>
-            <w:lang w:val="zh_TW" w:bidi="zh_TW"/>
-          </w:rPr>
-          <w:rPr>
-            <w:color w:val="0000EE"/>
-            <w:u w:val="single"/>
-          </w:rPr>
-          <w:t>約一2:12</w:t>
-        </w:r>
-      </w:hyperlink>
-      <w:r>
-        <w:rPr>
-          <w:lang w:val="zh_TW" w:bidi="zh_TW"/>
-        </w:rPr>
-        <w:t>）。</w:t>
-      </w:r>
-    </w:p>
-    <w:p>
-      <w:pPr/>
-      <w:r>
-        <w:rPr>
-          <w:lang w:val="zh_TW" w:bidi="zh_TW"/>
-        </w:rPr>
-      </w:r>
-      <w:r>
-        <w:rPr>
-          <w:lang w:val="zh_TW" w:bidi="zh_TW"/>
-        </w:rPr>
-        <w:t>新約中還有其它獨特的饒恕概念。希臘文charizomai的意思是「赦免罪」，在保羅的著作中被獨特地發展為神的恩典赦免（</w:t>
-      </w:r>
-      <w:hyperlink r:id="rId51">
-        <w:r>
-          <w:rPr>
-            <w:lang w:val="zh_TW" w:bidi="zh_TW"/>
-          </w:rPr>
-          <w:rPr>
-            <w:color w:val="0000EE"/>
-            <w:u w:val="single"/>
-          </w:rPr>
-          <w:t>林後2:7</w:t>
-        </w:r>
-      </w:hyperlink>
-      <w:r>
-        <w:rPr>
-          <w:lang w:val="zh_TW" w:bidi="zh_TW"/>
-        </w:rPr>
-        <w:t>，</w:t>
-      </w:r>
-      <w:hyperlink r:id="rId52">
-        <w:r>
-          <w:rPr>
-            <w:lang w:val="zh_TW" w:bidi="zh_TW"/>
-          </w:rPr>
-          <w:rPr>
-            <w:color w:val="0000EE"/>
-            <w:u w:val="single"/>
-          </w:rPr>
-          <w:t>12:13</w:t>
-        </w:r>
-      </w:hyperlink>
-      <w:r>
-        <w:rPr>
-          <w:lang w:val="zh_TW" w:bidi="zh_TW"/>
-        </w:rPr>
-        <w:t>；</w:t>
-      </w:r>
-      <w:hyperlink r:id="rId53">
-        <w:r>
-          <w:rPr>
-            <w:lang w:val="zh_TW" w:bidi="zh_TW"/>
-          </w:rPr>
-          <w:rPr>
-            <w:color w:val="0000EE"/>
-            <w:u w:val="single"/>
-          </w:rPr>
-          <w:t>弗4:32；</w:t>
-        </w:r>
-      </w:hyperlink>
-      <w:hyperlink r:id="rId54">
-        <w:r>
-          <w:rPr>
-            <w:lang w:val="zh_TW" w:bidi="zh_TW"/>
-          </w:rPr>
-          <w:rPr>
-            <w:color w:val="0000EE"/>
-            <w:u w:val="single"/>
-          </w:rPr>
-          <w:t>西2:13</w:t>
-        </w:r>
-      </w:hyperlink>
-      <w:r>
-        <w:rPr>
-          <w:lang w:val="zh_TW" w:bidi="zh_TW"/>
-        </w:rPr>
-        <w:t>，</w:t>
-      </w:r>
-      <w:hyperlink r:id="rId55">
-        <w:r>
-          <w:rPr>
-            <w:lang w:val="zh_TW" w:bidi="zh_TW"/>
-          </w:rPr>
-          <w:rPr>
-            <w:color w:val="0000EE"/>
-            <w:u w:val="single"/>
-          </w:rPr>
-          <w:t>3:13</w:t>
-        </w:r>
-      </w:hyperlink>
-      <w:r>
-        <w:rPr>
-          <w:lang w:val="zh_TW" w:bidi="zh_TW"/>
-        </w:rPr>
-        <w:t>）。罪被視為一種債務，而aphesis表示債務的清償（「把它除掉〔putting it away〕」——見</w:t>
-      </w:r>
-      <w:hyperlink r:id="rId56">
-        <w:r>
-          <w:rPr>
-            <w:lang w:val="zh_TW" w:bidi="zh_TW"/>
-          </w:rPr>
-          <w:rPr>
-            <w:color w:val="0000EE"/>
-            <w:u w:val="single"/>
-          </w:rPr>
-          <w:t>路6:37</w:t>
-        </w:r>
-      </w:hyperlink>
-      <w:r>
-        <w:rPr>
-          <w:lang w:val="zh_TW" w:bidi="zh_TW"/>
-        </w:rPr>
-        <w:t>）。饒恕也被視為赦免，paresis（「略過（passing over）」）。神沒有按照罪應得的全部報應來審判（</w:t>
-      </w:r>
-      <w:hyperlink r:id="rId57">
-        <w:r>
-          <w:rPr>
-            <w:lang w:val="zh_TW" w:bidi="zh_TW"/>
-          </w:rPr>
-          <w:rPr>
-            <w:color w:val="0000EE"/>
-            <w:u w:val="single"/>
-          </w:rPr>
-          <w:t>徒14:16</w:t>
-        </w:r>
-      </w:hyperlink>
-      <w:r>
-        <w:rPr>
-          <w:lang w:val="zh_TW" w:bidi="zh_TW"/>
-        </w:rPr>
-        <w:t>，</w:t>
-      </w:r>
-      <w:hyperlink r:id="rId58">
-        <w:r>
-          <w:rPr>
-            <w:lang w:val="zh_TW" w:bidi="zh_TW"/>
-          </w:rPr>
-          <w:rPr>
-            <w:color w:val="0000EE"/>
-            <w:u w:val="single"/>
-          </w:rPr>
-          <w:t>17:30</w:t>
-        </w:r>
-      </w:hyperlink>
-      <w:r>
-        <w:rPr>
-          <w:lang w:val="zh_TW" w:bidi="zh_TW"/>
-        </w:rPr>
-        <w:t>），而是顯示了憐憫。</w:t>
-      </w:r>
-    </w:p>
-    <w:p>
-      <w:pPr/>
-      <w:r>
-        <w:rPr>
-          <w:lang w:val="zh_TW" w:bidi="zh_TW"/>
-        </w:rPr>
-      </w:r>
-      <w:r>
-        <w:rPr>
-          <w:lang w:val="zh_TW" w:bidi="zh_TW"/>
-        </w:rPr>
-        <w:t>然而，新約提到兩個饒恕的限制。一個是不得赦免的罪（</w:t>
-      </w:r>
-      <w:hyperlink r:id="rId59">
-        <w:r>
-          <w:rPr>
-            <w:lang w:val="zh_TW" w:bidi="zh_TW"/>
-          </w:rPr>
-          <w:rPr>
-            <w:color w:val="0000EE"/>
-            <w:u w:val="single"/>
-          </w:rPr>
-          <w:t>太12:31–32</w:t>
-        </w:r>
-      </w:hyperlink>
-      <w:r>
-        <w:rPr>
-          <w:lang w:val="zh_TW" w:bidi="zh_TW"/>
-        </w:rPr>
-        <w:t>；</w:t>
-      </w:r>
-      <w:hyperlink r:id="rId60">
-        <w:r>
-          <w:rPr>
-            <w:lang w:val="zh_TW" w:bidi="zh_TW"/>
-          </w:rPr>
-          <w:rPr>
-            <w:color w:val="0000EE"/>
-            <w:u w:val="single"/>
-          </w:rPr>
-          <w:t>可3:28–30</w:t>
-        </w:r>
-      </w:hyperlink>
-      <w:r>
-        <w:rPr>
-          <w:lang w:val="zh_TW" w:bidi="zh_TW"/>
-        </w:rPr>
-        <w:t>；</w:t>
-      </w:r>
-      <w:hyperlink r:id="rId61">
-        <w:r>
-          <w:rPr>
-            <w:lang w:val="zh_TW" w:bidi="zh_TW"/>
-          </w:rPr>
-          <w:rPr>
-            <w:color w:val="0000EE"/>
-            <w:u w:val="single"/>
-          </w:rPr>
-          <w:t>路12:10</w:t>
-        </w:r>
-      </w:hyperlink>
-      <w:r>
-        <w:rPr>
-          <w:lang w:val="zh_TW" w:bidi="zh_TW"/>
-        </w:rPr>
-        <w:t>）。在這方面，基督提到那些像法利賽人一樣，在道德判斷上如此扭曲，以至於無法區分撒但的作行和基督的善行的人。另一種是「褻瀆聖靈的罪」，即「至於死的罪」（</w:t>
-      </w:r>
-      <w:hyperlink r:id="rId62">
-        <w:r>
-          <w:rPr>
-            <w:lang w:val="zh_TW" w:bidi="zh_TW"/>
-          </w:rPr>
-          <w:rPr>
-            <w:color w:val="0000EE"/>
-            <w:u w:val="single"/>
-          </w:rPr>
-          <w:t>約一5:16</w:t>
-        </w:r>
-      </w:hyperlink>
-      <w:r>
-        <w:rPr>
-          <w:lang w:val="zh_TW" w:bidi="zh_TW"/>
-        </w:rPr>
-        <w:t>）。這種罪並未具體定義，但其本質似乎是持續拒絕神的恩典。</w:t>
-      </w:r>
-    </w:p>
-    <w:p>
-      <w:pPr/>
-      <w:r>
-        <w:rPr>
-          <w:lang w:val="zh_TW" w:bidi="zh_TW"/>
-        </w:rPr>
-      </w:r>
-      <w:r>
-        <w:rPr>
-          <w:lang w:val="zh_TW" w:bidi="zh_TW"/>
-        </w:rPr>
-        <w:t>新約中的饒恕倫理強調，悔改是饒恕的條件（</w:t>
-      </w:r>
-      <w:hyperlink r:id="rId63">
-        <w:r>
-          <w:rPr>
-            <w:lang w:val="zh_TW" w:bidi="zh_TW"/>
-          </w:rPr>
-          <w:rPr>
-            <w:color w:val="0000EE"/>
-            <w:u w:val="single"/>
-          </w:rPr>
-          <w:t>林後7:10</w:t>
-        </w:r>
-      </w:hyperlink>
-      <w:r>
-        <w:rPr>
-          <w:lang w:val="zh_TW" w:bidi="zh_TW"/>
-        </w:rPr>
-        <w:t>），還包括需要饒恕他人（</w:t>
-      </w:r>
-      <w:hyperlink r:id="rId64">
-        <w:r>
-          <w:rPr>
-            <w:lang w:val="zh_TW" w:bidi="zh_TW"/>
-          </w:rPr>
-          <w:rPr>
-            <w:color w:val="0000EE"/>
-            <w:u w:val="single"/>
-          </w:rPr>
-          <w:t>太6:14–15</w:t>
-        </w:r>
-      </w:hyperlink>
-      <w:r>
-        <w:rPr>
-          <w:lang w:val="zh_TW" w:bidi="zh_TW"/>
-        </w:rPr>
-        <w:t>）。如果在接受饒恕的同時不饒恕他人，這顯然表明悔改並不徹底。主多次在比喻中強調，願意饒恕他人是真正悔改的標誌（</w:t>
-      </w:r>
-      <w:hyperlink r:id="rId40">
-        <w:r>
-          <w:rPr>
-            <w:lang w:val="zh_TW" w:bidi="zh_TW"/>
-          </w:rPr>
-          <w:rPr>
-            <w:color w:val="0000EE"/>
-            <w:u w:val="single"/>
-          </w:rPr>
-          <w:t>太18:23–35</w:t>
-        </w:r>
-      </w:hyperlink>
-      <w:r>
-        <w:rPr>
-          <w:lang w:val="zh_TW" w:bidi="zh_TW"/>
-        </w:rPr>
-        <w:t>；</w:t>
-      </w:r>
-      <w:hyperlink r:id="rId56">
-        <w:r>
-          <w:rPr>
-            <w:lang w:val="zh_TW" w:bidi="zh_TW"/>
-          </w:rPr>
-          <w:rPr>
-            <w:color w:val="0000EE"/>
-            <w:u w:val="single"/>
-          </w:rPr>
-          <w:t>路6:37</w:t>
-        </w:r>
-      </w:hyperlink>
-      <w:r>
-        <w:rPr>
-          <w:lang w:val="zh_TW" w:bidi="zh_TW"/>
-        </w:rPr>
-        <w:t>）。因此，基督教導我們，饒恕是一種責任，沒有任何限制。必須毫無保留地饒恕，甚至要到70個7次（</w:t>
-      </w:r>
-      <w:hyperlink r:id="rId65">
-        <w:r>
-          <w:rPr>
-            <w:lang w:val="zh_TW" w:bidi="zh_TW"/>
-          </w:rPr>
-          <w:rPr>
-            <w:color w:val="0000EE"/>
-            <w:u w:val="single"/>
-          </w:rPr>
-          <w:t>太18:21–22</w:t>
-        </w:r>
-      </w:hyperlink>
-      <w:r>
-        <w:rPr>
-          <w:lang w:val="zh_TW" w:bidi="zh_TW"/>
-        </w:rPr>
-        <w:t>）。饒恕是信徒之間相互關係的一部分：既然所有人都依賴於神的饒恕，那麼所有人也都必須彼此饒恕。「主怎樣饒恕了你們，你們也要怎樣饒恕人」（</w:t>
-      </w:r>
-      <w:hyperlink r:id="rId55">
-        <w:r>
-          <w:rPr>
-            <w:lang w:val="zh_TW" w:bidi="zh_TW"/>
-          </w:rPr>
-          <w:rPr>
-            <w:color w:val="0000EE"/>
-            <w:u w:val="single"/>
-          </w:rPr>
-          <w:t>西3:13</w:t>
-        </w:r>
-      </w:hyperlink>
-      <w:r>
-        <w:rPr>
-          <w:lang w:val="zh_TW" w:bidi="zh_TW"/>
-        </w:rPr>
-        <w:t>）。</w:t>
-      </w:r>
-    </w:p>
-    <w:p>
-      <w:pPr/>
-      <w:r>
-        <w:rPr>
-          <w:lang w:val="zh_TW" w:bidi="zh_TW"/>
-        </w:rPr>
-      </w:r>
-      <w:r>
-        <w:rPr>
-          <w:i/>
-          <w:lang w:val="zh_TW" w:bidi="zh_TW"/>
-        </w:rPr>
-        <w:t>另見</w:t>
-      </w:r>
-      <w:r>
-        <w:rPr>
-          <w:lang w:val="zh_TW" w:bidi="zh_TW"/>
-        </w:rPr>
-        <w:t xml:space="preserve"> </w:t>
-      </w:r>
-      <w:r>
-        <w:rPr>
-          <w:lang w:val="zh_TW" w:bidi="zh_TW"/>
-        </w:rPr>
-        <w:t>承認</w:t>
-      </w:r>
-      <w:r>
-        <w:rPr>
-          <w:lang w:val="zh_TW" w:bidi="zh_TW"/>
-        </w:rPr>
-        <w:t>；</w:t>
-      </w:r>
-      <w:r>
-        <w:rPr>
-          <w:lang w:val="zh_TW" w:bidi="zh_TW"/>
-        </w:rPr>
-        <w:t>悔改</w:t>
+        <w:t>巴忒羅</w:t>
       </w:r>
       <w:r>
         <w:rPr>

--- a/zht/docx/116.content.docx
+++ b/zht/docx/116.content.docx
@@ -19,7 +19,7 @@
         <w:rPr>
           <w:lang w:val="zh_TW" w:bidi="zh_TW"/>
         </w:rPr>
-        <w:t>Resource: Tyndale Open Bible Dictionary</w:t>
+        <w:t>Resource: Aquifer Open Bible Dictionary</w:t>
       </w:r>
       <w:r>
         <w:rPr>
@@ -112,7 +112,7 @@
         <w:rPr>
           <w:lang w:val="zh_TW" w:bidi="zh_TW"/>
         </w:rPr>
-        <w:t>Tyndale Open Bible Dictionary</w:t>
+        <w:t>Aquifer Open Bible Dictionary</w:t>
       </w:r>
     </w:p>
     <w:p>

--- a/zht/docx/116.content.docx
+++ b/zht/docx/116.content.docx
@@ -149,7 +149,7 @@
         <w:rPr>
           <w:lang w:val="zh_TW" w:bidi="zh_TW"/>
         </w:rPr>
-        <w:t>pa</w:t>
+        <w:t>nv</w:t>
       </w:r>
       <w:r>
         <w:rPr>
@@ -212,23 +212,12 @@
         <w:rPr>
           <w:lang w:val="zh_TW" w:bidi="zh_TW"/>
         </w:rPr>
-        <w:t>帕特魯細人</w:t>
-      </w:r>
-      <w:r>
-        <w:rPr>
-          <w:lang w:val="zh_TW" w:bidi="zh_TW"/>
-        </w:rPr>
-      </w:r>
-    </w:p>
-    <w:p>
-      <w:pPr>
-        <w:pStyle w:val="Heading2"/>
-      </w:pPr>
-      <w:r>
-        <w:rPr>
-          <w:lang w:val="zh_TW" w:bidi="zh_TW"/>
-        </w:rPr>
-        <w:t>帕斯魯細人</w:t>
+        <w:t>女人</w:t>
+      </w:r>
+      <w:r>
+        <w:rPr>
+          <w:lang w:val="zh_TW" w:bidi="zh_TW"/>
+        </w:rPr>
       </w:r>
     </w:p>
     <w:p>
@@ -242,19 +231,7 @@
         <w:rPr>
           <w:lang w:val="zh_TW" w:bidi="zh_TW"/>
         </w:rPr>
-        <w:t>巴</w:t>
-      </w:r>
-      <w:r>
-        <w:rPr>
-          <w:lang w:val="zh_TW" w:bidi="zh_TW"/>
-        </w:rPr>
-        <w:t>忒</w:t>
-      </w:r>
-      <w:r>
-        <w:rPr>
-          <w:lang w:val="zh_TW" w:bidi="zh_TW"/>
-        </w:rPr>
-        <w:t>羅（Pathros）的居民，該地位於埃及南部（</w:t>
+        <w:t>女人是成年的女性人類。神造女人為男人的伴侶（</w:t>
       </w:r>
       <w:hyperlink r:id="rId13">
         <w:r>
@@ -265,14 +242,39 @@
             <w:color w:val="0000EE"/>
             <w:u w:val="single"/>
           </w:rPr>
-          <w:t>創10:14</w:t>
+          <w:t>創2:18–22</w:t>
         </w:r>
       </w:hyperlink>
       <w:r>
         <w:rPr>
           <w:lang w:val="zh_TW" w:bidi="zh_TW"/>
         </w:rPr>
-        <w:t>；</w:t>
+        <w:t>）。</w:t>
+      </w:r>
+    </w:p>
+    <w:p>
+      <w:pPr>
+        <w:pStyle w:val="Heading3"/>
+      </w:pPr>
+      <w:r>
+        <w:rPr>
+          <w:lang w:val="zh_TW" w:bidi="zh_TW"/>
+        </w:rPr>
+        <w:t>神造女人</w:t>
+      </w:r>
+    </w:p>
+    <w:p>
+      <w:pPr/>
+      <w:r>
+        <w:rPr>
+          <w:lang w:val="zh_TW" w:bidi="zh_TW"/>
+        </w:rPr>
+      </w:r>
+      <w:r>
+        <w:rPr>
+          <w:lang w:val="zh_TW" w:bidi="zh_TW"/>
+        </w:rPr>
+        <w:t>創世記有兩個記載，有關神如何造出第一個男人和女人。第一個記載在</w:t>
       </w:r>
       <w:hyperlink r:id="rId14">
         <w:r>
@@ -283,27 +285,1053 @@
             <w:color w:val="0000EE"/>
             <w:u w:val="single"/>
           </w:rPr>
-          <w:t>代上1:12</w:t>
+          <w:t>創世記一章26至28節</w:t>
         </w:r>
       </w:hyperlink>
       <w:r>
         <w:rPr>
           <w:lang w:val="zh_TW" w:bidi="zh_TW"/>
         </w:rPr>
+        <w:t>，這處經文說神按著自己的形像造人，造男造女。男人和女人同樣有神的形像，表示他們都在地上反映神的大能與尊榮。神吩咐他們要生養眾多，治理世界。</w:t>
+      </w:r>
+      <w:hyperlink r:id="rId14">
+        <w:r>
+          <w:rPr>
+            <w:lang w:val="zh_TW" w:bidi="zh_TW"/>
+          </w:rPr>
+          <w:rPr>
+            <w:color w:val="0000EE"/>
+            <w:u w:val="single"/>
+          </w:rPr>
+          <w:t>創世記一章26至28節</w:t>
+        </w:r>
+      </w:hyperlink>
+      <w:r>
+        <w:rPr>
+          <w:lang w:val="zh_TW" w:bidi="zh_TW"/>
+        </w:rPr>
+        <w:t>沒有表明女人比男人次要，或她必須順服男人的權柄。相反，這段經文顯示男女共同彰顯造物主的形像。</w:t>
+      </w:r>
+    </w:p>
+    <w:p>
+      <w:pPr/>
+      <w:r>
+        <w:rPr>
+          <w:lang w:val="zh_TW" w:bidi="zh_TW"/>
+        </w:rPr>
+      </w:r>
+      <w:r>
+        <w:rPr>
+          <w:lang w:val="zh_TW" w:bidi="zh_TW"/>
+        </w:rPr>
+        <w:t>第二個有關神造女人的記載在</w:t>
+      </w:r>
+      <w:hyperlink r:id="rId15">
+        <w:r>
+          <w:rPr>
+            <w:lang w:val="zh_TW" w:bidi="zh_TW"/>
+          </w:rPr>
+          <w:rPr>
+            <w:color w:val="0000EE"/>
+            <w:u w:val="single"/>
+          </w:rPr>
+          <w:t>創世記二章20至25節</w:t>
+        </w:r>
+      </w:hyperlink>
+      <w:r>
+        <w:rPr>
+          <w:lang w:val="zh_TW" w:bidi="zh_TW"/>
+        </w:rPr>
+        <w:t>。在</w:t>
+      </w:r>
+      <w:hyperlink r:id="rId16">
+        <w:r>
+          <w:rPr>
+            <w:lang w:val="zh_TW" w:bidi="zh_TW"/>
+          </w:rPr>
+          <w:rPr>
+            <w:color w:val="0000EE"/>
+            <w:u w:val="single"/>
+          </w:rPr>
+          <w:t>創世記二章</w:t>
+        </w:r>
+      </w:hyperlink>
+      <w:r>
+        <w:rPr>
+          <w:lang w:val="zh_TW" w:bidi="zh_TW"/>
+        </w:rPr>
+        <w:t>中，神先造男人，後造女人。有些人認為這表明男人可能更重要。然而，在創世的敘事中，神常常分階段創造，從較簡單到更美好或更完整。</w:t>
+      </w:r>
+    </w:p>
+    <w:p>
+      <w:pPr/>
+      <w:r>
+        <w:rPr>
+          <w:lang w:val="zh_TW" w:bidi="zh_TW"/>
+        </w:rPr>
+      </w:r>
+      <w:r>
+        <w:rPr>
+          <w:lang w:val="zh_TW" w:bidi="zh_TW"/>
+        </w:rPr>
+        <w:t>由於神先造男人，男人就有權給女人起名（</w:t>
+      </w:r>
+      <w:hyperlink r:id="rId17">
+        <w:r>
+          <w:rPr>
+            <w:lang w:val="zh_TW" w:bidi="zh_TW"/>
+          </w:rPr>
+          <w:rPr>
+            <w:color w:val="0000EE"/>
+            <w:u w:val="single"/>
+          </w:rPr>
+          <w:t>創2:23</w:t>
+        </w:r>
+      </w:hyperlink>
+      <w:r>
+        <w:rPr>
+          <w:lang w:val="zh_TW" w:bidi="zh_TW"/>
+        </w:rPr>
+        <w:t>）。在閃族文化中，命名往往表達權柄或所有權。這可能意味著亞當給妻子起名是表達權柄的行為。然而，他給她的名字是「女人」，與「男人」這個詞緊密相關，表明男人肯定女人與他同等。因此，雖然在創造的次序上有先後，男人和女人仍然是夥伴。這種關係既有秩序，又有平等。</w:t>
+      </w:r>
+    </w:p>
+    <w:p>
+      <w:pPr/>
+      <w:r>
+        <w:rPr>
+          <w:lang w:val="zh_TW" w:bidi="zh_TW"/>
+        </w:rPr>
+      </w:r>
+      <w:hyperlink r:id="rId18">
+        <w:r>
+          <w:rPr>
+            <w:lang w:val="zh_TW" w:bidi="zh_TW"/>
+          </w:rPr>
+          <w:rPr>
+            <w:color w:val="0000EE"/>
+            <w:u w:val="single"/>
+          </w:rPr>
+          <w:t>創世記一</w:t>
+        </w:r>
+      </w:hyperlink>
+      <w:r>
+        <w:rPr>
+          <w:lang w:val="zh_TW" w:bidi="zh_TW"/>
+        </w:rPr>
+        <w:t>和</w:t>
+      </w:r>
+      <w:hyperlink r:id="rId16">
+        <w:r>
+          <w:rPr>
+            <w:lang w:val="zh_TW" w:bidi="zh_TW"/>
+          </w:rPr>
+          <w:rPr>
+            <w:color w:val="0000EE"/>
+            <w:u w:val="single"/>
+          </w:rPr>
+          <w:t>二章</w:t>
+        </w:r>
+      </w:hyperlink>
+      <w:r>
+        <w:rPr>
+          <w:lang w:val="zh_TW" w:bidi="zh_TW"/>
+        </w:rPr>
+        <w:t>描述男人和女人的平衡關係，他們是人類的第一對父母。神按著自己的形像造了他們兩人，他們是神計劃中的夥伴。然而，他們之間也有一對一的關係，其中一方帶領另一方。在罪進入世界之前（這事件通常稱為墮落），這種平等與帶領的平衡是和諧共存的。</w:t>
+      </w:r>
+    </w:p>
+    <w:p>
+      <w:pPr>
+        <w:pStyle w:val="Heading3"/>
+      </w:pPr>
+      <w:r>
+        <w:rPr>
+          <w:lang w:val="zh_TW" w:bidi="zh_TW"/>
+        </w:rPr>
+        <w:t>墮落後女人所經歷的改變</w:t>
+      </w:r>
+    </w:p>
+    <w:p>
+      <w:pPr/>
+      <w:r>
+        <w:rPr>
+          <w:lang w:val="zh_TW" w:bidi="zh_TW"/>
+        </w:rPr>
+      </w:r>
+      <w:hyperlink r:id="rId19">
+        <w:r>
+          <w:rPr>
+            <w:lang w:val="zh_TW" w:bidi="zh_TW"/>
+          </w:rPr>
+          <w:rPr>
+            <w:color w:val="0000EE"/>
+            <w:u w:val="single"/>
+          </w:rPr>
+          <w:t>創世記三章</w:t>
+        </w:r>
+      </w:hyperlink>
+      <w:r>
+        <w:rPr>
+          <w:lang w:val="zh_TW" w:bidi="zh_TW"/>
+        </w:rPr>
+        <w:t>記載罪進入世界的故事。因著罪，男人與女人之間原本良好的關係受到破壞。神對女人說，她在生產時必多受苦楚（</w:t>
+      </w:r>
+      <w:hyperlink r:id="rId20">
+        <w:r>
+          <w:rPr>
+            <w:lang w:val="zh_TW" w:bidi="zh_TW"/>
+          </w:rPr>
+          <w:rPr>
+            <w:color w:val="0000EE"/>
+            <w:u w:val="single"/>
+          </w:rPr>
+          <w:t>創3:16</w:t>
+        </w:r>
+      </w:hyperlink>
+      <w:r>
+        <w:rPr>
+          <w:lang w:val="zh_TW" w:bidi="zh_TW"/>
+        </w:rPr>
+        <w:t>）。祂也說，她與丈夫的關係從此會包含衝突。神說：「你必戀慕你丈夫；你丈夫必管轄你。」</w:t>
+      </w:r>
+    </w:p>
+    <w:p>
+      <w:pPr/>
+      <w:r>
+        <w:rPr>
+          <w:lang w:val="zh_TW" w:bidi="zh_TW"/>
+        </w:rPr>
+      </w:r>
+      <w:r>
+        <w:rPr>
+          <w:lang w:val="zh_TW" w:bidi="zh_TW"/>
+        </w:rPr>
+        <w:t>在</w:t>
+      </w:r>
+      <w:hyperlink r:id="rId19">
+        <w:r>
+          <w:rPr>
+            <w:lang w:val="zh_TW" w:bidi="zh_TW"/>
+          </w:rPr>
+          <w:rPr>
+            <w:color w:val="0000EE"/>
+            <w:u w:val="single"/>
+          </w:rPr>
+          <w:t>創世記三</w:t>
+        </w:r>
+      </w:hyperlink>
+      <w:r>
+        <w:rPr>
+          <w:lang w:val="zh_TW" w:bidi="zh_TW"/>
+        </w:rPr>
+        <w:t>和</w:t>
+      </w:r>
+      <w:hyperlink r:id="rId21">
+        <w:r>
+          <w:rPr>
+            <w:lang w:val="zh_TW" w:bidi="zh_TW"/>
+          </w:rPr>
+          <w:rPr>
+            <w:color w:val="0000EE"/>
+            <w:u w:val="single"/>
+          </w:rPr>
+          <w:t>四節</w:t>
+        </w:r>
+      </w:hyperlink>
+      <w:r>
+        <w:rPr>
+          <w:lang w:val="zh_TW" w:bidi="zh_TW"/>
+        </w:rPr>
+        <w:t>的經文中，希伯來文「戀慕（</w:t>
+      </w:r>
+      <w:r>
+        <w:rPr>
+          <w:i/>
+          <w:lang w:val="zh_TW" w:bidi="zh_TW"/>
+        </w:rPr>
+        <w:t>teshuqah</w:t>
+      </w:r>
+      <w:r>
+        <w:rPr>
+          <w:lang w:val="zh_TW" w:bidi="zh_TW"/>
+        </w:rPr>
+        <w:t>）」一詞並不是指性的渴望，而是指想要掌控或支配（</w:t>
+      </w:r>
+      <w:r>
+        <w:rPr>
+          <w:i/>
+          <w:lang w:val="zh_TW" w:bidi="zh_TW"/>
+        </w:rPr>
+        <w:t>teshuqah</w:t>
+      </w:r>
+      <w:r>
+        <w:rPr>
+          <w:lang w:val="zh_TW" w:bidi="zh_TW"/>
+        </w:rPr>
+        <w:t>的性意義出現在</w:t>
+      </w:r>
+      <w:hyperlink r:id="rId22">
+        <w:r>
+          <w:rPr>
+            <w:lang w:val="zh_TW" w:bidi="zh_TW"/>
+          </w:rPr>
+          <w:rPr>
+            <w:color w:val="0000EE"/>
+            <w:u w:val="single"/>
+          </w:rPr>
+          <w:t>歌7:10</w:t>
+        </w:r>
+      </w:hyperlink>
+      <w:r>
+        <w:rPr>
+          <w:lang w:val="zh_TW" w:bidi="zh_TW"/>
+        </w:rPr>
+        <w:t>）。因著罪，女人可能想要掌控她的丈夫；同時，男人也可能以嚴苛的方式管轄她。這並不是神起初設計的關係，罪使兩個原本平等的夥伴互相爭鬥。</w:t>
+      </w:r>
+    </w:p>
+    <w:p>
+      <w:pPr/>
+      <w:r>
+        <w:rPr>
+          <w:lang w:val="zh_TW" w:bidi="zh_TW"/>
+        </w:rPr>
+      </w:r>
+      <w:r>
+        <w:rPr>
+          <w:lang w:val="zh_TW" w:bidi="zh_TW"/>
+        </w:rPr>
+        <w:t>使徒保羅在以弗所書中，對丈夫和妻子提出指引。他教導說，男人和女人都需要被神的靈改變。保羅說：「們作妻子的，當順服自己的丈夫，如同順服主」（</w:t>
+      </w:r>
+      <w:hyperlink r:id="rId23">
+        <w:r>
+          <w:rPr>
+            <w:lang w:val="zh_TW" w:bidi="zh_TW"/>
+          </w:rPr>
+          <w:rPr>
+            <w:color w:val="0000EE"/>
+            <w:u w:val="single"/>
+          </w:rPr>
+          <w:t>弗5:22</w:t>
+        </w:r>
+      </w:hyperlink>
+      <w:r>
+        <w:rPr>
+          <w:lang w:val="zh_TW" w:bidi="zh_TW"/>
+        </w:rPr>
+        <w:t>）。這意思是，妻子應當尊重丈夫，跟隨他的帶領，就像她跟隨耶穌一樣。保羅解釋說，丈夫蒙召作帶領，是要反映基督帶領教會的方式（</w:t>
+      </w:r>
+      <w:hyperlink r:id="rId24">
+        <w:r>
+          <w:rPr>
+            <w:lang w:val="zh_TW" w:bidi="zh_TW"/>
+          </w:rPr>
+          <w:rPr>
+            <w:color w:val="0000EE"/>
+            <w:u w:val="single"/>
+          </w:rPr>
+          <w:t>弗5:23</w:t>
+        </w:r>
+      </w:hyperlink>
+      <w:r>
+        <w:rPr>
+          <w:lang w:val="zh_TW" w:bidi="zh_TW"/>
+        </w:rPr>
         <w:t>）。</w:t>
       </w:r>
+    </w:p>
+    <w:p>
+      <w:pPr/>
+      <w:r>
+        <w:rPr>
+          <w:lang w:val="zh_TW" w:bidi="zh_TW"/>
+        </w:rPr>
+      </w:r>
+      <w:r>
+        <w:rPr>
+          <w:lang w:val="zh_TW" w:bidi="zh_TW"/>
+        </w:rPr>
+        <w:t>但保羅也鄭重地對丈夫說，他們必須愛妻子，「正如基督愛教會，為教會捨己」（</w:t>
+      </w:r>
+      <w:hyperlink r:id="rId25">
+        <w:r>
+          <w:rPr>
+            <w:lang w:val="zh_TW" w:bidi="zh_TW"/>
+          </w:rPr>
+          <w:rPr>
+            <w:color w:val="0000EE"/>
+            <w:u w:val="single"/>
+          </w:rPr>
+          <w:t>弗5:25</w:t>
+        </w:r>
+      </w:hyperlink>
+      <w:r>
+        <w:rPr>
+          <w:lang w:val="zh_TW" w:bidi="zh_TW"/>
+        </w:rPr>
+        <w:t>）。這樣的愛並不是嚴苛或控制的，而是充滿關懷、犧牲和溫柔。</w:t>
+      </w:r>
+    </w:p>
+    <w:p>
+      <w:pPr/>
+      <w:r>
+        <w:rPr>
+          <w:lang w:val="zh_TW" w:bidi="zh_TW"/>
+        </w:rPr>
+      </w:r>
+      <w:r>
+        <w:rPr>
+          <w:lang w:val="zh_TW" w:bidi="zh_TW"/>
+        </w:rPr>
+        <w:t>保羅在</w:t>
+      </w:r>
+      <w:hyperlink r:id="rId26">
+        <w:r>
+          <w:rPr>
+            <w:lang w:val="zh_TW" w:bidi="zh_TW"/>
+          </w:rPr>
+          <w:rPr>
+            <w:color w:val="0000EE"/>
+            <w:u w:val="single"/>
+          </w:rPr>
+          <w:t>以弗所書五章31節</w:t>
+        </w:r>
+      </w:hyperlink>
+      <w:r>
+        <w:rPr>
+          <w:lang w:val="zh_TW" w:bidi="zh_TW"/>
+        </w:rPr>
+        <w:t>引用</w:t>
+      </w:r>
+      <w:hyperlink r:id="rId27">
+        <w:r>
+          <w:rPr>
+            <w:lang w:val="zh_TW" w:bidi="zh_TW"/>
+          </w:rPr>
+          <w:rPr>
+            <w:color w:val="0000EE"/>
+            <w:u w:val="single"/>
+          </w:rPr>
+          <w:t>創世記二章24節</w:t>
+        </w:r>
+      </w:hyperlink>
+      <w:r>
+        <w:rPr>
+          <w:lang w:val="zh_TW" w:bidi="zh_TW"/>
+        </w:rPr>
+        <w:t>，提醒讀者婚姻本是為了帶來深切的合一。在基督裡，可以恢復這合一。丈夫和妻子在價值上仍是平等的，他們的角色雖然不同，但彼此的關係卻建立在愛、尊重與互相順服上</w:t>
+      </w:r>
+      <w:hyperlink r:id="rId28">
+        <w:r>
+          <w:rPr>
+            <w:lang w:val="zh_TW" w:bidi="zh_TW"/>
+          </w:rPr>
+          <w:rPr>
+            <w:color w:val="0000EE"/>
+            <w:u w:val="single"/>
+          </w:rPr>
+          <w:t>（弗5:21）</w:t>
+        </w:r>
+      </w:hyperlink>
+      <w:r>
+        <w:rPr>
+          <w:lang w:val="zh_TW" w:bidi="zh_TW"/>
+        </w:rPr>
+        <w:t>。當他們一同跟隨耶穌，就開始恢復伊甸園裡的和平與喜樂。</w:t>
+      </w:r>
+    </w:p>
+    <w:p>
+      <w:pPr>
+        <w:pStyle w:val="Heading3"/>
+      </w:pPr>
+      <w:r>
+        <w:rPr>
+          <w:lang w:val="zh_TW" w:bidi="zh_TW"/>
+        </w:rPr>
+        <w:t>聖經中女人與生命的關係</w:t>
+      </w:r>
+    </w:p>
+    <w:p>
+      <w:pPr/>
+      <w:r>
+        <w:rPr>
+          <w:lang w:val="zh_TW" w:bidi="zh_TW"/>
+        </w:rPr>
+      </w:r>
+      <w:r>
+        <w:rPr>
+          <w:lang w:val="zh_TW" w:bidi="zh_TW"/>
+        </w:rPr>
+        <w:t>女人與男人一樣，完全是人。她是照著神的形像被造，反映神的本性。她能思想、創造、愛人，也能在她的文化、社群與日常生活中以多種方式服事。</w:t>
+      </w:r>
+    </w:p>
+    <w:p>
+      <w:pPr/>
+      <w:r>
+        <w:rPr>
+          <w:lang w:val="zh_TW" w:bidi="zh_TW"/>
+        </w:rPr>
+      </w:r>
+      <w:r>
+        <w:rPr>
+          <w:lang w:val="zh_TW" w:bidi="zh_TW"/>
+        </w:rPr>
+        <w:t>聖經經常將女人與生育聯繫起來。許多聖經中的女人，在生養與撫育兒女中找到極大意義。但聖經同樣表明，女人的價值並不取決於是否生育，而是在生命的各個層面都有價值。無論她是否有孩子，她在家庭、社群、教會以及神面前，都有自己獨立的身分。</w:t>
+      </w:r>
+    </w:p>
+    <w:p>
+      <w:pPr/>
+      <w:r>
+        <w:rPr>
+          <w:lang w:val="zh_TW" w:bidi="zh_TW"/>
+        </w:rPr>
+      </w:r>
+      <w:r>
+        <w:rPr>
+          <w:lang w:val="zh_TW" w:bidi="zh_TW"/>
+        </w:rPr>
+        <w:t>聖經也顯示，生育並非女人單獨的責任。丈夫是她的夥伴，他參與生命的起始，在生產的時候與她同在，並在孩子成長的過程中一同承擔照顧的責任。</w:t>
+      </w:r>
+    </w:p>
+    <w:p>
+      <w:pPr/>
+      <w:r>
+        <w:rPr>
+          <w:lang w:val="zh_TW" w:bidi="zh_TW"/>
+        </w:rPr>
+      </w:r>
+      <w:r>
+        <w:rPr>
+          <w:lang w:val="zh_TW" w:bidi="zh_TW"/>
+        </w:rPr>
+        <w:t>聖經把女人與神特別的應許連結起來。在</w:t>
+      </w:r>
+      <w:hyperlink r:id="rId29">
+        <w:r>
+          <w:rPr>
+            <w:lang w:val="zh_TW" w:bidi="zh_TW"/>
+          </w:rPr>
+          <w:rPr>
+            <w:color w:val="0000EE"/>
+            <w:u w:val="single"/>
+          </w:rPr>
+          <w:t>創世記三章15節</w:t>
+        </w:r>
+      </w:hyperlink>
+      <w:r>
+        <w:rPr>
+          <w:lang w:val="zh_TW" w:bidi="zh_TW"/>
+        </w:rPr>
+        <w:t>中，當人第一次犯罪後，神賜下一個盼望的信息。祂說，有一天，女人的後裔要勝過那惡者，就是撒但。這個應許為生育帶來了新的意義，使它成為盼望與祝福的記號。</w:t>
+      </w:r>
+    </w:p>
+    <w:p>
+      <w:pPr/>
+      <w:r>
+        <w:rPr>
+          <w:lang w:val="zh_TW" w:bidi="zh_TW"/>
+        </w:rPr>
+      </w:r>
+      <w:r>
+        <w:rPr>
+          <w:lang w:val="zh_TW" w:bidi="zh_TW"/>
+        </w:rPr>
+        <w:t>這個應許最終指向耶穌的降生，祂由女人而生。神藉著祂把救恩帶到世界。此後每一個新生命的誕生，都可以看作是這故事的一部分，使人謹記神藉著人的家庭，帶來生命與醫治的應許。</w:t>
+      </w:r>
+    </w:p>
+    <w:p>
+      <w:pPr/>
+      <w:r>
+        <w:rPr>
+          <w:lang w:val="zh_TW" w:bidi="zh_TW"/>
+        </w:rPr>
+      </w:r>
+      <w:r>
+        <w:rPr>
+          <w:lang w:val="zh_TW" w:bidi="zh_TW"/>
+        </w:rPr>
+        <w:t>有些基督徒在</w:t>
+      </w:r>
+      <w:hyperlink r:id="rId30">
+        <w:r>
+          <w:rPr>
+            <w:lang w:val="zh_TW" w:bidi="zh_TW"/>
+          </w:rPr>
+          <w:rPr>
+            <w:color w:val="0000EE"/>
+            <w:u w:val="single"/>
+          </w:rPr>
+          <w:t>提摩太前書二章15節</w:t>
+        </w:r>
+      </w:hyperlink>
+      <w:r>
+        <w:rPr>
+          <w:lang w:val="zh_TW" w:bidi="zh_TW"/>
+        </w:rPr>
+        <w:t>看到這個觀念，經文說婦人必因生產得救。這並不是說生兒育女能帶來救恩，而可能是指神的應許，會藉基督降生這段漫長的故事得以應驗。</w:t>
+      </w:r>
+    </w:p>
+    <w:p>
+      <w:pPr/>
+      <w:r>
+        <w:rPr>
+          <w:lang w:val="zh_TW" w:bidi="zh_TW"/>
+        </w:rPr>
+      </w:r>
+      <w:r>
+        <w:rPr>
+          <w:lang w:val="zh_TW" w:bidi="zh_TW"/>
+        </w:rPr>
+        <w:t>在舊約聖經的世界裡，人常以為女人的價值主要在於生兒養女。但聖經指出，女人的真正價值並不單單取決於生產。正如男人一樣，女人最深的使命是藉著信心在神裡面找到。</w:t>
+      </w:r>
+    </w:p>
+    <w:p>
+      <w:pPr/>
+      <w:r>
+        <w:rPr>
+          <w:lang w:val="zh_TW" w:bidi="zh_TW"/>
+        </w:rPr>
+      </w:r>
+      <w:r>
+        <w:rPr>
+          <w:lang w:val="zh_TW" w:bidi="zh_TW"/>
+        </w:rPr>
+        <w:t>女人也許有許多孩子，並因撫養兒女而感到滿足。然而，照顧兒女並不等同於認識並尊榮神。她與神的關係才是最重要的。</w:t>
+      </w:r>
+    </w:p>
+    <w:p>
+      <w:pPr/>
+      <w:r>
+        <w:rPr>
+          <w:lang w:val="zh_TW" w:bidi="zh_TW"/>
+        </w:rPr>
+      </w:r>
+      <w:r>
+        <w:rPr>
+          <w:lang w:val="zh_TW" w:bidi="zh_TW"/>
+        </w:rPr>
+        <w:t>一個沒有孩子，甚至沒有丈夫的女人，仍然擁有完全的價值和身分。她是照著神的形像被造的，能以許多方式服事祂。她的生命有意義，是因為神，而不是因為她的家庭地位。</w:t>
+      </w:r>
+    </w:p>
+    <w:p>
+      <w:pPr/>
+      <w:r>
+        <w:rPr>
+          <w:lang w:val="zh_TW" w:bidi="zh_TW"/>
+        </w:rPr>
+      </w:r>
+      <w:r>
+        <w:rPr>
+          <w:lang w:val="zh_TW" w:bidi="zh_TW"/>
+        </w:rPr>
+        <w:t>神在女人生命中的恩賜，能引導她在群體中，找到表明自己對神忠誠的方法。例如，女人和男人一樣都有機會許拿細耳人願（</w:t>
+      </w:r>
+      <w:hyperlink r:id="rId31">
+        <w:r>
+          <w:rPr>
+            <w:lang w:val="zh_TW" w:bidi="zh_TW"/>
+          </w:rPr>
+          <w:rPr>
+            <w:color w:val="0000EE"/>
+            <w:u w:val="single"/>
+          </w:rPr>
+          <w:t>民6:2，</w:t>
+        </w:r>
+      </w:hyperlink>
+      <w:r>
+        <w:rPr>
+          <w:lang w:val="zh_TW" w:bidi="zh_TW"/>
+        </w:rPr>
+        <w:t>另見</w:t>
+      </w:r>
+      <w:hyperlink r:id="rId32">
+        <w:r>
+          <w:rPr>
+            <w:lang w:val="zh_TW" w:bidi="zh_TW"/>
+          </w:rPr>
+          <w:rPr>
+            <w:color w:val="0000EE"/>
+            <w:u w:val="single"/>
+          </w:rPr>
+          <w:t>30</w:t>
+        </w:r>
+      </w:hyperlink>
+      <w:r>
+        <w:rPr>
+          <w:lang w:val="zh_TW" w:bidi="zh_TW"/>
+        </w:rPr>
+        <w:t>章）。</w:t>
+      </w:r>
+    </w:p>
+    <w:p>
+      <w:pPr/>
+      <w:r>
+        <w:rPr>
+          <w:lang w:val="zh_TW" w:bidi="zh_TW"/>
+        </w:rPr>
+      </w:r>
+      <w:r>
+        <w:rPr>
+          <w:lang w:val="zh_TW" w:bidi="zh_TW"/>
+        </w:rPr>
+        <w:t>聖經記載了許多在公開場合事奉神的女人。摩西和亞倫的姊姊米利暗是女先知，也是音樂家和百姓的領袖（</w:t>
+      </w:r>
+      <w:hyperlink r:id="rId33">
+        <w:r>
+          <w:rPr>
+            <w:lang w:val="zh_TW" w:bidi="zh_TW"/>
+          </w:rPr>
+          <w:rPr>
+            <w:color w:val="0000EE"/>
+            <w:u w:val="single"/>
+          </w:rPr>
+          <w:t>出15:20–21</w:t>
+        </w:r>
+      </w:hyperlink>
+      <w:r>
+        <w:rPr>
+          <w:lang w:val="zh_TW" w:bidi="zh_TW"/>
+        </w:rPr>
+        <w:t>；</w:t>
+      </w:r>
+      <w:hyperlink r:id="rId34">
+        <w:r>
+          <w:rPr>
+            <w:lang w:val="zh_TW" w:bidi="zh_TW"/>
+          </w:rPr>
+          <w:rPr>
+            <w:color w:val="0000EE"/>
+            <w:u w:val="single"/>
+          </w:rPr>
+          <w:t>民12章</w:t>
+        </w:r>
+      </w:hyperlink>
+      <w:r>
+        <w:rPr>
+          <w:lang w:val="zh_TW" w:bidi="zh_TW"/>
+        </w:rPr>
+        <w:t>）。在米利暗去世後多年，神仍提醒以色列人，祂曾把她賜給他們作領袖（</w:t>
+      </w:r>
+      <w:hyperlink r:id="rId35">
+        <w:r>
+          <w:rPr>
+            <w:lang w:val="zh_TW" w:bidi="zh_TW"/>
+          </w:rPr>
+          <w:rPr>
+            <w:color w:val="0000EE"/>
+            <w:u w:val="single"/>
+          </w:rPr>
+          <w:t>彌6:4</w:t>
+        </w:r>
+      </w:hyperlink>
+      <w:r>
+        <w:rPr>
+          <w:lang w:val="zh_TW" w:bidi="zh_TW"/>
+        </w:rPr>
+        <w:t>）。</w:t>
+      </w:r>
+    </w:p>
+    <w:p>
+      <w:pPr/>
+      <w:r>
+        <w:rPr>
+          <w:lang w:val="zh_TW" w:bidi="zh_TW"/>
+        </w:rPr>
+      </w:r>
+      <w:r>
+        <w:rPr>
+          <w:lang w:val="zh_TW" w:bidi="zh_TW"/>
+        </w:rPr>
+        <w:t>還有其他女人也過著忠心又勇敢的生活。底波拉是女先知，也是唯一被稱為以色列士師的女人（</w:t>
+      </w:r>
+      <w:hyperlink r:id="rId36">
+        <w:r>
+          <w:rPr>
+            <w:lang w:val="zh_TW" w:bidi="zh_TW"/>
+          </w:rPr>
+          <w:rPr>
+            <w:color w:val="0000EE"/>
+            <w:u w:val="single"/>
+          </w:rPr>
+          <w:t>士4–5章</w:t>
+        </w:r>
+      </w:hyperlink>
+      <w:r>
+        <w:rPr>
+          <w:lang w:val="zh_TW" w:bidi="zh_TW"/>
+        </w:rPr>
+        <w:t>）。以斯帖是一位希伯來女人，她成了波斯的王后，勇敢朝見亞哈隨魯王，使她的百姓得以脫離死亡。戶勒大是另一位女先知，當約西亞王開始帶領百姓歸向神時，戶勒大向王傳講神的信息（</w:t>
+      </w:r>
+      <w:hyperlink r:id="rId37">
+        <w:r>
+          <w:rPr>
+            <w:lang w:val="zh_TW" w:bidi="zh_TW"/>
+          </w:rPr>
+          <w:rPr>
+            <w:color w:val="0000EE"/>
+            <w:u w:val="single"/>
+          </w:rPr>
+          <w:t>代下34:22–28</w:t>
+        </w:r>
+      </w:hyperlink>
+      <w:r>
+        <w:rPr>
+          <w:lang w:val="zh_TW" w:bidi="zh_TW"/>
+        </w:rPr>
+        <w:t>）。這正是耶利米和西番雅的時代，雖然當時已有男先知，但神在那個時刻卻要藉著戶勒大說話。</w:t>
+      </w:r>
+    </w:p>
+    <w:p>
+      <w:pPr/>
+      <w:r>
+        <w:rPr>
+          <w:lang w:val="zh_TW" w:bidi="zh_TW"/>
+        </w:rPr>
+      </w:r>
+      <w:r>
+        <w:rPr>
+          <w:lang w:val="zh_TW" w:bidi="zh_TW"/>
+        </w:rPr>
+        <w:t>新約聖經也記載多位在公開事奉神的女人：</w:t>
+      </w:r>
+    </w:p>
+    <w:p>
+      <w:pPr>
+        <w:pStyle w:val="ListBullet"/>
+        <w:spacing w:line="240" w:lineRule="auto"/>
+        <w:ind w:left="720"/>
+      </w:pPr>
+      <w:r>
+        <w:rPr>
+          <w:lang w:val="zh_TW" w:bidi="zh_TW"/>
+        </w:rPr>
+      </w:r>
+      <w:r>
+        <w:rPr>
+          <w:lang w:val="zh_TW" w:bidi="zh_TW"/>
+        </w:rPr>
+        <w:t>腓利的女兒（她們是女先知）</w:t>
+      </w:r>
+    </w:p>
+    <w:p>
+      <w:pPr>
+        <w:pStyle w:val="ListBullet"/>
+        <w:spacing w:line="240" w:lineRule="auto"/>
+        <w:ind w:left="720"/>
+      </w:pPr>
+      <w:r>
+        <w:rPr>
+          <w:lang w:val="zh_TW" w:bidi="zh_TW"/>
+        </w:rPr>
+      </w:r>
+      <w:r>
+        <w:rPr>
+          <w:lang w:val="zh_TW" w:bidi="zh_TW"/>
+        </w:rPr>
+        <w:t>非比</w:t>
+      </w:r>
+    </w:p>
+    <w:p>
+      <w:pPr>
+        <w:pStyle w:val="ListBullet"/>
+        <w:spacing w:line="240" w:lineRule="auto"/>
+        <w:ind w:left="720"/>
+      </w:pPr>
+      <w:r>
+        <w:rPr>
+          <w:lang w:val="zh_TW" w:bidi="zh_TW"/>
+        </w:rPr>
+      </w:r>
+      <w:r>
+        <w:rPr>
+          <w:lang w:val="zh_TW" w:bidi="zh_TW"/>
+        </w:rPr>
+        <w:t>百基拉</w:t>
+      </w:r>
+    </w:p>
+    <w:p>
+      <w:pPr>
+        <w:pStyle w:val="ListBullet"/>
+        <w:spacing w:line="240" w:lineRule="auto"/>
+        <w:ind w:left="720"/>
+      </w:pPr>
+      <w:r>
+        <w:rPr>
+          <w:lang w:val="zh_TW" w:bidi="zh_TW"/>
+        </w:rPr>
+      </w:r>
+      <w:r>
+        <w:rPr>
+          <w:lang w:val="zh_TW" w:bidi="zh_TW"/>
+        </w:rPr>
+        <w:t>猶尼亞</w:t>
+      </w:r>
+    </w:p>
+    <w:p>
+      <w:pPr>
+        <w:pStyle w:val="ListBullet"/>
+        <w:spacing w:line="240" w:lineRule="auto"/>
+        <w:ind w:left="720"/>
+      </w:pPr>
+      <w:r>
+        <w:rPr>
+          <w:lang w:val="zh_TW" w:bidi="zh_TW"/>
+        </w:rPr>
+      </w:r>
+      <w:r>
+        <w:rPr>
+          <w:lang w:val="zh_TW" w:bidi="zh_TW"/>
+        </w:rPr>
+        <w:t>土非拿</w:t>
+      </w:r>
+    </w:p>
+    <w:p>
+      <w:pPr>
+        <w:pStyle w:val="ListBullet"/>
+        <w:spacing w:line="240" w:lineRule="auto"/>
+        <w:ind w:left="720"/>
+      </w:pPr>
+      <w:r>
+        <w:rPr>
+          <w:lang w:val="zh_TW" w:bidi="zh_TW"/>
+        </w:rPr>
+      </w:r>
+      <w:r>
+        <w:rPr>
+          <w:lang w:val="zh_TW" w:bidi="zh_TW"/>
+        </w:rPr>
+        <w:t>土富撒</w:t>
+      </w:r>
+    </w:p>
+    <w:p>
+      <w:pPr>
+        <w:pStyle w:val="ListBullet"/>
+        <w:spacing w:line="240" w:lineRule="auto"/>
+        <w:ind w:left="720"/>
+      </w:pPr>
+      <w:r>
+        <w:rPr>
+          <w:lang w:val="zh_TW" w:bidi="zh_TW"/>
+        </w:rPr>
+      </w:r>
+      <w:r>
+        <w:rPr>
+          <w:lang w:val="zh_TW" w:bidi="zh_TW"/>
+        </w:rPr>
+        <w:t>彼息</w:t>
+      </w:r>
+    </w:p>
+    <w:p>
+      <w:pPr>
+        <w:pStyle w:val="ListBullet"/>
+        <w:spacing w:line="240" w:lineRule="auto"/>
+        <w:ind w:left="720"/>
+      </w:pPr>
+      <w:r>
+        <w:rPr>
+          <w:lang w:val="zh_TW" w:bidi="zh_TW"/>
+        </w:rPr>
+      </w:r>
+      <w:r>
+        <w:rPr>
+          <w:lang w:val="zh_TW" w:bidi="zh_TW"/>
+        </w:rPr>
+        <w:t>友阿蝶</w:t>
+      </w:r>
+    </w:p>
+    <w:p>
+      <w:pPr>
+        <w:pStyle w:val="ListBullet"/>
+        <w:spacing w:line="240" w:lineRule="auto"/>
+        <w:ind w:left="720"/>
+      </w:pPr>
+      <w:r>
+        <w:rPr>
+          <w:lang w:val="zh_TW" w:bidi="zh_TW"/>
+        </w:rPr>
+      </w:r>
+      <w:r>
+        <w:rPr>
+          <w:lang w:val="zh_TW" w:bidi="zh_TW"/>
+        </w:rPr>
+        <w:t>循都基</w:t>
+      </w:r>
+    </w:p>
+    <w:p>
+      <w:pPr/>
+      <w:r>
+        <w:rPr>
+          <w:lang w:val="zh_TW" w:bidi="zh_TW"/>
+        </w:rPr>
+      </w:r>
+      <w:r>
+        <w:rPr>
+          <w:lang w:val="zh_TW" w:bidi="zh_TW"/>
+        </w:rPr>
+        <w:t>這些女人顯出先知約珥的預言，約珥曾說，有一天神的靈要澆灌在男女身上，他們都要說出神的話（</w:t>
+      </w:r>
+      <w:hyperlink r:id="rId38">
+        <w:r>
+          <w:rPr>
+            <w:lang w:val="zh_TW" w:bidi="zh_TW"/>
+          </w:rPr>
+          <w:rPr>
+            <w:color w:val="0000EE"/>
+            <w:u w:val="single"/>
+          </w:rPr>
+          <w:t>珥2:28–29</w:t>
+        </w:r>
+      </w:hyperlink>
+      <w:r>
+        <w:rPr>
+          <w:lang w:val="zh_TW" w:bidi="zh_TW"/>
+        </w:rPr>
+        <w:t>）。還有一些女人，如撒拉、路得和哈拿，她們在住處和家庭裡憑著信心事奉神。她們信靠神，並順服祂而生活。</w:t>
+      </w:r>
+    </w:p>
+    <w:p>
+      <w:pPr/>
+      <w:r>
+        <w:rPr>
+          <w:lang w:val="zh_TW" w:bidi="zh_TW"/>
+        </w:rPr>
+      </w:r>
+      <w:r>
+        <w:rPr>
+          <w:lang w:val="zh_TW" w:bidi="zh_TW"/>
+        </w:rPr>
+        <w:t>聖經中最受尊榮的女人，是耶穌的母親馬利亞。她信靠神，並生下救主。神讓夏娃的應許在馬利亞身上應驗；藉著她，那位戰勝人類仇敵的救主降生了。</w:t>
+      </w:r>
+    </w:p>
+    <w:p>
+      <w:pPr/>
+      <w:r>
+        <w:rPr>
+          <w:lang w:val="zh_TW" w:bidi="zh_TW"/>
+        </w:rPr>
+      </w:r>
       <w:r>
         <w:rPr>
           <w:i/>
           <w:lang w:val="zh_TW" w:bidi="zh_TW"/>
         </w:rPr>
-        <w:t>見</w:t>
-      </w:r>
-      <w:r>
-        <w:rPr>
-          <w:lang w:val="zh_TW" w:bidi="zh_TW"/>
-        </w:rPr>
-        <w:t>巴忒羅</w:t>
+        <w:t>另見</w:t>
+      </w:r>
+      <w:r>
+        <w:rPr>
+          <w:lang w:val="zh_TW" w:bidi="zh_TW"/>
+        </w:rPr>
+        <w:t xml:space="preserve"> </w:t>
+      </w:r>
+      <w:r>
+        <w:rPr>
+          <w:lang w:val="zh_TW" w:bidi="zh_TW"/>
+        </w:rPr>
+        <w:t>夏娃；</w:t>
+      </w:r>
+      <w:r>
+        <w:rPr>
+          <w:lang w:val="zh_TW" w:bidi="zh_TW"/>
+        </w:rPr>
+        <w:t>人</w:t>
       </w:r>
       <w:r>
         <w:rPr>

--- a/zht/docx/116.content.docx
+++ b/zht/docx/116.content.docx
@@ -149,7 +149,7 @@
         <w:rPr>
           <w:lang w:val="zh_TW" w:bidi="zh_TW"/>
         </w:rPr>
-        <w:t>nv</w:t>
+        <w:t>ning</w:t>
       </w:r>
       <w:r>
         <w:rPr>
@@ -212,7 +212,7 @@
         <w:rPr>
           <w:lang w:val="zh_TW" w:bidi="zh_TW"/>
         </w:rPr>
-        <w:t>女人</w:t>
+        <w:t>寧錄</w:t>
       </w:r>
       <w:r>
         <w:rPr>
@@ -231,7 +231,7 @@
         <w:rPr>
           <w:lang w:val="zh_TW" w:bidi="zh_TW"/>
         </w:rPr>
-        <w:t>女人是成年的女性人類。神造女人為男人的伴侶（</w:t>
+        <w:t>古實的兒子、含的孫子、挪亞的曾孫（</w:t>
       </w:r>
       <w:hyperlink r:id="rId13">
         <w:r>
@@ -242,39 +242,14 @@
             <w:color w:val="0000EE"/>
             <w:u w:val="single"/>
           </w:rPr>
-          <w:t>創2:18–22</w:t>
+          <w:t>創10:8</w:t>
         </w:r>
       </w:hyperlink>
       <w:r>
         <w:rPr>
           <w:lang w:val="zh_TW" w:bidi="zh_TW"/>
         </w:rPr>
-        <w:t>）。</w:t>
-      </w:r>
-    </w:p>
-    <w:p>
-      <w:pPr>
-        <w:pStyle w:val="Heading3"/>
-      </w:pPr>
-      <w:r>
-        <w:rPr>
-          <w:lang w:val="zh_TW" w:bidi="zh_TW"/>
-        </w:rPr>
-        <w:t>神造女人</w:t>
-      </w:r>
-    </w:p>
-    <w:p>
-      <w:pPr/>
-      <w:r>
-        <w:rPr>
-          <w:lang w:val="zh_TW" w:bidi="zh_TW"/>
-        </w:rPr>
-      </w:r>
-      <w:r>
-        <w:rPr>
-          <w:lang w:val="zh_TW" w:bidi="zh_TW"/>
-        </w:rPr>
-        <w:t>創世記有兩個記載，有關神如何造出第一個男人和女人。第一個記載在</w:t>
+        <w:t>；</w:t>
       </w:r>
       <w:hyperlink r:id="rId14">
         <w:r>
@@ -285,46 +260,38 @@
             <w:color w:val="0000EE"/>
             <w:u w:val="single"/>
           </w:rPr>
-          <w:t>創世記一章26至28節</w:t>
+          <w:t>代上1:10</w:t>
         </w:r>
       </w:hyperlink>
       <w:r>
         <w:rPr>
           <w:lang w:val="zh_TW" w:bidi="zh_TW"/>
         </w:rPr>
-        <w:t>，這處經文說神按著自己的形像造人，造男造女。男人和女人同樣有神的形像，表示他們都在地上反映神的大能與尊榮。神吩咐他們要生養眾多，治理世界。</w:t>
-      </w:r>
-      <w:hyperlink r:id="rId14">
-        <w:r>
-          <w:rPr>
-            <w:lang w:val="zh_TW" w:bidi="zh_TW"/>
-          </w:rPr>
-          <w:rPr>
-            <w:color w:val="0000EE"/>
-            <w:u w:val="single"/>
-          </w:rPr>
-          <w:t>創世記一章26至28節</w:t>
-        </w:r>
-      </w:hyperlink>
-      <w:r>
-        <w:rPr>
-          <w:lang w:val="zh_TW" w:bidi="zh_TW"/>
-        </w:rPr>
-        <w:t>沒有表明女人比男人次要，或她必須順服男人的權柄。相反，這段經文顯示男女共同彰顯造物主的形像。</w:t>
-      </w:r>
-    </w:p>
-    <w:p>
-      <w:pPr/>
-      <w:r>
-        <w:rPr>
-          <w:lang w:val="zh_TW" w:bidi="zh_TW"/>
-        </w:rPr>
+        <w:t>）。聖經形容他為「</w:t>
       </w:r>
       <w:r>
         <w:rPr>
           <w:lang w:val="zh_TW" w:bidi="zh_TW"/>
         </w:rPr>
-        <w:t>第二個有關神造女人的記載在</w:t>
+        <w:t>世上英雄之首</w:t>
+      </w:r>
+      <w:r>
+        <w:rPr>
+          <w:lang w:val="zh_TW" w:bidi="zh_TW"/>
+        </w:rPr>
+        <w:t>」與「英勇的獵</w:t>
+      </w:r>
+      <w:r>
+        <w:rPr>
+          <w:lang w:val="zh_TW" w:bidi="zh_TW"/>
+        </w:rPr>
+        <w:t>戶</w:t>
+      </w:r>
+      <w:r>
+        <w:rPr>
+          <w:lang w:val="zh_TW" w:bidi="zh_TW"/>
+        </w:rPr>
+        <w:t>」（</w:t>
       </w:r>
       <w:hyperlink r:id="rId15">
         <w:r>
@@ -335,14 +302,14 @@
             <w:color w:val="0000EE"/>
             <w:u w:val="single"/>
           </w:rPr>
-          <w:t>創世記二章20至25節</w:t>
+          <w:t>創10:8–9</w:t>
         </w:r>
       </w:hyperlink>
       <w:r>
         <w:rPr>
           <w:lang w:val="zh_TW" w:bidi="zh_TW"/>
         </w:rPr>
-        <w:t>。在</w:t>
+        <w:t>）。寧錄是第一個建立帝國的人，也是著名的獵人。傳統上認為他統治南美索不達米亞的巴比倫與亞喀得，以及亞述的尼尼微等地。「寧錄地」似乎與亞述同義（</w:t>
       </w:r>
       <w:hyperlink r:id="rId16">
         <w:r>
@@ -353,282 +320,7 @@
             <w:color w:val="0000EE"/>
             <w:u w:val="single"/>
           </w:rPr>
-          <w:t>創世記二章</w:t>
-        </w:r>
-      </w:hyperlink>
-      <w:r>
-        <w:rPr>
-          <w:lang w:val="zh_TW" w:bidi="zh_TW"/>
-        </w:rPr>
-        <w:t>中，神先造男人，後造女人。有些人認為這表明男人可能更重要。然而，在創世的敘事中，神常常分階段創造，從較簡單到更美好或更完整。</w:t>
-      </w:r>
-    </w:p>
-    <w:p>
-      <w:pPr/>
-      <w:r>
-        <w:rPr>
-          <w:lang w:val="zh_TW" w:bidi="zh_TW"/>
-        </w:rPr>
-      </w:r>
-      <w:r>
-        <w:rPr>
-          <w:lang w:val="zh_TW" w:bidi="zh_TW"/>
-        </w:rPr>
-        <w:t>由於神先造男人，男人就有權給女人起名（</w:t>
-      </w:r>
-      <w:hyperlink r:id="rId17">
-        <w:r>
-          <w:rPr>
-            <w:lang w:val="zh_TW" w:bidi="zh_TW"/>
-          </w:rPr>
-          <w:rPr>
-            <w:color w:val="0000EE"/>
-            <w:u w:val="single"/>
-          </w:rPr>
-          <w:t>創2:23</w:t>
-        </w:r>
-      </w:hyperlink>
-      <w:r>
-        <w:rPr>
-          <w:lang w:val="zh_TW" w:bidi="zh_TW"/>
-        </w:rPr>
-        <w:t>）。在閃族文化中，命名往往表達權柄或所有權。這可能意味著亞當給妻子起名是表達權柄的行為。然而，他給她的名字是「女人」，與「男人」這個詞緊密相關，表明男人肯定女人與他同等。因此，雖然在創造的次序上有先後，男人和女人仍然是夥伴。這種關係既有秩序，又有平等。</w:t>
-      </w:r>
-    </w:p>
-    <w:p>
-      <w:pPr/>
-      <w:r>
-        <w:rPr>
-          <w:lang w:val="zh_TW" w:bidi="zh_TW"/>
-        </w:rPr>
-      </w:r>
-      <w:hyperlink r:id="rId18">
-        <w:r>
-          <w:rPr>
-            <w:lang w:val="zh_TW" w:bidi="zh_TW"/>
-          </w:rPr>
-          <w:rPr>
-            <w:color w:val="0000EE"/>
-            <w:u w:val="single"/>
-          </w:rPr>
-          <w:t>創世記一</w:t>
-        </w:r>
-      </w:hyperlink>
-      <w:r>
-        <w:rPr>
-          <w:lang w:val="zh_TW" w:bidi="zh_TW"/>
-        </w:rPr>
-        <w:t>和</w:t>
-      </w:r>
-      <w:hyperlink r:id="rId16">
-        <w:r>
-          <w:rPr>
-            <w:lang w:val="zh_TW" w:bidi="zh_TW"/>
-          </w:rPr>
-          <w:rPr>
-            <w:color w:val="0000EE"/>
-            <w:u w:val="single"/>
-          </w:rPr>
-          <w:t>二章</w:t>
-        </w:r>
-      </w:hyperlink>
-      <w:r>
-        <w:rPr>
-          <w:lang w:val="zh_TW" w:bidi="zh_TW"/>
-        </w:rPr>
-        <w:t>描述男人和女人的平衡關係，他們是人類的第一對父母。神按著自己的形像造了他們兩人，他們是神計劃中的夥伴。然而，他們之間也有一對一的關係，其中一方帶領另一方。在罪進入世界之前（這事件通常稱為墮落），這種平等與帶領的平衡是和諧共存的。</w:t>
-      </w:r>
-    </w:p>
-    <w:p>
-      <w:pPr>
-        <w:pStyle w:val="Heading3"/>
-      </w:pPr>
-      <w:r>
-        <w:rPr>
-          <w:lang w:val="zh_TW" w:bidi="zh_TW"/>
-        </w:rPr>
-        <w:t>墮落後女人所經歷的改變</w:t>
-      </w:r>
-    </w:p>
-    <w:p>
-      <w:pPr/>
-      <w:r>
-        <w:rPr>
-          <w:lang w:val="zh_TW" w:bidi="zh_TW"/>
-        </w:rPr>
-      </w:r>
-      <w:hyperlink r:id="rId19">
-        <w:r>
-          <w:rPr>
-            <w:lang w:val="zh_TW" w:bidi="zh_TW"/>
-          </w:rPr>
-          <w:rPr>
-            <w:color w:val="0000EE"/>
-            <w:u w:val="single"/>
-          </w:rPr>
-          <w:t>創世記三章</w:t>
-        </w:r>
-      </w:hyperlink>
-      <w:r>
-        <w:rPr>
-          <w:lang w:val="zh_TW" w:bidi="zh_TW"/>
-        </w:rPr>
-        <w:t>記載罪進入世界的故事。因著罪，男人與女人之間原本良好的關係受到破壞。神對女人說，她在生產時必多受苦楚（</w:t>
-      </w:r>
-      <w:hyperlink r:id="rId20">
-        <w:r>
-          <w:rPr>
-            <w:lang w:val="zh_TW" w:bidi="zh_TW"/>
-          </w:rPr>
-          <w:rPr>
-            <w:color w:val="0000EE"/>
-            <w:u w:val="single"/>
-          </w:rPr>
-          <w:t>創3:16</w:t>
-        </w:r>
-      </w:hyperlink>
-      <w:r>
-        <w:rPr>
-          <w:lang w:val="zh_TW" w:bidi="zh_TW"/>
-        </w:rPr>
-        <w:t>）。祂也說，她與丈夫的關係從此會包含衝突。神說：「你必戀慕你丈夫；你丈夫必管轄你。」</w:t>
-      </w:r>
-    </w:p>
-    <w:p>
-      <w:pPr/>
-      <w:r>
-        <w:rPr>
-          <w:lang w:val="zh_TW" w:bidi="zh_TW"/>
-        </w:rPr>
-      </w:r>
-      <w:r>
-        <w:rPr>
-          <w:lang w:val="zh_TW" w:bidi="zh_TW"/>
-        </w:rPr>
-        <w:t>在</w:t>
-      </w:r>
-      <w:hyperlink r:id="rId19">
-        <w:r>
-          <w:rPr>
-            <w:lang w:val="zh_TW" w:bidi="zh_TW"/>
-          </w:rPr>
-          <w:rPr>
-            <w:color w:val="0000EE"/>
-            <w:u w:val="single"/>
-          </w:rPr>
-          <w:t>創世記三</w:t>
-        </w:r>
-      </w:hyperlink>
-      <w:r>
-        <w:rPr>
-          <w:lang w:val="zh_TW" w:bidi="zh_TW"/>
-        </w:rPr>
-        <w:t>和</w:t>
-      </w:r>
-      <w:hyperlink r:id="rId21">
-        <w:r>
-          <w:rPr>
-            <w:lang w:val="zh_TW" w:bidi="zh_TW"/>
-          </w:rPr>
-          <w:rPr>
-            <w:color w:val="0000EE"/>
-            <w:u w:val="single"/>
-          </w:rPr>
-          <w:t>四節</w:t>
-        </w:r>
-      </w:hyperlink>
-      <w:r>
-        <w:rPr>
-          <w:lang w:val="zh_TW" w:bidi="zh_TW"/>
-        </w:rPr>
-        <w:t>的經文中，希伯來文「戀慕（</w:t>
-      </w:r>
-      <w:r>
-        <w:rPr>
-          <w:i/>
-          <w:lang w:val="zh_TW" w:bidi="zh_TW"/>
-        </w:rPr>
-        <w:t>teshuqah</w:t>
-      </w:r>
-      <w:r>
-        <w:rPr>
-          <w:lang w:val="zh_TW" w:bidi="zh_TW"/>
-        </w:rPr>
-        <w:t>）」一詞並不是指性的渴望，而是指想要掌控或支配（</w:t>
-      </w:r>
-      <w:r>
-        <w:rPr>
-          <w:i/>
-          <w:lang w:val="zh_TW" w:bidi="zh_TW"/>
-        </w:rPr>
-        <w:t>teshuqah</w:t>
-      </w:r>
-      <w:r>
-        <w:rPr>
-          <w:lang w:val="zh_TW" w:bidi="zh_TW"/>
-        </w:rPr>
-        <w:t>的性意義出現在</w:t>
-      </w:r>
-      <w:hyperlink r:id="rId22">
-        <w:r>
-          <w:rPr>
-            <w:lang w:val="zh_TW" w:bidi="zh_TW"/>
-          </w:rPr>
-          <w:rPr>
-            <w:color w:val="0000EE"/>
-            <w:u w:val="single"/>
-          </w:rPr>
-          <w:t>歌7:10</w:t>
-        </w:r>
-      </w:hyperlink>
-      <w:r>
-        <w:rPr>
-          <w:lang w:val="zh_TW" w:bidi="zh_TW"/>
-        </w:rPr>
-        <w:t>）。因著罪，女人可能想要掌控她的丈夫；同時，男人也可能以嚴苛的方式管轄她。這並不是神起初設計的關係，罪使兩個原本平等的夥伴互相爭鬥。</w:t>
-      </w:r>
-    </w:p>
-    <w:p>
-      <w:pPr/>
-      <w:r>
-        <w:rPr>
-          <w:lang w:val="zh_TW" w:bidi="zh_TW"/>
-        </w:rPr>
-      </w:r>
-      <w:r>
-        <w:rPr>
-          <w:lang w:val="zh_TW" w:bidi="zh_TW"/>
-        </w:rPr>
-        <w:t>使徒保羅在以弗所書中，對丈夫和妻子提出指引。他教導說，男人和女人都需要被神的靈改變。保羅說：「們作妻子的，當順服自己的丈夫，如同順服主」（</w:t>
-      </w:r>
-      <w:hyperlink r:id="rId23">
-        <w:r>
-          <w:rPr>
-            <w:lang w:val="zh_TW" w:bidi="zh_TW"/>
-          </w:rPr>
-          <w:rPr>
-            <w:color w:val="0000EE"/>
-            <w:u w:val="single"/>
-          </w:rPr>
-          <w:t>弗5:22</w:t>
-        </w:r>
-      </w:hyperlink>
-      <w:r>
-        <w:rPr>
-          <w:lang w:val="zh_TW" w:bidi="zh_TW"/>
-        </w:rPr>
-        <w:t>）。這意思是，妻子應當尊重丈夫，跟隨他的帶領，就像她跟隨耶穌一樣。保羅解釋說，丈夫蒙召作帶領，是要反映基督帶領教會的方式（</w:t>
-      </w:r>
-      <w:hyperlink r:id="rId24">
-        <w:r>
-          <w:rPr>
-            <w:lang w:val="zh_TW" w:bidi="zh_TW"/>
-          </w:rPr>
-          <w:rPr>
-            <w:color w:val="0000EE"/>
-            <w:u w:val="single"/>
-          </w:rPr>
-          <w:t>弗5:23</w:t>
+          <w:t>彌5:6</w:t>
         </w:r>
       </w:hyperlink>
       <w:r>
@@ -649,9 +341,9 @@
         <w:rPr>
           <w:lang w:val="zh_TW" w:bidi="zh_TW"/>
         </w:rPr>
-        <w:t>但保羅也鄭重地對丈夫說，他們必須愛妻子，「正如基督愛教會，為教會捨己」（</w:t>
+        <w:t>舊約聖經中對寧錄的記載顯示，古代傳統視他為一位具有堅定意志與非凡才能的人物。部分學者認為他可與公元前十三世紀一位統一亞述與巴比倫的美索不達米亞君王相應。然而，這說法與經文所指的不符，因寧錄被明確地描述為含之子古實的後裔，而古實地在埃及以南，地理上遠離美索不達米亞。（</w:t>
       </w:r>
-      <w:hyperlink r:id="rId25">
+      <w:hyperlink r:id="rId13">
         <w:r>
           <w:rPr>
             <w:lang w:val="zh_TW" w:bidi="zh_TW"/>
@@ -660,366 +352,7 @@
             <w:color w:val="0000EE"/>
             <w:u w:val="single"/>
           </w:rPr>
-          <w:t>弗5:25</w:t>
-        </w:r>
-      </w:hyperlink>
-      <w:r>
-        <w:rPr>
-          <w:lang w:val="zh_TW" w:bidi="zh_TW"/>
-        </w:rPr>
-        <w:t>）。這樣的愛並不是嚴苛或控制的，而是充滿關懷、犧牲和溫柔。</w:t>
-      </w:r>
-    </w:p>
-    <w:p>
-      <w:pPr/>
-      <w:r>
-        <w:rPr>
-          <w:lang w:val="zh_TW" w:bidi="zh_TW"/>
-        </w:rPr>
-      </w:r>
-      <w:r>
-        <w:rPr>
-          <w:lang w:val="zh_TW" w:bidi="zh_TW"/>
-        </w:rPr>
-        <w:t>保羅在</w:t>
-      </w:r>
-      <w:hyperlink r:id="rId26">
-        <w:r>
-          <w:rPr>
-            <w:lang w:val="zh_TW" w:bidi="zh_TW"/>
-          </w:rPr>
-          <w:rPr>
-            <w:color w:val="0000EE"/>
-            <w:u w:val="single"/>
-          </w:rPr>
-          <w:t>以弗所書五章31節</w:t>
-        </w:r>
-      </w:hyperlink>
-      <w:r>
-        <w:rPr>
-          <w:lang w:val="zh_TW" w:bidi="zh_TW"/>
-        </w:rPr>
-        <w:t>引用</w:t>
-      </w:r>
-      <w:hyperlink r:id="rId27">
-        <w:r>
-          <w:rPr>
-            <w:lang w:val="zh_TW" w:bidi="zh_TW"/>
-          </w:rPr>
-          <w:rPr>
-            <w:color w:val="0000EE"/>
-            <w:u w:val="single"/>
-          </w:rPr>
-          <w:t>創世記二章24節</w:t>
-        </w:r>
-      </w:hyperlink>
-      <w:r>
-        <w:rPr>
-          <w:lang w:val="zh_TW" w:bidi="zh_TW"/>
-        </w:rPr>
-        <w:t>，提醒讀者婚姻本是為了帶來深切的合一。在基督裡，可以恢復這合一。丈夫和妻子在價值上仍是平等的，他們的角色雖然不同，但彼此的關係卻建立在愛、尊重與互相順服上</w:t>
-      </w:r>
-      <w:hyperlink r:id="rId28">
-        <w:r>
-          <w:rPr>
-            <w:lang w:val="zh_TW" w:bidi="zh_TW"/>
-          </w:rPr>
-          <w:rPr>
-            <w:color w:val="0000EE"/>
-            <w:u w:val="single"/>
-          </w:rPr>
-          <w:t>（弗5:21）</w:t>
-        </w:r>
-      </w:hyperlink>
-      <w:r>
-        <w:rPr>
-          <w:lang w:val="zh_TW" w:bidi="zh_TW"/>
-        </w:rPr>
-        <w:t>。當他們一同跟隨耶穌，就開始恢復伊甸園裡的和平與喜樂。</w:t>
-      </w:r>
-    </w:p>
-    <w:p>
-      <w:pPr>
-        <w:pStyle w:val="Heading3"/>
-      </w:pPr>
-      <w:r>
-        <w:rPr>
-          <w:lang w:val="zh_TW" w:bidi="zh_TW"/>
-        </w:rPr>
-        <w:t>聖經中女人與生命的關係</w:t>
-      </w:r>
-    </w:p>
-    <w:p>
-      <w:pPr/>
-      <w:r>
-        <w:rPr>
-          <w:lang w:val="zh_TW" w:bidi="zh_TW"/>
-        </w:rPr>
-      </w:r>
-      <w:r>
-        <w:rPr>
-          <w:lang w:val="zh_TW" w:bidi="zh_TW"/>
-        </w:rPr>
-        <w:t>女人與男人一樣，完全是人。她是照著神的形像被造，反映神的本性。她能思想、創造、愛人，也能在她的文化、社群與日常生活中以多種方式服事。</w:t>
-      </w:r>
-    </w:p>
-    <w:p>
-      <w:pPr/>
-      <w:r>
-        <w:rPr>
-          <w:lang w:val="zh_TW" w:bidi="zh_TW"/>
-        </w:rPr>
-      </w:r>
-      <w:r>
-        <w:rPr>
-          <w:lang w:val="zh_TW" w:bidi="zh_TW"/>
-        </w:rPr>
-        <w:t>聖經經常將女人與生育聯繫起來。許多聖經中的女人，在生養與撫育兒女中找到極大意義。但聖經同樣表明，女人的價值並不取決於是否生育，而是在生命的各個層面都有價值。無論她是否有孩子，她在家庭、社群、教會以及神面前，都有自己獨立的身分。</w:t>
-      </w:r>
-    </w:p>
-    <w:p>
-      <w:pPr/>
-      <w:r>
-        <w:rPr>
-          <w:lang w:val="zh_TW" w:bidi="zh_TW"/>
-        </w:rPr>
-      </w:r>
-      <w:r>
-        <w:rPr>
-          <w:lang w:val="zh_TW" w:bidi="zh_TW"/>
-        </w:rPr>
-        <w:t>聖經也顯示，生育並非女人單獨的責任。丈夫是她的夥伴，他參與生命的起始，在生產的時候與她同在，並在孩子成長的過程中一同承擔照顧的責任。</w:t>
-      </w:r>
-    </w:p>
-    <w:p>
-      <w:pPr/>
-      <w:r>
-        <w:rPr>
-          <w:lang w:val="zh_TW" w:bidi="zh_TW"/>
-        </w:rPr>
-      </w:r>
-      <w:r>
-        <w:rPr>
-          <w:lang w:val="zh_TW" w:bidi="zh_TW"/>
-        </w:rPr>
-        <w:t>聖經把女人與神特別的應許連結起來。在</w:t>
-      </w:r>
-      <w:hyperlink r:id="rId29">
-        <w:r>
-          <w:rPr>
-            <w:lang w:val="zh_TW" w:bidi="zh_TW"/>
-          </w:rPr>
-          <w:rPr>
-            <w:color w:val="0000EE"/>
-            <w:u w:val="single"/>
-          </w:rPr>
-          <w:t>創世記三章15節</w:t>
-        </w:r>
-      </w:hyperlink>
-      <w:r>
-        <w:rPr>
-          <w:lang w:val="zh_TW" w:bidi="zh_TW"/>
-        </w:rPr>
-        <w:t>中，當人第一次犯罪後，神賜下一個盼望的信息。祂說，有一天，女人的後裔要勝過那惡者，就是撒但。這個應許為生育帶來了新的意義，使它成為盼望與祝福的記號。</w:t>
-      </w:r>
-    </w:p>
-    <w:p>
-      <w:pPr/>
-      <w:r>
-        <w:rPr>
-          <w:lang w:val="zh_TW" w:bidi="zh_TW"/>
-        </w:rPr>
-      </w:r>
-      <w:r>
-        <w:rPr>
-          <w:lang w:val="zh_TW" w:bidi="zh_TW"/>
-        </w:rPr>
-        <w:t>這個應許最終指向耶穌的降生，祂由女人而生。神藉著祂把救恩帶到世界。此後每一個新生命的誕生，都可以看作是這故事的一部分，使人謹記神藉著人的家庭，帶來生命與醫治的應許。</w:t>
-      </w:r>
-    </w:p>
-    <w:p>
-      <w:pPr/>
-      <w:r>
-        <w:rPr>
-          <w:lang w:val="zh_TW" w:bidi="zh_TW"/>
-        </w:rPr>
-      </w:r>
-      <w:r>
-        <w:rPr>
-          <w:lang w:val="zh_TW" w:bidi="zh_TW"/>
-        </w:rPr>
-        <w:t>有些基督徒在</w:t>
-      </w:r>
-      <w:hyperlink r:id="rId30">
-        <w:r>
-          <w:rPr>
-            <w:lang w:val="zh_TW" w:bidi="zh_TW"/>
-          </w:rPr>
-          <w:rPr>
-            <w:color w:val="0000EE"/>
-            <w:u w:val="single"/>
-          </w:rPr>
-          <w:t>提摩太前書二章15節</w:t>
-        </w:r>
-      </w:hyperlink>
-      <w:r>
-        <w:rPr>
-          <w:lang w:val="zh_TW" w:bidi="zh_TW"/>
-        </w:rPr>
-        <w:t>看到這個觀念，經文說婦人必因生產得救。這並不是說生兒育女能帶來救恩，而可能是指神的應許，會藉基督降生這段漫長的故事得以應驗。</w:t>
-      </w:r>
-    </w:p>
-    <w:p>
-      <w:pPr/>
-      <w:r>
-        <w:rPr>
-          <w:lang w:val="zh_TW" w:bidi="zh_TW"/>
-        </w:rPr>
-      </w:r>
-      <w:r>
-        <w:rPr>
-          <w:lang w:val="zh_TW" w:bidi="zh_TW"/>
-        </w:rPr>
-        <w:t>在舊約聖經的世界裡，人常以為女人的價值主要在於生兒養女。但聖經指出，女人的真正價值並不單單取決於生產。正如男人一樣，女人最深的使命是藉著信心在神裡面找到。</w:t>
-      </w:r>
-    </w:p>
-    <w:p>
-      <w:pPr/>
-      <w:r>
-        <w:rPr>
-          <w:lang w:val="zh_TW" w:bidi="zh_TW"/>
-        </w:rPr>
-      </w:r>
-      <w:r>
-        <w:rPr>
-          <w:lang w:val="zh_TW" w:bidi="zh_TW"/>
-        </w:rPr>
-        <w:t>女人也許有許多孩子，並因撫養兒女而感到滿足。然而，照顧兒女並不等同於認識並尊榮神。她與神的關係才是最重要的。</w:t>
-      </w:r>
-    </w:p>
-    <w:p>
-      <w:pPr/>
-      <w:r>
-        <w:rPr>
-          <w:lang w:val="zh_TW" w:bidi="zh_TW"/>
-        </w:rPr>
-      </w:r>
-      <w:r>
-        <w:rPr>
-          <w:lang w:val="zh_TW" w:bidi="zh_TW"/>
-        </w:rPr>
-        <w:t>一個沒有孩子，甚至沒有丈夫的女人，仍然擁有完全的價值和身分。她是照著神的形像被造的，能以許多方式服事祂。她的生命有意義，是因為神，而不是因為她的家庭地位。</w:t>
-      </w:r>
-    </w:p>
-    <w:p>
-      <w:pPr/>
-      <w:r>
-        <w:rPr>
-          <w:lang w:val="zh_TW" w:bidi="zh_TW"/>
-        </w:rPr>
-      </w:r>
-      <w:r>
-        <w:rPr>
-          <w:lang w:val="zh_TW" w:bidi="zh_TW"/>
-        </w:rPr>
-        <w:t>神在女人生命中的恩賜，能引導她在群體中，找到表明自己對神忠誠的方法。例如，女人和男人一樣都有機會許拿細耳人願（</w:t>
-      </w:r>
-      <w:hyperlink r:id="rId31">
-        <w:r>
-          <w:rPr>
-            <w:lang w:val="zh_TW" w:bidi="zh_TW"/>
-          </w:rPr>
-          <w:rPr>
-            <w:color w:val="0000EE"/>
-            <w:u w:val="single"/>
-          </w:rPr>
-          <w:t>民6:2，</w:t>
-        </w:r>
-      </w:hyperlink>
-      <w:r>
-        <w:rPr>
-          <w:lang w:val="zh_TW" w:bidi="zh_TW"/>
-        </w:rPr>
-        <w:t>另見</w:t>
-      </w:r>
-      <w:hyperlink r:id="rId32">
-        <w:r>
-          <w:rPr>
-            <w:lang w:val="zh_TW" w:bidi="zh_TW"/>
-          </w:rPr>
-          <w:rPr>
-            <w:color w:val="0000EE"/>
-            <w:u w:val="single"/>
-          </w:rPr>
-          <w:t>30</w:t>
-        </w:r>
-      </w:hyperlink>
-      <w:r>
-        <w:rPr>
-          <w:lang w:val="zh_TW" w:bidi="zh_TW"/>
-        </w:rPr>
-        <w:t>章）。</w:t>
-      </w:r>
-    </w:p>
-    <w:p>
-      <w:pPr/>
-      <w:r>
-        <w:rPr>
-          <w:lang w:val="zh_TW" w:bidi="zh_TW"/>
-        </w:rPr>
-      </w:r>
-      <w:r>
-        <w:rPr>
-          <w:lang w:val="zh_TW" w:bidi="zh_TW"/>
-        </w:rPr>
-        <w:t>聖經記載了許多在公開場合事奉神的女人。摩西和亞倫的姊姊米利暗是女先知，也是音樂家和百姓的領袖（</w:t>
-      </w:r>
-      <w:hyperlink r:id="rId33">
-        <w:r>
-          <w:rPr>
-            <w:lang w:val="zh_TW" w:bidi="zh_TW"/>
-          </w:rPr>
-          <w:rPr>
-            <w:color w:val="0000EE"/>
-            <w:u w:val="single"/>
-          </w:rPr>
-          <w:t>出15:20–21</w:t>
-        </w:r>
-      </w:hyperlink>
-      <w:r>
-        <w:rPr>
-          <w:lang w:val="zh_TW" w:bidi="zh_TW"/>
-        </w:rPr>
-        <w:t>；</w:t>
-      </w:r>
-      <w:hyperlink r:id="rId34">
-        <w:r>
-          <w:rPr>
-            <w:lang w:val="zh_TW" w:bidi="zh_TW"/>
-          </w:rPr>
-          <w:rPr>
-            <w:color w:val="0000EE"/>
-            <w:u w:val="single"/>
-          </w:rPr>
-          <w:t>民12章</w:t>
-        </w:r>
-      </w:hyperlink>
-      <w:r>
-        <w:rPr>
-          <w:lang w:val="zh_TW" w:bidi="zh_TW"/>
-        </w:rPr>
-        <w:t>）。在米利暗去世後多年，神仍提醒以色列人，祂曾把她賜給他們作領袖（</w:t>
-      </w:r>
-      <w:hyperlink r:id="rId35">
-        <w:r>
-          <w:rPr>
-            <w:lang w:val="zh_TW" w:bidi="zh_TW"/>
-          </w:rPr>
-          <w:rPr>
-            <w:color w:val="0000EE"/>
-            <w:u w:val="single"/>
-          </w:rPr>
-          <w:t>彌6:4</w:t>
+          <w:t>創10:8</w:t>
         </w:r>
       </w:hyperlink>
       <w:r>
@@ -1040,9 +373,9 @@
         <w:rPr>
           <w:lang w:val="zh_TW" w:bidi="zh_TW"/>
         </w:rPr>
-        <w:t>還有其他女人也過著忠心又勇敢的生活。底波拉是女先知，也是唯一被稱為以色列士師的女人（</w:t>
+        <w:t>寧錄的名字與名聲在塔木德猶太傳統（Talmudic Judaism）與伊斯蘭傳統中皆佔重要地位。在猶太文獻中，他象徵著對上帝的叛逆與地上的軍事強權。拉比傳統認為巴別塔（</w:t>
       </w:r>
-      <w:hyperlink r:id="rId36">
+      <w:hyperlink r:id="rId17">
         <w:r>
           <w:rPr>
             <w:lang w:val="zh_TW" w:bidi="zh_TW"/>
@@ -1051,293 +384,14 @@
             <w:color w:val="0000EE"/>
             <w:u w:val="single"/>
           </w:rPr>
-          <w:t>士4–5章</w:t>
+          <w:t>創11:1–9</w:t>
         </w:r>
       </w:hyperlink>
       <w:r>
         <w:rPr>
           <w:lang w:val="zh_TW" w:bidi="zh_TW"/>
         </w:rPr>
-        <w:t>）。以斯帖是一位希伯來女人，她成了波斯的王后，勇敢朝見亞哈隨魯王，使她的百姓得以脫離死亡。戶勒大是另一位女先知，當約西亞王開始帶領百姓歸向神時，戶勒大向王傳講神的信息（</w:t>
-      </w:r>
-      <w:hyperlink r:id="rId37">
-        <w:r>
-          <w:rPr>
-            <w:lang w:val="zh_TW" w:bidi="zh_TW"/>
-          </w:rPr>
-          <w:rPr>
-            <w:color w:val="0000EE"/>
-            <w:u w:val="single"/>
-          </w:rPr>
-          <w:t>代下34:22–28</w:t>
-        </w:r>
-      </w:hyperlink>
-      <w:r>
-        <w:rPr>
-          <w:lang w:val="zh_TW" w:bidi="zh_TW"/>
-        </w:rPr>
-        <w:t>）。這正是耶利米和西番雅的時代，雖然當時已有男先知，但神在那個時刻卻要藉著戶勒大說話。</w:t>
-      </w:r>
-    </w:p>
-    <w:p>
-      <w:pPr/>
-      <w:r>
-        <w:rPr>
-          <w:lang w:val="zh_TW" w:bidi="zh_TW"/>
-        </w:rPr>
-      </w:r>
-      <w:r>
-        <w:rPr>
-          <w:lang w:val="zh_TW" w:bidi="zh_TW"/>
-        </w:rPr>
-        <w:t>新約聖經也記載多位在公開事奉神的女人：</w:t>
-      </w:r>
-    </w:p>
-    <w:p>
-      <w:pPr>
-        <w:pStyle w:val="ListBullet"/>
-        <w:spacing w:line="240" w:lineRule="auto"/>
-        <w:ind w:left="720"/>
-      </w:pPr>
-      <w:r>
-        <w:rPr>
-          <w:lang w:val="zh_TW" w:bidi="zh_TW"/>
-        </w:rPr>
-      </w:r>
-      <w:r>
-        <w:rPr>
-          <w:lang w:val="zh_TW" w:bidi="zh_TW"/>
-        </w:rPr>
-        <w:t>腓利的女兒（她們是女先知）</w:t>
-      </w:r>
-    </w:p>
-    <w:p>
-      <w:pPr>
-        <w:pStyle w:val="ListBullet"/>
-        <w:spacing w:line="240" w:lineRule="auto"/>
-        <w:ind w:left="720"/>
-      </w:pPr>
-      <w:r>
-        <w:rPr>
-          <w:lang w:val="zh_TW" w:bidi="zh_TW"/>
-        </w:rPr>
-      </w:r>
-      <w:r>
-        <w:rPr>
-          <w:lang w:val="zh_TW" w:bidi="zh_TW"/>
-        </w:rPr>
-        <w:t>非比</w:t>
-      </w:r>
-    </w:p>
-    <w:p>
-      <w:pPr>
-        <w:pStyle w:val="ListBullet"/>
-        <w:spacing w:line="240" w:lineRule="auto"/>
-        <w:ind w:left="720"/>
-      </w:pPr>
-      <w:r>
-        <w:rPr>
-          <w:lang w:val="zh_TW" w:bidi="zh_TW"/>
-        </w:rPr>
-      </w:r>
-      <w:r>
-        <w:rPr>
-          <w:lang w:val="zh_TW" w:bidi="zh_TW"/>
-        </w:rPr>
-        <w:t>百基拉</w:t>
-      </w:r>
-    </w:p>
-    <w:p>
-      <w:pPr>
-        <w:pStyle w:val="ListBullet"/>
-        <w:spacing w:line="240" w:lineRule="auto"/>
-        <w:ind w:left="720"/>
-      </w:pPr>
-      <w:r>
-        <w:rPr>
-          <w:lang w:val="zh_TW" w:bidi="zh_TW"/>
-        </w:rPr>
-      </w:r>
-      <w:r>
-        <w:rPr>
-          <w:lang w:val="zh_TW" w:bidi="zh_TW"/>
-        </w:rPr>
-        <w:t>猶尼亞</w:t>
-      </w:r>
-    </w:p>
-    <w:p>
-      <w:pPr>
-        <w:pStyle w:val="ListBullet"/>
-        <w:spacing w:line="240" w:lineRule="auto"/>
-        <w:ind w:left="720"/>
-      </w:pPr>
-      <w:r>
-        <w:rPr>
-          <w:lang w:val="zh_TW" w:bidi="zh_TW"/>
-        </w:rPr>
-      </w:r>
-      <w:r>
-        <w:rPr>
-          <w:lang w:val="zh_TW" w:bidi="zh_TW"/>
-        </w:rPr>
-        <w:t>土非拿</w:t>
-      </w:r>
-    </w:p>
-    <w:p>
-      <w:pPr>
-        <w:pStyle w:val="ListBullet"/>
-        <w:spacing w:line="240" w:lineRule="auto"/>
-        <w:ind w:left="720"/>
-      </w:pPr>
-      <w:r>
-        <w:rPr>
-          <w:lang w:val="zh_TW" w:bidi="zh_TW"/>
-        </w:rPr>
-      </w:r>
-      <w:r>
-        <w:rPr>
-          <w:lang w:val="zh_TW" w:bidi="zh_TW"/>
-        </w:rPr>
-        <w:t>土富撒</w:t>
-      </w:r>
-    </w:p>
-    <w:p>
-      <w:pPr>
-        <w:pStyle w:val="ListBullet"/>
-        <w:spacing w:line="240" w:lineRule="auto"/>
-        <w:ind w:left="720"/>
-      </w:pPr>
-      <w:r>
-        <w:rPr>
-          <w:lang w:val="zh_TW" w:bidi="zh_TW"/>
-        </w:rPr>
-      </w:r>
-      <w:r>
-        <w:rPr>
-          <w:lang w:val="zh_TW" w:bidi="zh_TW"/>
-        </w:rPr>
-        <w:t>彼息</w:t>
-      </w:r>
-    </w:p>
-    <w:p>
-      <w:pPr>
-        <w:pStyle w:val="ListBullet"/>
-        <w:spacing w:line="240" w:lineRule="auto"/>
-        <w:ind w:left="720"/>
-      </w:pPr>
-      <w:r>
-        <w:rPr>
-          <w:lang w:val="zh_TW" w:bidi="zh_TW"/>
-        </w:rPr>
-      </w:r>
-      <w:r>
-        <w:rPr>
-          <w:lang w:val="zh_TW" w:bidi="zh_TW"/>
-        </w:rPr>
-        <w:t>友阿蝶</w:t>
-      </w:r>
-    </w:p>
-    <w:p>
-      <w:pPr>
-        <w:pStyle w:val="ListBullet"/>
-        <w:spacing w:line="240" w:lineRule="auto"/>
-        <w:ind w:left="720"/>
-      </w:pPr>
-      <w:r>
-        <w:rPr>
-          <w:lang w:val="zh_TW" w:bidi="zh_TW"/>
-        </w:rPr>
-      </w:r>
-      <w:r>
-        <w:rPr>
-          <w:lang w:val="zh_TW" w:bidi="zh_TW"/>
-        </w:rPr>
-        <w:t>循都基</w:t>
-      </w:r>
-    </w:p>
-    <w:p>
-      <w:pPr/>
-      <w:r>
-        <w:rPr>
-          <w:lang w:val="zh_TW" w:bidi="zh_TW"/>
-        </w:rPr>
-      </w:r>
-      <w:r>
-        <w:rPr>
-          <w:lang w:val="zh_TW" w:bidi="zh_TW"/>
-        </w:rPr>
-        <w:t>這些女人顯出先知約珥的預言，約珥曾說，有一天神的靈要澆灌在男女身上，他們都要說出神的話（</w:t>
-      </w:r>
-      <w:hyperlink r:id="rId38">
-        <w:r>
-          <w:rPr>
-            <w:lang w:val="zh_TW" w:bidi="zh_TW"/>
-          </w:rPr>
-          <w:rPr>
-            <w:color w:val="0000EE"/>
-            <w:u w:val="single"/>
-          </w:rPr>
-          <w:t>珥2:28–29</w:t>
-        </w:r>
-      </w:hyperlink>
-      <w:r>
-        <w:rPr>
-          <w:lang w:val="zh_TW" w:bidi="zh_TW"/>
-        </w:rPr>
-        <w:t>）。還有一些女人，如撒拉、路得和哈拿，她們在住處和家庭裡憑著信心事奉神。她們信靠神，並順服祂而生活。</w:t>
-      </w:r>
-    </w:p>
-    <w:p>
-      <w:pPr/>
-      <w:r>
-        <w:rPr>
-          <w:lang w:val="zh_TW" w:bidi="zh_TW"/>
-        </w:rPr>
-      </w:r>
-      <w:r>
-        <w:rPr>
-          <w:lang w:val="zh_TW" w:bidi="zh_TW"/>
-        </w:rPr>
-        <w:t>聖經中最受尊榮的女人，是耶穌的母親馬利亞。她信靠神，並生下救主。神讓夏娃的應許在馬利亞身上應驗；藉著她，那位戰勝人類仇敵的救主降生了。</w:t>
-      </w:r>
-    </w:p>
-    <w:p>
-      <w:pPr/>
-      <w:r>
-        <w:rPr>
-          <w:lang w:val="zh_TW" w:bidi="zh_TW"/>
-        </w:rPr>
-      </w:r>
-      <w:r>
-        <w:rPr>
-          <w:i/>
-          <w:lang w:val="zh_TW" w:bidi="zh_TW"/>
-        </w:rPr>
-        <w:t>另見</w:t>
-      </w:r>
-      <w:r>
-        <w:rPr>
-          <w:lang w:val="zh_TW" w:bidi="zh_TW"/>
-        </w:rPr>
-        <w:t xml:space="preserve"> </w:t>
-      </w:r>
-      <w:r>
-        <w:rPr>
-          <w:lang w:val="zh_TW" w:bidi="zh_TW"/>
-        </w:rPr>
-        <w:t>夏娃；</w:t>
-      </w:r>
-      <w:r>
-        <w:rPr>
-          <w:lang w:val="zh_TW" w:bidi="zh_TW"/>
-        </w:rPr>
-        <w:t>人</w:t>
-      </w:r>
-      <w:r>
-        <w:rPr>
-          <w:lang w:val="zh_TW" w:bidi="zh_TW"/>
-        </w:rPr>
-        <w:t>。</w:t>
+        <w:t>）是「寧錄之家」，那裡是人們行拜偶像與向寧錄獻祭的地方。在伊斯蘭傳統中，寧錄被描繪為迫害亞伯拉罕的人，他下令將亞伯拉罕投入火窯之中。</w:t>
       </w:r>
       <w:r>
         <w:rPr>

--- a/zht/docx/116.content.docx
+++ b/zht/docx/116.content.docx
@@ -149,7 +149,7 @@
         <w:rPr>
           <w:lang w:val="zh_TW" w:bidi="zh_TW"/>
         </w:rPr>
-        <w:t>ning</w:t>
+        <w:t>ni</w:t>
       </w:r>
       <w:r>
         <w:rPr>
@@ -212,26 +212,26 @@
         <w:rPr>
           <w:lang w:val="zh_TW" w:bidi="zh_TW"/>
         </w:rPr>
-        <w:t>寧錄</w:t>
-      </w:r>
-      <w:r>
-        <w:rPr>
-          <w:lang w:val="zh_TW" w:bidi="zh_TW"/>
-        </w:rPr>
-      </w:r>
-    </w:p>
-    <w:p>
-      <w:pPr/>
-      <w:r>
-        <w:rPr>
-          <w:lang w:val="zh_TW" w:bidi="zh_TW"/>
-        </w:rPr>
-      </w:r>
-      <w:r>
-        <w:rPr>
-          <w:lang w:val="zh_TW" w:bidi="zh_TW"/>
-        </w:rPr>
-        <w:t>古實的兒子、含的孫子、挪亞的曾孫（</w:t>
+        <w:t>尼拜約</w:t>
+      </w:r>
+      <w:r>
+        <w:rPr>
+          <w:lang w:val="zh_TW" w:bidi="zh_TW"/>
+        </w:rPr>
+      </w:r>
+    </w:p>
+    <w:p>
+      <w:pPr/>
+      <w:r>
+        <w:rPr>
+          <w:lang w:val="zh_TW" w:bidi="zh_TW"/>
+        </w:rPr>
+      </w:r>
+      <w:r>
+        <w:rPr>
+          <w:lang w:val="zh_TW" w:bidi="zh_TW"/>
+        </w:rPr>
+        <w:t>以實瑪利十二個兒子中的長子（</w:t>
       </w:r>
       <w:hyperlink r:id="rId13">
         <w:r>
@@ -242,7 +242,7 @@
             <w:color w:val="0000EE"/>
             <w:u w:val="single"/>
           </w:rPr>
-          <w:t>創10:8</w:t>
+          <w:t>創25:13</w:t>
         </w:r>
       </w:hyperlink>
       <w:r>
@@ -260,38 +260,14 @@
             <w:color w:val="0000EE"/>
             <w:u w:val="single"/>
           </w:rPr>
-          <w:t>代上1:10</w:t>
+          <w:t>代上1:29</w:t>
         </w:r>
       </w:hyperlink>
       <w:r>
         <w:rPr>
           <w:lang w:val="zh_TW" w:bidi="zh_TW"/>
         </w:rPr>
-        <w:t>）。聖經形容他為「</w:t>
-      </w:r>
-      <w:r>
-        <w:rPr>
-          <w:lang w:val="zh_TW" w:bidi="zh_TW"/>
-        </w:rPr>
-        <w:t>世上英雄之首</w:t>
-      </w:r>
-      <w:r>
-        <w:rPr>
-          <w:lang w:val="zh_TW" w:bidi="zh_TW"/>
-        </w:rPr>
-        <w:t>」與「英勇的獵</w:t>
-      </w:r>
-      <w:r>
-        <w:rPr>
-          <w:lang w:val="zh_TW" w:bidi="zh_TW"/>
-        </w:rPr>
-        <w:t>戶</w:t>
-      </w:r>
-      <w:r>
-        <w:rPr>
-          <w:lang w:val="zh_TW" w:bidi="zh_TW"/>
-        </w:rPr>
-        <w:t>」（</w:t>
+        <w:t>）。他的姊妹是瑪哈拉，她也被稱為「巴實抹」（參</w:t>
       </w:r>
       <w:hyperlink r:id="rId15">
         <w:r>
@@ -302,14 +278,14 @@
             <w:color w:val="0000EE"/>
             <w:u w:val="single"/>
           </w:rPr>
-          <w:t>創10:8–9</w:t>
+          <w:t>創36:3</w:t>
         </w:r>
       </w:hyperlink>
       <w:r>
         <w:rPr>
           <w:lang w:val="zh_TW" w:bidi="zh_TW"/>
         </w:rPr>
-        <w:t>）。寧錄是第一個建立帝國的人，也是著名的獵人。傳統上認為他統治南美索不達米亞的巴比倫與亞喀得，以及亞述的尼尼微等地。「寧錄地」似乎與亞述同義（</w:t>
+        <w:t>），後來嫁給以掃（</w:t>
       </w:r>
       <w:hyperlink r:id="rId16">
         <w:r>
@@ -320,7 +296,7 @@
             <w:color w:val="0000EE"/>
             <w:u w:val="single"/>
           </w:rPr>
-          <w:t>彌5:6</w:t>
+          <w:t>創28:9</w:t>
         </w:r>
       </w:hyperlink>
       <w:r>
@@ -341,9 +317,9 @@
         <w:rPr>
           <w:lang w:val="zh_TW" w:bidi="zh_TW"/>
         </w:rPr>
-        <w:t>舊約聖經中對寧錄的記載顯示，古代傳統視他為一位具有堅定意志與非凡才能的人物。部分學者認為他可與公元前十三世紀一位統一亞述與巴比倫的美索不達米亞君王相應。然而，這說法與經文所指的不符，因寧錄被明確地描述為含之子古實的後裔，而古實地在埃及以南，地理上遠離美索不達米亞。（</w:t>
-      </w:r>
-      <w:hyperlink r:id="rId13">
+        <w:t>尼拜約後裔的身分並不確定。他們可能是阿拉伯族群拿巴提人（Nabatean）之祖先，這個族群曾佔有以東之地，以及約旦河東（外約旦）的部分地區，其勢力向北一直延伸到帕米拉（Palmyra，古代的達莫）。尼拜約與基達的後裔都以羊群優良而聞名（</w:t>
+      </w:r>
+      <w:hyperlink r:id="rId17">
         <w:r>
           <w:rPr>
             <w:lang w:val="zh_TW" w:bidi="zh_TW"/>
@@ -352,30 +328,72 @@
             <w:color w:val="0000EE"/>
             <w:u w:val="single"/>
           </w:rPr>
-          <w:t>創10:8</w:t>
+          <w:t>賽60:7</w:t>
         </w:r>
       </w:hyperlink>
       <w:r>
         <w:rPr>
           <w:lang w:val="zh_TW" w:bidi="zh_TW"/>
         </w:rPr>
-        <w:t>）。</w:t>
-      </w:r>
-    </w:p>
-    <w:p>
-      <w:pPr/>
-      <w:r>
-        <w:rPr>
-          <w:lang w:val="zh_TW" w:bidi="zh_TW"/>
-        </w:rPr>
-      </w:r>
-      <w:r>
-        <w:rPr>
-          <w:lang w:val="zh_TW" w:bidi="zh_TW"/>
-        </w:rPr>
-        <w:t>寧錄的名字與名聲在塔木德猶太傳統（Talmudic Judaism）與伊斯蘭傳統中皆佔重要地位。在猶太文獻中，他象徵著對上帝的叛逆與地上的軍事強權。拉比傳統認為巴別塔（</w:t>
-      </w:r>
-      <w:hyperlink r:id="rId17">
+        <w:t>）。亞述王亞述巴尼拔（Ashurbanipal）的著作中也有提及他們，這位亞述王生活在公元前七世紀。</w:t>
+      </w:r>
+      <w:r>
+        <w:rPr>
+          <w:lang w:val="zh_TW" w:bidi="zh_TW"/>
+        </w:rPr>
+      </w:r>
+      <w:r>
+        <w:rPr>
+          <w:lang w:val="zh_TW" w:bidi="zh_TW"/>
+        </w:rPr>
+      </w:r>
+    </w:p>
+    <w:p>
+      <w:pPr/>
+      <w:r>
+        <w:rPr>
+          <w:lang w:val="zh_TW" w:bidi="zh_TW"/>
+        </w:rPr>
+      </w:r>
+    </w:p>
+    <w:p>
+      <w:pPr>
+        <w:pStyle w:val="Heading2"/>
+      </w:pPr>
+      <w:r>
+        <w:rPr>
+          <w:lang w:val="zh_TW" w:bidi="zh_TW"/>
+        </w:rPr>
+        <w:t>尼斐</w:t>
+      </w:r>
+      <w:r>
+        <w:rPr>
+          <w:lang w:val="zh_TW" w:bidi="zh_TW"/>
+        </w:rPr>
+      </w:r>
+    </w:p>
+    <w:p>
+      <w:pPr>
+        <w:pStyle w:val="ListNumber"/>
+        <w:numPr>
+          <w:ilvl w:val="0"/>
+          <w:numId w:val="14"/>
+        </w:numPr>
+        <w:spacing w:line="240" w:lineRule="auto"/>
+        <w:ind w:left="720"/>
+      </w:pPr>
+      <w:r>
+        <w:rPr>
+          <w:lang w:val="zh_TW" w:bidi="zh_TW"/>
+        </w:rPr>
+      </w:r>
+      <w:r>
+        <w:rPr>
+          <w:lang w:val="zh_TW" w:bidi="zh_TW"/>
+        </w:rPr>
+        <w:t>利未支派哥轄家族的人，是以斯哈三個兒子中的第二個（</w:t>
+      </w:r>
+      <w:hyperlink r:id="rId18">
         <w:r>
           <w:rPr>
             <w:lang w:val="zh_TW" w:bidi="zh_TW"/>
@@ -384,14 +402,2486 @@
             <w:color w:val="0000EE"/>
             <w:u w:val="single"/>
           </w:rPr>
-          <w:t>創11:1–9</w:t>
+          <w:t>出6:21</w:t>
         </w:r>
       </w:hyperlink>
       <w:r>
         <w:rPr>
           <w:lang w:val="zh_TW" w:bidi="zh_TW"/>
         </w:rPr>
-        <w:t>）是「寧錄之家」，那裡是人們行拜偶像與向寧錄獻祭的地方。在伊斯蘭傳統中，寧錄被描繪為迫害亞伯拉罕的人，他下令將亞伯拉罕投入火窯之中。</w:t>
+        <w:t>）。</w:t>
+      </w:r>
+    </w:p>
+    <w:p>
+      <w:pPr>
+        <w:pStyle w:val="ListNumber"/>
+        <w:spacing w:line="240" w:lineRule="auto"/>
+        <w:ind w:left="720"/>
+      </w:pPr>
+      <w:r>
+        <w:rPr>
+          <w:lang w:val="zh_TW" w:bidi="zh_TW"/>
+        </w:rPr>
+      </w:r>
+      <w:r>
+        <w:rPr>
+          <w:lang w:val="zh_TW" w:bidi="zh_TW"/>
+        </w:rPr>
+        <w:t>大衛在耶路撒冷作王期間所生的兒子（</w:t>
+      </w:r>
+      <w:hyperlink r:id="rId19">
+        <w:r>
+          <w:rPr>
+            <w:lang w:val="zh_TW" w:bidi="zh_TW"/>
+          </w:rPr>
+          <w:rPr>
+            <w:color w:val="0000EE"/>
+            <w:u w:val="single"/>
+          </w:rPr>
+          <w:t>撒下5:15</w:t>
+        </w:r>
+      </w:hyperlink>
+      <w:r>
+        <w:rPr>
+          <w:lang w:val="zh_TW" w:bidi="zh_TW"/>
+        </w:rPr>
+        <w:t>；</w:t>
+      </w:r>
+      <w:hyperlink r:id="rId20">
+        <w:r>
+          <w:rPr>
+            <w:lang w:val="zh_TW" w:bidi="zh_TW"/>
+          </w:rPr>
+          <w:rPr>
+            <w:color w:val="0000EE"/>
+            <w:u w:val="single"/>
+          </w:rPr>
+          <w:t>代上3:7</w:t>
+        </w:r>
+      </w:hyperlink>
+      <w:r>
+        <w:rPr>
+          <w:lang w:val="zh_TW" w:bidi="zh_TW"/>
+        </w:rPr>
+        <w:t>，</w:t>
+      </w:r>
+      <w:hyperlink r:id="rId21">
+        <w:r>
+          <w:rPr>
+            <w:lang w:val="zh_TW" w:bidi="zh_TW"/>
+          </w:rPr>
+          <w:rPr>
+            <w:color w:val="0000EE"/>
+            <w:u w:val="single"/>
+          </w:rPr>
+          <w:t>14:6</w:t>
+        </w:r>
+      </w:hyperlink>
+      <w:r>
+        <w:rPr>
+          <w:lang w:val="zh_TW" w:bidi="zh_TW"/>
+        </w:rPr>
+        <w:t>）。</w:t>
+      </w:r>
+      <w:r>
+        <w:rPr>
+          <w:lang w:val="zh_TW" w:bidi="zh_TW"/>
+        </w:rPr>
+      </w:r>
+      <w:r>
+        <w:rPr>
+          <w:lang w:val="zh_TW" w:bidi="zh_TW"/>
+        </w:rPr>
+      </w:r>
+    </w:p>
+    <w:p>
+      <w:pPr/>
+      <w:r>
+        <w:rPr>
+          <w:lang w:val="zh_TW" w:bidi="zh_TW"/>
+        </w:rPr>
+      </w:r>
+    </w:p>
+    <w:p>
+      <w:pPr>
+        <w:pStyle w:val="Heading2"/>
+      </w:pPr>
+      <w:r>
+        <w:rPr>
+          <w:lang w:val="zh_TW" w:bidi="zh_TW"/>
+        </w:rPr>
+        <w:t>尼哥坡里</w:t>
+      </w:r>
+      <w:r>
+        <w:rPr>
+          <w:lang w:val="zh_TW" w:bidi="zh_TW"/>
+        </w:rPr>
+      </w:r>
+    </w:p>
+    <w:p>
+      <w:pPr/>
+      <w:r>
+        <w:rPr>
+          <w:lang w:val="zh_TW" w:bidi="zh_TW"/>
+        </w:rPr>
+      </w:r>
+      <w:r>
+        <w:rPr>
+          <w:lang w:val="zh_TW" w:bidi="zh_TW"/>
+        </w:rPr>
+        <w:t>名稱的意思是「勝利之城」。在羅馬帝國，當一個新建的城市需要命名時，尼哥坡里（Nicopolis）是一個常見的選擇。在戰爭時期為了紀念軍事勝利而建的城鎮，通常被命名為尼哥坡里。</w:t>
+      </w:r>
+    </w:p>
+    <w:p>
+      <w:pPr/>
+      <w:r>
+        <w:rPr>
+          <w:lang w:val="zh_TW" w:bidi="zh_TW"/>
+        </w:rPr>
+      </w:r>
+      <w:r>
+        <w:rPr>
+          <w:lang w:val="zh_TW" w:bidi="zh_TW"/>
+        </w:rPr>
+        <w:t>在保羅寫給提多的信中，保羅告訴提多離開他一直在事奉的克里特（</w:t>
+      </w:r>
+      <w:hyperlink r:id="rId22">
+        <w:r>
+          <w:rPr>
+            <w:lang w:val="zh_TW" w:bidi="zh_TW"/>
+          </w:rPr>
+          <w:rPr>
+            <w:color w:val="0000EE"/>
+            <w:u w:val="single"/>
+          </w:rPr>
+          <w:t>多1:5</w:t>
+        </w:r>
+      </w:hyperlink>
+      <w:r>
+        <w:rPr>
+          <w:lang w:val="zh_TW" w:bidi="zh_TW"/>
+        </w:rPr>
+        <w:t>），前往尼哥坡里，使徒正在那裏作工，並且保羅計劃在那裡過冬（</w:t>
+      </w:r>
+      <w:hyperlink r:id="rId23">
+        <w:r>
+          <w:rPr>
+            <w:lang w:val="zh_TW" w:bidi="zh_TW"/>
+          </w:rPr>
+          <w:rPr>
+            <w:color w:val="0000EE"/>
+            <w:u w:val="single"/>
+          </w:rPr>
+          <w:t>3:12</w:t>
+        </w:r>
+      </w:hyperlink>
+      <w:r>
+        <w:rPr>
+          <w:lang w:val="zh_TW" w:bidi="zh_TW"/>
+        </w:rPr>
+        <w:t>）。在整個羅馬帝國的九個尼哥坡里城中，幾乎可以肯定保羅指的是位於哥林多灣西北方和伊庇魯斯（Epirus）海岬東南方的城市。岬是一塊突入水體的高地，如同半島或俯瞰大海的懸崖。</w:t>
+      </w:r>
+    </w:p>
+    <w:p>
+      <w:pPr/>
+      <w:r>
+        <w:rPr>
+          <w:lang w:val="zh_TW" w:bidi="zh_TW"/>
+        </w:rPr>
+      </w:r>
+      <w:r>
+        <w:rPr>
+          <w:lang w:val="zh_TW" w:bidi="zh_TW"/>
+        </w:rPr>
+        <w:t>屋大維（Octavian，後來成為羅馬帝國第一位統治者）於公元前31年建立了這座城市，以慶祝他在附近進行的偉大的亞克興戰役（battle of Actium）中戰勝安東尼（Mark Antony）。尼哥坡里的名稱和政府都是希臘式的，並且是附近許多城的中心。這座新的尼哥坡里是一個非常大的城，擁有類似於附近的雅典城的獨立性。該城建造了神廟、劇院、競技場和水道，並設立了一年四次的慶典比賽。尼哥坡里最著名的市民，是斯多亞派（Stoic）哲學家愛比克泰德（Epictetus），他大約在公元90年居住在那裡。保羅曾在這個大城及其周邊的小社區中傳揚福音。</w:t>
+      </w:r>
+      <w:r>
+        <w:rPr>
+          <w:lang w:val="zh_TW" w:bidi="zh_TW"/>
+        </w:rPr>
+      </w:r>
+      <w:r>
+        <w:rPr>
+          <w:lang w:val="zh_TW" w:bidi="zh_TW"/>
+        </w:rPr>
+      </w:r>
+    </w:p>
+    <w:p>
+      <w:pPr/>
+      <w:r>
+        <w:rPr>
+          <w:lang w:val="zh_TW" w:bidi="zh_TW"/>
+        </w:rPr>
+      </w:r>
+    </w:p>
+    <w:p>
+      <w:pPr>
+        <w:pStyle w:val="Heading2"/>
+      </w:pPr>
+      <w:r>
+        <w:rPr>
+          <w:lang w:val="zh_TW" w:bidi="zh_TW"/>
+        </w:rPr>
+        <w:t>尼羅河</w:t>
+      </w:r>
+      <w:r>
+        <w:rPr>
+          <w:lang w:val="zh_TW" w:bidi="zh_TW"/>
+        </w:rPr>
+      </w:r>
+    </w:p>
+    <w:p>
+      <w:pPr/>
+      <w:r>
+        <w:rPr>
+          <w:lang w:val="zh_TW" w:bidi="zh_TW"/>
+        </w:rPr>
+      </w:r>
+      <w:r>
+        <w:rPr>
+          <w:lang w:val="zh_TW" w:bidi="zh_TW"/>
+        </w:rPr>
+        <w:t>位於非洲東北部、流經埃及並賜予生命的河流。也許沒有任何其它河流像尼羅河一樣，對它所流經國家的歷史具有如此重要的影響。尼羅河全長約4,160英里（6,693.4公里），是世界上最長的河流；雖然按流域面積計算，它排名第三（也有其它資料列為第六），流域面積約130萬平方英里（340萬平方公里）。</w:t>
+      </w:r>
+    </w:p>
+    <w:p>
+      <w:pPr/>
+      <w:r>
+        <w:rPr>
+          <w:lang w:val="zh_TW" w:bidi="zh_TW"/>
+        </w:rPr>
+      </w:r>
+      <w:r>
+        <w:rPr>
+          <w:lang w:val="zh_TW" w:bidi="zh_TW"/>
+        </w:rPr>
+        <w:t>「尼羅（Nile）」這個名稱的起源和意思已不可考。對古埃及人來說，尼羅河就是「那條河」。埃及人熟悉的河流就是尼羅河，因此很難想像還有別的河流；因此當他們來到幼發拉底河時，看見它向南流，而尼羅河向北流，便以為幼發拉底河是倒著流的。</w:t>
+      </w:r>
+    </w:p>
+    <w:p>
+      <w:pPr>
+        <w:pStyle w:val="Heading3"/>
+      </w:pPr>
+      <w:r>
+        <w:rPr>
+          <w:lang w:val="zh_TW" w:bidi="zh_TW"/>
+        </w:rPr>
+        <w:t>獨特的特徵</w:t>
+      </w:r>
+    </w:p>
+    <w:p>
+      <w:pPr/>
+      <w:r>
+        <w:rPr>
+          <w:lang w:val="zh_TW" w:bidi="zh_TW"/>
+        </w:rPr>
+      </w:r>
+      <w:r>
+        <w:rPr>
+          <w:lang w:val="zh_TW" w:bidi="zh_TW"/>
+        </w:rPr>
+        <w:t>尼羅河有幾個顯著的特徵，其中之一是六座瀑布群（cataracts），也就是河流未能在堅硬岩層中侵蝕出明顯河道的地區。現代探險家按照發現的先後次序，由北向南為這些瀑布群編號。第一瀑布位於埃及的阿斯旺（Aswan），靠近著名的象島（Elephantine）和菲萊島（Philae）。其餘五座瀑布都位於蘇丹，其中第二瀑布就在瓦迪哈勒法（Wadi Halfa）城的上游。</w:t>
+      </w:r>
+    </w:p>
+    <w:p>
+      <w:pPr/>
+      <w:r>
+        <w:rPr>
+          <w:lang w:val="zh_TW" w:bidi="zh_TW"/>
+        </w:rPr>
+      </w:r>
+      <w:r>
+        <w:rPr>
+          <w:lang w:val="zh_TW" w:bidi="zh_TW"/>
+        </w:rPr>
+        <w:t>尼羅河另一個顯著的特徵是它由南向北流。這對埃及的河運十分重要，因為帆船逆流而上時，可以利用盛行的北風；順流而下時，則有河水的水流推動船隻前進。</w:t>
+      </w:r>
+    </w:p>
+    <w:p>
+      <w:pPr/>
+      <w:r>
+        <w:rPr>
+          <w:lang w:val="zh_TW" w:bidi="zh_TW"/>
+        </w:rPr>
+      </w:r>
+      <w:r>
+        <w:rPr>
+          <w:lang w:val="zh_TW" w:bidi="zh_TW"/>
+        </w:rPr>
+        <w:t>埃及一年分為三個季節，每個季節約四個月，都是以尼羅河的變化為依據：（1）氾濫期（7月中旬至11月中旬）；（2）冬季（11月中旬至3月中旬）；（3）夏季（3月中旬至7月中旬）。</w:t>
+      </w:r>
+    </w:p>
+    <w:p>
+      <w:pPr/>
+      <w:r>
+        <w:rPr>
+          <w:lang w:val="zh_TW" w:bidi="zh_TW"/>
+        </w:rPr>
+      </w:r>
+      <w:r>
+        <w:rPr>
+          <w:lang w:val="zh_TW" w:bidi="zh_TW"/>
+        </w:rPr>
+        <w:t>氾濫期在10月底達到高峰，使農地的土壤變得鬆軟，適合耕種。</w:t>
+      </w:r>
+    </w:p>
+    <w:p>
+      <w:pPr>
+        <w:pStyle w:val="Heading3"/>
+      </w:pPr>
+      <w:r>
+        <w:rPr>
+          <w:lang w:val="zh_TW" w:bidi="zh_TW"/>
+        </w:rPr>
+        <w:t>河道與支流</w:t>
+      </w:r>
+    </w:p>
+    <w:p>
+      <w:pPr/>
+      <w:r>
+        <w:rPr>
+          <w:lang w:val="zh_TW" w:bidi="zh_TW"/>
+        </w:rPr>
+      </w:r>
+      <w:r>
+        <w:rPr>
+          <w:lang w:val="zh_TW" w:bidi="zh_TW"/>
+        </w:rPr>
+        <w:t>尼羅河有兩條主要河流，分別因河水顏色而稱為白尼羅河（White Nile）和青尼羅河（Blue Nile）。這兩條河流都源自赤道非洲每年的雨季降雨。</w:t>
+      </w:r>
+    </w:p>
+    <w:p>
+      <w:pPr/>
+      <w:r>
+        <w:rPr>
+          <w:lang w:val="zh_TW" w:bidi="zh_TW"/>
+        </w:rPr>
+      </w:r>
+      <w:r>
+        <w:rPr>
+          <w:lang w:val="zh_TW" w:bidi="zh_TW"/>
+        </w:rPr>
+        <w:t>白尼羅河發源於湖泊地區。一般認為，維多利亞湖（Lake Victoria）是它的源頭，但有些地理學家認為，真正的源頭是流入維多利亞湖的一條小溪。維多利亞湖唯一的出水口是位於湖東北方里彭瀑布（Ripon Falls）的維多利亞尼羅河（Victoria Nile）。</w:t>
+      </w:r>
+    </w:p>
+    <w:p>
+      <w:pPr/>
+      <w:r>
+        <w:rPr>
+          <w:lang w:val="zh_TW" w:bidi="zh_TW"/>
+        </w:rPr>
+      </w:r>
+      <w:r>
+        <w:rPr>
+          <w:lang w:val="zh_TW" w:bidi="zh_TW"/>
+        </w:rPr>
+        <w:t>尼羅河最重要的匯流點位於喀土穆（Khartoum），青尼羅河和白尼羅河在此會合。在這裡，人們常常可以清楚看見兩條河流河水顏色的差異。</w:t>
+      </w:r>
+    </w:p>
+    <w:p>
+      <w:pPr/>
+      <w:r>
+        <w:rPr>
+          <w:lang w:val="zh_TW" w:bidi="zh_TW"/>
+        </w:rPr>
+      </w:r>
+      <w:r>
+        <w:rPr>
+          <w:lang w:val="zh_TW" w:bidi="zh_TW"/>
+        </w:rPr>
+        <w:t>青尼羅河全長約850英里（1,367.7公里），發源於衣索比亞高原的塔納湖（Lake Tana）。它比白尼羅河更加湍急，也同樣依賴高原雨季的降雨。白尼羅河首先開始氾濫，但當青尼羅河的洪水湧至時，便會阻擋白尼羅河的水流。在洪水期，青尼羅河的流量是白尼羅河的兩倍，並帶來大部分沖積物，形成埃及肥沃的土壤。</w:t>
+      </w:r>
+    </w:p>
+    <w:p>
+      <w:pPr/>
+      <w:r>
+        <w:rPr>
+          <w:lang w:val="zh_TW" w:bidi="zh_TW"/>
+        </w:rPr>
+      </w:r>
+      <w:r>
+        <w:rPr>
+          <w:lang w:val="zh_TW" w:bidi="zh_TW"/>
+        </w:rPr>
+        <w:t>喀土穆以北是第六瀑布，也是尼羅河第一道天然屏障。阿特巴拉河（Atbara）是尼羅河最後一條支流，從東方匯入。第四瀑布附近的納帕塔（Napata）有一片墓地和遺址，與埃及的衣索比亞（第二十五）王朝（又稱古實王朝）有關。再往下游是重要的考古遺址克爾馬（Kerma），埃及人在中王國時期曾在那裡設立貿易據點。</w:t>
+      </w:r>
+    </w:p>
+    <w:p>
+      <w:pPr/>
+      <w:r>
+        <w:rPr>
+          <w:lang w:val="zh_TW" w:bidi="zh_TW"/>
+        </w:rPr>
+      </w:r>
+      <w:r>
+        <w:rPr>
+          <w:lang w:val="zh_TW" w:bidi="zh_TW"/>
+        </w:rPr>
+        <w:t>第二瀑布下游坐落著著名的阿布辛貝（Abu Simbel）神殿，這是蘭塞二世建造的建築群；旁邊較小的神殿則是為了紀念他的妻子娜芙塔莉（Nefertari）而建。在納賽爾湖（Lake Nasser）淹沒原址之前，這兩座神殿已遷移到原址上方的懸崖。</w:t>
+      </w:r>
+    </w:p>
+    <w:p>
+      <w:pPr/>
+      <w:r>
+        <w:rPr>
+          <w:lang w:val="zh_TW" w:bidi="zh_TW"/>
+        </w:rPr>
+      </w:r>
+      <w:r>
+        <w:rPr>
+          <w:lang w:val="zh_TW" w:bidi="zh_TW"/>
+        </w:rPr>
+        <w:t>阿斯旺和第一瀑布上游不遠處建有新的阿斯旺高壩（High Dam），以及較早建成的阿斯旺水壩（Aswan Dam）。兩座水壩之間是菲萊島（Philae），島上有著名的神殿群。三角洲上游不遠處是開羅和吉薩（Giza）金字塔，再往南則是埃及第一個首都孟斐斯（Memphis）的遺址。</w:t>
+      </w:r>
+    </w:p>
+    <w:p>
+      <w:pPr/>
+      <w:r>
+        <w:rPr>
+          <w:lang w:val="zh_TW" w:bidi="zh_TW"/>
+        </w:rPr>
+      </w:r>
+      <w:r>
+        <w:rPr>
+          <w:lang w:val="zh_TW" w:bidi="zh_TW"/>
+        </w:rPr>
+        <w:t>尼羅河三角洲約長125英里、寬115英里（201.1×185.0公里）。古代尼羅河有七條河道流入地中海，如今只剩兩條：西面的羅塞塔河（Rosetta；羅塞塔石碑〔Rosetta Stone〕因此得名）和東面的達米埃塔河（Damietta）。</w:t>
+      </w:r>
+    </w:p>
+    <w:p>
+      <w:pPr>
+        <w:pStyle w:val="Heading3"/>
+      </w:pPr>
+      <w:r>
+        <w:rPr>
+          <w:lang w:val="zh_TW" w:bidi="zh_TW"/>
+        </w:rPr>
+        <w:t>對埃及的重要性</w:t>
+      </w:r>
+    </w:p>
+    <w:p>
+      <w:pPr/>
+      <w:r>
+        <w:rPr>
+          <w:lang w:val="zh_TW" w:bidi="zh_TW"/>
+        </w:rPr>
+      </w:r>
+      <w:r>
+        <w:rPr>
+          <w:lang w:val="zh_TW" w:bidi="zh_TW"/>
+        </w:rPr>
+        <w:t>如果沒有尼羅河的河水，非洲東北部就不可能有生命存在，埃及的文明也不可能誕生。古希臘作家首先是赫卡泰烏斯（Hecataeus），後來是希羅多德（Herodotus），都曾指出埃及是尼羅河的恩賜。數百年來，尼羅河不斷沉積沖積物，形成了埃及肥沃的土壤，使這片土地長久以來都能生產豐富的農作物。尼羅河不僅形成了土壤，每年氾濫時還帶來新的沖積物和有機物質，使土地更加肥沃。同時，洪水充分浸潤土壤，因此人們只需花費極少的灌溉工夫，就能獲得良好的收成。</w:t>
+      </w:r>
+    </w:p>
+    <w:p>
+      <w:pPr/>
+      <w:r>
+        <w:rPr>
+          <w:lang w:val="zh_TW" w:bidi="zh_TW"/>
+        </w:rPr>
+      </w:r>
+      <w:r>
+        <w:rPr>
+          <w:lang w:val="zh_TW" w:bidi="zh_TW"/>
+        </w:rPr>
+        <w:t>尼羅河也滿足了人們日常生活的許多需要，提供飲用水，也成為人們和衣物清洗的地方。古時候，連王室成員也會到河中沐浴（見</w:t>
+      </w:r>
+      <w:hyperlink r:id="rId24">
+        <w:r>
+          <w:rPr>
+            <w:lang w:val="zh_TW" w:bidi="zh_TW"/>
+          </w:rPr>
+          <w:rPr>
+            <w:color w:val="0000EE"/>
+            <w:u w:val="single"/>
+          </w:rPr>
+          <w:t>出2:5，</w:t>
+        </w:r>
+      </w:hyperlink>
+      <w:hyperlink r:id="rId25">
+        <w:r>
+          <w:rPr>
+            <w:lang w:val="zh_TW" w:bidi="zh_TW"/>
+          </w:rPr>
+          <w:rPr>
+            <w:color w:val="0000EE"/>
+            <w:u w:val="single"/>
+          </w:rPr>
+          <w:t>8:20</w:t>
+        </w:r>
+      </w:hyperlink>
+      <w:r>
+        <w:rPr>
+          <w:lang w:val="zh_TW" w:bidi="zh_TW"/>
+        </w:rPr>
+        <w:t>）。</w:t>
+      </w:r>
+    </w:p>
+    <w:p>
+      <w:pPr/>
+      <w:r>
+        <w:rPr>
+          <w:lang w:val="zh_TW" w:bidi="zh_TW"/>
+        </w:rPr>
+      </w:r>
+      <w:r>
+        <w:rPr>
+          <w:lang w:val="zh_TW" w:bidi="zh_TW"/>
+        </w:rPr>
+        <w:t>尼羅河盛產魚類和水鳥，捕魚（主要是魚叉捕魚）和獵捕水鳥是上層階級傳統的消遣活動。魚和水鳥也是常見的食物，富人尤其喜愛。另一項更危險的傳統活動，是貴族乘坐蘆葦船，以魚叉獵捕河馬。</w:t>
+      </w:r>
+    </w:p>
+    <w:p>
+      <w:pPr/>
+      <w:r>
+        <w:rPr>
+          <w:lang w:val="zh_TW" w:bidi="zh_TW"/>
+        </w:rPr>
+      </w:r>
+      <w:r>
+        <w:rPr>
+          <w:lang w:val="zh_TW" w:bidi="zh_TW"/>
+        </w:rPr>
+        <w:t>尼羅河也是最重要的交通運輸路線，船隻往來於河道上下。大型河船把貨物運送到各地。全國各地建造神殿、宮殿和陵墓時，都需要把花崗岩沿著河流運送數百英里。</w:t>
+      </w:r>
+    </w:p>
+    <w:p>
+      <w:pPr/>
+      <w:r>
+        <w:rPr>
+          <w:lang w:val="zh_TW" w:bidi="zh_TW"/>
+        </w:rPr>
+      </w:r>
+      <w:r>
+        <w:rPr>
+          <w:lang w:val="zh_TW" w:bidi="zh_TW"/>
+        </w:rPr>
+        <w:t>尼羅河也是埃及宗教生活的重要部分。埃及人把尼羅河神化為哈皮神（Hapi）。在各種藝術作品中，哈比神都描繪成一位胸部下垂、身體略顯肥胖的男子，藉此象徵尼羅河帶來極其豐盛的富饒，並且常與河中的魚類和植物一同出現。</w:t>
+      </w:r>
+    </w:p>
+    <w:p>
+      <w:pPr>
+        <w:pStyle w:val="Heading3"/>
+      </w:pPr>
+      <w:r>
+        <w:rPr>
+          <w:lang w:val="zh_TW" w:bidi="zh_TW"/>
+        </w:rPr>
+        <w:t>尼羅河與聖經</w:t>
+      </w:r>
+    </w:p>
+    <w:p>
+      <w:pPr/>
+      <w:r>
+        <w:rPr>
+          <w:lang w:val="zh_TW" w:bidi="zh_TW"/>
+        </w:rPr>
+      </w:r>
+      <w:r>
+        <w:rPr>
+          <w:lang w:val="zh_TW" w:bidi="zh_TW"/>
+        </w:rPr>
+        <w:t>聖經中提到尼羅河的經文，自然都出現在與埃及直接相關的記載中，因此許多見於創世記後半部有關約瑟的記述，以及出埃及記前幾章記載以色列人在埃及受奴役和後來出埃及的事件。</w:t>
+      </w:r>
+    </w:p>
+    <w:p>
+      <w:pPr/>
+      <w:r>
+        <w:rPr>
+          <w:lang w:val="zh_TW" w:bidi="zh_TW"/>
+        </w:rPr>
+      </w:r>
+      <w:r>
+        <w:rPr>
+          <w:lang w:val="zh_TW" w:bidi="zh_TW"/>
+        </w:rPr>
+        <w:t>聖經首次提到尼羅河，是在法老那個神祕的夢中（</w:t>
+      </w:r>
+      <w:hyperlink r:id="rId26">
+        <w:r>
+          <w:rPr>
+            <w:lang w:val="zh_TW" w:bidi="zh_TW"/>
+          </w:rPr>
+          <w:rPr>
+            <w:color w:val="0000EE"/>
+            <w:u w:val="single"/>
+          </w:rPr>
+          <w:t>創41章</w:t>
+        </w:r>
+      </w:hyperlink>
+      <w:r>
+        <w:rPr>
+          <w:lang w:val="zh_TW" w:bidi="zh_TW"/>
+        </w:rPr>
+        <w:t>）。法老夢見自己站在河邊，看見七隻肥壯的母牛，接著又有七隻瘦弱的母牛從河裡上來，把那七隻肥牛吃了（參</w:t>
+      </w:r>
+      <w:hyperlink r:id="rId27">
+        <w:r>
+          <w:rPr>
+            <w:lang w:val="zh_TW" w:bidi="zh_TW"/>
+          </w:rPr>
+          <w:rPr>
+            <w:color w:val="0000EE"/>
+            <w:u w:val="single"/>
+          </w:rPr>
+          <w:t>41:1–4、17–21</w:t>
+        </w:r>
+      </w:hyperlink>
+      <w:r>
+        <w:rPr>
+          <w:lang w:val="zh_TW" w:bidi="zh_TW"/>
+        </w:rPr>
+        <w:t>）。這與古埃及人在河邊放牧牲畜的做法一致，也與墓葬遺跡中的牛隻圖像相符。</w:t>
+      </w:r>
+    </w:p>
+    <w:p>
+      <w:pPr/>
+      <w:r>
+        <w:rPr>
+          <w:lang w:val="zh_TW" w:bidi="zh_TW"/>
+        </w:rPr>
+      </w:r>
+      <w:r>
+        <w:rPr>
+          <w:lang w:val="zh_TW" w:bidi="zh_TW"/>
+        </w:rPr>
+        <w:t>以色列人在埃及寄居期間，人數日益增多，可能威脅到埃及的安全，因此法老下令，把所有新生的以色列男嬰都丟進河裡（</w:t>
+      </w:r>
+      <w:hyperlink r:id="rId28">
+        <w:r>
+          <w:rPr>
+            <w:lang w:val="zh_TW" w:bidi="zh_TW"/>
+          </w:rPr>
+          <w:rPr>
+            <w:color w:val="0000EE"/>
+            <w:u w:val="single"/>
+          </w:rPr>
+          <w:t>出1:22</w:t>
+        </w:r>
+      </w:hyperlink>
+      <w:r>
+        <w:rPr>
+          <w:lang w:val="zh_TW" w:bidi="zh_TW"/>
+        </w:rPr>
+        <w:t>）。這項命令引發了摩西幼年時期的一連串事件。</w:t>
+      </w:r>
+    </w:p>
+    <w:p>
+      <w:pPr/>
+      <w:r>
+        <w:rPr>
+          <w:lang w:val="zh_TW" w:bidi="zh_TW"/>
+        </w:rPr>
+      </w:r>
+      <w:r>
+        <w:rPr>
+          <w:lang w:val="zh_TW" w:bidi="zh_TW"/>
+        </w:rPr>
+        <w:t>摩西在河邊宣告耶和華的審判（</w:t>
+      </w:r>
+      <w:hyperlink r:id="rId29">
+        <w:r>
+          <w:rPr>
+            <w:lang w:val="zh_TW" w:bidi="zh_TW"/>
+          </w:rPr>
+          <w:rPr>
+            <w:color w:val="0000EE"/>
+            <w:u w:val="single"/>
+          </w:rPr>
+          <w:t>7:15</w:t>
+        </w:r>
+      </w:hyperlink>
+      <w:r>
+        <w:rPr>
+          <w:lang w:val="zh_TW" w:bidi="zh_TW"/>
+        </w:rPr>
+        <w:t>，</w:t>
+      </w:r>
+      <w:hyperlink r:id="rId25">
+        <w:r>
+          <w:rPr>
+            <w:lang w:val="zh_TW" w:bidi="zh_TW"/>
+          </w:rPr>
+          <w:rPr>
+            <w:color w:val="0000EE"/>
+            <w:u w:val="single"/>
+          </w:rPr>
+          <w:t>8:20</w:t>
+        </w:r>
+      </w:hyperlink>
+      <w:r>
+        <w:rPr>
+          <w:lang w:val="zh_TW" w:bidi="zh_TW"/>
+        </w:rPr>
+        <w:t>）。第一災是將水變成血（</w:t>
+      </w:r>
+      <w:hyperlink r:id="rId30">
+        <w:r>
+          <w:rPr>
+            <w:lang w:val="zh_TW" w:bidi="zh_TW"/>
+          </w:rPr>
+          <w:rPr>
+            <w:color w:val="0000EE"/>
+            <w:u w:val="single"/>
+          </w:rPr>
+          <w:t>7:15–24</w:t>
+        </w:r>
+      </w:hyperlink>
+      <w:r>
+        <w:rPr>
+          <w:lang w:val="zh_TW" w:bidi="zh_TW"/>
+        </w:rPr>
+        <w:t>，</w:t>
+      </w:r>
+      <w:hyperlink r:id="rId31">
+        <w:r>
+          <w:rPr>
+            <w:lang w:val="zh_TW" w:bidi="zh_TW"/>
+          </w:rPr>
+          <w:rPr>
+            <w:color w:val="0000EE"/>
+            <w:u w:val="single"/>
+          </w:rPr>
+          <w:t>17:5；</w:t>
+        </w:r>
+      </w:hyperlink>
+      <w:hyperlink r:id="rId32">
+        <w:r>
+          <w:rPr>
+            <w:lang w:val="zh_TW" w:bidi="zh_TW"/>
+          </w:rPr>
+          <w:rPr>
+            <w:color w:val="0000EE"/>
+            <w:u w:val="single"/>
+          </w:rPr>
+          <w:t>詩78:44</w:t>
+        </w:r>
+      </w:hyperlink>
+      <w:r>
+        <w:rPr>
+          <w:lang w:val="zh_TW" w:bidi="zh_TW"/>
+        </w:rPr>
+        <w:t>），這災直接臨到尼羅河，也臨到尼羅河神哈皮。第二災（青蛙）同樣與尼羅河有關（</w:t>
+      </w:r>
+      <w:hyperlink r:id="rId33">
+        <w:r>
+          <w:rPr>
+            <w:lang w:val="zh_TW" w:bidi="zh_TW"/>
+          </w:rPr>
+          <w:rPr>
+            <w:color w:val="0000EE"/>
+            <w:u w:val="single"/>
+          </w:rPr>
+          <w:t>8:3、5、9、11</w:t>
+        </w:r>
+      </w:hyperlink>
+      <w:r>
+        <w:rPr>
+          <w:lang w:val="zh_TW" w:bidi="zh_TW"/>
+        </w:rPr>
+        <w:t>），因為成群的青蛙從河裡上來，遍滿全地（參</w:t>
+      </w:r>
+      <w:hyperlink r:id="rId34">
+        <w:r>
+          <w:rPr>
+            <w:lang w:val="zh_TW" w:bidi="zh_TW"/>
+          </w:rPr>
+          <w:rPr>
+            <w:color w:val="0000EE"/>
+            <w:u w:val="single"/>
+          </w:rPr>
+          <w:t>詩78:45</w:t>
+        </w:r>
+      </w:hyperlink>
+      <w:r>
+        <w:rPr>
+          <w:lang w:val="zh_TW" w:bidi="zh_TW"/>
+        </w:rPr>
+        <w:t>），使青蛙頭女神赫格特（Heket）蒙羞。</w:t>
+      </w:r>
+    </w:p>
+    <w:p>
+      <w:pPr/>
+      <w:r>
+        <w:rPr>
+          <w:lang w:val="zh_TW" w:bidi="zh_TW"/>
+        </w:rPr>
+      </w:r>
+      <w:r>
+        <w:rPr>
+          <w:lang w:val="zh_TW" w:bidi="zh_TW"/>
+        </w:rPr>
+        <w:t>先知書中多次提到尼羅河。以賽亞尤其常提到尼羅河，但背景並不相同。在</w:t>
+      </w:r>
+      <w:hyperlink r:id="rId35">
+        <w:r>
+          <w:rPr>
+            <w:lang w:val="zh_TW" w:bidi="zh_TW"/>
+          </w:rPr>
+          <w:rPr>
+            <w:color w:val="0000EE"/>
+            <w:u w:val="single"/>
+          </w:rPr>
+          <w:t>以賽亞書七章18節</w:t>
+        </w:r>
+      </w:hyperlink>
+      <w:r>
+        <w:rPr>
+          <w:lang w:val="zh_TW" w:bidi="zh_TW"/>
+        </w:rPr>
+        <w:t>中，以賽亞預言，以色列將遭來自尼羅河流域的軍兵入侵，並受到羞辱。在「論到埃及的默示」中（</w:t>
+      </w:r>
+      <w:hyperlink r:id="rId36">
+        <w:r>
+          <w:rPr>
+            <w:lang w:val="zh_TW" w:bidi="zh_TW"/>
+          </w:rPr>
+          <w:rPr>
+            <w:color w:val="0000EE"/>
+            <w:u w:val="single"/>
+          </w:rPr>
+          <w:t>賽19章</w:t>
+        </w:r>
+      </w:hyperlink>
+      <w:r>
+        <w:rPr>
+          <w:lang w:val="zh_TW" w:bidi="zh_TW"/>
+        </w:rPr>
+        <w:t>），先知預告尼羅河之地既有災禍，也有祝福。河邊的天然植物和農作物將被毀壞，漁夫也要哀哭；然而，這些嚴厲的審判最後仍以神賜福埃及的預言作結。</w:t>
+      </w:r>
+    </w:p>
+    <w:p>
+      <w:pPr/>
+      <w:r>
+        <w:rPr>
+          <w:lang w:val="zh_TW" w:bidi="zh_TW"/>
+        </w:rPr>
+      </w:r>
+      <w:r>
+        <w:rPr>
+          <w:lang w:val="zh_TW" w:bidi="zh_TW"/>
+        </w:rPr>
+        <w:t>在論到泰爾的默示（</w:t>
+      </w:r>
+      <w:hyperlink r:id="rId37">
+        <w:r>
+          <w:rPr>
+            <w:lang w:val="zh_TW" w:bidi="zh_TW"/>
+          </w:rPr>
+          <w:rPr>
+            <w:color w:val="0000EE"/>
+            <w:u w:val="single"/>
+          </w:rPr>
+          <w:t>賽23章</w:t>
+        </w:r>
+      </w:hyperlink>
+      <w:r>
+        <w:rPr>
+          <w:lang w:val="zh_TW" w:bidi="zh_TW"/>
+        </w:rPr>
+        <w:t>）中，西頓商人的收入來自「尼羅河的收成」（</w:t>
+      </w:r>
+      <w:hyperlink r:id="rId38">
+        <w:r>
+          <w:rPr>
+            <w:lang w:val="zh_TW" w:bidi="zh_TW"/>
+          </w:rPr>
+          <w:rPr>
+            <w:color w:val="0000EE"/>
+            <w:u w:val="single"/>
+          </w:rPr>
+          <w:t>3節</w:t>
+        </w:r>
+      </w:hyperlink>
+      <w:r>
+        <w:rPr>
+          <w:lang w:val="zh_TW" w:bidi="zh_TW"/>
+        </w:rPr>
+        <w:t>），顯示尼羅河流域農產品的重要性。到了</w:t>
+      </w:r>
+      <w:hyperlink r:id="rId39">
+        <w:r>
+          <w:rPr>
+            <w:lang w:val="zh_TW" w:bidi="zh_TW"/>
+          </w:rPr>
+          <w:rPr>
+            <w:color w:val="0000EE"/>
+            <w:u w:val="single"/>
+          </w:rPr>
+          <w:t>第10節</w:t>
+        </w:r>
+      </w:hyperlink>
+      <w:r>
+        <w:rPr>
+          <w:lang w:val="zh_TW" w:bidi="zh_TW"/>
+        </w:rPr>
+        <w:t>，泰爾擺脫了一切約束，並被吩咐像尼羅河一樣漫過全地，因為耶和華要終結泰爾的驕傲。耶利米也預言埃及將遭受慘重的失敗，並形容埃及如尼羅河漲溢，又如江河的水翻騰（</w:t>
+      </w:r>
+      <w:hyperlink r:id="rId40">
+        <w:r>
+          <w:rPr>
+            <w:lang w:val="zh_TW" w:bidi="zh_TW"/>
+          </w:rPr>
+          <w:rPr>
+            <w:color w:val="0000EE"/>
+            <w:u w:val="single"/>
+          </w:rPr>
+          <w:t>耶46:7–8</w:t>
+        </w:r>
+      </w:hyperlink>
+      <w:r>
+        <w:rPr>
+          <w:lang w:val="zh_TW" w:bidi="zh_TW"/>
+        </w:rPr>
+        <w:t>）。</w:t>
+      </w:r>
+    </w:p>
+    <w:p>
+      <w:pPr/>
+      <w:r>
+        <w:rPr>
+          <w:lang w:val="zh_TW" w:bidi="zh_TW"/>
+        </w:rPr>
+      </w:r>
+      <w:r>
+        <w:rPr>
+          <w:lang w:val="zh_TW" w:bidi="zh_TW"/>
+        </w:rPr>
+        <w:t>以西結論到埃及的預言（</w:t>
+      </w:r>
+      <w:hyperlink r:id="rId41">
+        <w:r>
+          <w:rPr>
+            <w:lang w:val="zh_TW" w:bidi="zh_TW"/>
+          </w:rPr>
+          <w:rPr>
+            <w:color w:val="0000EE"/>
+            <w:u w:val="single"/>
+          </w:rPr>
+          <w:t>結29章</w:t>
+        </w:r>
+      </w:hyperlink>
+      <w:r>
+        <w:rPr>
+          <w:lang w:val="zh_TW" w:bidi="zh_TW"/>
+        </w:rPr>
+        <w:t>）特別針對埃及王法老，並使用取材自尼羅河的比喻來描述他。經文形容法老為臥在自己河中的大魚（指強壯的鱷魚）。法老誇口說：「這河是我的，是我為自己造的。」然而，耶和華宣告，祂要用鉤子鉤住法老的腮頰，把他從河中拉上來，連同那些附著在他鱗片上的魚一起拖出水面。法老和河中的魚都要死在曠野。由於法老狂妄自誇，耶和華宣告祂要攻擊法老和他的江河，使埃及成為荒涼淒涼之地。</w:t>
+      </w:r>
+    </w:p>
+    <w:p>
+      <w:pPr/>
+      <w:r>
+        <w:rPr>
+          <w:lang w:val="zh_TW" w:bidi="zh_TW"/>
+        </w:rPr>
+      </w:r>
+      <w:r>
+        <w:rPr>
+          <w:lang w:val="zh_TW" w:bidi="zh_TW"/>
+        </w:rPr>
+        <w:t>阿摩司形容北國以色列必像埃及的尼羅河一樣翻騰起伏，又再度下沉（</w:t>
+      </w:r>
+      <w:hyperlink r:id="rId42">
+        <w:r>
+          <w:rPr>
+            <w:lang w:val="zh_TW" w:bidi="zh_TW"/>
+          </w:rPr>
+          <w:rPr>
+            <w:color w:val="0000EE"/>
+            <w:u w:val="single"/>
+          </w:rPr>
+          <w:t>摩8:8，</w:t>
+        </w:r>
+      </w:hyperlink>
+      <w:hyperlink r:id="rId43">
+        <w:r>
+          <w:rPr>
+            <w:lang w:val="zh_TW" w:bidi="zh_TW"/>
+          </w:rPr>
+          <w:rPr>
+            <w:color w:val="0000EE"/>
+            <w:u w:val="single"/>
+          </w:rPr>
+          <w:t>9:5</w:t>
+        </w:r>
+      </w:hyperlink>
+      <w:r>
+        <w:rPr>
+          <w:lang w:val="zh_TW" w:bidi="zh_TW"/>
+        </w:rPr>
+        <w:t>）。最後，撒迦利亞提到，耶和華要招聚以色列人歸回，並指出在這個過程中，尼羅河將要乾涸（</w:t>
+      </w:r>
+      <w:hyperlink r:id="rId44">
+        <w:r>
+          <w:rPr>
+            <w:lang w:val="zh_TW" w:bidi="zh_TW"/>
+          </w:rPr>
+          <w:rPr>
+            <w:color w:val="0000EE"/>
+            <w:u w:val="single"/>
+          </w:rPr>
+          <w:t>亞10:11</w:t>
+        </w:r>
+      </w:hyperlink>
+      <w:r>
+        <w:rPr>
+          <w:lang w:val="zh_TW" w:bidi="zh_TW"/>
+        </w:rPr>
+        <w:t>）。</w:t>
+      </w:r>
+    </w:p>
+    <w:p>
+      <w:pPr/>
+      <w:r>
+        <w:rPr>
+          <w:lang w:val="zh_TW" w:bidi="zh_TW"/>
+        </w:rPr>
+      </w:r>
+      <w:r>
+        <w:rPr>
+          <w:lang w:val="zh_TW" w:bidi="zh_TW"/>
+        </w:rPr>
+        <w:t>雖然先知書中提到尼羅河，大多與嚴厲的審判有關，但眾先知都盼望，在審判之後，這片尼羅河流域的土地終必蒙福。</w:t>
+      </w:r>
+    </w:p>
+    <w:p>
+      <w:pPr/>
+      <w:r>
+        <w:rPr>
+          <w:lang w:val="zh_TW" w:bidi="zh_TW"/>
+        </w:rPr>
+      </w:r>
+      <w:r>
+        <w:rPr>
+          <w:i/>
+          <w:lang w:val="zh_TW" w:bidi="zh_TW"/>
+        </w:rPr>
+        <w:t>另見</w:t>
+      </w:r>
+      <w:r>
+        <w:rPr>
+          <w:lang w:val="zh_TW" w:bidi="zh_TW"/>
+        </w:rPr>
+        <w:t xml:space="preserve"> </w:t>
+      </w:r>
+      <w:r>
+        <w:rPr>
+          <w:lang w:val="zh_TW" w:bidi="zh_TW"/>
+        </w:rPr>
+        <w:t>埃及，埃及人</w:t>
+      </w:r>
+      <w:r>
+        <w:rPr>
+          <w:lang w:val="zh_TW" w:bidi="zh_TW"/>
+        </w:rPr>
+        <w:t>。</w:t>
+      </w:r>
+      <w:r>
+        <w:rPr>
+          <w:lang w:val="zh_TW" w:bidi="zh_TW"/>
+        </w:rPr>
+      </w:r>
+      <w:r>
+        <w:rPr>
+          <w:lang w:val="zh_TW" w:bidi="zh_TW"/>
+        </w:rPr>
+      </w:r>
+    </w:p>
+    <w:p>
+      <w:pPr/>
+      <w:r>
+        <w:rPr>
+          <w:lang w:val="zh_TW" w:bidi="zh_TW"/>
+        </w:rPr>
+      </w:r>
+    </w:p>
+    <w:p>
+      <w:pPr>
+        <w:pStyle w:val="Heading2"/>
+      </w:pPr>
+      <w:r>
+        <w:rPr>
+          <w:lang w:val="zh_TW" w:bidi="zh_TW"/>
+        </w:rPr>
+        <w:t>尼母利</w:t>
+      </w:r>
+      <w:r>
+        <w:rPr>
+          <w:lang w:val="zh_TW" w:bidi="zh_TW"/>
+        </w:rPr>
+      </w:r>
+    </w:p>
+    <w:p>
+      <w:pPr>
+        <w:pStyle w:val="ListNumber"/>
+        <w:numPr>
+          <w:ilvl w:val="0"/>
+          <w:numId w:val="15"/>
+        </w:numPr>
+        <w:spacing w:line="240" w:lineRule="auto"/>
+        <w:ind w:left="720"/>
+      </w:pPr>
+      <w:r>
+        <w:rPr>
+          <w:lang w:val="zh_TW" w:bidi="zh_TW"/>
+        </w:rPr>
+      </w:r>
+      <w:r>
+        <w:rPr>
+          <w:lang w:val="zh_TW" w:bidi="zh_TW"/>
+        </w:rPr>
+        <w:t>呂便人，以利押的兒子（</w:t>
+      </w:r>
+      <w:hyperlink r:id="rId45">
+        <w:r>
+          <w:rPr>
+            <w:lang w:val="zh_TW" w:bidi="zh_TW"/>
+          </w:rPr>
+          <w:rPr>
+            <w:color w:val="0000EE"/>
+            <w:u w:val="single"/>
+          </w:rPr>
+          <w:t>民26:9</w:t>
+        </w:r>
+      </w:hyperlink>
+      <w:r>
+        <w:rPr>
+          <w:lang w:val="zh_TW" w:bidi="zh_TW"/>
+        </w:rPr>
+        <w:t>）。</w:t>
+      </w:r>
+    </w:p>
+    <w:p>
+      <w:pPr>
+        <w:pStyle w:val="ListNumber"/>
+        <w:spacing w:line="240" w:lineRule="auto"/>
+        <w:ind w:left="720"/>
+      </w:pPr>
+      <w:r>
+        <w:rPr>
+          <w:lang w:val="zh_TW" w:bidi="zh_TW"/>
+        </w:rPr>
+      </w:r>
+      <w:r>
+        <w:rPr>
+          <w:lang w:val="zh_TW" w:bidi="zh_TW"/>
+        </w:rPr>
+        <w:t>西緬的兒子之一（</w:t>
+      </w:r>
+      <w:hyperlink r:id="rId46">
+        <w:r>
+          <w:rPr>
+            <w:lang w:val="zh_TW" w:bidi="zh_TW"/>
+          </w:rPr>
+          <w:rPr>
+            <w:color w:val="0000EE"/>
+            <w:u w:val="single"/>
+          </w:rPr>
+          <w:t>民26:12</w:t>
+        </w:r>
+      </w:hyperlink>
+      <w:r>
+        <w:rPr>
+          <w:lang w:val="zh_TW" w:bidi="zh_TW"/>
+        </w:rPr>
+        <w:t>；</w:t>
+      </w:r>
+      <w:hyperlink r:id="rId47">
+        <w:r>
+          <w:rPr>
+            <w:lang w:val="zh_TW" w:bidi="zh_TW"/>
+          </w:rPr>
+          <w:rPr>
+            <w:color w:val="0000EE"/>
+            <w:u w:val="single"/>
+          </w:rPr>
+          <w:t>代上4:24</w:t>
+        </w:r>
+      </w:hyperlink>
+      <w:r>
+        <w:rPr>
+          <w:lang w:val="zh_TW" w:bidi="zh_TW"/>
+        </w:rPr>
+        <w:t>），又稱耶母利（</w:t>
+      </w:r>
+      <w:hyperlink r:id="rId48">
+        <w:r>
+          <w:rPr>
+            <w:lang w:val="zh_TW" w:bidi="zh_TW"/>
+          </w:rPr>
+          <w:rPr>
+            <w:color w:val="0000EE"/>
+            <w:u w:val="single"/>
+          </w:rPr>
+          <w:t>創46:10</w:t>
+        </w:r>
+      </w:hyperlink>
+      <w:r>
+        <w:rPr>
+          <w:lang w:val="zh_TW" w:bidi="zh_TW"/>
+        </w:rPr>
+        <w:t>）。</w:t>
+      </w:r>
+      <w:r>
+        <w:rPr>
+          <w:i/>
+          <w:lang w:val="zh_TW" w:bidi="zh_TW"/>
+        </w:rPr>
+        <w:t>見</w:t>
+      </w:r>
+      <w:r>
+        <w:rPr>
+          <w:lang w:val="zh_TW" w:bidi="zh_TW"/>
+        </w:rPr>
+        <w:t xml:space="preserve"> </w:t>
+      </w:r>
+      <w:r>
+        <w:rPr>
+          <w:lang w:val="zh_TW" w:bidi="zh_TW"/>
+        </w:rPr>
+        <w:t>耶母利</w:t>
+      </w:r>
+      <w:r>
+        <w:rPr>
+          <w:lang w:val="zh_TW" w:bidi="zh_TW"/>
+        </w:rPr>
+        <w:t>。</w:t>
+      </w:r>
+      <w:r>
+        <w:rPr>
+          <w:lang w:val="zh_TW" w:bidi="zh_TW"/>
+        </w:rPr>
+      </w:r>
+      <w:r>
+        <w:rPr>
+          <w:lang w:val="zh_TW" w:bidi="zh_TW"/>
+        </w:rPr>
+      </w:r>
+    </w:p>
+    <w:p>
+      <w:pPr/>
+      <w:r>
+        <w:rPr>
+          <w:lang w:val="zh_TW" w:bidi="zh_TW"/>
+        </w:rPr>
+      </w:r>
+    </w:p>
+    <w:p>
+      <w:pPr>
+        <w:pStyle w:val="Heading2"/>
+      </w:pPr>
+      <w:r>
+        <w:rPr>
+          <w:lang w:val="zh_TW" w:bidi="zh_TW"/>
+        </w:rPr>
+        <w:t>尼母利人</w:t>
+      </w:r>
+      <w:r>
+        <w:rPr>
+          <w:lang w:val="zh_TW" w:bidi="zh_TW"/>
+        </w:rPr>
+      </w:r>
+    </w:p>
+    <w:p>
+      <w:pPr/>
+      <w:r>
+        <w:rPr>
+          <w:lang w:val="zh_TW" w:bidi="zh_TW"/>
+        </w:rPr>
+      </w:r>
+      <w:r>
+        <w:rPr>
+          <w:lang w:val="zh_TW" w:bidi="zh_TW"/>
+        </w:rPr>
+        <w:t>屬於西緬支派尼母利家族的人（</w:t>
+      </w:r>
+      <w:hyperlink r:id="rId46">
+        <w:r>
+          <w:rPr>
+            <w:lang w:val="zh_TW" w:bidi="zh_TW"/>
+          </w:rPr>
+          <w:rPr>
+            <w:color w:val="0000EE"/>
+            <w:u w:val="single"/>
+          </w:rPr>
+          <w:t>民26:12</w:t>
+        </w:r>
+      </w:hyperlink>
+      <w:r>
+        <w:rPr>
+          <w:lang w:val="zh_TW" w:bidi="zh_TW"/>
+        </w:rPr>
+        <w:t>；在</w:t>
+      </w:r>
+      <w:hyperlink r:id="rId48">
+        <w:r>
+          <w:rPr>
+            <w:lang w:val="zh_TW" w:bidi="zh_TW"/>
+          </w:rPr>
+          <w:rPr>
+            <w:color w:val="0000EE"/>
+            <w:u w:val="single"/>
+          </w:rPr>
+          <w:t>創46:10</w:t>
+        </w:r>
+      </w:hyperlink>
+      <w:r>
+        <w:rPr>
+          <w:lang w:val="zh_TW" w:bidi="zh_TW"/>
+        </w:rPr>
+        <w:t>中另稱為耶母利）。</w:t>
+      </w:r>
+      <w:r>
+        <w:rPr>
+          <w:i/>
+          <w:lang w:val="zh_TW" w:bidi="zh_TW"/>
+        </w:rPr>
+        <w:t>見</w:t>
+      </w:r>
+      <w:r>
+        <w:rPr>
+          <w:lang w:val="zh_TW" w:bidi="zh_TW"/>
+        </w:rPr>
+        <w:t>耶母利</w:t>
+      </w:r>
+      <w:r>
+        <w:rPr>
+          <w:lang w:val="zh_TW" w:bidi="zh_TW"/>
+        </w:rPr>
+        <w:t>。</w:t>
+      </w:r>
+      <w:r>
+        <w:rPr>
+          <w:lang w:val="zh_TW" w:bidi="zh_TW"/>
+        </w:rPr>
+      </w:r>
+      <w:r>
+        <w:rPr>
+          <w:lang w:val="zh_TW" w:bidi="zh_TW"/>
+        </w:rPr>
+      </w:r>
+    </w:p>
+    <w:p>
+      <w:pPr/>
+      <w:r>
+        <w:rPr>
+          <w:lang w:val="zh_TW" w:bidi="zh_TW"/>
+        </w:rPr>
+      </w:r>
+    </w:p>
+    <w:p>
+      <w:pPr>
+        <w:pStyle w:val="Heading2"/>
+      </w:pPr>
+      <w:r>
+        <w:rPr>
+          <w:lang w:val="zh_TW" w:bidi="zh_TW"/>
+        </w:rPr>
+        <w:t>尼尼微、尼尼微人</w:t>
+      </w:r>
+      <w:r>
+        <w:rPr>
+          <w:lang w:val="zh_TW" w:bidi="zh_TW"/>
+        </w:rPr>
+      </w:r>
+    </w:p>
+    <w:p>
+      <w:pPr/>
+      <w:r>
+        <w:rPr>
+          <w:lang w:val="zh_TW" w:bidi="zh_TW"/>
+        </w:rPr>
+      </w:r>
+      <w:r>
+        <w:rPr>
+          <w:lang w:val="zh_TW" w:bidi="zh_TW"/>
+        </w:rPr>
+        <w:t>亞述帝國的首都之一，且在該帝國的鼎盛時期，是世界上最偉大的城市之一。尼尼微位於現今伊拉克北部，而今日其以坐落於底格里斯河（Tigris River）以東，與摩蘇爾城（Mosul）主要區域相對的古雲吉克丘（Kouyunjik）與尼比‧優努斯丘（Nebi Yunus）為象徵。</w:t>
+      </w:r>
+    </w:p>
+    <w:p>
+      <w:pPr/>
+      <w:r>
+        <w:rPr>
+          <w:lang w:val="zh_TW" w:bidi="zh_TW"/>
+        </w:rPr>
+      </w:r>
+      <w:r>
+        <w:rPr>
+          <w:lang w:val="zh_TW" w:bidi="zh_TW"/>
+        </w:rPr>
+        <w:t>較大的古雲吉克丘位於西北方，面積約1英里乘650碼（約1.6 公里乘594.4公尺），高出平原約九十英尺（約27.4公尺），中間以科斯爾河（Khosr River）隔開。尼比‧優努斯丘上現為村落、墓地及一座傳說存放約拿墳墓的清真寺，因此未能進行廣泛考古。</w:t>
+      </w:r>
+    </w:p>
+    <w:p>
+      <w:pPr/>
+      <w:r>
+        <w:rPr>
+          <w:lang w:val="zh_TW" w:bidi="zh_TW"/>
+        </w:rPr>
+      </w:r>
+      <w:r>
+        <w:rPr>
+          <w:lang w:val="zh_TW" w:bidi="zh_TW"/>
+        </w:rPr>
+        <w:t>尼尼微城牆以磚砌成，長約8英里（約12.9公里），設有十五座城門（已發掘其中五座），門前立有巨大的石雕公牛像，其為亞述城邑建築的典型特色。</w:t>
+      </w:r>
+    </w:p>
+    <w:p>
+      <w:pPr>
+        <w:pStyle w:val="Heading3"/>
+      </w:pPr>
+      <w:r>
+        <w:rPr>
+          <w:lang w:val="zh_TW" w:bidi="zh_TW"/>
+        </w:rPr>
+        <w:t>歷史</w:t>
+      </w:r>
+    </w:p>
+    <w:p>
+      <w:pPr/>
+      <w:r>
+        <w:rPr>
+          <w:lang w:val="zh_TW" w:bidi="zh_TW"/>
+        </w:rPr>
+      </w:r>
+      <w:r>
+        <w:rPr>
+          <w:lang w:val="zh_TW" w:bidi="zh_TW"/>
+        </w:rPr>
+        <w:t>尼尼微的居住歷史可追溯到史前時代（約公元前4500年），這與</w:t>
+      </w:r>
+      <w:hyperlink r:id="rId49">
+        <w:r>
+          <w:rPr>
+            <w:lang w:val="zh_TW" w:bidi="zh_TW"/>
+          </w:rPr>
+          <w:rPr>
+            <w:color w:val="0000EE"/>
+            <w:u w:val="single"/>
+          </w:rPr>
+          <w:t>創世記第十章</w:t>
+        </w:r>
+      </w:hyperlink>
+      <w:r>
+        <w:rPr>
+          <w:lang w:val="zh_TW" w:bidi="zh_TW"/>
+        </w:rPr>
+        <w:t>中關於該城市建立的記載一致。在尼尼微也發現了來自各個早期文化（哈蘇納〔Hassuna〕、薩邁拉〔Samarra〕、哈拉夫〔Halaf〕、烏拜德〔Ubaid〕）的材料。</w:t>
+      </w:r>
+    </w:p>
+    <w:p>
+      <w:pPr/>
+      <w:r>
+        <w:rPr>
+          <w:lang w:val="zh_TW" w:bidi="zh_TW"/>
+        </w:rPr>
+      </w:r>
+      <w:r>
+        <w:rPr>
+          <w:lang w:val="zh_TW" w:bidi="zh_TW"/>
+        </w:rPr>
+        <w:t>亞喀得的撒珥根（Sargon of Akkad；公元前24世紀中期）對尼尼微十分熟悉，尼尼微在他的時代非常繁榮。在其後的國王沙姆希阿達德一世（Shamsi-Adad I；約公元前1800年）在位時的記錄提到，撒珥根的兒子瑪尼什圖蘇（Manishtusu）修復了尼尼微的伊什塔爾（Ishtar）聖殿。</w:t>
+      </w:r>
+    </w:p>
+    <w:p>
+      <w:pPr/>
+      <w:r>
+        <w:rPr>
+          <w:lang w:val="zh_TW" w:bidi="zh_TW"/>
+        </w:rPr>
+      </w:r>
+      <w:r>
+        <w:rPr>
+          <w:lang w:val="zh_TW" w:bidi="zh_TW"/>
+        </w:rPr>
+        <w:t>伊什塔爾（又命：伊南娜〔Inanna〕）是愛與戰爭的女神，對於貪婪好戰的亞述人來說是十分相稱的神祇。尼尼微敬拜多位神祇，城門多以這些神祇命名。亞述人也在書寫之神、藝術與科學之神拿布（Nabu）的神廟中敬拜，反映出亞述人對文獻、文學及浮雕藝術的重視。</w:t>
+      </w:r>
+    </w:p>
+    <w:p>
+      <w:pPr/>
+      <w:r>
+        <w:rPr>
+          <w:lang w:val="zh_TW" w:bidi="zh_TW"/>
+        </w:rPr>
+      </w:r>
+      <w:r>
+        <w:rPr>
+          <w:lang w:val="zh_TW" w:bidi="zh_TW"/>
+        </w:rPr>
+        <w:t>沙姆希阿達德一世和漢謨拉比（Hammurabi）也修復了尼尼微的伊什塔爾聖殿，撒縵以色一世（Shalmaneser I）和突庫里尼努爾塔一世（Tukulti-Ninurta I）擴建並修葺這座城市，其他統治者如提革拉·毗列色一世（Tiglath-pileser I）、亞述拿色帕二世（Ashurnasirpal II；公元前883–859年）和撒珥根二世（Sargon II；公元前722–705年）則在此建造了他們的宮殿。然而，西拿基立（公元前705–681年）將尼尼微定為首都，且不遺餘力地美化城市。除了他著名的宮殿外，他還進行了許多工程：重建城牆、規劃公園、收集植物和動物標本，又建造引水道，將水從30英里（48.3公里）外引入城中。亞述征服列國後向各國索取的貢物，包括以色列與猶大的財寶，皆運至尼尼微。</w:t>
+      </w:r>
+    </w:p>
+    <w:p>
+      <w:pPr/>
+      <w:r>
+        <w:rPr>
+          <w:lang w:val="zh_TW" w:bidi="zh_TW"/>
+        </w:rPr>
+      </w:r>
+      <w:r>
+        <w:rPr>
+          <w:lang w:val="zh_TW" w:bidi="zh_TW"/>
+        </w:rPr>
+        <w:t>西拿基立遇刺後，其子以撒·哈頓（公元前681–669年）鎮壓叛亂，重奪尼尼微，於此與迦拉建造宮殿。他一生大部份時間都在那裡度過。</w:t>
+      </w:r>
+    </w:p>
+    <w:p>
+      <w:pPr/>
+      <w:r>
+        <w:rPr>
+          <w:lang w:val="zh_TW" w:bidi="zh_TW"/>
+        </w:rPr>
+      </w:r>
+      <w:r>
+        <w:rPr>
+          <w:lang w:val="zh_TW" w:bidi="zh_TW"/>
+        </w:rPr>
+        <w:t>以撒·哈頓的兒子亞述巴尼拔（Ashurbanipal ；公元前669至633年）將他的住所設在尼尼微，他在那裡接受教育、體育和軍事技能的訓練。他精於古董研究，精通亞喀得語（Akkadian）和蘇美語（Sumerian）。他的宮殿中設有著名的圖書館，用於亞述學（Assyriology）的研究。納布聖殿中至少有一個可以追溯到撒珥根二世時期的圖書館，但亞述巴尼拔的皇家圖書館在規模和重要性上都遠勝於它。撒珥根和他的繼任者收集了許多泥版，而亞述巴尼拔更派遣文士到亞述和巴比倫各地收集和抄寫泥版，繼而積累了數以萬計的泥版。像尼普爾（Nippur）的圖書館一樣，尼尼微圖書館內容涵蓋了極為廣泛的資料：商業帳目、書信、王室記錄、史料、字彙表、雙語文獻、傳說、神話、及讚美詩與祈禱文等各類宗教銘文。在這些泥版中，有七塊保存了巴比倫的創造故事，十二塊記載了吉加墨詩史詩（epic of Gilgamesh），其中包含一個洪水的版本。其它有時被引用為與聖經敘述相似的著作包括</w:t>
+      </w:r>
+      <w:r>
+        <w:rPr>
+          <w:lang w:val="zh_TW" w:bidi="zh_TW"/>
+        </w:rPr>
+        <w:t>阿達帕（</w:t>
+      </w:r>
+      <w:r>
+        <w:rPr>
+          <w:lang w:val="zh_TW" w:bidi="zh_TW"/>
+        </w:rPr>
+        <w:t>Adapa）的故事——講述他失去獲得永生的機會，以及</w:t>
+      </w:r>
+      <w:r>
+        <w:rPr>
+          <w:lang w:val="zh_TW" w:bidi="zh_TW"/>
+        </w:rPr>
+        <w:t>伊坦納（</w:t>
+      </w:r>
+      <w:r>
+        <w:rPr>
+          <w:lang w:val="zh_TW" w:bidi="zh_TW"/>
+        </w:rPr>
+        <w:t>Etana）的傳說，講述一位升上天堂的牧羊人的經歷。</w:t>
+      </w:r>
+    </w:p>
+    <w:p>
+      <w:pPr/>
+      <w:r>
+        <w:rPr>
+          <w:lang w:val="zh_TW" w:bidi="zh_TW"/>
+        </w:rPr>
+      </w:r>
+      <w:r>
+        <w:rPr>
+          <w:lang w:val="zh_TW" w:bidi="zh_TW"/>
+        </w:rPr>
+        <w:t>亞述巴尼拔亦以戰爭與其殘酷聞名。他的宮殿浮雕中雖有宴樂場景，卻同時刻畫了掛在樹上的被斬首的以攔人首領之首。</w:t>
+      </w:r>
+    </w:p>
+    <w:p>
+      <w:pPr/>
+      <w:r>
+        <w:rPr>
+          <w:lang w:val="zh_TW" w:bidi="zh_TW"/>
+        </w:rPr>
+      </w:r>
+      <w:r>
+        <w:rPr>
+          <w:lang w:val="zh_TW" w:bidi="zh_TW"/>
+        </w:rPr>
+        <w:t>他晚年及死後，附庸國紛紛叛亂。巴比倫獨立並與米底亞人聯軍，於公元前614年攻取了亞述和迦拉。米底亞的</w:t>
+      </w:r>
+      <w:r>
+        <w:rPr>
+          <w:lang w:val="zh_TW" w:bidi="zh_TW"/>
+        </w:rPr>
+        <w:t>基亞克薩雷斯（</w:t>
+      </w:r>
+      <w:r>
+        <w:rPr>
+          <w:lang w:val="zh_TW" w:bidi="zh_TW"/>
+        </w:rPr>
+        <w:t>Cyaxares the Mede）、巴比倫的尼布卜拉撒（Nabopolassar of Babylon），以及一支西古提（Scythian）軍隊在公元前612年圍攻尼尼微，尼尼微城淪陷，亞述王辛沙利士庫（Sinshariskum，又名沙單拿伯羅〔Sardanapalus〕）死於烈火中。</w:t>
+      </w:r>
+    </w:p>
+    <w:p>
+      <w:pPr/>
+      <w:r>
+        <w:rPr>
+          <w:lang w:val="zh_TW" w:bidi="zh_TW"/>
+        </w:rPr>
+      </w:r>
+      <w:r>
+        <w:rPr>
+          <w:lang w:val="zh_TW" w:bidi="zh_TW"/>
+        </w:rPr>
+        <w:t>儘管殘餘亞述勢力由</w:t>
+      </w:r>
+      <w:r>
+        <w:rPr>
+          <w:lang w:val="zh_TW" w:bidi="zh_TW"/>
+        </w:rPr>
+        <w:t>亞述烏巴列</w:t>
+      </w:r>
+      <w:r>
+        <w:rPr>
+          <w:lang w:val="zh_TW" w:bidi="zh_TW"/>
+        </w:rPr>
+        <w:t>（Ashuruballit）在哈蘭支撐至公元前609年，尼尼微仍已徹底毀滅，應驗了希伯來先知的預言。</w:t>
+      </w:r>
+    </w:p>
+    <w:p>
+      <w:pPr>
+        <w:pStyle w:val="Heading3"/>
+      </w:pPr>
+      <w:r>
+        <w:rPr>
+          <w:lang w:val="zh_TW" w:bidi="zh_TW"/>
+        </w:rPr>
+        <w:t>尼尼微與聖經</w:t>
+      </w:r>
+    </w:p>
+    <w:p>
+      <w:pPr/>
+      <w:r>
+        <w:rPr>
+          <w:lang w:val="zh_TW" w:bidi="zh_TW"/>
+        </w:rPr>
+      </w:r>
+      <w:r>
+        <w:rPr>
+          <w:lang w:val="zh_TW" w:bidi="zh_TW"/>
+        </w:rPr>
+        <w:t>舊約中有六卷書提及尼尼微。在創世記中，唯一提到尼尼微的是在列國表（the table of nations）中（</w:t>
+      </w:r>
+      <w:hyperlink r:id="rId49">
+        <w:r>
+          <w:rPr>
+            <w:lang w:val="zh_TW" w:bidi="zh_TW"/>
+          </w:rPr>
+          <w:rPr>
+            <w:color w:val="0000EE"/>
+            <w:u w:val="single"/>
+          </w:rPr>
+          <w:t>創10章</w:t>
+        </w:r>
+      </w:hyperlink>
+      <w:r>
+        <w:rPr>
+          <w:lang w:val="zh_TW" w:bidi="zh_TW"/>
+        </w:rPr>
+        <w:t>），寧錄自示拿地往亞述去，建造尼尼微、利河伯、迦拉與利鮮，利鮮位於尼尼微和迦拉之間（</w:t>
+      </w:r>
+      <w:hyperlink r:id="rId50">
+        <w:r>
+          <w:rPr>
+            <w:lang w:val="zh_TW" w:bidi="zh_TW"/>
+          </w:rPr>
+          <w:rPr>
+            <w:color w:val="0000EE"/>
+            <w:u w:val="single"/>
+          </w:rPr>
+          <w:t>11–12</w:t>
+        </w:r>
+      </w:hyperlink>
+      <w:r>
+        <w:rPr>
+          <w:lang w:val="zh_TW" w:bidi="zh_TW"/>
+        </w:rPr>
+        <w:t>節；在其它譯本中，這些是亞述所造）。</w:t>
+      </w:r>
+    </w:p>
+    <w:p>
+      <w:pPr/>
+      <w:r>
+        <w:rPr>
+          <w:lang w:val="zh_TW" w:bidi="zh_TW"/>
+        </w:rPr>
+      </w:r>
+      <w:r>
+        <w:rPr>
+          <w:lang w:val="zh_TW" w:bidi="zh_TW"/>
+        </w:rPr>
+        <w:t>米拿現所支付的貢品（</w:t>
+      </w:r>
+      <w:hyperlink r:id="rId51">
+        <w:r>
+          <w:rPr>
+            <w:lang w:val="zh_TW" w:bidi="zh_TW"/>
+          </w:rPr>
+          <w:rPr>
+            <w:color w:val="0000EE"/>
+            <w:u w:val="single"/>
+          </w:rPr>
+          <w:t>王下15:19–20</w:t>
+        </w:r>
+      </w:hyperlink>
+      <w:r>
+        <w:rPr>
+          <w:lang w:val="zh_TW" w:bidi="zh_TW"/>
+        </w:rPr>
+        <w:t>）和撒馬利亞淪陷時所奪取的戰利品（</w:t>
+      </w:r>
+      <w:hyperlink r:id="rId52">
+        <w:r>
+          <w:rPr>
+            <w:lang w:val="zh_TW" w:bidi="zh_TW"/>
+          </w:rPr>
+          <w:rPr>
+            <w:color w:val="0000EE"/>
+            <w:u w:val="single"/>
+          </w:rPr>
+          <w:t>賽8:4</w:t>
+        </w:r>
+      </w:hyperlink>
+      <w:r>
+        <w:rPr>
+          <w:lang w:val="zh_TW" w:bidi="zh_TW"/>
+        </w:rPr>
+        <w:t>）都被運送至尼尼微。西拿基立從希西家那裡所收取的貢物，也同樣被送到這座城中（</w:t>
+      </w:r>
+      <w:hyperlink r:id="rId53">
+        <w:r>
+          <w:rPr>
+            <w:lang w:val="zh_TW" w:bidi="zh_TW"/>
+          </w:rPr>
+          <w:rPr>
+            <w:color w:val="0000EE"/>
+            <w:u w:val="single"/>
+          </w:rPr>
+          <w:t>王下14–16</w:t>
+        </w:r>
+      </w:hyperlink>
+      <w:r>
+        <w:rPr>
+          <w:lang w:val="zh_TW" w:bidi="zh_TW"/>
+        </w:rPr>
+        <w:t>）。</w:t>
+      </w:r>
+    </w:p>
+    <w:p>
+      <w:pPr/>
+      <w:r>
+        <w:rPr>
+          <w:lang w:val="zh_TW" w:bidi="zh_TW"/>
+        </w:rPr>
+      </w:r>
+      <w:r>
+        <w:rPr>
+          <w:lang w:val="zh_TW" w:bidi="zh_TW"/>
+        </w:rPr>
+        <w:t>在尼尼微西拿基立宮殿出土的浮雕中，有描繪拉吉圍城戰的場景（參</w:t>
+      </w:r>
+      <w:hyperlink r:id="rId54">
+        <w:r>
+          <w:rPr>
+            <w:lang w:val="zh_TW" w:bidi="zh_TW"/>
+          </w:rPr>
+          <w:rPr>
+            <w:color w:val="0000EE"/>
+            <w:u w:val="single"/>
+          </w:rPr>
+          <w:t>王下19:8</w:t>
+        </w:r>
+      </w:hyperlink>
+      <w:r>
+        <w:rPr>
+          <w:lang w:val="zh_TW" w:bidi="zh_TW"/>
+        </w:rPr>
+        <w:t>）。浮雕上西拿基立坐在寶座上，向他哀求的俘虜則跪於前方；城牆上有弓箭手與撞城槌進攻，守軍以火與箭抵禦。其中一座城門，另有居民背負行囊逃離或投降的畫面，右下角可見三名赤身的男子被釘於木樁之上。</w:t>
+      </w:r>
+    </w:p>
+    <w:p>
+      <w:pPr/>
+      <w:r>
+        <w:rPr>
+          <w:lang w:val="zh_TW" w:bidi="zh_TW"/>
+        </w:rPr>
+      </w:r>
+      <w:r>
+        <w:rPr>
+          <w:lang w:val="zh_TW" w:bidi="zh_TW"/>
+        </w:rPr>
+        <w:t>在芝加哥大學東方研究所（Oriental Institute of the University of Chicago）的所收藏的棱柱和大英博物館（British Museum）的泰勒六棱柱（Taylor Prism）上，都刻有西拿基立入侵猶大之戰，由於亞述人沒有攻下耶路撒冷，西拿基立只能以誇耀自我滿足：「至於猶大人希西家，他未服我軛。我圍攻他之四十六堅城與無數鄉村，皆取之……我困他本人於耶路撒冷的皇宮中，如籠中之鳥。」</w:t>
+      </w:r>
+    </w:p>
+    <w:p>
+      <w:pPr/>
+      <w:r>
+        <w:rPr>
+          <w:lang w:val="zh_TW" w:bidi="zh_TW"/>
+        </w:rPr>
+      </w:r>
+      <w:r>
+        <w:rPr>
+          <w:lang w:val="zh_TW" w:bidi="zh_TW"/>
+        </w:rPr>
+        <w:t>與尼尼微有關的亞述諸王在以色列的歷史中扮演重要角色，然而尼尼微這個名稱在聖經歷史書中僅出現過一次。</w:t>
+      </w:r>
+      <w:hyperlink r:id="rId55">
+        <w:r>
+          <w:rPr>
+            <w:lang w:val="zh_TW" w:bidi="zh_TW"/>
+          </w:rPr>
+          <w:rPr>
+            <w:color w:val="0000EE"/>
+            <w:u w:val="single"/>
+          </w:rPr>
+          <w:t>列王紀下十九章36節</w:t>
+        </w:r>
+      </w:hyperlink>
+      <w:r>
+        <w:rPr>
+          <w:lang w:val="zh_TW" w:bidi="zh_TW"/>
+        </w:rPr>
+        <w:t>記載，在耶和華的使者擊殺了十八萬五千名士兵後，西拿基立回家並留在尼尼微。公元前681年，他在此被兩子所殺（參</w:t>
+      </w:r>
+      <w:hyperlink r:id="rId56">
+        <w:r>
+          <w:rPr>
+            <w:lang w:val="zh_TW" w:bidi="zh_TW"/>
+          </w:rPr>
+          <w:rPr>
+            <w:color w:val="0000EE"/>
+            <w:u w:val="single"/>
+          </w:rPr>
+          <w:t>王下19:37</w:t>
+        </w:r>
+      </w:hyperlink>
+      <w:r>
+        <w:rPr>
+          <w:lang w:val="zh_TW" w:bidi="zh_TW"/>
+        </w:rPr>
+        <w:t>；</w:t>
+      </w:r>
+      <w:hyperlink r:id="rId57">
+        <w:r>
+          <w:rPr>
+            <w:lang w:val="zh_TW" w:bidi="zh_TW"/>
+          </w:rPr>
+          <w:rPr>
+            <w:color w:val="0000EE"/>
+            <w:u w:val="single"/>
+          </w:rPr>
+          <w:t>代下32:21</w:t>
+        </w:r>
+      </w:hyperlink>
+      <w:r>
+        <w:rPr>
+          <w:lang w:val="zh_TW" w:bidi="zh_TW"/>
+        </w:rPr>
+        <w:t>；</w:t>
+      </w:r>
+      <w:hyperlink r:id="rId58">
+        <w:r>
+          <w:rPr>
+            <w:lang w:val="zh_TW" w:bidi="zh_TW"/>
+          </w:rPr>
+          <w:rPr>
+            <w:color w:val="0000EE"/>
+            <w:u w:val="single"/>
+          </w:rPr>
+          <w:t>賽37:38</w:t>
+        </w:r>
+      </w:hyperlink>
+      <w:r>
+        <w:rPr>
+          <w:lang w:val="zh_TW" w:bidi="zh_TW"/>
+        </w:rPr>
+        <w:t>）。</w:t>
+      </w:r>
+    </w:p>
+    <w:p>
+      <w:pPr/>
+      <w:r>
+        <w:rPr>
+          <w:lang w:val="zh_TW" w:bidi="zh_TW"/>
+        </w:rPr>
+      </w:r>
+      <w:r>
+        <w:rPr>
+          <w:lang w:val="zh_TW" w:bidi="zh_TW"/>
+        </w:rPr>
+        <w:t>約拿書中多次提到尼尼微，因上帝差遣先知前往該城宣告其即將臨到的審判。經文稱尼尼微為「大城」（</w:t>
+      </w:r>
+      <w:hyperlink r:id="rId59">
+        <w:r>
+          <w:rPr>
+            <w:lang w:val="zh_TW" w:bidi="zh_TW"/>
+          </w:rPr>
+          <w:rPr>
+            <w:color w:val="0000EE"/>
+            <w:u w:val="single"/>
+          </w:rPr>
+          <w:t>拿1:2</w:t>
+        </w:r>
+      </w:hyperlink>
+      <w:r>
+        <w:rPr>
+          <w:lang w:val="zh_TW" w:bidi="zh_TW"/>
+        </w:rPr>
+        <w:t>，</w:t>
+      </w:r>
+      <w:hyperlink r:id="rId60">
+        <w:r>
+          <w:rPr>
+            <w:lang w:val="zh_TW" w:bidi="zh_TW"/>
+          </w:rPr>
+          <w:rPr>
+            <w:color w:val="0000EE"/>
+            <w:u w:val="single"/>
+          </w:rPr>
+          <w:t>3:2</w:t>
+        </w:r>
+      </w:hyperlink>
+      <w:r>
+        <w:rPr>
+          <w:lang w:val="zh_TW" w:bidi="zh_TW"/>
+        </w:rPr>
+        <w:t>），並且描述「</w:t>
+      </w:r>
+      <w:r>
+        <w:rPr>
+          <w:lang w:val="zh_TW" w:bidi="zh_TW"/>
+        </w:rPr>
+        <w:t>尼尼微是極大的城，有三日的路程。</w:t>
+      </w:r>
+      <w:r>
+        <w:rPr>
+          <w:lang w:val="zh_TW" w:bidi="zh_TW"/>
+        </w:rPr>
+        <w:t>」（</w:t>
+      </w:r>
+      <w:hyperlink r:id="rId61">
+        <w:r>
+          <w:rPr>
+            <w:lang w:val="zh_TW" w:bidi="zh_TW"/>
+          </w:rPr>
+          <w:rPr>
+            <w:color w:val="0000EE"/>
+            <w:u w:val="single"/>
+          </w:rPr>
+          <w:t>3:3</w:t>
+        </w:r>
+      </w:hyperlink>
+      <w:r>
+        <w:rPr>
+          <w:lang w:val="zh_TW" w:bidi="zh_TW"/>
+        </w:rPr>
+        <w:t>）。尼尼微地的地界必定超過古雲吉克丘與尼比‧優努斯丘所代表的區域。一些釋經者認為，當時的尼尼微城範圍還包括與之相關的其它城市，其中包括底格里斯與大扎卜河（Great Zab）之間的「亞述三角」（Assyrian triangle）地區，北起柯沙巴（Khorsabad），南至尼姆魯德（Nimrud）。</w:t>
+      </w:r>
+    </w:p>
+    <w:p>
+      <w:pPr/>
+      <w:r>
+        <w:rPr>
+          <w:lang w:val="zh_TW" w:bidi="zh_TW"/>
+        </w:rPr>
+      </w:r>
+      <w:r>
+        <w:rPr>
+          <w:lang w:val="zh_TW" w:bidi="zh_TW"/>
+        </w:rPr>
+        <w:t>耶和華說：「</w:t>
+      </w:r>
+      <w:r>
+        <w:rPr>
+          <w:lang w:val="zh_TW" w:bidi="zh_TW"/>
+        </w:rPr>
+        <w:t>這尼尼微大城，其中不能分辨左手右手的有十二萬多人</w:t>
+      </w:r>
+      <w:r>
+        <w:rPr>
+          <w:lang w:val="zh_TW" w:bidi="zh_TW"/>
+        </w:rPr>
+        <w:t>」（</w:t>
+      </w:r>
+      <w:hyperlink r:id="rId62">
+        <w:r>
+          <w:rPr>
+            <w:lang w:val="zh_TW" w:bidi="zh_TW"/>
+          </w:rPr>
+          <w:rPr>
+            <w:color w:val="0000EE"/>
+            <w:u w:val="single"/>
+          </w:rPr>
+          <w:t>拿4:11</w:t>
+        </w:r>
+      </w:hyperlink>
+      <w:r>
+        <w:rPr>
+          <w:lang w:val="zh_TW" w:bidi="zh_TW"/>
+        </w:rPr>
+        <w:t>）。有些人把這句話解釋為指城中無辜的孩童人數，因此推估大尼尼微人口約六十萬；但更合理的理解是，這是指全體居民，而那描述性的片語是用來說明尼尼微人完全的屬靈黑暗。</w:t>
+      </w:r>
+    </w:p>
+    <w:p>
+      <w:pPr/>
+      <w:r>
+        <w:rPr>
+          <w:lang w:val="zh_TW" w:bidi="zh_TW"/>
+        </w:rPr>
+      </w:r>
+      <w:r>
+        <w:rPr>
+          <w:lang w:val="zh_TW" w:bidi="zh_TW"/>
+        </w:rPr>
+        <w:t>約拿宣講的是審判與毀滅的信息，但全城的悔改帶來了拯救（</w:t>
+      </w:r>
+      <w:hyperlink r:id="rId63">
+        <w:r>
+          <w:rPr>
+            <w:lang w:val="zh_TW" w:bidi="zh_TW"/>
+          </w:rPr>
+          <w:rPr>
+            <w:color w:val="0000EE"/>
+            <w:u w:val="single"/>
+          </w:rPr>
+          <w:t>3:6–10</w:t>
+        </w:r>
+      </w:hyperlink>
+      <w:r>
+        <w:rPr>
+          <w:lang w:val="zh_TW" w:bidi="zh_TW"/>
+        </w:rPr>
+        <w:t>）。那鴻以栩栩如生又激昂的語言宣告了這座城市最終的傾覆。西番亞也預言了尼尼微的毀滅，宣告它將成為荒涼之地，成為羊群躺臥之處，即使是隨意造訪的人也能體會（</w:t>
+      </w:r>
+      <w:hyperlink r:id="rId64">
+        <w:r>
+          <w:rPr>
+            <w:lang w:val="zh_TW" w:bidi="zh_TW"/>
+          </w:rPr>
+          <w:rPr>
+            <w:color w:val="0000EE"/>
+            <w:u w:val="single"/>
+          </w:rPr>
+          <w:t>番2:13–15</w:t>
+        </w:r>
+      </w:hyperlink>
+      <w:r>
+        <w:rPr>
+          <w:lang w:val="zh_TW" w:bidi="zh_TW"/>
+        </w:rPr>
+        <w:t>）。</w:t>
+      </w:r>
+    </w:p>
+    <w:p>
+      <w:pPr/>
+      <w:r>
+        <w:rPr>
+          <w:lang w:val="zh_TW" w:bidi="zh_TW"/>
+        </w:rPr>
+      </w:r>
+      <w:r>
+        <w:rPr>
+          <w:lang w:val="zh_TW" w:bidi="zh_TW"/>
+        </w:rPr>
+        <w:t>尼尼微被巴比倫人、米底亞人和西古提人的聯軍所毀。這座城市遭受極其嚴重且徹底的破壞；數世紀後連確定位置也被人遺忘。色諾芬（Xenophon）和希臘軍隊在公元前401年從該地附近撤退經過，卻未意識到那裡正是尼尼微的所在。在公元第二世紀，希臘諷刺作家琉善（Lucian）評論道：「尼尼微被毀得如此徹底，以致於已無法說出它曾經位於何處；連一點痕跡都沒有留下。」</w:t>
+      </w:r>
+    </w:p>
+    <w:p>
+      <w:pPr/>
+      <w:r>
+        <w:rPr>
+          <w:lang w:val="zh_TW" w:bidi="zh_TW"/>
+        </w:rPr>
+      </w:r>
+      <w:r>
+        <w:rPr>
+          <w:lang w:val="zh_TW" w:bidi="zh_TW"/>
+        </w:rPr>
+        <w:t>新約聖經福音書中僅有幾次提到尼尼微，也都與審判有關。耶穌在回應文士和法利賽人的要求時，指出邪惡的世代在尋求神蹟；正如約拿曾是尼尼微人的一個神蹟，耶穌也將成為祂那世代的神蹟（</w:t>
+      </w:r>
+      <w:hyperlink r:id="rId65">
+        <w:r>
+          <w:rPr>
+            <w:lang w:val="zh_TW" w:bidi="zh_TW"/>
+          </w:rPr>
+          <w:rPr>
+            <w:color w:val="0000EE"/>
+            <w:u w:val="single"/>
+          </w:rPr>
+          <w:t>太12:38–40</w:t>
+        </w:r>
+      </w:hyperlink>
+      <w:r>
+        <w:rPr>
+          <w:lang w:val="zh_TW" w:bidi="zh_TW"/>
+        </w:rPr>
+        <w:t>；</w:t>
+      </w:r>
+      <w:hyperlink r:id="rId66">
+        <w:r>
+          <w:rPr>
+            <w:lang w:val="zh_TW" w:bidi="zh_TW"/>
+          </w:rPr>
+          <w:rPr>
+            <w:color w:val="0000EE"/>
+            <w:u w:val="single"/>
+          </w:rPr>
+          <w:t>路11:29–31</w:t>
+        </w:r>
+      </w:hyperlink>
+      <w:r>
+        <w:rPr>
+          <w:lang w:val="zh_TW" w:bidi="zh_TW"/>
+        </w:rPr>
+        <w:t>）。祂接著宣告，尼尼微人在審判時將與祂那世代的人一同起來定這世代的罪，因為尼尼微人在約拿的宣講下悔改了。現在，有一位比約拿更大的人已經來了（</w:t>
+      </w:r>
+      <w:hyperlink r:id="rId67">
+        <w:r>
+          <w:rPr>
+            <w:lang w:val="zh_TW" w:bidi="zh_TW"/>
+          </w:rPr>
+          <w:rPr>
+            <w:color w:val="0000EE"/>
+            <w:u w:val="single"/>
+          </w:rPr>
+          <w:t>太12:41</w:t>
+        </w:r>
+      </w:hyperlink>
+      <w:r>
+        <w:rPr>
+          <w:lang w:val="zh_TW" w:bidi="zh_TW"/>
+        </w:rPr>
+        <w:t>；</w:t>
+      </w:r>
+      <w:hyperlink r:id="rId68">
+        <w:r>
+          <w:rPr>
+            <w:lang w:val="zh_TW" w:bidi="zh_TW"/>
+          </w:rPr>
+          <w:rPr>
+            <w:color w:val="0000EE"/>
+            <w:u w:val="single"/>
+          </w:rPr>
+          <w:t>路11:32</w:t>
+        </w:r>
+      </w:hyperlink>
+      <w:r>
+        <w:rPr>
+          <w:lang w:val="zh_TW" w:bidi="zh_TW"/>
+        </w:rPr>
+        <w:t>）。</w:t>
+      </w:r>
+    </w:p>
+    <w:p>
+      <w:pPr/>
+      <w:r>
+        <w:rPr>
+          <w:lang w:val="zh_TW" w:bidi="zh_TW"/>
+        </w:rPr>
+      </w:r>
+      <w:r>
+        <w:rPr>
+          <w:i/>
+          <w:lang w:val="zh_TW" w:bidi="zh_TW"/>
+        </w:rPr>
+        <w:t>另見</w:t>
+      </w:r>
+      <w:r>
+        <w:rPr>
+          <w:lang w:val="zh_TW" w:bidi="zh_TW"/>
+        </w:rPr>
+        <w:t xml:space="preserve"> </w:t>
+      </w:r>
+      <w:r>
+        <w:rPr>
+          <w:lang w:val="zh_TW" w:bidi="zh_TW"/>
+        </w:rPr>
+        <w:t>亞述、亞述人</w:t>
+      </w:r>
+      <w:r>
+        <w:rPr>
+          <w:lang w:val="zh_TW" w:bidi="zh_TW"/>
+        </w:rPr>
+        <w:t>；</w:t>
+      </w:r>
+      <w:r>
+        <w:rPr>
+          <w:lang w:val="zh_TW" w:bidi="zh_TW"/>
+        </w:rPr>
+        <w:t>漢謨拉比法典</w:t>
+      </w:r>
+      <w:r>
+        <w:rPr>
+          <w:lang w:val="zh_TW" w:bidi="zh_TW"/>
+        </w:rPr>
+        <w:t>。</w:t>
+      </w:r>
+      <w:r>
+        <w:rPr>
+          <w:lang w:val="zh_TW" w:bidi="zh_TW"/>
+        </w:rPr>
+      </w:r>
+      <w:r>
+        <w:rPr>
+          <w:lang w:val="zh_TW" w:bidi="zh_TW"/>
+        </w:rPr>
+      </w:r>
+    </w:p>
+    <w:p>
+      <w:pPr/>
+      <w:r>
+        <w:rPr>
+          <w:lang w:val="zh_TW" w:bidi="zh_TW"/>
+        </w:rPr>
+      </w:r>
+    </w:p>
+    <w:p>
+      <w:pPr>
+        <w:pStyle w:val="Heading2"/>
+      </w:pPr>
+      <w:r>
+        <w:rPr>
+          <w:lang w:val="zh_TW" w:bidi="zh_TW"/>
+        </w:rPr>
+        <w:t>泥漿</w:t>
+      </w:r>
+      <w:r>
+        <w:rPr>
+          <w:lang w:val="zh_TW" w:bidi="zh_TW"/>
+        </w:rPr>
+      </w:r>
+    </w:p>
+    <w:p>
+      <w:pPr>
+        <w:pStyle w:val="Heading2"/>
+      </w:pPr>
+      <w:r>
+        <w:rPr>
+          <w:lang w:val="zh_TW" w:bidi="zh_TW"/>
+        </w:rPr>
+        <w:t>泥漿（Slime）</w:t>
+      </w:r>
+    </w:p>
+    <w:p>
+      <w:pPr/>
+      <w:r>
+        <w:rPr>
+          <w:lang w:val="zh_TW" w:bidi="zh_TW"/>
+        </w:rPr>
+      </w:r>
+      <w:r>
+        <w:rPr>
+          <w:lang w:val="zh_TW" w:bidi="zh_TW"/>
+        </w:rPr>
+        <w:t>這是在</w:t>
+      </w:r>
+      <w:hyperlink r:id="rId69">
+        <w:r>
+          <w:rPr>
+            <w:lang w:val="zh_TW" w:bidi="zh_TW"/>
+          </w:rPr>
+          <w:rPr>
+            <w:color w:val="0000EE"/>
+            <w:u w:val="single"/>
+          </w:rPr>
+          <w:t>創世記十一章3節</w:t>
+        </w:r>
+      </w:hyperlink>
+      <w:r>
+        <w:rPr>
+          <w:lang w:val="zh_TW" w:bidi="zh_TW"/>
+        </w:rPr>
+        <w:t>和</w:t>
+      </w:r>
+      <w:hyperlink r:id="rId70">
+        <w:r>
+          <w:rPr>
+            <w:lang w:val="zh_TW" w:bidi="zh_TW"/>
+          </w:rPr>
+          <w:rPr>
+            <w:color w:val="0000EE"/>
+            <w:u w:val="single"/>
+          </w:rPr>
+          <w:t>出埃及記二章3節</w:t>
+        </w:r>
+      </w:hyperlink>
+      <w:r>
+        <w:rPr>
+          <w:lang w:val="zh_TW" w:bidi="zh_TW"/>
+        </w:rPr>
+        <w:t>中，「</w:t>
+      </w:r>
+      <w:r>
+        <w:rPr>
+          <w:lang w:val="zh_TW" w:bidi="zh_TW"/>
+        </w:rPr>
+        <w:t>石漆</w:t>
+      </w:r>
+      <w:r>
+        <w:rPr>
+          <w:lang w:val="zh_TW" w:bidi="zh_TW"/>
+        </w:rPr>
+        <w:t>（tar）」一詞在某些譯本中的譯法。</w:t>
+      </w:r>
+    </w:p>
+    <w:p>
+      <w:pPr/>
+      <w:r>
+        <w:rPr>
+          <w:lang w:val="zh_TW" w:bidi="zh_TW"/>
+        </w:rPr>
+      </w:r>
+      <w:r>
+        <w:rPr>
+          <w:i/>
+          <w:lang w:val="zh_TW" w:bidi="zh_TW"/>
+        </w:rPr>
+        <w:t>見</w:t>
+      </w:r>
+      <w:r>
+        <w:rPr>
+          <w:lang w:val="zh_TW" w:bidi="zh_TW"/>
+        </w:rPr>
+        <w:t>瀝青</w:t>
+      </w:r>
+      <w:r>
+        <w:rPr>
+          <w:lang w:val="zh_TW" w:bidi="zh_TW"/>
+        </w:rPr>
+        <w:t>；</w:t>
+      </w:r>
+      <w:r>
+        <w:rPr>
+          <w:lang w:val="zh_TW" w:bidi="zh_TW"/>
+        </w:rPr>
+        <w:t>石漆</w:t>
+      </w:r>
+      <w:r>
+        <w:rPr>
+          <w:lang w:val="zh_TW" w:bidi="zh_TW"/>
+        </w:rPr>
+        <w:t>。</w:t>
+      </w:r>
+      <w:r>
+        <w:rPr>
+          <w:lang w:val="zh_TW" w:bidi="zh_TW"/>
+        </w:rPr>
+      </w:r>
+      <w:r>
+        <w:rPr>
+          <w:lang w:val="zh_TW" w:bidi="zh_TW"/>
+        </w:rPr>
+      </w:r>
+    </w:p>
+    <w:p>
+      <w:pPr/>
+      <w:r>
+        <w:rPr>
+          <w:lang w:val="zh_TW" w:bidi="zh_TW"/>
+        </w:rPr>
+      </w:r>
+    </w:p>
+    <w:p>
+      <w:pPr>
+        <w:pStyle w:val="Heading2"/>
+      </w:pPr>
+      <w:r>
+        <w:rPr>
+          <w:lang w:val="zh_TW" w:bidi="zh_TW"/>
+        </w:rPr>
+        <w:t>泥漿坑</w:t>
+      </w:r>
+      <w:r>
+        <w:rPr>
+          <w:lang w:val="zh_TW" w:bidi="zh_TW"/>
+        </w:rPr>
+      </w:r>
+    </w:p>
+    <w:p>
+      <w:pPr>
+        <w:pStyle w:val="Heading2"/>
+      </w:pPr>
+      <w:r>
+        <w:rPr>
+          <w:lang w:val="zh_TW" w:bidi="zh_TW"/>
+        </w:rPr>
+        <w:t>泥漿坑（</w:t>
+      </w:r>
+      <w:r>
+        <w:rPr>
+          <w:lang w:val="zh_TW" w:bidi="zh_TW"/>
+        </w:rPr>
+        <w:t>Slimepits</w:t>
+      </w:r>
+      <w:r>
+        <w:rPr>
+          <w:lang w:val="zh_TW" w:bidi="zh_TW"/>
+        </w:rPr>
+        <w:t>）</w:t>
+      </w:r>
+    </w:p>
+    <w:p>
+      <w:pPr/>
+      <w:r>
+        <w:rPr>
+          <w:lang w:val="zh_TW" w:bidi="zh_TW"/>
+        </w:rPr>
+      </w:r>
+      <w:r>
+        <w:rPr>
+          <w:lang w:val="zh_TW" w:bidi="zh_TW"/>
+        </w:rPr>
+        <w:t>這是某些譯本對於在西訂谷中發現的瀝青坑（asphalt pits）或</w:t>
+      </w:r>
+      <w:r>
+        <w:rPr>
+          <w:lang w:val="zh_TW" w:bidi="zh_TW"/>
+        </w:rPr>
+        <w:t>石漆坑</w:t>
+      </w:r>
+      <w:r>
+        <w:rPr>
+          <w:lang w:val="zh_TW" w:bidi="zh_TW"/>
+        </w:rPr>
+        <w:t>（bitumen pits）的譯名（</w:t>
+      </w:r>
+      <w:hyperlink r:id="rId71">
+        <w:r>
+          <w:rPr>
+            <w:lang w:val="zh_TW" w:bidi="zh_TW"/>
+          </w:rPr>
+          <w:rPr>
+            <w:color w:val="0000EE"/>
+            <w:u w:val="single"/>
+          </w:rPr>
+          <w:t>創14:10</w:t>
+        </w:r>
+      </w:hyperlink>
+      <w:r>
+        <w:rPr>
+          <w:lang w:val="zh_TW" w:bidi="zh_TW"/>
+        </w:rPr>
+        <w:t>）。</w:t>
+      </w:r>
+    </w:p>
+    <w:p>
+      <w:pPr/>
+      <w:r>
+        <w:rPr>
+          <w:lang w:val="zh_TW" w:bidi="zh_TW"/>
+        </w:rPr>
+      </w:r>
+      <w:r>
+        <w:rPr>
+          <w:i/>
+          <w:lang w:val="zh_TW" w:bidi="zh_TW"/>
+        </w:rPr>
+        <w:t>見</w:t>
+      </w:r>
+      <w:r>
+        <w:rPr>
+          <w:lang w:val="zh_TW" w:bidi="zh_TW"/>
+        </w:rPr>
+        <w:t>西訂谷</w:t>
+      </w:r>
+      <w:r>
+        <w:rPr>
+          <w:lang w:val="zh_TW" w:bidi="zh_TW"/>
+        </w:rPr>
+        <w:t>。</w:t>
       </w:r>
       <w:r>
         <w:rPr>
@@ -2293,6 +4783,18 @@
   </w:num>
   <w:num w:numId="13" w16cid:durableId="592781308">
     <w:abstractNumId w:val="11"/>
+  </w:num>
+  <w:num w:numId="14">
+    <w:abstractNumId w:val="3"/>
+    <w:lvlOverride w:ilvl="0">
+      <w:startOverride w:val="1"/>
+    </w:lvlOverride>
+  </w:num>
+  <w:num w:numId="15">
+    <w:abstractNumId w:val="3"/>
+    <w:lvlOverride w:ilvl="0">
+      <w:startOverride w:val="1"/>
+    </w:lvlOverride>
   </w:num>
   <w:numIdMacAtCleanup w:val="10"/>
 </w:numbering>

--- a/zht/docx/116.content.docx
+++ b/zht/docx/116.content.docx
@@ -233,72 +233,48 @@
         </w:rPr>
         <w:t>以實瑪利十二個兒子中的長子（</w:t>
       </w:r>
-      <w:hyperlink r:id="rId13">
-        <w:r>
-          <w:rPr>
-            <w:lang w:val="zh_TW" w:bidi="zh_TW"/>
-          </w:rPr>
-          <w:rPr>
-            <w:color w:val="0000EE"/>
-            <w:u w:val="single"/>
-          </w:rPr>
-          <w:t>創25:13</w:t>
-        </w:r>
-      </w:hyperlink>
+      <w:r>
+        <w:rPr>
+          <w:lang w:val="zh_TW" w:bidi="zh_TW"/>
+        </w:rPr>
+        <w:t>創25:13</w:t>
+      </w:r>
       <w:r>
         <w:rPr>
           <w:lang w:val="zh_TW" w:bidi="zh_TW"/>
         </w:rPr>
         <w:t>；</w:t>
       </w:r>
-      <w:hyperlink r:id="rId14">
-        <w:r>
-          <w:rPr>
-            <w:lang w:val="zh_TW" w:bidi="zh_TW"/>
-          </w:rPr>
-          <w:rPr>
-            <w:color w:val="0000EE"/>
-            <w:u w:val="single"/>
-          </w:rPr>
-          <w:t>代上1:29</w:t>
-        </w:r>
-      </w:hyperlink>
+      <w:r>
+        <w:rPr>
+          <w:lang w:val="zh_TW" w:bidi="zh_TW"/>
+        </w:rPr>
+        <w:t>代上1:29</w:t>
+      </w:r>
       <w:r>
         <w:rPr>
           <w:lang w:val="zh_TW" w:bidi="zh_TW"/>
         </w:rPr>
         <w:t>）。他的姊妹是瑪哈拉，她也被稱為「巴實抹」（參</w:t>
       </w:r>
-      <w:hyperlink r:id="rId15">
-        <w:r>
-          <w:rPr>
-            <w:lang w:val="zh_TW" w:bidi="zh_TW"/>
-          </w:rPr>
-          <w:rPr>
-            <w:color w:val="0000EE"/>
-            <w:u w:val="single"/>
-          </w:rPr>
-          <w:t>創36:3</w:t>
-        </w:r>
-      </w:hyperlink>
+      <w:r>
+        <w:rPr>
+          <w:lang w:val="zh_TW" w:bidi="zh_TW"/>
+        </w:rPr>
+        <w:t>創36:3</w:t>
+      </w:r>
       <w:r>
         <w:rPr>
           <w:lang w:val="zh_TW" w:bidi="zh_TW"/>
         </w:rPr>
         <w:t>），後來嫁給以掃（</w:t>
       </w:r>
-      <w:hyperlink r:id="rId16">
-        <w:r>
-          <w:rPr>
-            <w:lang w:val="zh_TW" w:bidi="zh_TW"/>
-          </w:rPr>
-          <w:rPr>
-            <w:color w:val="0000EE"/>
-            <w:u w:val="single"/>
-          </w:rPr>
-          <w:t>創28:9</w:t>
-        </w:r>
-      </w:hyperlink>
+      <w:r>
+        <w:rPr>
+          <w:lang w:val="zh_TW" w:bidi="zh_TW"/>
+        </w:rPr>
+        <w:t>創28:9</w:t>
+      </w:r>
       <w:r>
         <w:rPr>
           <w:lang w:val="zh_TW" w:bidi="zh_TW"/>
@@ -319,18 +295,12 @@
         </w:rPr>
         <w:t>尼拜約後裔的身分並不確定。他們可能是阿拉伯族群拿巴提人（Nabatean）之祖先，這個族群曾佔有以東之地，以及約旦河東（外約旦）的部分地區，其勢力向北一直延伸到帕米拉（Palmyra，古代的達莫）。尼拜約與基達的後裔都以羊群優良而聞名（</w:t>
       </w:r>
-      <w:hyperlink r:id="rId17">
-        <w:r>
-          <w:rPr>
-            <w:lang w:val="zh_TW" w:bidi="zh_TW"/>
-          </w:rPr>
-          <w:rPr>
-            <w:color w:val="0000EE"/>
-            <w:u w:val="single"/>
-          </w:rPr>
-          <w:t>賽60:7</w:t>
-        </w:r>
-      </w:hyperlink>
+      <w:r>
+        <w:rPr>
+          <w:lang w:val="zh_TW" w:bidi="zh_TW"/>
+        </w:rPr>
+        <w:t>賽60:7</w:t>
+      </w:r>
       <w:r>
         <w:rPr>
           <w:lang w:val="zh_TW" w:bidi="zh_TW"/>
@@ -393,18 +363,12 @@
         </w:rPr>
         <w:t>利未支派哥轄家族的人，是以斯哈三個兒子中的第二個（</w:t>
       </w:r>
-      <w:hyperlink r:id="rId18">
-        <w:r>
-          <w:rPr>
-            <w:lang w:val="zh_TW" w:bidi="zh_TW"/>
-          </w:rPr>
-          <w:rPr>
-            <w:color w:val="0000EE"/>
-            <w:u w:val="single"/>
-          </w:rPr>
-          <w:t>出6:21</w:t>
-        </w:r>
-      </w:hyperlink>
+      <w:r>
+        <w:rPr>
+          <w:lang w:val="zh_TW" w:bidi="zh_TW"/>
+        </w:rPr>
+        <w:t>出6:21</w:t>
+      </w:r>
       <w:r>
         <w:rPr>
           <w:lang w:val="zh_TW" w:bidi="zh_TW"/>
@@ -429,54 +393,36 @@
         </w:rPr>
         <w:t>大衛在耶路撒冷作王期間所生的兒子（</w:t>
       </w:r>
-      <w:hyperlink r:id="rId19">
-        <w:r>
-          <w:rPr>
-            <w:lang w:val="zh_TW" w:bidi="zh_TW"/>
-          </w:rPr>
-          <w:rPr>
-            <w:color w:val="0000EE"/>
-            <w:u w:val="single"/>
-          </w:rPr>
-          <w:t>撒下5:15</w:t>
-        </w:r>
-      </w:hyperlink>
+      <w:r>
+        <w:rPr>
+          <w:lang w:val="zh_TW" w:bidi="zh_TW"/>
+        </w:rPr>
+        <w:t>撒下5:15</w:t>
+      </w:r>
       <w:r>
         <w:rPr>
           <w:lang w:val="zh_TW" w:bidi="zh_TW"/>
         </w:rPr>
         <w:t>；</w:t>
       </w:r>
-      <w:hyperlink r:id="rId20">
-        <w:r>
-          <w:rPr>
-            <w:lang w:val="zh_TW" w:bidi="zh_TW"/>
-          </w:rPr>
-          <w:rPr>
-            <w:color w:val="0000EE"/>
-            <w:u w:val="single"/>
-          </w:rPr>
-          <w:t>代上3:7</w:t>
-        </w:r>
-      </w:hyperlink>
+      <w:r>
+        <w:rPr>
+          <w:lang w:val="zh_TW" w:bidi="zh_TW"/>
+        </w:rPr>
+        <w:t>代上3:7</w:t>
+      </w:r>
       <w:r>
         <w:rPr>
           <w:lang w:val="zh_TW" w:bidi="zh_TW"/>
         </w:rPr>
         <w:t>，</w:t>
       </w:r>
-      <w:hyperlink r:id="rId21">
-        <w:r>
-          <w:rPr>
-            <w:lang w:val="zh_TW" w:bidi="zh_TW"/>
-          </w:rPr>
-          <w:rPr>
-            <w:color w:val="0000EE"/>
-            <w:u w:val="single"/>
-          </w:rPr>
-          <w:t>14:6</w:t>
-        </w:r>
-      </w:hyperlink>
+      <w:r>
+        <w:rPr>
+          <w:lang w:val="zh_TW" w:bidi="zh_TW"/>
+        </w:rPr>
+        <w:t>14:6</w:t>
+      </w:r>
       <w:r>
         <w:rPr>
           <w:lang w:val="zh_TW" w:bidi="zh_TW"/>
@@ -545,36 +491,24 @@
         </w:rPr>
         <w:t>在保羅寫給提多的信中，保羅告訴提多離開他一直在事奉的克里特（</w:t>
       </w:r>
-      <w:hyperlink r:id="rId22">
-        <w:r>
-          <w:rPr>
-            <w:lang w:val="zh_TW" w:bidi="zh_TW"/>
-          </w:rPr>
-          <w:rPr>
-            <w:color w:val="0000EE"/>
-            <w:u w:val="single"/>
-          </w:rPr>
-          <w:t>多1:5</w:t>
-        </w:r>
-      </w:hyperlink>
+      <w:r>
+        <w:rPr>
+          <w:lang w:val="zh_TW" w:bidi="zh_TW"/>
+        </w:rPr>
+        <w:t>多1:5</w:t>
+      </w:r>
       <w:r>
         <w:rPr>
           <w:lang w:val="zh_TW" w:bidi="zh_TW"/>
         </w:rPr>
         <w:t>），前往尼哥坡里，使徒正在那裏作工，並且保羅計劃在那裡過冬（</w:t>
       </w:r>
-      <w:hyperlink r:id="rId23">
-        <w:r>
-          <w:rPr>
-            <w:lang w:val="zh_TW" w:bidi="zh_TW"/>
-          </w:rPr>
-          <w:rPr>
-            <w:color w:val="0000EE"/>
-            <w:u w:val="single"/>
-          </w:rPr>
-          <w:t>3:12</w:t>
-        </w:r>
-      </w:hyperlink>
+      <w:r>
+        <w:rPr>
+          <w:lang w:val="zh_TW" w:bidi="zh_TW"/>
+        </w:rPr>
+        <w:t>3:12</w:t>
+      </w:r>
       <w:r>
         <w:rPr>
           <w:lang w:val="zh_TW" w:bidi="zh_TW"/>
@@ -886,30 +820,18 @@
         </w:rPr>
         <w:t>尼羅河也滿足了人們日常生活的許多需要，提供飲用水，也成為人們和衣物清洗的地方。古時候，連王室成員也會到河中沐浴（見</w:t>
       </w:r>
-      <w:hyperlink r:id="rId24">
-        <w:r>
-          <w:rPr>
-            <w:lang w:val="zh_TW" w:bidi="zh_TW"/>
-          </w:rPr>
-          <w:rPr>
-            <w:color w:val="0000EE"/>
-            <w:u w:val="single"/>
-          </w:rPr>
-          <w:t>出2:5，</w:t>
-        </w:r>
-      </w:hyperlink>
-      <w:hyperlink r:id="rId25">
-        <w:r>
-          <w:rPr>
-            <w:lang w:val="zh_TW" w:bidi="zh_TW"/>
-          </w:rPr>
-          <w:rPr>
-            <w:color w:val="0000EE"/>
-            <w:u w:val="single"/>
-          </w:rPr>
-          <w:t>8:20</w:t>
-        </w:r>
-      </w:hyperlink>
+      <w:r>
+        <w:rPr>
+          <w:lang w:val="zh_TW" w:bidi="zh_TW"/>
+        </w:rPr>
+        <w:t>出2:5，</w:t>
+      </w:r>
+      <w:r>
+        <w:rPr>
+          <w:lang w:val="zh_TW" w:bidi="zh_TW"/>
+        </w:rPr>
+        <w:t>8:20</w:t>
+      </w:r>
       <w:r>
         <w:rPr>
           <w:lang w:val="zh_TW" w:bidi="zh_TW"/>
@@ -997,36 +919,24 @@
         </w:rPr>
         <w:t>聖經首次提到尼羅河，是在法老那個神祕的夢中（</w:t>
       </w:r>
-      <w:hyperlink r:id="rId26">
-        <w:r>
-          <w:rPr>
-            <w:lang w:val="zh_TW" w:bidi="zh_TW"/>
-          </w:rPr>
-          <w:rPr>
-            <w:color w:val="0000EE"/>
-            <w:u w:val="single"/>
-          </w:rPr>
-          <w:t>創41章</w:t>
-        </w:r>
-      </w:hyperlink>
+      <w:r>
+        <w:rPr>
+          <w:lang w:val="zh_TW" w:bidi="zh_TW"/>
+        </w:rPr>
+        <w:t>創41章</w:t>
+      </w:r>
       <w:r>
         <w:rPr>
           <w:lang w:val="zh_TW" w:bidi="zh_TW"/>
         </w:rPr>
         <w:t>）。法老夢見自己站在河邊，看見七隻肥壯的母牛，接著又有七隻瘦弱的母牛從河裡上來，把那七隻肥牛吃了（參</w:t>
       </w:r>
-      <w:hyperlink r:id="rId27">
-        <w:r>
-          <w:rPr>
-            <w:lang w:val="zh_TW" w:bidi="zh_TW"/>
-          </w:rPr>
-          <w:rPr>
-            <w:color w:val="0000EE"/>
-            <w:u w:val="single"/>
-          </w:rPr>
-          <w:t>41:1–4、17–21</w:t>
-        </w:r>
-      </w:hyperlink>
+      <w:r>
+        <w:rPr>
+          <w:lang w:val="zh_TW" w:bidi="zh_TW"/>
+        </w:rPr>
+        <w:t>41:1–4、17–21</w:t>
+      </w:r>
       <w:r>
         <w:rPr>
           <w:lang w:val="zh_TW" w:bidi="zh_TW"/>
@@ -1047,18 +957,12 @@
         </w:rPr>
         <w:t>以色列人在埃及寄居期間，人數日益增多，可能威脅到埃及的安全，因此法老下令，把所有新生的以色列男嬰都丟進河裡（</w:t>
       </w:r>
-      <w:hyperlink r:id="rId28">
-        <w:r>
-          <w:rPr>
-            <w:lang w:val="zh_TW" w:bidi="zh_TW"/>
-          </w:rPr>
-          <w:rPr>
-            <w:color w:val="0000EE"/>
-            <w:u w:val="single"/>
-          </w:rPr>
-          <w:t>出1:22</w:t>
-        </w:r>
-      </w:hyperlink>
+      <w:r>
+        <w:rPr>
+          <w:lang w:val="zh_TW" w:bidi="zh_TW"/>
+        </w:rPr>
+        <w:t>出1:22</w:t>
+      </w:r>
       <w:r>
         <w:rPr>
           <w:lang w:val="zh_TW" w:bidi="zh_TW"/>
@@ -1079,120 +983,78 @@
         </w:rPr>
         <w:t>摩西在河邊宣告耶和華的審判（</w:t>
       </w:r>
-      <w:hyperlink r:id="rId29">
-        <w:r>
-          <w:rPr>
-            <w:lang w:val="zh_TW" w:bidi="zh_TW"/>
-          </w:rPr>
-          <w:rPr>
-            <w:color w:val="0000EE"/>
-            <w:u w:val="single"/>
-          </w:rPr>
-          <w:t>7:15</w:t>
-        </w:r>
-      </w:hyperlink>
+      <w:r>
+        <w:rPr>
+          <w:lang w:val="zh_TW" w:bidi="zh_TW"/>
+        </w:rPr>
+        <w:t>7:15</w:t>
+      </w:r>
       <w:r>
         <w:rPr>
           <w:lang w:val="zh_TW" w:bidi="zh_TW"/>
         </w:rPr>
         <w:t>，</w:t>
       </w:r>
-      <w:hyperlink r:id="rId25">
-        <w:r>
-          <w:rPr>
-            <w:lang w:val="zh_TW" w:bidi="zh_TW"/>
-          </w:rPr>
-          <w:rPr>
-            <w:color w:val="0000EE"/>
-            <w:u w:val="single"/>
-          </w:rPr>
-          <w:t>8:20</w:t>
-        </w:r>
-      </w:hyperlink>
+      <w:r>
+        <w:rPr>
+          <w:lang w:val="zh_TW" w:bidi="zh_TW"/>
+        </w:rPr>
+        <w:t>8:20</w:t>
+      </w:r>
       <w:r>
         <w:rPr>
           <w:lang w:val="zh_TW" w:bidi="zh_TW"/>
         </w:rPr>
         <w:t>）。第一災是將水變成血（</w:t>
       </w:r>
-      <w:hyperlink r:id="rId30">
-        <w:r>
-          <w:rPr>
-            <w:lang w:val="zh_TW" w:bidi="zh_TW"/>
-          </w:rPr>
-          <w:rPr>
-            <w:color w:val="0000EE"/>
-            <w:u w:val="single"/>
-          </w:rPr>
-          <w:t>7:15–24</w:t>
-        </w:r>
-      </w:hyperlink>
+      <w:r>
+        <w:rPr>
+          <w:lang w:val="zh_TW" w:bidi="zh_TW"/>
+        </w:rPr>
+        <w:t>7:15–24</w:t>
+      </w:r>
       <w:r>
         <w:rPr>
           <w:lang w:val="zh_TW" w:bidi="zh_TW"/>
         </w:rPr>
         <w:t>，</w:t>
       </w:r>
-      <w:hyperlink r:id="rId31">
-        <w:r>
-          <w:rPr>
-            <w:lang w:val="zh_TW" w:bidi="zh_TW"/>
-          </w:rPr>
-          <w:rPr>
-            <w:color w:val="0000EE"/>
-            <w:u w:val="single"/>
-          </w:rPr>
-          <w:t>17:5；</w:t>
-        </w:r>
-      </w:hyperlink>
-      <w:hyperlink r:id="rId32">
-        <w:r>
-          <w:rPr>
-            <w:lang w:val="zh_TW" w:bidi="zh_TW"/>
-          </w:rPr>
-          <w:rPr>
-            <w:color w:val="0000EE"/>
-            <w:u w:val="single"/>
-          </w:rPr>
-          <w:t>詩78:44</w:t>
-        </w:r>
-      </w:hyperlink>
+      <w:r>
+        <w:rPr>
+          <w:lang w:val="zh_TW" w:bidi="zh_TW"/>
+        </w:rPr>
+        <w:t>17:5；</w:t>
+      </w:r>
+      <w:r>
+        <w:rPr>
+          <w:lang w:val="zh_TW" w:bidi="zh_TW"/>
+        </w:rPr>
+        <w:t>詩78:44</w:t>
+      </w:r>
       <w:r>
         <w:rPr>
           <w:lang w:val="zh_TW" w:bidi="zh_TW"/>
         </w:rPr>
         <w:t>），這災直接臨到尼羅河，也臨到尼羅河神哈皮。第二災（青蛙）同樣與尼羅河有關（</w:t>
       </w:r>
-      <w:hyperlink r:id="rId33">
-        <w:r>
-          <w:rPr>
-            <w:lang w:val="zh_TW" w:bidi="zh_TW"/>
-          </w:rPr>
-          <w:rPr>
-            <w:color w:val="0000EE"/>
-            <w:u w:val="single"/>
-          </w:rPr>
-          <w:t>8:3、5、9、11</w:t>
-        </w:r>
-      </w:hyperlink>
+      <w:r>
+        <w:rPr>
+          <w:lang w:val="zh_TW" w:bidi="zh_TW"/>
+        </w:rPr>
+        <w:t>8:3、5、9、11</w:t>
+      </w:r>
       <w:r>
         <w:rPr>
           <w:lang w:val="zh_TW" w:bidi="zh_TW"/>
         </w:rPr>
         <w:t>），因為成群的青蛙從河裡上來，遍滿全地（參</w:t>
       </w:r>
-      <w:hyperlink r:id="rId34">
-        <w:r>
-          <w:rPr>
-            <w:lang w:val="zh_TW" w:bidi="zh_TW"/>
-          </w:rPr>
-          <w:rPr>
-            <w:color w:val="0000EE"/>
-            <w:u w:val="single"/>
-          </w:rPr>
-          <w:t>詩78:45</w:t>
-        </w:r>
-      </w:hyperlink>
+      <w:r>
+        <w:rPr>
+          <w:lang w:val="zh_TW" w:bidi="zh_TW"/>
+        </w:rPr>
+        <w:t>詩78:45</w:t>
+      </w:r>
       <w:r>
         <w:rPr>
           <w:lang w:val="zh_TW" w:bidi="zh_TW"/>
@@ -1213,36 +1075,24 @@
         </w:rPr>
         <w:t>先知書中多次提到尼羅河。以賽亞尤其常提到尼羅河，但背景並不相同。在</w:t>
       </w:r>
-      <w:hyperlink r:id="rId35">
-        <w:r>
-          <w:rPr>
-            <w:lang w:val="zh_TW" w:bidi="zh_TW"/>
-          </w:rPr>
-          <w:rPr>
-            <w:color w:val="0000EE"/>
-            <w:u w:val="single"/>
-          </w:rPr>
-          <w:t>以賽亞書七章18節</w:t>
-        </w:r>
-      </w:hyperlink>
+      <w:r>
+        <w:rPr>
+          <w:lang w:val="zh_TW" w:bidi="zh_TW"/>
+        </w:rPr>
+        <w:t>以賽亞書七章18節</w:t>
+      </w:r>
       <w:r>
         <w:rPr>
           <w:lang w:val="zh_TW" w:bidi="zh_TW"/>
         </w:rPr>
         <w:t>中，以賽亞預言，以色列將遭來自尼羅河流域的軍兵入侵，並受到羞辱。在「論到埃及的默示」中（</w:t>
       </w:r>
-      <w:hyperlink r:id="rId36">
-        <w:r>
-          <w:rPr>
-            <w:lang w:val="zh_TW" w:bidi="zh_TW"/>
-          </w:rPr>
-          <w:rPr>
-            <w:color w:val="0000EE"/>
-            <w:u w:val="single"/>
-          </w:rPr>
-          <w:t>賽19章</w:t>
-        </w:r>
-      </w:hyperlink>
+      <w:r>
+        <w:rPr>
+          <w:lang w:val="zh_TW" w:bidi="zh_TW"/>
+        </w:rPr>
+        <w:t>賽19章</w:t>
+      </w:r>
       <w:r>
         <w:rPr>
           <w:lang w:val="zh_TW" w:bidi="zh_TW"/>
@@ -1263,72 +1113,48 @@
         </w:rPr>
         <w:t>在論到泰爾的默示（</w:t>
       </w:r>
-      <w:hyperlink r:id="rId37">
-        <w:r>
-          <w:rPr>
-            <w:lang w:val="zh_TW" w:bidi="zh_TW"/>
-          </w:rPr>
-          <w:rPr>
-            <w:color w:val="0000EE"/>
-            <w:u w:val="single"/>
-          </w:rPr>
-          <w:t>賽23章</w:t>
-        </w:r>
-      </w:hyperlink>
+      <w:r>
+        <w:rPr>
+          <w:lang w:val="zh_TW" w:bidi="zh_TW"/>
+        </w:rPr>
+        <w:t>賽23章</w:t>
+      </w:r>
       <w:r>
         <w:rPr>
           <w:lang w:val="zh_TW" w:bidi="zh_TW"/>
         </w:rPr>
         <w:t>）中，西頓商人的收入來自「尼羅河的收成」（</w:t>
       </w:r>
-      <w:hyperlink r:id="rId38">
-        <w:r>
-          <w:rPr>
-            <w:lang w:val="zh_TW" w:bidi="zh_TW"/>
-          </w:rPr>
-          <w:rPr>
-            <w:color w:val="0000EE"/>
-            <w:u w:val="single"/>
-          </w:rPr>
-          <w:t>3節</w:t>
-        </w:r>
-      </w:hyperlink>
+      <w:r>
+        <w:rPr>
+          <w:lang w:val="zh_TW" w:bidi="zh_TW"/>
+        </w:rPr>
+        <w:t>3節</w:t>
+      </w:r>
       <w:r>
         <w:rPr>
           <w:lang w:val="zh_TW" w:bidi="zh_TW"/>
         </w:rPr>
         <w:t>），顯示尼羅河流域農產品的重要性。到了</w:t>
       </w:r>
-      <w:hyperlink r:id="rId39">
-        <w:r>
-          <w:rPr>
-            <w:lang w:val="zh_TW" w:bidi="zh_TW"/>
-          </w:rPr>
-          <w:rPr>
-            <w:color w:val="0000EE"/>
-            <w:u w:val="single"/>
-          </w:rPr>
-          <w:t>第10節</w:t>
-        </w:r>
-      </w:hyperlink>
+      <w:r>
+        <w:rPr>
+          <w:lang w:val="zh_TW" w:bidi="zh_TW"/>
+        </w:rPr>
+        <w:t>第10節</w:t>
+      </w:r>
       <w:r>
         <w:rPr>
           <w:lang w:val="zh_TW" w:bidi="zh_TW"/>
         </w:rPr>
         <w:t>，泰爾擺脫了一切約束，並被吩咐像尼羅河一樣漫過全地，因為耶和華要終結泰爾的驕傲。耶利米也預言埃及將遭受慘重的失敗，並形容埃及如尼羅河漲溢，又如江河的水翻騰（</w:t>
       </w:r>
-      <w:hyperlink r:id="rId40">
-        <w:r>
-          <w:rPr>
-            <w:lang w:val="zh_TW" w:bidi="zh_TW"/>
-          </w:rPr>
-          <w:rPr>
-            <w:color w:val="0000EE"/>
-            <w:u w:val="single"/>
-          </w:rPr>
-          <w:t>耶46:7–8</w:t>
-        </w:r>
-      </w:hyperlink>
+      <w:r>
+        <w:rPr>
+          <w:lang w:val="zh_TW" w:bidi="zh_TW"/>
+        </w:rPr>
+        <w:t>耶46:7–8</w:t>
+      </w:r>
       <w:r>
         <w:rPr>
           <w:lang w:val="zh_TW" w:bidi="zh_TW"/>
@@ -1349,18 +1175,12 @@
         </w:rPr>
         <w:t>以西結論到埃及的預言（</w:t>
       </w:r>
-      <w:hyperlink r:id="rId41">
-        <w:r>
-          <w:rPr>
-            <w:lang w:val="zh_TW" w:bidi="zh_TW"/>
-          </w:rPr>
-          <w:rPr>
-            <w:color w:val="0000EE"/>
-            <w:u w:val="single"/>
-          </w:rPr>
-          <w:t>結29章</w:t>
-        </w:r>
-      </w:hyperlink>
+      <w:r>
+        <w:rPr>
+          <w:lang w:val="zh_TW" w:bidi="zh_TW"/>
+        </w:rPr>
+        <w:t>結29章</w:t>
+      </w:r>
       <w:r>
         <w:rPr>
           <w:lang w:val="zh_TW" w:bidi="zh_TW"/>
@@ -1381,48 +1201,30 @@
         </w:rPr>
         <w:t>阿摩司形容北國以色列必像埃及的尼羅河一樣翻騰起伏，又再度下沉（</w:t>
       </w:r>
-      <w:hyperlink r:id="rId42">
-        <w:r>
-          <w:rPr>
-            <w:lang w:val="zh_TW" w:bidi="zh_TW"/>
-          </w:rPr>
-          <w:rPr>
-            <w:color w:val="0000EE"/>
-            <w:u w:val="single"/>
-          </w:rPr>
-          <w:t>摩8:8，</w:t>
-        </w:r>
-      </w:hyperlink>
-      <w:hyperlink r:id="rId43">
-        <w:r>
-          <w:rPr>
-            <w:lang w:val="zh_TW" w:bidi="zh_TW"/>
-          </w:rPr>
-          <w:rPr>
-            <w:color w:val="0000EE"/>
-            <w:u w:val="single"/>
-          </w:rPr>
-          <w:t>9:5</w:t>
-        </w:r>
-      </w:hyperlink>
+      <w:r>
+        <w:rPr>
+          <w:lang w:val="zh_TW" w:bidi="zh_TW"/>
+        </w:rPr>
+        <w:t>摩8:8，</w:t>
+      </w:r>
+      <w:r>
+        <w:rPr>
+          <w:lang w:val="zh_TW" w:bidi="zh_TW"/>
+        </w:rPr>
+        <w:t>9:5</w:t>
+      </w:r>
       <w:r>
         <w:rPr>
           <w:lang w:val="zh_TW" w:bidi="zh_TW"/>
         </w:rPr>
         <w:t>）。最後，撒迦利亞提到，耶和華要招聚以色列人歸回，並指出在這個過程中，尼羅河將要乾涸（</w:t>
       </w:r>
-      <w:hyperlink r:id="rId44">
-        <w:r>
-          <w:rPr>
-            <w:lang w:val="zh_TW" w:bidi="zh_TW"/>
-          </w:rPr>
-          <w:rPr>
-            <w:color w:val="0000EE"/>
-            <w:u w:val="single"/>
-          </w:rPr>
-          <w:t>亞10:11</w:t>
-        </w:r>
-      </w:hyperlink>
+      <w:r>
+        <w:rPr>
+          <w:lang w:val="zh_TW" w:bidi="zh_TW"/>
+        </w:rPr>
+        <w:t>亞10:11</w:t>
+      </w:r>
       <w:r>
         <w:rPr>
           <w:lang w:val="zh_TW" w:bidi="zh_TW"/>
@@ -1532,18 +1334,12 @@
         </w:rPr>
         <w:t>呂便人，以利押的兒子（</w:t>
       </w:r>
-      <w:hyperlink r:id="rId45">
-        <w:r>
-          <w:rPr>
-            <w:lang w:val="zh_TW" w:bidi="zh_TW"/>
-          </w:rPr>
-          <w:rPr>
-            <w:color w:val="0000EE"/>
-            <w:u w:val="single"/>
-          </w:rPr>
-          <w:t>民26:9</w:t>
-        </w:r>
-      </w:hyperlink>
+      <w:r>
+        <w:rPr>
+          <w:lang w:val="zh_TW" w:bidi="zh_TW"/>
+        </w:rPr>
+        <w:t>民26:9</w:t>
+      </w:r>
       <w:r>
         <w:rPr>
           <w:lang w:val="zh_TW" w:bidi="zh_TW"/>
@@ -1568,54 +1364,36 @@
         </w:rPr>
         <w:t>西緬的兒子之一（</w:t>
       </w:r>
-      <w:hyperlink r:id="rId46">
-        <w:r>
-          <w:rPr>
-            <w:lang w:val="zh_TW" w:bidi="zh_TW"/>
-          </w:rPr>
-          <w:rPr>
-            <w:color w:val="0000EE"/>
-            <w:u w:val="single"/>
-          </w:rPr>
-          <w:t>民26:12</w:t>
-        </w:r>
-      </w:hyperlink>
+      <w:r>
+        <w:rPr>
+          <w:lang w:val="zh_TW" w:bidi="zh_TW"/>
+        </w:rPr>
+        <w:t>民26:12</w:t>
+      </w:r>
       <w:r>
         <w:rPr>
           <w:lang w:val="zh_TW" w:bidi="zh_TW"/>
         </w:rPr>
         <w:t>；</w:t>
       </w:r>
-      <w:hyperlink r:id="rId47">
-        <w:r>
-          <w:rPr>
-            <w:lang w:val="zh_TW" w:bidi="zh_TW"/>
-          </w:rPr>
-          <w:rPr>
-            <w:color w:val="0000EE"/>
-            <w:u w:val="single"/>
-          </w:rPr>
-          <w:t>代上4:24</w:t>
-        </w:r>
-      </w:hyperlink>
+      <w:r>
+        <w:rPr>
+          <w:lang w:val="zh_TW" w:bidi="zh_TW"/>
+        </w:rPr>
+        <w:t>代上4:24</w:t>
+      </w:r>
       <w:r>
         <w:rPr>
           <w:lang w:val="zh_TW" w:bidi="zh_TW"/>
         </w:rPr>
         <w:t>），又稱耶母利（</w:t>
       </w:r>
-      <w:hyperlink r:id="rId48">
-        <w:r>
-          <w:rPr>
-            <w:lang w:val="zh_TW" w:bidi="zh_TW"/>
-          </w:rPr>
-          <w:rPr>
-            <w:color w:val="0000EE"/>
-            <w:u w:val="single"/>
-          </w:rPr>
-          <w:t>創46:10</w:t>
-        </w:r>
-      </w:hyperlink>
+      <w:r>
+        <w:rPr>
+          <w:lang w:val="zh_TW" w:bidi="zh_TW"/>
+        </w:rPr>
+        <w:t>創46:10</w:t>
+      </w:r>
       <w:r>
         <w:rPr>
           <w:lang w:val="zh_TW" w:bidi="zh_TW"/>
@@ -1695,36 +1473,24 @@
         </w:rPr>
         <w:t>屬於西緬支派尼母利家族的人（</w:t>
       </w:r>
-      <w:hyperlink r:id="rId46">
-        <w:r>
-          <w:rPr>
-            <w:lang w:val="zh_TW" w:bidi="zh_TW"/>
-          </w:rPr>
-          <w:rPr>
-            <w:color w:val="0000EE"/>
-            <w:u w:val="single"/>
-          </w:rPr>
-          <w:t>民26:12</w:t>
-        </w:r>
-      </w:hyperlink>
+      <w:r>
+        <w:rPr>
+          <w:lang w:val="zh_TW" w:bidi="zh_TW"/>
+        </w:rPr>
+        <w:t>民26:12</w:t>
+      </w:r>
       <w:r>
         <w:rPr>
           <w:lang w:val="zh_TW" w:bidi="zh_TW"/>
         </w:rPr>
         <w:t>；在</w:t>
       </w:r>
-      <w:hyperlink r:id="rId48">
-        <w:r>
-          <w:rPr>
-            <w:lang w:val="zh_TW" w:bidi="zh_TW"/>
-          </w:rPr>
-          <w:rPr>
-            <w:color w:val="0000EE"/>
-            <w:u w:val="single"/>
-          </w:rPr>
-          <w:t>創46:10</w:t>
-        </w:r>
-      </w:hyperlink>
+      <w:r>
+        <w:rPr>
+          <w:lang w:val="zh_TW" w:bidi="zh_TW"/>
+        </w:rPr>
+        <w:t>創46:10</w:t>
+      </w:r>
       <w:r>
         <w:rPr>
           <w:lang w:val="zh_TW" w:bidi="zh_TW"/>
@@ -1851,18 +1617,12 @@
         </w:rPr>
         <w:t>尼尼微的居住歷史可追溯到史前時代（約公元前4500年），這與</w:t>
       </w:r>
-      <w:hyperlink r:id="rId49">
-        <w:r>
-          <w:rPr>
-            <w:lang w:val="zh_TW" w:bidi="zh_TW"/>
-          </w:rPr>
-          <w:rPr>
-            <w:color w:val="0000EE"/>
-            <w:u w:val="single"/>
-          </w:rPr>
-          <w:t>創世記第十章</w:t>
-        </w:r>
-      </w:hyperlink>
+      <w:r>
+        <w:rPr>
+          <w:lang w:val="zh_TW" w:bidi="zh_TW"/>
+        </w:rPr>
+        <w:t>創世記第十章</w:t>
+      </w:r>
       <w:r>
         <w:rPr>
           <w:lang w:val="zh_TW" w:bidi="zh_TW"/>
@@ -2054,36 +1814,24 @@
         </w:rPr>
         <w:t>舊約中有六卷書提及尼尼微。在創世記中，唯一提到尼尼微的是在列國表（the table of nations）中（</w:t>
       </w:r>
-      <w:hyperlink r:id="rId49">
-        <w:r>
-          <w:rPr>
-            <w:lang w:val="zh_TW" w:bidi="zh_TW"/>
-          </w:rPr>
-          <w:rPr>
-            <w:color w:val="0000EE"/>
-            <w:u w:val="single"/>
-          </w:rPr>
-          <w:t>創10章</w:t>
-        </w:r>
-      </w:hyperlink>
+      <w:r>
+        <w:rPr>
+          <w:lang w:val="zh_TW" w:bidi="zh_TW"/>
+        </w:rPr>
+        <w:t>創10章</w:t>
+      </w:r>
       <w:r>
         <w:rPr>
           <w:lang w:val="zh_TW" w:bidi="zh_TW"/>
         </w:rPr>
         <w:t>），寧錄自示拿地往亞述去，建造尼尼微、利河伯、迦拉與利鮮，利鮮位於尼尼微和迦拉之間（</w:t>
       </w:r>
-      <w:hyperlink r:id="rId50">
-        <w:r>
-          <w:rPr>
-            <w:lang w:val="zh_TW" w:bidi="zh_TW"/>
-          </w:rPr>
-          <w:rPr>
-            <w:color w:val="0000EE"/>
-            <w:u w:val="single"/>
-          </w:rPr>
-          <w:t>11–12</w:t>
-        </w:r>
-      </w:hyperlink>
+      <w:r>
+        <w:rPr>
+          <w:lang w:val="zh_TW" w:bidi="zh_TW"/>
+        </w:rPr>
+        <w:t>11–12</w:t>
+      </w:r>
       <w:r>
         <w:rPr>
           <w:lang w:val="zh_TW" w:bidi="zh_TW"/>
@@ -2104,54 +1852,36 @@
         </w:rPr>
         <w:t>米拿現所支付的貢品（</w:t>
       </w:r>
-      <w:hyperlink r:id="rId51">
-        <w:r>
-          <w:rPr>
-            <w:lang w:val="zh_TW" w:bidi="zh_TW"/>
-          </w:rPr>
-          <w:rPr>
-            <w:color w:val="0000EE"/>
-            <w:u w:val="single"/>
-          </w:rPr>
-          <w:t>王下15:19–20</w:t>
-        </w:r>
-      </w:hyperlink>
+      <w:r>
+        <w:rPr>
+          <w:lang w:val="zh_TW" w:bidi="zh_TW"/>
+        </w:rPr>
+        <w:t>王下15:19–20</w:t>
+      </w:r>
       <w:r>
         <w:rPr>
           <w:lang w:val="zh_TW" w:bidi="zh_TW"/>
         </w:rPr>
         <w:t>）和撒馬利亞淪陷時所奪取的戰利品（</w:t>
       </w:r>
-      <w:hyperlink r:id="rId52">
-        <w:r>
-          <w:rPr>
-            <w:lang w:val="zh_TW" w:bidi="zh_TW"/>
-          </w:rPr>
-          <w:rPr>
-            <w:color w:val="0000EE"/>
-            <w:u w:val="single"/>
-          </w:rPr>
-          <w:t>賽8:4</w:t>
-        </w:r>
-      </w:hyperlink>
+      <w:r>
+        <w:rPr>
+          <w:lang w:val="zh_TW" w:bidi="zh_TW"/>
+        </w:rPr>
+        <w:t>賽8:4</w:t>
+      </w:r>
       <w:r>
         <w:rPr>
           <w:lang w:val="zh_TW" w:bidi="zh_TW"/>
         </w:rPr>
         <w:t>）都被運送至尼尼微。西拿基立從希西家那裡所收取的貢物，也同樣被送到這座城中（</w:t>
       </w:r>
-      <w:hyperlink r:id="rId53">
-        <w:r>
-          <w:rPr>
-            <w:lang w:val="zh_TW" w:bidi="zh_TW"/>
-          </w:rPr>
-          <w:rPr>
-            <w:color w:val="0000EE"/>
-            <w:u w:val="single"/>
-          </w:rPr>
-          <w:t>王下14–16</w:t>
-        </w:r>
-      </w:hyperlink>
+      <w:r>
+        <w:rPr>
+          <w:lang w:val="zh_TW" w:bidi="zh_TW"/>
+        </w:rPr>
+        <w:t>王下14–16</w:t>
+      </w:r>
       <w:r>
         <w:rPr>
           <w:lang w:val="zh_TW" w:bidi="zh_TW"/>
@@ -2172,18 +1902,12 @@
         </w:rPr>
         <w:t>在尼尼微西拿基立宮殿出土的浮雕中，有描繪拉吉圍城戰的場景（參</w:t>
       </w:r>
-      <w:hyperlink r:id="rId54">
-        <w:r>
-          <w:rPr>
-            <w:lang w:val="zh_TW" w:bidi="zh_TW"/>
-          </w:rPr>
-          <w:rPr>
-            <w:color w:val="0000EE"/>
-            <w:u w:val="single"/>
-          </w:rPr>
-          <w:t>王下19:8</w:t>
-        </w:r>
-      </w:hyperlink>
+      <w:r>
+        <w:rPr>
+          <w:lang w:val="zh_TW" w:bidi="zh_TW"/>
+        </w:rPr>
+        <w:t>王下19:8</w:t>
+      </w:r>
       <w:r>
         <w:rPr>
           <w:lang w:val="zh_TW" w:bidi="zh_TW"/>
@@ -2218,72 +1942,48 @@
         </w:rPr>
         <w:t>與尼尼微有關的亞述諸王在以色列的歷史中扮演重要角色，然而尼尼微這個名稱在聖經歷史書中僅出現過一次。</w:t>
       </w:r>
-      <w:hyperlink r:id="rId55">
-        <w:r>
-          <w:rPr>
-            <w:lang w:val="zh_TW" w:bidi="zh_TW"/>
-          </w:rPr>
-          <w:rPr>
-            <w:color w:val="0000EE"/>
-            <w:u w:val="single"/>
-          </w:rPr>
-          <w:t>列王紀下十九章36節</w:t>
-        </w:r>
-      </w:hyperlink>
+      <w:r>
+        <w:rPr>
+          <w:lang w:val="zh_TW" w:bidi="zh_TW"/>
+        </w:rPr>
+        <w:t>列王紀下十九章36節</w:t>
+      </w:r>
       <w:r>
         <w:rPr>
           <w:lang w:val="zh_TW" w:bidi="zh_TW"/>
         </w:rPr>
         <w:t>記載，在耶和華的使者擊殺了十八萬五千名士兵後，西拿基立回家並留在尼尼微。公元前681年，他在此被兩子所殺（參</w:t>
       </w:r>
-      <w:hyperlink r:id="rId56">
-        <w:r>
-          <w:rPr>
-            <w:lang w:val="zh_TW" w:bidi="zh_TW"/>
-          </w:rPr>
-          <w:rPr>
-            <w:color w:val="0000EE"/>
-            <w:u w:val="single"/>
-          </w:rPr>
-          <w:t>王下19:37</w:t>
-        </w:r>
-      </w:hyperlink>
+      <w:r>
+        <w:rPr>
+          <w:lang w:val="zh_TW" w:bidi="zh_TW"/>
+        </w:rPr>
+        <w:t>王下19:37</w:t>
+      </w:r>
       <w:r>
         <w:rPr>
           <w:lang w:val="zh_TW" w:bidi="zh_TW"/>
         </w:rPr>
         <w:t>；</w:t>
       </w:r>
-      <w:hyperlink r:id="rId57">
-        <w:r>
-          <w:rPr>
-            <w:lang w:val="zh_TW" w:bidi="zh_TW"/>
-          </w:rPr>
-          <w:rPr>
-            <w:color w:val="0000EE"/>
-            <w:u w:val="single"/>
-          </w:rPr>
-          <w:t>代下32:21</w:t>
-        </w:r>
-      </w:hyperlink>
+      <w:r>
+        <w:rPr>
+          <w:lang w:val="zh_TW" w:bidi="zh_TW"/>
+        </w:rPr>
+        <w:t>代下32:21</w:t>
+      </w:r>
       <w:r>
         <w:rPr>
           <w:lang w:val="zh_TW" w:bidi="zh_TW"/>
         </w:rPr>
         <w:t>；</w:t>
       </w:r>
-      <w:hyperlink r:id="rId58">
-        <w:r>
-          <w:rPr>
-            <w:lang w:val="zh_TW" w:bidi="zh_TW"/>
-          </w:rPr>
-          <w:rPr>
-            <w:color w:val="0000EE"/>
-            <w:u w:val="single"/>
-          </w:rPr>
-          <w:t>賽37:38</w:t>
-        </w:r>
-      </w:hyperlink>
+      <w:r>
+        <w:rPr>
+          <w:lang w:val="zh_TW" w:bidi="zh_TW"/>
+        </w:rPr>
+        <w:t>賽37:38</w:t>
+      </w:r>
       <w:r>
         <w:rPr>
           <w:lang w:val="zh_TW" w:bidi="zh_TW"/>
@@ -2304,36 +2004,24 @@
         </w:rPr>
         <w:t>約拿書中多次提到尼尼微，因上帝差遣先知前往該城宣告其即將臨到的審判。經文稱尼尼微為「大城」（</w:t>
       </w:r>
-      <w:hyperlink r:id="rId59">
-        <w:r>
-          <w:rPr>
-            <w:lang w:val="zh_TW" w:bidi="zh_TW"/>
-          </w:rPr>
-          <w:rPr>
-            <w:color w:val="0000EE"/>
-            <w:u w:val="single"/>
-          </w:rPr>
-          <w:t>拿1:2</w:t>
-        </w:r>
-      </w:hyperlink>
+      <w:r>
+        <w:rPr>
+          <w:lang w:val="zh_TW" w:bidi="zh_TW"/>
+        </w:rPr>
+        <w:t>拿1:2</w:t>
+      </w:r>
       <w:r>
         <w:rPr>
           <w:lang w:val="zh_TW" w:bidi="zh_TW"/>
         </w:rPr>
         <w:t>，</w:t>
       </w:r>
-      <w:hyperlink r:id="rId60">
-        <w:r>
-          <w:rPr>
-            <w:lang w:val="zh_TW" w:bidi="zh_TW"/>
-          </w:rPr>
-          <w:rPr>
-            <w:color w:val="0000EE"/>
-            <w:u w:val="single"/>
-          </w:rPr>
-          <w:t>3:2</w:t>
-        </w:r>
-      </w:hyperlink>
+      <w:r>
+        <w:rPr>
+          <w:lang w:val="zh_TW" w:bidi="zh_TW"/>
+        </w:rPr>
+        <w:t>3:2</w:t>
+      </w:r>
       <w:r>
         <w:rPr>
           <w:lang w:val="zh_TW" w:bidi="zh_TW"/>
@@ -2352,18 +2040,12 @@
         </w:rPr>
         <w:t>」（</w:t>
       </w:r>
-      <w:hyperlink r:id="rId61">
-        <w:r>
-          <w:rPr>
-            <w:lang w:val="zh_TW" w:bidi="zh_TW"/>
-          </w:rPr>
-          <w:rPr>
-            <w:color w:val="0000EE"/>
-            <w:u w:val="single"/>
-          </w:rPr>
-          <w:t>3:3</w:t>
-        </w:r>
-      </w:hyperlink>
+      <w:r>
+        <w:rPr>
+          <w:lang w:val="zh_TW" w:bidi="zh_TW"/>
+        </w:rPr>
+        <w:t>3:3</w:t>
+      </w:r>
       <w:r>
         <w:rPr>
           <w:lang w:val="zh_TW" w:bidi="zh_TW"/>
@@ -2396,18 +2078,12 @@
         </w:rPr>
         <w:t>」（</w:t>
       </w:r>
-      <w:hyperlink r:id="rId62">
-        <w:r>
-          <w:rPr>
-            <w:lang w:val="zh_TW" w:bidi="zh_TW"/>
-          </w:rPr>
-          <w:rPr>
-            <w:color w:val="0000EE"/>
-            <w:u w:val="single"/>
-          </w:rPr>
-          <w:t>拿4:11</w:t>
-        </w:r>
-      </w:hyperlink>
+      <w:r>
+        <w:rPr>
+          <w:lang w:val="zh_TW" w:bidi="zh_TW"/>
+        </w:rPr>
+        <w:t>拿4:11</w:t>
+      </w:r>
       <w:r>
         <w:rPr>
           <w:lang w:val="zh_TW" w:bidi="zh_TW"/>
@@ -2428,36 +2104,24 @@
         </w:rPr>
         <w:t>約拿宣講的是審判與毀滅的信息，但全城的悔改帶來了拯救（</w:t>
       </w:r>
-      <w:hyperlink r:id="rId63">
-        <w:r>
-          <w:rPr>
-            <w:lang w:val="zh_TW" w:bidi="zh_TW"/>
-          </w:rPr>
-          <w:rPr>
-            <w:color w:val="0000EE"/>
-            <w:u w:val="single"/>
-          </w:rPr>
-          <w:t>3:6–10</w:t>
-        </w:r>
-      </w:hyperlink>
+      <w:r>
+        <w:rPr>
+          <w:lang w:val="zh_TW" w:bidi="zh_TW"/>
+        </w:rPr>
+        <w:t>3:6–10</w:t>
+      </w:r>
       <w:r>
         <w:rPr>
           <w:lang w:val="zh_TW" w:bidi="zh_TW"/>
         </w:rPr>
         <w:t>）。那鴻以栩栩如生又激昂的語言宣告了這座城市最終的傾覆。西番亞也預言了尼尼微的毀滅，宣告它將成為荒涼之地，成為羊群躺臥之處，即使是隨意造訪的人也能體會（</w:t>
       </w:r>
-      <w:hyperlink r:id="rId64">
-        <w:r>
-          <w:rPr>
-            <w:lang w:val="zh_TW" w:bidi="zh_TW"/>
-          </w:rPr>
-          <w:rPr>
-            <w:color w:val="0000EE"/>
-            <w:u w:val="single"/>
-          </w:rPr>
-          <w:t>番2:13–15</w:t>
-        </w:r>
-      </w:hyperlink>
+      <w:r>
+        <w:rPr>
+          <w:lang w:val="zh_TW" w:bidi="zh_TW"/>
+        </w:rPr>
+        <w:t>番2:13–15</w:t>
+      </w:r>
       <w:r>
         <w:rPr>
           <w:lang w:val="zh_TW" w:bidi="zh_TW"/>
@@ -2492,72 +2156,48 @@
         </w:rPr>
         <w:t>新約聖經福音書中僅有幾次提到尼尼微，也都與審判有關。耶穌在回應文士和法利賽人的要求時，指出邪惡的世代在尋求神蹟；正如約拿曾是尼尼微人的一個神蹟，耶穌也將成為祂那世代的神蹟（</w:t>
       </w:r>
-      <w:hyperlink r:id="rId65">
-        <w:r>
-          <w:rPr>
-            <w:lang w:val="zh_TW" w:bidi="zh_TW"/>
-          </w:rPr>
-          <w:rPr>
-            <w:color w:val="0000EE"/>
-            <w:u w:val="single"/>
-          </w:rPr>
-          <w:t>太12:38–40</w:t>
-        </w:r>
-      </w:hyperlink>
+      <w:r>
+        <w:rPr>
+          <w:lang w:val="zh_TW" w:bidi="zh_TW"/>
+        </w:rPr>
+        <w:t>太12:38–40</w:t>
+      </w:r>
       <w:r>
         <w:rPr>
           <w:lang w:val="zh_TW" w:bidi="zh_TW"/>
         </w:rPr>
         <w:t>；</w:t>
       </w:r>
-      <w:hyperlink r:id="rId66">
-        <w:r>
-          <w:rPr>
-            <w:lang w:val="zh_TW" w:bidi="zh_TW"/>
-          </w:rPr>
-          <w:rPr>
-            <w:color w:val="0000EE"/>
-            <w:u w:val="single"/>
-          </w:rPr>
-          <w:t>路11:29–31</w:t>
-        </w:r>
-      </w:hyperlink>
+      <w:r>
+        <w:rPr>
+          <w:lang w:val="zh_TW" w:bidi="zh_TW"/>
+        </w:rPr>
+        <w:t>路11:29–31</w:t>
+      </w:r>
       <w:r>
         <w:rPr>
           <w:lang w:val="zh_TW" w:bidi="zh_TW"/>
         </w:rPr>
         <w:t>）。祂接著宣告，尼尼微人在審判時將與祂那世代的人一同起來定這世代的罪，因為尼尼微人在約拿的宣講下悔改了。現在，有一位比約拿更大的人已經來了（</w:t>
       </w:r>
-      <w:hyperlink r:id="rId67">
-        <w:r>
-          <w:rPr>
-            <w:lang w:val="zh_TW" w:bidi="zh_TW"/>
-          </w:rPr>
-          <w:rPr>
-            <w:color w:val="0000EE"/>
-            <w:u w:val="single"/>
-          </w:rPr>
-          <w:t>太12:41</w:t>
-        </w:r>
-      </w:hyperlink>
+      <w:r>
+        <w:rPr>
+          <w:lang w:val="zh_TW" w:bidi="zh_TW"/>
+        </w:rPr>
+        <w:t>太12:41</w:t>
+      </w:r>
       <w:r>
         <w:rPr>
           <w:lang w:val="zh_TW" w:bidi="zh_TW"/>
         </w:rPr>
         <w:t>；</w:t>
       </w:r>
-      <w:hyperlink r:id="rId68">
-        <w:r>
-          <w:rPr>
-            <w:lang w:val="zh_TW" w:bidi="zh_TW"/>
-          </w:rPr>
-          <w:rPr>
-            <w:color w:val="0000EE"/>
-            <w:u w:val="single"/>
-          </w:rPr>
-          <w:t>路11:32</w:t>
-        </w:r>
-      </w:hyperlink>
+      <w:r>
+        <w:rPr>
+          <w:lang w:val="zh_TW" w:bidi="zh_TW"/>
+        </w:rPr>
+        <w:t>路11:32</w:t>
+      </w:r>
       <w:r>
         <w:rPr>
           <w:lang w:val="zh_TW" w:bidi="zh_TW"/>
@@ -2668,36 +2308,24 @@
         </w:rPr>
         <w:t>這是在</w:t>
       </w:r>
-      <w:hyperlink r:id="rId69">
-        <w:r>
-          <w:rPr>
-            <w:lang w:val="zh_TW" w:bidi="zh_TW"/>
-          </w:rPr>
-          <w:rPr>
-            <w:color w:val="0000EE"/>
-            <w:u w:val="single"/>
-          </w:rPr>
-          <w:t>創世記十一章3節</w:t>
-        </w:r>
-      </w:hyperlink>
+      <w:r>
+        <w:rPr>
+          <w:lang w:val="zh_TW" w:bidi="zh_TW"/>
+        </w:rPr>
+        <w:t>創世記十一章3節</w:t>
+      </w:r>
       <w:r>
         <w:rPr>
           <w:lang w:val="zh_TW" w:bidi="zh_TW"/>
         </w:rPr>
         <w:t>和</w:t>
       </w:r>
-      <w:hyperlink r:id="rId70">
-        <w:r>
-          <w:rPr>
-            <w:lang w:val="zh_TW" w:bidi="zh_TW"/>
-          </w:rPr>
-          <w:rPr>
-            <w:color w:val="0000EE"/>
-            <w:u w:val="single"/>
-          </w:rPr>
-          <w:t>出埃及記二章3節</w:t>
-        </w:r>
-      </w:hyperlink>
+      <w:r>
+        <w:rPr>
+          <w:lang w:val="zh_TW" w:bidi="zh_TW"/>
+        </w:rPr>
+        <w:t>出埃及記二章3節</w:t>
+      </w:r>
       <w:r>
         <w:rPr>
           <w:lang w:val="zh_TW" w:bidi="zh_TW"/>
@@ -2838,18 +2466,12 @@
         </w:rPr>
         <w:t>（bitumen pits）的譯名（</w:t>
       </w:r>
-      <w:hyperlink r:id="rId71">
-        <w:r>
-          <w:rPr>
-            <w:lang w:val="zh_TW" w:bidi="zh_TW"/>
-          </w:rPr>
-          <w:rPr>
-            <w:color w:val="0000EE"/>
-            <w:u w:val="single"/>
-          </w:rPr>
-          <w:t>創14:10</w:t>
-        </w:r>
-      </w:hyperlink>
+      <w:r>
+        <w:rPr>
+          <w:lang w:val="zh_TW" w:bidi="zh_TW"/>
+        </w:rPr>
+        <w:t>創14:10</w:t>
+      </w:r>
       <w:r>
         <w:rPr>
           <w:lang w:val="zh_TW" w:bidi="zh_TW"/>
